--- a/ClaudeForth.docx
+++ b/ClaudeForth.docx
@@ -279,7 +279,7 @@
       </w:r>
       <w:r>
         <w:rPr/>
-        <w:t>4</w:t>
+        <w:t>5</w:t>
       </w:r>
       <w:r>
         <w:rPr/>
@@ -324,7 +324,7 @@
       </w:r>
       <w:r>
         <w:rPr/>
-        <w:t>4</w:t>
+        <w:t>5</w:t>
       </w:r>
       <w:r>
         <w:rPr/>
@@ -369,7 +369,7 @@
       </w:r>
       <w:r>
         <w:rPr/>
-        <w:t>4</w:t>
+        <w:t>5</w:t>
       </w:r>
       <w:r>
         <w:rPr/>
@@ -414,7 +414,7 @@
       </w:r>
       <w:r>
         <w:rPr/>
-        <w:t>4</w:t>
+        <w:t>5</w:t>
       </w:r>
       <w:r>
         <w:rPr/>
@@ -459,7 +459,7 @@
       </w:r>
       <w:r>
         <w:rPr/>
-        <w:t>4</w:t>
+        <w:t>5</w:t>
       </w:r>
       <w:r>
         <w:rPr/>
@@ -504,7 +504,7 @@
       </w:r>
       <w:r>
         <w:rPr/>
-        <w:t>4</w:t>
+        <w:t>5</w:t>
       </w:r>
       <w:r>
         <w:rPr/>
@@ -549,7 +549,7 @@
       </w:r>
       <w:r>
         <w:rPr/>
-        <w:t>5</w:t>
+        <w:t>6</w:t>
       </w:r>
       <w:r>
         <w:rPr/>
@@ -594,7 +594,7 @@
       </w:r>
       <w:r>
         <w:rPr/>
-        <w:t>5</w:t>
+        <w:t>6</w:t>
       </w:r>
       <w:r>
         <w:rPr/>
@@ -639,7 +639,7 @@
       </w:r>
       <w:r>
         <w:rPr/>
-        <w:t>6</w:t>
+        <w:t>7</w:t>
       </w:r>
       <w:r>
         <w:rPr/>
@@ -684,7 +684,7 @@
       </w:r>
       <w:r>
         <w:rPr/>
-        <w:t>8</w:t>
+        <w:t>9</w:t>
       </w:r>
       <w:r>
         <w:rPr/>
@@ -729,7 +729,7 @@
       </w:r>
       <w:r>
         <w:rPr/>
-        <w:t>8</w:t>
+        <w:t>9</w:t>
       </w:r>
       <w:r>
         <w:rPr/>
@@ -774,7 +774,7 @@
       </w:r>
       <w:r>
         <w:rPr/>
-        <w:t>9</w:t>
+        <w:t>10</w:t>
       </w:r>
       <w:r>
         <w:rPr/>
@@ -819,7 +819,7 @@
       </w:r>
       <w:r>
         <w:rPr/>
-        <w:t>10</w:t>
+        <w:t>11</w:t>
       </w:r>
       <w:r>
         <w:rPr/>
@@ -864,7 +864,7 @@
       </w:r>
       <w:r>
         <w:rPr/>
-        <w:t>11</w:t>
+        <w:t>12</w:t>
       </w:r>
       <w:r>
         <w:rPr/>
@@ -909,7 +909,7 @@
       </w:r>
       <w:r>
         <w:rPr/>
-        <w:t>12</w:t>
+        <w:t>13</w:t>
       </w:r>
       <w:r>
         <w:rPr/>
@@ -954,7 +954,7 @@
       </w:r>
       <w:r>
         <w:rPr/>
-        <w:t>14</w:t>
+        <w:t>15</w:t>
       </w:r>
       <w:r>
         <w:rPr/>
@@ -999,7 +999,7 @@
       </w:r>
       <w:r>
         <w:rPr/>
-        <w:t>15</w:t>
+        <w:t>16</w:t>
       </w:r>
       <w:r>
         <w:rPr/>
@@ -1044,7 +1044,7 @@
       </w:r>
       <w:r>
         <w:rPr/>
-        <w:t>16</w:t>
+        <w:t>17</w:t>
       </w:r>
       <w:r>
         <w:rPr/>
@@ -1089,7 +1089,7 @@
       </w:r>
       <w:r>
         <w:rPr/>
-        <w:t>18</w:t>
+        <w:t>19</w:t>
       </w:r>
       <w:r>
         <w:rPr/>
@@ -1134,7 +1134,7 @@
       </w:r>
       <w:r>
         <w:rPr/>
-        <w:t>20</w:t>
+        <w:t>21</w:t>
       </w:r>
       <w:r>
         <w:rPr/>
@@ -1179,7 +1179,7 @@
       </w:r>
       <w:r>
         <w:rPr/>
-        <w:t>21</w:t>
+        <w:t>22</w:t>
       </w:r>
       <w:r>
         <w:rPr/>
@@ -1224,7 +1224,7 @@
       </w:r>
       <w:r>
         <w:rPr/>
-        <w:t>23</w:t>
+        <w:t>24</w:t>
       </w:r>
       <w:r>
         <w:rPr/>
@@ -1269,7 +1269,7 @@
       </w:r>
       <w:r>
         <w:rPr/>
-        <w:t>25</w:t>
+        <w:t>26</w:t>
       </w:r>
       <w:r>
         <w:rPr/>
@@ -1314,7 +1314,7 @@
       </w:r>
       <w:r>
         <w:rPr/>
-        <w:t>26</w:t>
+        <w:t>27</w:t>
       </w:r>
       <w:r>
         <w:rPr/>
@@ -1359,7 +1359,7 @@
       </w:r>
       <w:r>
         <w:rPr/>
-        <w:t>26</w:t>
+        <w:t>27</w:t>
       </w:r>
       <w:r>
         <w:rPr/>
@@ -1404,7 +1404,7 @@
       </w:r>
       <w:r>
         <w:rPr/>
-        <w:t>27</w:t>
+        <w:t>28</w:t>
       </w:r>
       <w:r>
         <w:rPr/>
@@ -1449,7 +1449,7 @@
       </w:r>
       <w:r>
         <w:rPr/>
-        <w:t>27</w:t>
+        <w:t>28</w:t>
       </w:r>
       <w:r>
         <w:rPr/>
@@ -1494,7 +1494,7 @@
       </w:r>
       <w:r>
         <w:rPr/>
-        <w:t>28</w:t>
+        <w:t>29</w:t>
       </w:r>
       <w:r>
         <w:rPr/>
@@ -1539,7 +1539,7 @@
       </w:r>
       <w:r>
         <w:rPr/>
-        <w:t>29</w:t>
+        <w:t>30</w:t>
       </w:r>
       <w:r>
         <w:rPr/>
@@ -1584,7 +1584,7 @@
       </w:r>
       <w:r>
         <w:rPr/>
-        <w:t>29</w:t>
+        <w:t>30</w:t>
       </w:r>
       <w:r>
         <w:rPr/>
@@ -1629,7 +1629,7 @@
       </w:r>
       <w:r>
         <w:rPr/>
-        <w:t>31</w:t>
+        <w:t>32</w:t>
       </w:r>
       <w:r>
         <w:rPr/>
@@ -1674,7 +1674,7 @@
       </w:r>
       <w:r>
         <w:rPr/>
-        <w:t>32</w:t>
+        <w:t>33</w:t>
       </w:r>
       <w:r>
         <w:rPr/>
@@ -1719,7 +1719,7 @@
       </w:r>
       <w:r>
         <w:rPr/>
-        <w:t>33</w:t>
+        <w:t>34</w:t>
       </w:r>
       <w:r>
         <w:rPr/>
@@ -1764,7 +1764,7 @@
       </w:r>
       <w:r>
         <w:rPr/>
-        <w:t>34</w:t>
+        <w:t>35</w:t>
       </w:r>
       <w:r>
         <w:rPr/>
@@ -1809,7 +1809,7 @@
       </w:r>
       <w:r>
         <w:rPr/>
-        <w:t>35</w:t>
+        <w:t>36</w:t>
       </w:r>
       <w:r>
         <w:rPr/>
@@ -1854,7 +1854,7 @@
       </w:r>
       <w:r>
         <w:rPr/>
-        <w:t>35</w:t>
+        <w:t>36</w:t>
       </w:r>
       <w:r>
         <w:rPr/>
@@ -1899,7 +1899,7 @@
       </w:r>
       <w:r>
         <w:rPr/>
-        <w:t>43</w:t>
+        <w:t>44</w:t>
       </w:r>
       <w:r>
         <w:rPr/>
@@ -1944,7 +1944,7 @@
       </w:r>
       <w:r>
         <w:rPr/>
-        <w:t>44</w:t>
+        <w:t>45</w:t>
       </w:r>
       <w:r>
         <w:rPr/>
@@ -1989,7 +1989,7 @@
       </w:r>
       <w:r>
         <w:rPr/>
-        <w:t>45</w:t>
+        <w:t>46</w:t>
       </w:r>
       <w:r>
         <w:rPr/>
@@ -2034,7 +2034,7 @@
       </w:r>
       <w:r>
         <w:rPr/>
-        <w:t>45</w:t>
+        <w:t>46</w:t>
       </w:r>
       <w:r>
         <w:rPr/>
@@ -2079,7 +2079,7 @@
       </w:r>
       <w:r>
         <w:rPr/>
-        <w:t>45</w:t>
+        <w:t>46</w:t>
       </w:r>
       <w:r>
         <w:rPr/>
@@ -2124,7 +2124,7 @@
       </w:r>
       <w:r>
         <w:rPr/>
-        <w:t>46</w:t>
+        <w:t>47</w:t>
       </w:r>
       <w:r>
         <w:rPr/>
@@ -2169,7 +2169,97 @@
       </w:r>
       <w:r>
         <w:rPr/>
-        <w:t>47</w:t>
+        <w:t>48</w:t>
+      </w:r>
+      <w:r>
+        <w:rPr/>
+        <w:fldChar w:fldCharType="end"/>
+      </w:r>
+    </w:p>
+    <w:p>
+      <w:pPr>
+        <w:pStyle w:val="Normal"/>
+        <w:tabs>
+          <w:tab w:val="clear" w:pos="720"/>
+          <w:tab w:val="right" w:pos="9026" w:leader="dot"/>
+        </w:tabs>
+        <w:spacing w:before="0" w:after="60"/>
+        <w:ind w:left="300"/>
+        <w:rPr/>
+      </w:pPr>
+      <w:r>
+        <w:rPr>
+          <w:b w:val="false"/>
+          <w:bCs w:val="false"/>
+          <w:sz w:val="20"/>
+          <w:szCs w:val="20"/>
+        </w:rPr>
+        <w:t>7.1 (Outer) Interpreter</w:t>
+      </w:r>
+      <w:r>
+        <w:rPr/>
+        <w:tab/>
+      </w:r>
+      <w:r>
+        <w:rPr/>
+        <w:fldChar w:fldCharType="begin"/>
+      </w:r>
+      <w:r>
+        <w:rPr/>
+        <w:instrText xml:space="preserve"> PAGEREF toc_73 \h </w:instrText>
+      </w:r>
+      <w:r>
+        <w:rPr/>
+        <w:fldChar w:fldCharType="separate"/>
+      </w:r>
+      <w:r>
+        <w:rPr/>
+        <w:t>48</w:t>
+      </w:r>
+      <w:r>
+        <w:rPr/>
+        <w:fldChar w:fldCharType="end"/>
+      </w:r>
+    </w:p>
+    <w:p>
+      <w:pPr>
+        <w:pStyle w:val="Normal"/>
+        <w:tabs>
+          <w:tab w:val="clear" w:pos="720"/>
+          <w:tab w:val="right" w:pos="9026" w:leader="dot"/>
+        </w:tabs>
+        <w:spacing w:before="0" w:after="60"/>
+        <w:ind w:left="300"/>
+        <w:rPr/>
+      </w:pPr>
+      <w:r>
+        <w:rPr>
+          <w:b w:val="false"/>
+          <w:bCs w:val="false"/>
+          <w:sz w:val="20"/>
+          <w:szCs w:val="20"/>
+        </w:rPr>
+        <w:t>7.2 Dictionary Operations</w:t>
+      </w:r>
+      <w:r>
+        <w:rPr/>
+        <w:tab/>
+      </w:r>
+      <w:r>
+        <w:rPr/>
+        <w:fldChar w:fldCharType="begin"/>
+      </w:r>
+      <w:r>
+        <w:rPr/>
+        <w:instrText xml:space="preserve"> PAGEREF toc_74 \h </w:instrText>
+      </w:r>
+      <w:r>
+        <w:rPr/>
+        <w:fldChar w:fldCharType="separate"/>
+      </w:r>
+      <w:r>
+        <w:rPr/>
+        <w:t>49</w:t>
       </w:r>
       <w:r>
         <w:rPr/>
@@ -2214,7 +2304,7 @@
       </w:r>
       <w:r>
         <w:rPr/>
-        <w:t>48</w:t>
+        <w:t>49</w:t>
       </w:r>
       <w:r>
         <w:rPr/>
@@ -2259,7 +2349,7 @@
       </w:r>
       <w:r>
         <w:rPr/>
-        <w:t>49</w:t>
+        <w:t>50</w:t>
       </w:r>
       <w:r>
         <w:rPr/>
@@ -2304,7 +2394,7 @@
       </w:r>
       <w:r>
         <w:rPr/>
-        <w:t>55</w:t>
+        <w:t>56</w:t>
       </w:r>
       <w:r>
         <w:rPr/>
@@ -2349,7 +2439,7 @@
       </w:r>
       <w:r>
         <w:rPr/>
-        <w:t>56</w:t>
+        <w:t>57</w:t>
       </w:r>
       <w:r>
         <w:rPr/>
@@ -2394,7 +2484,7 @@
       </w:r>
       <w:r>
         <w:rPr/>
-        <w:t>56</w:t>
+        <w:t>58</w:t>
       </w:r>
       <w:r>
         <w:rPr/>
@@ -2439,7 +2529,7 @@
       </w:r>
       <w:r>
         <w:rPr/>
-        <w:t>58</w:t>
+        <w:t>60</w:t>
       </w:r>
       <w:r>
         <w:rPr/>
@@ -2484,7 +2574,7 @@
       </w:r>
       <w:r>
         <w:rPr/>
-        <w:t>60</w:t>
+        <w:t>61</w:t>
       </w:r>
       <w:r>
         <w:rPr/>
@@ -2529,7 +2619,7 @@
       </w:r>
       <w:r>
         <w:rPr/>
-        <w:t>61</w:t>
+        <w:t>62</w:t>
       </w:r>
       <w:r>
         <w:rPr/>
@@ -2574,7 +2664,7 @@
       </w:r>
       <w:r>
         <w:rPr/>
-        <w:t>62</w:t>
+        <w:t>63</w:t>
       </w:r>
       <w:r>
         <w:rPr/>
@@ -2619,7 +2709,7 @@
       </w:r>
       <w:r>
         <w:rPr/>
-        <w:t>63</w:t>
+        <w:t>64</w:t>
       </w:r>
       <w:r>
         <w:rPr/>
@@ -2664,7 +2754,7 @@
       </w:r>
       <w:r>
         <w:rPr/>
-        <w:t>67</w:t>
+        <w:t>68</w:t>
       </w:r>
       <w:r>
         <w:rPr/>
@@ -2709,7 +2799,7 @@
       </w:r>
       <w:r>
         <w:rPr/>
-        <w:t>71</w:t>
+        <w:t>73</w:t>
       </w:r>
       <w:r>
         <w:rPr/>
@@ -2754,7 +2844,7 @@
       </w:r>
       <w:r>
         <w:rPr/>
-        <w:t>74</w:t>
+        <w:t>75</w:t>
       </w:r>
       <w:r>
         <w:rPr/>
@@ -2799,7 +2889,7 @@
       </w:r>
       <w:r>
         <w:rPr/>
-        <w:t>74</w:t>
+        <w:t>76</w:t>
       </w:r>
       <w:r>
         <w:rPr/>
@@ -2844,7 +2934,7 @@
       </w:r>
       <w:r>
         <w:rPr/>
-        <w:t>81</w:t>
+        <w:t>83</w:t>
       </w:r>
       <w:r>
         <w:rPr/>
@@ -2889,7 +2979,7 @@
       </w:r>
       <w:r>
         <w:rPr/>
-        <w:t>84</w:t>
+        <w:t>85</w:t>
       </w:r>
       <w:r>
         <w:rPr/>
@@ -2934,7 +3024,7 @@
       </w:r>
       <w:r>
         <w:rPr/>
-        <w:t>87</w:t>
+        <w:t>88</w:t>
       </w:r>
       <w:r>
         <w:rPr/>
@@ -2979,7 +3069,7 @@
       </w:r>
       <w:r>
         <w:rPr/>
-        <w:t>96</w:t>
+        <w:t>98</w:t>
       </w:r>
       <w:r>
         <w:rPr/>
@@ -3024,7 +3114,7 @@
       </w:r>
       <w:r>
         <w:rPr/>
-        <w:t>97</w:t>
+        <w:t>99</w:t>
       </w:r>
       <w:r>
         <w:rPr/>
@@ -3069,7 +3159,7 @@
       </w:r>
       <w:r>
         <w:rPr/>
-        <w:t>100</w:t>
+        <w:t>101</w:t>
       </w:r>
       <w:r>
         <w:rPr/>
@@ -3114,7 +3204,7 @@
       </w:r>
       <w:r>
         <w:rPr/>
-        <w:t>102</w:t>
+        <w:t>103</w:t>
       </w:r>
       <w:r>
         <w:rPr/>
@@ -3159,7 +3249,7 @@
       </w:r>
       <w:r>
         <w:rPr/>
-        <w:t>110</w:t>
+        <w:t>111</w:t>
       </w:r>
       <w:r>
         <w:rPr/>
@@ -3204,7 +3294,7 @@
       </w:r>
       <w:r>
         <w:rPr/>
-        <w:t>114</w:t>
+        <w:t>115</w:t>
       </w:r>
       <w:r>
         <w:rPr/>
@@ -3249,7 +3339,7 @@
       </w:r>
       <w:r>
         <w:rPr/>
-        <w:t>114</w:t>
+        <w:t>115</w:t>
       </w:r>
       <w:r>
         <w:rPr/>
@@ -3294,7 +3384,7 @@
       </w:r>
       <w:r>
         <w:rPr/>
-        <w:t>115</w:t>
+        <w:t>116</w:t>
       </w:r>
       <w:r>
         <w:rPr/>
@@ -3339,7 +3429,7 @@
       </w:r>
       <w:r>
         <w:rPr/>
-        <w:t>115</w:t>
+        <w:t>116</w:t>
       </w:r>
       <w:r>
         <w:rPr/>
@@ -3384,7 +3474,7 @@
       </w:r>
       <w:r>
         <w:rPr/>
-        <w:t>116</w:t>
+        <w:t>118</w:t>
       </w:r>
       <w:r>
         <w:rPr/>
@@ -3429,7 +3519,7 @@
       </w:r>
       <w:r>
         <w:rPr/>
-        <w:t>119</w:t>
+        <w:t>120</w:t>
       </w:r>
       <w:r>
         <w:rPr/>
@@ -3474,7 +3564,7 @@
       </w:r>
       <w:r>
         <w:rPr/>
-        <w:t>119</w:t>
+        <w:t>121</w:t>
       </w:r>
       <w:r>
         <w:rPr/>
@@ -3519,7 +3609,7 @@
       </w:r>
       <w:r>
         <w:rPr/>
-        <w:t>136</w:t>
+        <w:t>138</w:t>
       </w:r>
       <w:r>
         <w:rPr/>
@@ -41950,33 +42040,15 @@
     </w:p>
     <w:p>
       <w:pPr>
-        <w:pStyle w:val="Normal"/>
-        <w:rPr/>
-      </w:pPr>
-      <w:r>
-        <w:rPr/>
-        <w:t>ClaudeForth uses a standard forth REPL, where characters are read from the serial communications device and assembled into a string until a carriage return is received. The dictionary is then searched for a matching string, in the expectation that it is a predefined word with attached code. If it’s not found, an attempt is made to interpret the string as a number. Otherwise an exception is thrown.</w:t>
-      </w:r>
-    </w:p>
-    <w:p>
-      <w:pPr>
-        <w:pStyle w:val="Normal"/>
-        <w:rPr/>
-      </w:pPr>
-      <w:r>
-        <w:rPr/>
-        <w:t>Any forth word/number that is found is either assembled into a new forth word as a subroutine call/literal number or its executed/stacked.</w:t>
-      </w:r>
-    </w:p>
-    <w:p>
-      <w:pPr>
-        <w:pStyle w:val="Normal"/>
-        <w:rPr/>
-      </w:pPr>
-      <w:r>
-        <w:rPr/>
-        <w:t>The diagram below shows a UML activity diagram of the cooperating routines.</w:t>
-      </w:r>
+        <w:pStyle w:val="Heading2"/>
+        <w:rPr/>
+      </w:pPr>
+      <w:bookmarkStart w:id="260" w:name="toc_73"/>
+      <w:r>
+        <w:rPr/>
+        <w:t>7.1 (Outer) Interpreter</w:t>
+      </w:r>
+      <w:bookmarkEnd w:id="260"/>
     </w:p>
     <w:p>
       <w:pPr>
@@ -42027,15 +42099,137 @@
     </w:p>
     <w:p>
       <w:pPr>
+        <w:pStyle w:val="Normal"/>
+        <w:rPr/>
+      </w:pPr>
+      <w:r>
+        <w:rPr/>
+        <w:t>ClaudeForth uses a standard forth REPL, where characters are read from the serial communications device and assembled into a string until a carriage return is received. The dictionary is then searched for a matching string, in the expectation that it is a predefined word with attached code. If it’s not found, an attempt is made to interpret the string as a number. Otherwise an exception is thrown.</w:t>
+      </w:r>
+    </w:p>
+    <w:p>
+      <w:pPr>
+        <w:pStyle w:val="Normal"/>
+        <w:rPr/>
+      </w:pPr>
+      <w:r>
+        <w:rPr/>
+        <w:t>Any forth word/number that is found is either assembled into a new forth word as a subroutine call/literal number or its executed/stacked.</w:t>
+      </w:r>
+    </w:p>
+    <w:p>
+      <w:pPr>
+        <w:pStyle w:val="Normal"/>
+        <w:rPr/>
+      </w:pPr>
+      <w:r>
+        <w:rPr/>
+        <w:t>The diagram above shows a UML activity diagram of the cooperating routines.</w:t>
+      </w:r>
+    </w:p>
+    <w:p>
+      <w:pPr>
+        <w:pStyle w:val="Heading2"/>
+        <w:rPr/>
+      </w:pPr>
+      <w:bookmarkStart w:id="261" w:name="toc_74"/>
+      <w:r>
+        <w:rPr/>
+        <w:t>7.2 Dictionary Operations</w:t>
+      </w:r>
+      <w:bookmarkEnd w:id="261"/>
+    </w:p>
+    <w:p>
+      <w:pPr>
+        <w:pStyle w:val="Heading3"/>
+        <w:rPr/>
+      </w:pPr>
+      <w:r>
+        <w:rPr/>
+        <w:t>Structure</w:t>
+      </w:r>
+    </w:p>
+    <w:p>
+      <w:pPr>
+        <w:pStyle w:val="Normal"/>
+        <w:rPr/>
+      </w:pPr>
+      <w:r>
+        <w:rPr/>
+        <w:t>The dictionary is a linked list that grows from low to high memory, with each entry storing a link to the header of the prior entry. The first created entry has a link field of zero. The last created entry’s header is pointed to by an external link stored in a variable called LATEST.</w:t>
+      </w:r>
+    </w:p>
+    <w:p>
+      <w:pPr>
+        <w:pStyle w:val="Heading3"/>
+        <w:rPr/>
+      </w:pPr>
+      <w:r>
+        <w:rPr/>
+        <w:t>Initialization</w:t>
+      </w:r>
+    </w:p>
+    <w:p>
+      <w:pPr>
+        <w:pStyle w:val="Normal"/>
+        <w:rPr/>
+      </w:pPr>
+      <w:r>
+        <w:rPr/>
+        <w:t>Two variables establish where the interpreter begins: LATEST, which marks the start of a search, and DPHERE, which marks where the next new dictionary entry will be built. Both are set once, by COLD at cold start: LATEST is set to BASELATEST, the address of the newest entry already built into the ROM dictionary, so a search immediately has a valid chain to walk; DPHERE is set to APPDICT, the start of the application dictionary's RAM area, so the first word a user defines is built starting at a known, fixed address.</w:t>
+      </w:r>
+    </w:p>
+    <w:p>
+      <w:pPr>
+        <w:pStyle w:val="Heading3"/>
+        <w:rPr/>
+      </w:pPr>
+      <w:r>
+        <w:rPr/>
+        <w:t>Word Search</w:t>
+      </w:r>
+    </w:p>
+    <w:p>
+      <w:pPr>
+        <w:pStyle w:val="Normal"/>
+        <w:rPr/>
+      </w:pPr>
+      <w:r>
+        <w:rPr/>
+        <w:t>FIND begins at whatever address LATEST currently holds and walks backward through the chain one entry at a time, following each entry's own link field to reach the previous entry. At each entry, it first checks the length/flags byte: an entry whose smudge bit is set is skipped outright, and an entry whose name length doesn't match the search string is also skipped before a single character is ever compared, since a length mismatch alone is enough to rule it out. Only when the length matches are the name's characters actually compared. The search ends one of two ways: a full name match, in which case the entry's code-field address is returned; or the link field read is zero, meaning the chain's original first entry has been reached with no match, which signals the word was not found.</w:t>
+      </w:r>
+    </w:p>
+    <w:p>
+      <w:pPr>
+        <w:pStyle w:val="Heading3"/>
+        <w:rPr/>
+      </w:pPr>
+      <w:r>
+        <w:rPr/>
+        <w:t>Word Append</w:t>
+      </w:r>
+    </w:p>
+    <w:p>
+      <w:pPr>
+        <w:pStyle w:val="Normal"/>
+        <w:rPr/>
+      </w:pPr>
+      <w:r>
+        <w:rPr/>
+        <w:t>HEADER builds a new entry by first capturing the current value of DPHERE as the address the new entry will occupy. It writes the length/flags byte and the name's characters starting there, advancing a working pointer as it goes. It then writes the current value of LATEST — the address of whatever is still the newest entry at this point — into the new entry's own link field, so the new entry points back to the one before it. A code-field address follows the link field. Only once the whole entry has been written are the two pointers updated: DPHERE is advanced past the new entry, so the next word will be built after it, and LATEST is set to the new entry's own address, so it becomes the newest entry — the one a search will now start from, and the one the next appended entry's link field will point back to.</w:t>
+      </w:r>
+    </w:p>
+    <w:p>
+      <w:pPr>
         <w:pStyle w:val="Heading1"/>
         <w:rPr/>
       </w:pPr>
-      <w:bookmarkStart w:id="260" w:name="toc_42"/>
+      <w:bookmarkStart w:id="262" w:name="toc_42"/>
       <w:r>
         <w:rPr/>
         <w:t>8. Assembler Source</w:t>
       </w:r>
-      <w:bookmarkEnd w:id="260"/>
+      <w:bookmarkEnd w:id="262"/>
     </w:p>
     <w:p>
       <w:pPr>
@@ -42053,12 +42247,12 @@
         <w:pStyle w:val="Heading2"/>
         <w:rPr/>
       </w:pPr>
-      <w:bookmarkStart w:id="261" w:name="toc_43"/>
+      <w:bookmarkStart w:id="263" w:name="toc_43"/>
       <w:r>
         <w:rPr/>
         <w:t>8.1 Memory Map, Constants &amp; GLOBALS Layout</w:t>
       </w:r>
-      <w:bookmarkEnd w:id="261"/>
+      <w:bookmarkEnd w:id="263"/>
     </w:p>
     <w:p>
       <w:pPr>
@@ -42169,25 +42363,33 @@
         <w:br/>
         <w:t>;</w:t>
         <w:br/>
-        <w:t>; BASEDICT holds exactly 1973 bytes ($D83F-$DFF3), an exact,</w:t>
-        <w:br/>
-        <w:t>; zero-padding fit for SECTION 27's real dictionary content.</w:t>
-        <w:br/>
-        <w:t>; BASECODE ($DFF4-$FFA1) is contiguous directly above it, sized</w:t>
-        <w:br/>
-        <w:t>; to a nominal 8110-byte budget. BASECODE's end lands exactly</w:t>
-        <w:br/>
-        <w:t>; one byte below INITCODE's start ($FFA2) - zero gap, zero</w:t>
-        <w:br/>
-        <w:t>; overlap. USROMSTRT/USROMEND, INOUT, RSTACK, DSTACK, CODETOP,</w:t>
-        <w:br/>
-        <w:t>; APPCODE, APPDICT, and APPVARS are all mutually consistent, with</w:t>
-        <w:br/>
-        <w:t>; no overlaps anywhere in the current memory map. See the ROM</w:t>
-        <w:br/>
-        <w:t>; Size Required section of the documentation and the open-items</w:t>
-        <w:br/>
-        <w:t>; checklist for real content totals and remaining margin.</w:t>
+        <w:t>; BASEDICT now holds 1992 bytes ($D83F-$E006) - grown from the</w:t>
+        <w:br/>
+        <w:t>; earlier exact-fit 1973 bytes when H_ABORT/H_QUIT (formerly</w:t>
+        <w:br/>
+        <w:t>; ABORTHDR/QUITHDR) and BASELATEST moved in from their own</w:t>
+        <w:br/>
+        <w:t>; section so every dictionary header lives in one contiguous</w:t>
+        <w:br/>
+        <w:t>; block. BASECODE's start ($DFF4) did not move to match, since</w:t>
+        <w:br/>
+        <w:t>; it's a fixed address, not derived from BASEDICT's real size -</w:t>
+        <w:br/>
+        <w:t>; this reintroduces a real overlap, 19 bytes ($DFF4-$E006),</w:t>
+        <w:br/>
+        <w:t>; between the two. Not resolved here; see the open-items</w:t>
+        <w:br/>
+        <w:t>; checklist. USROMSTRT/USROMEND, INOUT, RSTACK, DSTACK, CODETOP,</w:t>
+        <w:br/>
+        <w:t>; APPCODE, APPDICT, and APPVARS remain mutually consistent</w:t>
+        <w:br/>
+        <w:t>; otherwise, with no other overlaps anywhere in the current</w:t>
+        <w:br/>
+        <w:t>; memory map. See the ROM Size Required section of the</w:t>
+        <w:br/>
+        <w:t>; documentation and the open-items checklist for real content</w:t>
+        <w:br/>
+        <w:t>; totals and remaining margin.</w:t>
         <w:br/>
         <w:t>;</w:t>
         <w:br/>
@@ -42276,17 +42478,33 @@
         <w:br/>
         <w:t xml:space="preserve">                         ; open-items checklist.</w:t>
         <w:br/>
-        <w:t>BASECODE EQU  $DFF4     ; was $E012 - shifted down 30 bytes so its</w:t>
-        <w:br/>
-        <w:t xml:space="preserve">                         ; nominal end ($FFA1) lands exactly one byte</w:t>
-        <w:br/>
-        <w:t xml:space="preserve">                         ; below INITCODE's start ($FFA2), resolving the</w:t>
-        <w:br/>
-        <w:t xml:space="preserve">                         ; INITCODE/BASECODE overlap precisely: zero</w:t>
-        <w:br/>
-        <w:t xml:space="preserve">                         ; gap, zero overlap. Nominal size (8110 bytes)</w:t>
-        <w:br/>
-        <w:t xml:space="preserve">                         ; is unchanged, only the start address moved.</w:t>
+        <w:t>BASECODE EQU  $E007     ; was $DFF4 - shifted up 19 bytes so its start</w:t>
+        <w:br/>
+        <w:t xml:space="preserve">                         ; lands exactly one byte above BASEDICT's new</w:t>
+        <w:br/>
+        <w:t xml:space="preserve">                         ; real end ($E006, after H_ABORT/H_QUIT/</w:t>
+        <w:br/>
+        <w:t xml:space="preserve">                         ; BASELATEST grew it from 1973 to 1992 bytes),</w:t>
+        <w:br/>
+        <w:t xml:space="preserve">                         ; resolving that specific overlap precisely:</w:t>
+        <w:br/>
+        <w:t xml:space="preserve">                         ; zero gap, zero overlap. But this does NOT</w:t>
+        <w:br/>
+        <w:t xml:space="preserve">                         ; eliminate the 19 bytes overall - BASECODE's</w:t>
+        <w:br/>
+        <w:t xml:space="preserve">                         ; nominal size (8110) is unchanged, so its</w:t>
+        <w:br/>
+        <w:t xml:space="preserve">                         ; nominal end also shifted up 19 bytes, to</w:t>
+        <w:br/>
+        <w:t xml:space="preserve">                         ; $FFB4 (was $FFA1) - now 19 bytes INTO</w:t>
+        <w:br/>
+        <w:t xml:space="preserve">                         ; INITCODE's start ($FFA2), the exact same</w:t>
+        <w:br/>
+        <w:t xml:space="preserve">                         ; overlap amount, just relocated to a</w:t>
+        <w:br/>
+        <w:t xml:space="preserve">                         ; different boundary. Not resolved; see the</w:t>
+        <w:br/>
+        <w:t xml:space="preserve">                         ; open-items checklist.</w:t>
         <w:br/>
         <w:t>BASEDICT EQU  $D83F     ; was $D85D - shifted down the same 30 bytes as</w:t>
         <w:br/>
@@ -42296,7 +42514,13 @@
         <w:br/>
         <w:t xml:space="preserve">                         ; (SECTION 27) and staying perfectly contiguous</w:t>
         <w:br/>
-        <w:t xml:space="preserve">                         ; with BASECODE's new start.</w:t>
+        <w:t xml:space="preserve">                         ; with BASECODE's new start. Since grown to 1992</w:t>
+        <w:br/>
+        <w:t xml:space="preserve">                         ; bytes (H_ABORT/H_QUIT/BASELATEST moved in) -</w:t>
+        <w:br/>
+        <w:t xml:space="preserve">                         ; BASECODE has moved again to match; see its own</w:t>
+        <w:br/>
+        <w:t xml:space="preserve">                         ; EQU and the open-items checklist.</w:t>
         <w:br/>
         <w:t>INOUT    EQU  $C000     ; was $DF00 - moved so INOUT (256 B) sits</w:t>
         <w:br/>
@@ -43002,12 +43226,12 @@
         <w:pStyle w:val="Heading2"/>
         <w:rPr/>
       </w:pPr>
-      <w:bookmarkStart w:id="262" w:name="toc_44"/>
+      <w:bookmarkStart w:id="264" w:name="toc_44"/>
       <w:r>
         <w:rPr/>
         <w:t>8.2 Hardware Vector Table</w:t>
       </w:r>
-      <w:bookmarkEnd w:id="262"/>
+      <w:bookmarkEnd w:id="264"/>
     </w:p>
     <w:p>
       <w:pPr>
@@ -43063,12 +43287,12 @@
         <w:pStyle w:val="Heading2"/>
         <w:rPr/>
       </w:pPr>
-      <w:bookmarkStart w:id="263" w:name="toc_45"/>
+      <w:bookmarkStart w:id="265" w:name="toc_45"/>
       <w:r>
         <w:rPr/>
         <w:t>8.3 Init Code (COLDSTRT / WARM)</w:t>
       </w:r>
-      <w:bookmarkEnd w:id="263"/>
+      <w:bookmarkEnd w:id="265"/>
     </w:p>
     <w:p>
       <w:pPr>
@@ -43120,25 +43344,7 @@
         <w:t xml:space="preserve">         CLR   ,X</w:t>
         <w:br/>
         <w:br/>
-        <w:t xml:space="preserve">         LDA   #$03</w:t>
-        <w:br/>
-        <w:t xml:space="preserve">         STA   ACIACR         ; was "STA ACIA" - only correct by</w:t>
-        <w:br/>
-        <w:t xml:space="preserve">                               ; coincidence while ACIA and ACIACR were</w:t>
-        <w:br/>
-        <w:t xml:space="preserve">                               ; the same address; now genuinely distinct</w:t>
-        <w:br/>
-        <w:t xml:space="preserve">         IFEQ SERIALPOLL  ; &gt;&gt;&gt;&gt;&gt;&gt;&gt;&gt;&gt;&gt;</w:t>
-        <w:br/>
-        <w:t xml:space="preserve">         LDA   #CR_RXON        ; interrupt-driven mode: RX interrupt on</w:t>
-        <w:br/>
-        <w:t xml:space="preserve">         ELSE  ; &lt;&lt;&lt;&lt;&lt;&gt;&gt;&gt;&gt;&gt;</w:t>
-        <w:br/>
-        <w:t xml:space="preserve">         LDA   #CR_POLL        ; polling mode: no interrupts, RTS held low</w:t>
-        <w:br/>
-        <w:t xml:space="preserve">         ENDC  ; &lt;&lt;&lt;&lt;&lt;&lt;&lt;&lt;&lt;&lt;</w:t>
-        <w:br/>
-        <w:t xml:space="preserve">         STA   ACIACR         ; was "STA ACIA" - same fix</w:t>
+        <w:t xml:space="preserve">         JSR   INITSERIAL</w:t>
         <w:br/>
         <w:br/>
         <w:t xml:space="preserve">         JMP   COLD</w:t>
@@ -43186,12 +43392,12 @@
         <w:pStyle w:val="Heading2"/>
         <w:rPr/>
       </w:pPr>
-      <w:bookmarkStart w:id="264" w:name="toc_46"/>
+      <w:bookmarkStart w:id="266" w:name="toc_46"/>
       <w:r>
         <w:rPr/>
         <w:t>8.4 ACIA Interrupt Handler</w:t>
       </w:r>
-      <w:bookmarkEnd w:id="264"/>
+      <w:bookmarkEnd w:id="266"/>
     </w:p>
     <w:p>
       <w:pPr>
@@ -43229,8 +43435,45 @@
         <w:t xml:space="preserve">                               ; instead of landing in BASECODE at all</w:t>
         <w:br/>
         <w:br/>
+        <w:t>; ------------------------------------------------------------</w:t>
+        <w:br/>
+        <w:t>; INITSERIAL - initializes the ACIA: master reset, then selects</w:t>
+        <w:br/>
+        <w:t>; interrupt-driven or polling operation depending on SERIALPOLL.</w:t>
+        <w:br/>
+        <w:t>; Extracted from COLDSTRT, which now just JSRs here - moved into</w:t>
+        <w:br/>
+        <w:t>; this section so the ACIA's own init code sits next to the rest</w:t>
+        <w:br/>
+        <w:t>; of its interrupt/polling logic rather than inline in COLDSTRT.</w:t>
+        <w:br/>
+        <w:t>; ------------------------------------------------------------</w:t>
+        <w:br/>
+        <w:t>INITSERIAL: LDA   #$03</w:t>
+        <w:br/>
+        <w:t xml:space="preserve">         STA   ACIACR         ; was "STA ACIA" - only correct by</w:t>
+        <w:br/>
+        <w:t xml:space="preserve">                               ; coincidence while ACIA and ACIACR were</w:t>
+        <w:br/>
+        <w:t xml:space="preserve">                               ; the same address; now genuinely distinct</w:t>
+        <w:br/>
         <w:t xml:space="preserve">         IFEQ SERIALPOLL  ; &gt;&gt;&gt;&gt;&gt;&gt;&gt;&gt;&gt;&gt;</w:t>
         <w:br/>
+        <w:t xml:space="preserve">         LDA   #CR_RXON        ; interrupt-driven mode: RX interrupt on</w:t>
+        <w:br/>
+        <w:t xml:space="preserve">         ELSE  ; &lt;&lt;&lt;&lt;&lt;&gt;&gt;&gt;&gt;&gt;</w:t>
+        <w:br/>
+        <w:t xml:space="preserve">         LDA   #CR_POLL        ; polling mode: no interrupts, RTS held low</w:t>
+        <w:br/>
+        <w:t xml:space="preserve">         ENDC  ; &lt;&lt;&lt;&lt;&lt;&lt;&lt;&lt;&lt;&lt;</w:t>
+        <w:br/>
+        <w:t xml:space="preserve">         STA   ACIACR         ; was "STA ACIA" - same fix</w:t>
+        <w:br/>
+        <w:t xml:space="preserve">         RTS</w:t>
+        <w:br/>
+        <w:br/>
+        <w:t xml:space="preserve">         IFEQ SERIALPOLL  ; &gt;&gt;&gt;&gt;&gt;&gt;&gt;&gt;&gt;&gt;</w:t>
+        <w:br/>
         <w:t>; ------------------------------------------------------------</w:t>
         <w:br/>
         <w:t>; INFILL - ( -- A=fill level, 0-63 ) input ring's current fill</w:t>
@@ -43455,12 +43698,12 @@
         <w:pStyle w:val="Heading2"/>
         <w:rPr/>
       </w:pPr>
-      <w:bookmarkStart w:id="265" w:name="toc_47"/>
+      <w:bookmarkStart w:id="267" w:name="toc_47"/>
       <w:r>
         <w:rPr/>
         <w:t>8.5 COLD / ABORT / QUIT</w:t>
       </w:r>
-      <w:bookmarkEnd w:id="265"/>
+      <w:bookmarkEnd w:id="267"/>
     </w:p>
     <w:p>
       <w:pPr>
@@ -43654,12 +43897,12 @@
         <w:pStyle w:val="Heading2"/>
         <w:rPr/>
       </w:pPr>
-      <w:bookmarkStart w:id="266" w:name="toc_48"/>
+      <w:bookmarkStart w:id="268" w:name="toc_48"/>
       <w:r>
         <w:rPr/>
         <w:t>8.6 Inner-Interpreter Support</w:t>
       </w:r>
-      <w:bookmarkEnd w:id="266"/>
+      <w:bookmarkEnd w:id="268"/>
     </w:p>
     <w:p>
       <w:pPr>
@@ -43842,12 +44085,12 @@
         <w:pStyle w:val="Heading2"/>
         <w:rPr/>
       </w:pPr>
-      <w:bookmarkStart w:id="267" w:name="toc_49"/>
+      <w:bookmarkStart w:id="269" w:name="toc_49"/>
       <w:r>
         <w:rPr/>
         <w:t>8.7 Comma Family</w:t>
       </w:r>
-      <w:bookmarkEnd w:id="267"/>
+      <w:bookmarkEnd w:id="269"/>
     </w:p>
     <w:p>
       <w:pPr>
@@ -43988,12 +44231,12 @@
         <w:pStyle w:val="Heading2"/>
         <w:rPr/>
       </w:pPr>
-      <w:bookmarkStart w:id="268" w:name="toc_50"/>
+      <w:bookmarkStart w:id="270" w:name="toc_50"/>
       <w:r>
         <w:rPr/>
         <w:t>8.8 HEADER</w:t>
       </w:r>
-      <w:bookmarkEnd w:id="268"/>
+      <w:bookmarkEnd w:id="270"/>
     </w:p>
     <w:p>
       <w:pPr>
@@ -44088,12 +44331,12 @@
         <w:pStyle w:val="Heading2"/>
         <w:rPr/>
       </w:pPr>
-      <w:bookmarkStart w:id="269" w:name="toc_51"/>
+      <w:bookmarkStart w:id="271" w:name="toc_51"/>
       <w:r>
         <w:rPr/>
         <w:t>8.9 Defining Words</w:t>
       </w:r>
-      <w:bookmarkEnd w:id="269"/>
+      <w:bookmarkEnd w:id="271"/>
     </w:p>
     <w:p>
       <w:pPr>
@@ -44702,12 +44945,12 @@
         <w:pStyle w:val="Heading2"/>
         <w:rPr/>
       </w:pPr>
-      <w:bookmarkStart w:id="270" w:name="toc_52"/>
+      <w:bookmarkStart w:id="272" w:name="toc_52"/>
       <w:r>
         <w:rPr/>
         <w:t>8.10 Outer Interpreter</w:t>
       </w:r>
-      <w:bookmarkEnd w:id="270"/>
+      <w:bookmarkEnd w:id="272"/>
     </w:p>
     <w:p>
       <w:pPr>
@@ -45292,12 +45535,12 @@
         <w:pStyle w:val="Heading2"/>
         <w:rPr/>
       </w:pPr>
-      <w:bookmarkStart w:id="271" w:name="toc_53"/>
+      <w:bookmarkStart w:id="273" w:name="toc_53"/>
       <w:r>
         <w:rPr/>
         <w:t>8.11 QUERY / ACCEPT / EXPECT / KEY / KEY? / EMIT</w:t>
       </w:r>
-      <w:bookmarkEnd w:id="271"/>
+      <w:bookmarkEnd w:id="273"/>
     </w:p>
     <w:p>
       <w:pPr>
@@ -45637,12 +45880,12 @@
         <w:pStyle w:val="Heading2"/>
         <w:rPr/>
       </w:pPr>
-      <w:bookmarkStart w:id="272" w:name="toc_54"/>
+      <w:bookmarkStart w:id="274" w:name="toc_54"/>
       <w:r>
         <w:rPr/>
         <w:t>8.12 CATCH / THROW</w:t>
       </w:r>
-      <w:bookmarkEnd w:id="272"/>
+      <w:bookmarkEnd w:id="274"/>
     </w:p>
     <w:p>
       <w:pPr>
@@ -45749,12 +45992,12 @@
         <w:pStyle w:val="Heading2"/>
         <w:rPr/>
       </w:pPr>
-      <w:bookmarkStart w:id="273" w:name="toc_55"/>
+      <w:bookmarkStart w:id="275" w:name="toc_55"/>
       <w:r>
         <w:rPr/>
         <w:t>8.13 Control Flow</w:t>
       </w:r>
-      <w:bookmarkEnd w:id="273"/>
+      <w:bookmarkEnd w:id="275"/>
     </w:p>
     <w:p>
       <w:pPr>
@@ -46688,12 +46931,12 @@
         <w:pStyle w:val="Heading2"/>
         <w:rPr/>
       </w:pPr>
-      <w:bookmarkStart w:id="274" w:name="toc_56"/>
+      <w:bookmarkStart w:id="276" w:name="toc_56"/>
       <w:r>
         <w:rPr/>
         <w:t>8.14 Compiling Words</w:t>
       </w:r>
-      <w:bookmarkEnd w:id="274"/>
+      <w:bookmarkEnd w:id="276"/>
     </w:p>
     <w:p>
       <w:pPr>
@@ -47096,12 +47339,12 @@
         <w:pStyle w:val="Heading2"/>
         <w:rPr/>
       </w:pPr>
-      <w:bookmarkStart w:id="275" w:name="toc_57"/>
+      <w:bookmarkStart w:id="277" w:name="toc_57"/>
       <w:r>
         <w:rPr/>
         <w:t>8.15 Stack Manipulation</w:t>
       </w:r>
-      <w:bookmarkEnd w:id="275"/>
+      <w:bookmarkEnd w:id="277"/>
     </w:p>
     <w:p>
       <w:pPr>
@@ -47471,12 +47714,12 @@
         <w:pStyle w:val="Heading2"/>
         <w:rPr/>
       </w:pPr>
-      <w:bookmarkStart w:id="276" w:name="toc_58"/>
+      <w:bookmarkStart w:id="278" w:name="toc_58"/>
       <w:r>
         <w:rPr/>
         <w:t>8.16 Arithmetic</w:t>
       </w:r>
-      <w:bookmarkEnd w:id="276"/>
+      <w:bookmarkEnd w:id="278"/>
     </w:p>
     <w:p>
       <w:pPr>
@@ -48791,12 +49034,12 @@
         <w:pStyle w:val="Heading2"/>
         <w:rPr/>
       </w:pPr>
-      <w:bookmarkStart w:id="277" w:name="toc_59"/>
+      <w:bookmarkStart w:id="279" w:name="toc_59"/>
       <w:r>
         <w:rPr/>
         <w:t>8.17 Logic, Shifts &amp; Address Arithmetic</w:t>
       </w:r>
-      <w:bookmarkEnd w:id="277"/>
+      <w:bookmarkEnd w:id="279"/>
     </w:p>
     <w:p>
       <w:pPr>
@@ -48943,12 +49186,12 @@
         <w:pStyle w:val="Heading2"/>
         <w:rPr/>
       </w:pPr>
-      <w:bookmarkStart w:id="278" w:name="toc_60"/>
+      <w:bookmarkStart w:id="280" w:name="toc_60"/>
       <w:r>
         <w:rPr/>
         <w:t>8.18 Comparison</w:t>
       </w:r>
-      <w:bookmarkEnd w:id="278"/>
+      <w:bookmarkEnd w:id="280"/>
     </w:p>
     <w:p>
       <w:pPr>
@@ -49328,12 +49571,12 @@
         <w:pStyle w:val="Heading2"/>
         <w:rPr/>
       </w:pPr>
-      <w:bookmarkStart w:id="279" w:name="toc_61"/>
+      <w:bookmarkStart w:id="281" w:name="toc_61"/>
       <w:r>
         <w:rPr/>
         <w:t>8.19 Memory</w:t>
       </w:r>
-      <w:bookmarkEnd w:id="279"/>
+      <w:bookmarkEnd w:id="281"/>
     </w:p>
     <w:p>
       <w:pPr>
@@ -49590,12 +49833,12 @@
         <w:pStyle w:val="Heading2"/>
         <w:rPr/>
       </w:pPr>
-      <w:bookmarkStart w:id="280" w:name="toc_62"/>
+      <w:bookmarkStart w:id="282" w:name="toc_62"/>
       <w:r>
         <w:rPr/>
         <w:t>8.20 String Words</w:t>
       </w:r>
-      <w:bookmarkEnd w:id="280"/>
+      <w:bookmarkEnd w:id="282"/>
     </w:p>
     <w:p>
       <w:pPr>
@@ -50716,12 +50959,12 @@
         <w:pStyle w:val="Heading2"/>
         <w:rPr/>
       </w:pPr>
-      <w:bookmarkStart w:id="281" w:name="toc_63"/>
+      <w:bookmarkStart w:id="283" w:name="toc_63"/>
       <w:r>
         <w:rPr/>
         <w:t>8.21 Numeric Output</w:t>
       </w:r>
-      <w:bookmarkEnd w:id="281"/>
+      <w:bookmarkEnd w:id="283"/>
     </w:p>
     <w:p>
       <w:pPr>
@@ -51278,12 +51521,12 @@
         <w:pStyle w:val="Heading2"/>
         <w:rPr/>
       </w:pPr>
-      <w:bookmarkStart w:id="282" w:name="toc_64"/>
+      <w:bookmarkStart w:id="284" w:name="toc_64"/>
       <w:r>
         <w:rPr/>
         <w:t>8.22 Base / Radix Control</w:t>
       </w:r>
-      <w:bookmarkEnd w:id="282"/>
+      <w:bookmarkEnd w:id="284"/>
     </w:p>
     <w:p>
       <w:pPr>
@@ -51337,12 +51580,12 @@
         <w:pStyle w:val="Heading2"/>
         <w:rPr/>
       </w:pPr>
-      <w:bookmarkStart w:id="283" w:name="toc_65"/>
+      <w:bookmarkStart w:id="285" w:name="toc_65"/>
       <w:r>
         <w:rPr/>
         <w:t>8.23 Output Formatting</w:t>
       </w:r>
-      <w:bookmarkEnd w:id="283"/>
+      <w:bookmarkEnd w:id="285"/>
     </w:p>
     <w:p>
       <w:pPr>
@@ -51417,12 +51660,12 @@
         <w:pStyle w:val="Heading2"/>
         <w:rPr/>
       </w:pPr>
-      <w:bookmarkStart w:id="284" w:name="toc_66"/>
+      <w:bookmarkStart w:id="286" w:name="toc_66"/>
       <w:r>
         <w:rPr/>
         <w:t>8.24 Comment Words</w:t>
       </w:r>
-      <w:bookmarkEnd w:id="284"/>
+      <w:bookmarkEnd w:id="286"/>
     </w:p>
     <w:p>
       <w:pPr>
@@ -51464,12 +51707,12 @@
         <w:pStyle w:val="Heading2"/>
         <w:rPr/>
       </w:pPr>
-      <w:bookmarkStart w:id="285" w:name="toc_67"/>
+      <w:bookmarkStart w:id="287" w:name="toc_67"/>
       <w:r>
         <w:rPr/>
         <w:t>8.25 Environmental Query / SOURCE / REFILL / EVALUATE</w:t>
       </w:r>
-      <w:bookmarkEnd w:id="285"/>
+      <w:bookmarkEnd w:id="287"/>
     </w:p>
     <w:p>
       <w:pPr>
@@ -51685,12 +51928,12 @@
         <w:pStyle w:val="Heading2"/>
         <w:rPr/>
       </w:pPr>
-      <w:bookmarkStart w:id="286" w:name="toc_68"/>
+      <w:bookmarkStart w:id="288" w:name="toc_68"/>
       <w:r>
         <w:rPr/>
         <w:t>8.26 Tools Word Set</w:t>
       </w:r>
-      <w:bookmarkEnd w:id="286"/>
+      <w:bookmarkEnd w:id="288"/>
     </w:p>
     <w:p>
       <w:pPr>
@@ -52017,12 +52260,12 @@
         <w:pStyle w:val="Heading2"/>
         <w:rPr/>
       </w:pPr>
-      <w:bookmarkStart w:id="287" w:name="toc_69"/>
+      <w:bookmarkStart w:id="289" w:name="toc_69"/>
       <w:r>
         <w:rPr/>
         <w:t>8.27 ABORT / QUIT Hand-Built Headers</w:t>
       </w:r>
-      <w:bookmarkEnd w:id="287"/>
+      <w:bookmarkEnd w:id="289"/>
     </w:p>
     <w:p>
       <w:pPr>
@@ -52037,49 +52280,20 @@
         </w:rPr>
         <w:t>; ============================================================</w:t>
         <w:br/>
-        <w:t>; SECTION 26: ABORT / QUIT hand-built headers (findable at</w:t>
-        <w:br/>
-        <w:t>; the prompt) - see source conversation for why HEADER/CREATE</w:t>
-        <w:br/>
-        <w:t>; couldn't be used directly for these two.</w:t>
+        <w:t>; SECTION 26: TRUE / FALSE (CONSTANT-pattern ROM words). This</w:t>
+        <w:br/>
+        <w:t>; section used to also hold ABORT/QUIT's hand-built dictionary</w:t>
+        <w:br/>
+        <w:t>; headers (ABORTHDR/QUITHDR) - moved into BASEDICT and renamed to</w:t>
+        <w:br/>
+        <w:t>; H_ABORT/H_QUIT (see the end of SECTION 27) so every header in</w:t>
+        <w:br/>
+        <w:t>; this ROM lives in one contiguous block, rather than header data</w:t>
+        <w:br/>
+        <w:t>; sitting apart from the rest of the dictionary inside BASECODE.</w:t>
         <w:br/>
         <w:t>; ============================================================</w:t>
         <w:br/>
-        <w:t>ABORTHDR: FCB   5</w:t>
-        <w:br/>
-        <w:t xml:space="preserve">          FCC   "ABORT"</w:t>
-        <w:br/>
-        <w:t xml:space="preserve">          FDB   H_FALSE        ; resolved - was placeholder 0, then H_DUMPW,</w:t>
-        <w:br/>
-        <w:t xml:space="preserve">                                ; then H_DOESGT, then H_DUMPW again once</w:t>
-        <w:br/>
-        <w:t xml:space="preserve">                                ; DOES&gt; moved out of the chain's newest slot;</w:t>
-        <w:br/>
-        <w:t xml:space="preserve">                                ; now H_FALSE, the chain's newest entry</w:t>
-        <w:br/>
-        <w:t xml:space="preserve">          FDB   ABORT</w:t>
-        <w:br/>
-        <w:br/>
-        <w:t>QUITHDR:  FCB   4</w:t>
-        <w:br/>
-        <w:t xml:space="preserve">          FCC   "QUIT"</w:t>
-        <w:br/>
-        <w:t xml:space="preserve">          FDB   ABORTHDR</w:t>
-        <w:br/>
-        <w:t xml:space="preserve">          FDB   QUIT</w:t>
-        <w:br/>
-        <w:br/>
-        <w:t>BASELATEST EQU  QUITHDR  ; the ROM dictionary's true head - referenced by</w:t>
-        <w:br/>
-        <w:t xml:space="preserve">                          ; COLD to initialize LATEST, and asserted in the</w:t>
-        <w:br/>
-        <w:t xml:space="preserve">                          ; SECTION 27 header comment below, but never</w:t>
-        <w:br/>
-        <w:t xml:space="preserve">                          ; actually defined anywhere until now: an</w:t>
-        <w:br/>
-        <w:t xml:space="preserve">                          ; undefined-symbol bug, not a placeholder</w:t>
-        <w:br/>
-        <w:br/>
         <w:t>; ------------------------------------------------------------</w:t>
         <w:br/>
         <w:t>; TRUE / FALSE - CONSTANT TRUE -1 / CONSTANT FALSE 0. The first</w:t>
@@ -52155,12 +52369,12 @@
         <w:pStyle w:val="Heading2"/>
         <w:rPr/>
       </w:pPr>
-      <w:bookmarkStart w:id="288" w:name="toc_70"/>
+      <w:bookmarkStart w:id="290" w:name="toc_70"/>
       <w:r>
         <w:rPr/>
         <w:t>8.28 Forth Dictionary (ROM Base Dictionary Headers)</w:t>
       </w:r>
-      <w:bookmarkEnd w:id="288"/>
+      <w:bookmarkEnd w:id="290"/>
     </w:p>
     <w:p>
       <w:pPr>
@@ -52179,9 +52393,9 @@
         <w:br/>
         <w:t>; Every primitive word in the Glossary gets a real header here,</w:t>
         <w:br/>
-        <w:t>; chained via LINK, living in BASEDICT ($D85D-$E011, an exact fit</w:t>
-        <w:br/>
-        <w:t>; for this dictionary's 1973 bytes - was $E000-$E7FF). CFA points</w:t>
+        <w:t>; chained via LINK, living in BASEDICT ($D83F-$E006, an exact fit</w:t>
+        <w:br/>
+        <w:t>; for this dictionary's 1992 bytes - was $E000-$E7FF). CFA points</w:t>
         <w:br/>
         <w:t>; directly at each primitive's own code label for almost every</w:t>
         <w:br/>
@@ -52189,13 +52403,13 @@
         <w:br/>
         <w:t>; CFA = the label itself. The two exceptions are TRUE and FALSE</w:t>
         <w:br/>
-        <w:t>; (added in a later pass, chain's newest entries): their CFA is</w:t>
-        <w:br/>
-        <w:t>; the DODOES-trampoline pattern instead, matching what CONSTANT</w:t>
-        <w:br/>
-        <w:t>; would compile interactively - see TRUEBODY/FALSEBODY, section</w:t>
-        <w:br/>
-        <w:t>; 26, for why and how.</w:t>
+        <w:t>; (added in a later pass, chain's newest entries before H_ABORT/</w:t>
+        <w:br/>
+        <w:t>; H_QUIT below): their CFA is the DODOES-trampoline pattern</w:t>
+        <w:br/>
+        <w:t>; instead, matching what CONSTANT would compile interactively -</w:t>
+        <w:br/>
+        <w:t>; see TRUEBODY/FALSEBODY, section 26, for why and how.</w:t>
         <w:br/>
         <w:t>;</w:t>
         <w:br/>
@@ -52217,17 +52431,31 @@
         <w:br/>
         <w:t>;</w:t>
         <w:br/>
-        <w:t>; ABORT and QUIT already have hand-built headers (ABORTHDR/</w:t>
-        <w:br/>
-        <w:t>; QUITHDR, section 26) and are NOT duplicated here. This chain</w:t>
-        <w:br/>
-        <w:t>; is spliced in below them: QUITHDR -&gt; ABORTHDR -&gt; (newest entry</w:t>
-        <w:br/>
-        <w:t>; below) -&gt; ... -&gt; (oldest entry) -&gt; 0. BASELATEST remains QUITHDR.</w:t>
+        <w:t>; H_ABORT and H_QUIT (formerly ABORTHDR/QUITHDR, renamed to match</w:t>
+        <w:br/>
+        <w:t>; this file's H_ naming convention) are hand-built, not produced</w:t>
+        <w:br/>
+        <w:t>; by the same generation pass as the other 217 entries - see the</w:t>
+        <w:br/>
+        <w:t>; note where they're defined, at the end of this section, for why</w:t>
+        <w:br/>
+        <w:t>; HEADER/CREATE couldn't be used directly for these two. They used</w:t>
+        <w:br/>
+        <w:t>; to live physically apart from the rest of the dictionary, inside</w:t>
+        <w:br/>
+        <w:t>; BASECODE rather than BASEDICT, despite being header data rather</w:t>
+        <w:br/>
+        <w:t>; than code - moved here so every header lives in one place and</w:t>
+        <w:br/>
+        <w:t>; the chain (H_QUIT -&gt; H_ABORT -&gt; (newest entry below) -&gt; ... -&gt;</w:t>
+        <w:br/>
+        <w:t>; (oldest entry) -&gt; 0) is visible in one block. BASELATEST remains</w:t>
+        <w:br/>
+        <w:t>; H_QUIT, the chain's true overall head.</w:t>
         <w:br/>
         <w:t>;</w:t>
         <w:br/>
-        <w:t>; ABORTHDR's LINK field, a placeholder 0 since it was first built,</w:t>
+        <w:t>; H_ABORT's LINK field, a placeholder 0 since it was first built,</w:t>
         <w:br/>
         <w:t>; is resolved here: it now points to this chain's newest entry.</w:t>
         <w:br/>
@@ -54424,7 +54652,57 @@
         <w:t xml:space="preserve">         FDB   FALSEBODY</w:t>
         <w:br/>
         <w:br/>
-        <w:t>DICTTOP  EQU   H_FALSE   ; newest entry in this base chain</w:t>
+        <w:t>; H_ABORT and H_QUIT are hand-built, not produced by the same</w:t>
+        <w:br/>
+        <w:t>; generation pass as the 217 entries above - ABORT and QUIT need</w:t>
+        <w:br/>
+        <w:t>; to be findable at the prompt, but HEADER/CREATE couldn't be used</w:t>
+        <w:br/>
+        <w:t>; directly for these two (see the source conversation this file</w:t>
+        <w:br/>
+        <w:t>; was derived from for why). Moved here from their own separate</w:t>
+        <w:br/>
+        <w:t>; section so every header in this ROM lives in one contiguous</w:t>
+        <w:br/>
+        <w:t>; block, with the chain visible end to end: H_QUIT -&gt; H_ABORT -&gt;</w:t>
+        <w:br/>
+        <w:t>; H_FALSE (the newest of the 217 generated entries) -&gt; ... -&gt;</w:t>
+        <w:br/>
+        <w:t>; H_KEY -&gt; 0.</w:t>
+        <w:br/>
+        <w:t>H_ABORT: FCB   5</w:t>
+        <w:br/>
+        <w:t xml:space="preserve">         FCC   "ABORT"</w:t>
+        <w:br/>
+        <w:t xml:space="preserve">         FDB   H_FALSE        ; resolved - was placeholder 0, then H_DUMPW,</w:t>
+        <w:br/>
+        <w:t xml:space="preserve">                               ; then H_DOESGT, then H_DUMPW again once</w:t>
+        <w:br/>
+        <w:t xml:space="preserve">                               ; DOES&gt; moved out of the chain's newest slot;</w:t>
+        <w:br/>
+        <w:t xml:space="preserve">                               ; now H_FALSE, the chain's newest entry</w:t>
+        <w:br/>
+        <w:t xml:space="preserve">         FDB   ABORT</w:t>
+        <w:br/>
+        <w:br/>
+        <w:t>H_QUIT:  FCB   4</w:t>
+        <w:br/>
+        <w:t xml:space="preserve">         FCC   "QUIT"</w:t>
+        <w:br/>
+        <w:t xml:space="preserve">         FDB   H_ABORT</w:t>
+        <w:br/>
+        <w:t xml:space="preserve">         FDB   QUIT</w:t>
+        <w:br/>
+        <w:br/>
+        <w:t>BASELATEST EQU  H_QUIT   ; the ROM dictionary's true head - referenced by</w:t>
+        <w:br/>
+        <w:t xml:space="preserve">                          ; COLD to initialize LATEST. Was QUITHDR before</w:t>
+        <w:br/>
+        <w:t xml:space="preserve">                          ; the H_QUIT rename; before that, undefined</w:t>
+        <w:br/>
+        <w:t xml:space="preserve">                          ; entirely - a real bug, not a placeholder,</w:t>
+        <w:br/>
+        <w:t xml:space="preserve">                          ; found and fixed several turns before this one.</w:t>
         <w:br/>
         <w:br/>
         <w:t>; Verify no collision with base code.</w:t>
@@ -54456,12 +54734,12 @@
         <w:spacing w:before="0" w:after="200"/>
         <w:rPr/>
       </w:pPr>
-      <w:bookmarkStart w:id="289" w:name="toc_71"/>
+      <w:bookmarkStart w:id="291" w:name="toc_71"/>
       <w:r>
         <w:rPr/>
         <w:t>9. Alphabetical Index</w:t>
       </w:r>
-      <w:bookmarkEnd w:id="289"/>
+      <w:bookmarkEnd w:id="291"/>
     </w:p>
     <w:p>
       <w:pPr>
@@ -54510,7 +54788,7 @@
       </w:r>
       <w:r>
         <w:rPr/>
-        <w:t>11</w:t>
+        <w:t>12</w:t>
       </w:r>
       <w:r>
         <w:rPr/>
@@ -54553,7 +54831,7 @@
       </w:r>
       <w:r>
         <w:rPr/>
-        <w:t>24</w:t>
+        <w:t>25</w:t>
       </w:r>
       <w:r>
         <w:rPr/>
@@ -54596,7 +54874,7 @@
       </w:r>
       <w:r>
         <w:rPr/>
-        <w:t>22</w:t>
+        <w:t>23</w:t>
       </w:r>
       <w:r>
         <w:rPr/>
@@ -54639,7 +54917,7 @@
       </w:r>
       <w:r>
         <w:rPr/>
-        <w:t>18</w:t>
+        <w:t>19</w:t>
       </w:r>
       <w:r>
         <w:rPr/>
@@ -54682,7 +54960,7 @@
       </w:r>
       <w:r>
         <w:rPr/>
-        <w:t>18</w:t>
+        <w:t>19</w:t>
       </w:r>
       <w:r>
         <w:rPr/>
@@ -54725,7 +55003,7 @@
       </w:r>
       <w:r>
         <w:rPr/>
-        <w:t>21</w:t>
+        <w:t>22</w:t>
       </w:r>
       <w:r>
         <w:rPr/>
@@ -54768,7 +55046,7 @@
       </w:r>
       <w:r>
         <w:rPr/>
-        <w:t>26</w:t>
+        <w:t>27</w:t>
       </w:r>
       <w:r>
         <w:rPr/>
@@ -54811,7 +55089,7 @@
       </w:r>
       <w:r>
         <w:rPr/>
-        <w:t>17</w:t>
+        <w:t>18</w:t>
       </w:r>
       <w:r>
         <w:rPr/>
@@ -54854,7 +55132,7 @@
       </w:r>
       <w:r>
         <w:rPr/>
-        <w:t>9</w:t>
+        <w:t>10</w:t>
       </w:r>
       <w:r>
         <w:rPr/>
@@ -54897,7 +55175,7 @@
       </w:r>
       <w:r>
         <w:rPr/>
-        <w:t>25</w:t>
+        <w:t>26</w:t>
       </w:r>
       <w:r>
         <w:rPr/>
@@ -54940,7 +55218,7 @@
       </w:r>
       <w:r>
         <w:rPr/>
-        <w:t>24</w:t>
+        <w:t>25</w:t>
       </w:r>
       <w:r>
         <w:rPr/>
@@ -54983,7 +55261,7 @@
       </w:r>
       <w:r>
         <w:rPr/>
-        <w:t>25</w:t>
+        <w:t>26</w:t>
       </w:r>
       <w:r>
         <w:rPr/>
@@ -55026,7 +55304,7 @@
       </w:r>
       <w:r>
         <w:rPr/>
-        <w:t>28</w:t>
+        <w:t>29</w:t>
       </w:r>
       <w:r>
         <w:rPr/>
@@ -55069,7 +55347,7 @@
       </w:r>
       <w:r>
         <w:rPr/>
-        <w:t>20</w:t>
+        <w:t>21</w:t>
       </w:r>
       <w:r>
         <w:rPr/>
@@ -55112,7 +55390,7 @@
       </w:r>
       <w:r>
         <w:rPr/>
-        <w:t>27</w:t>
+        <w:t>28</w:t>
       </w:r>
       <w:r>
         <w:rPr/>
@@ -55155,7 +55433,7 @@
       </w:r>
       <w:r>
         <w:rPr/>
-        <w:t>20</w:t>
+        <w:t>21</w:t>
       </w:r>
       <w:r>
         <w:rPr/>
@@ -55198,7 +55476,7 @@
       </w:r>
       <w:r>
         <w:rPr/>
-        <w:t>20</w:t>
+        <w:t>21</w:t>
       </w:r>
       <w:r>
         <w:rPr/>
@@ -55241,7 +55519,7 @@
       </w:r>
       <w:r>
         <w:rPr/>
-        <w:t>23</w:t>
+        <w:t>24</w:t>
       </w:r>
       <w:r>
         <w:rPr/>
@@ -55284,7 +55562,7 @@
       </w:r>
       <w:r>
         <w:rPr/>
-        <w:t>20</w:t>
+        <w:t>21</w:t>
       </w:r>
       <w:r>
         <w:rPr/>
@@ -55327,7 +55605,7 @@
       </w:r>
       <w:r>
         <w:rPr/>
-        <w:t>21</w:t>
+        <w:t>22</w:t>
       </w:r>
       <w:r>
         <w:rPr/>
@@ -55370,7 +55648,7 @@
       </w:r>
       <w:r>
         <w:rPr/>
-        <w:t>11</w:t>
+        <w:t>12</w:t>
       </w:r>
       <w:r>
         <w:rPr/>
@@ -55413,7 +55691,7 @@
       </w:r>
       <w:r>
         <w:rPr/>
-        <w:t>12</w:t>
+        <w:t>13</w:t>
       </w:r>
       <w:r>
         <w:rPr/>
@@ -55456,7 +55734,7 @@
       </w:r>
       <w:r>
         <w:rPr/>
-        <w:t>12</w:t>
+        <w:t>13</w:t>
       </w:r>
       <w:r>
         <w:rPr/>
@@ -55499,7 +55777,7 @@
       </w:r>
       <w:r>
         <w:rPr/>
-        <w:t>11</w:t>
+        <w:t>12</w:t>
       </w:r>
       <w:r>
         <w:rPr/>
@@ -55542,7 +55820,7 @@
       </w:r>
       <w:r>
         <w:rPr/>
-        <w:t>11</w:t>
+        <w:t>12</w:t>
       </w:r>
       <w:r>
         <w:rPr/>
@@ -55585,7 +55863,7 @@
       </w:r>
       <w:r>
         <w:rPr/>
-        <w:t>24</w:t>
+        <w:t>25</w:t>
       </w:r>
       <w:r>
         <w:rPr/>
@@ -55628,7 +55906,7 @@
       </w:r>
       <w:r>
         <w:rPr/>
-        <w:t>27</w:t>
+        <w:t>28</w:t>
       </w:r>
       <w:r>
         <w:rPr/>
@@ -55671,7 +55949,7 @@
       </w:r>
       <w:r>
         <w:rPr/>
-        <w:t>25</w:t>
+        <w:t>26</w:t>
       </w:r>
       <w:r>
         <w:rPr/>
@@ -55714,7 +55992,7 @@
       </w:r>
       <w:r>
         <w:rPr/>
-        <w:t>25</w:t>
+        <w:t>26</w:t>
       </w:r>
       <w:r>
         <w:rPr/>
@@ -55757,7 +56035,7 @@
       </w:r>
       <w:r>
         <w:rPr/>
-        <w:t>25</w:t>
+        <w:t>26</w:t>
       </w:r>
       <w:r>
         <w:rPr/>
@@ -55800,7 +56078,7 @@
       </w:r>
       <w:r>
         <w:rPr/>
-        <w:t>27</w:t>
+        <w:t>28</w:t>
       </w:r>
       <w:r>
         <w:rPr/>
@@ -55843,7 +56121,7 @@
       </w:r>
       <w:r>
         <w:rPr/>
-        <w:t>11</w:t>
+        <w:t>12</w:t>
       </w:r>
       <w:r>
         <w:rPr/>
@@ -55886,7 +56164,7 @@
       </w:r>
       <w:r>
         <w:rPr/>
-        <w:t>21</w:t>
+        <w:t>22</w:t>
       </w:r>
       <w:r>
         <w:rPr/>
@@ -55929,7 +56207,7 @@
       </w:r>
       <w:r>
         <w:rPr/>
-        <w:t>17</w:t>
+        <w:t>18</w:t>
       </w:r>
       <w:r>
         <w:rPr/>
@@ -55972,7 +56250,7 @@
       </w:r>
       <w:r>
         <w:rPr/>
-        <w:t>15</w:t>
+        <w:t>16</w:t>
       </w:r>
       <w:r>
         <w:rPr/>
@@ -56015,7 +56293,7 @@
       </w:r>
       <w:r>
         <w:rPr/>
-        <w:t>25</w:t>
+        <w:t>26</w:t>
       </w:r>
       <w:r>
         <w:rPr/>
@@ -56058,7 +56336,7 @@
       </w:r>
       <w:r>
         <w:rPr/>
-        <w:t>15</w:t>
+        <w:t>16</w:t>
       </w:r>
       <w:r>
         <w:rPr/>
@@ -56101,7 +56379,7 @@
       </w:r>
       <w:r>
         <w:rPr/>
-        <w:t>15</w:t>
+        <w:t>16</w:t>
       </w:r>
       <w:r>
         <w:rPr/>
@@ -56144,7 +56422,7 @@
       </w:r>
       <w:r>
         <w:rPr/>
-        <w:t>15</w:t>
+        <w:t>16</w:t>
       </w:r>
       <w:r>
         <w:rPr/>
@@ -56187,7 +56465,7 @@
       </w:r>
       <w:r>
         <w:rPr/>
-        <w:t>21</w:t>
+        <w:t>22</w:t>
       </w:r>
       <w:r>
         <w:rPr/>
@@ -56230,7 +56508,7 @@
       </w:r>
       <w:r>
         <w:rPr/>
-        <w:t>27</w:t>
+        <w:t>28</w:t>
       </w:r>
       <w:r>
         <w:rPr/>
@@ -56273,7 +56551,7 @@
       </w:r>
       <w:r>
         <w:rPr/>
-        <w:t>10</w:t>
+        <w:t>11</w:t>
       </w:r>
       <w:r>
         <w:rPr/>
@@ -56316,7 +56594,7 @@
       </w:r>
       <w:r>
         <w:rPr/>
-        <w:t>15</w:t>
+        <w:t>16</w:t>
       </w:r>
       <w:r>
         <w:rPr/>
@@ -56359,7 +56637,7 @@
       </w:r>
       <w:r>
         <w:rPr/>
-        <w:t>15</w:t>
+        <w:t>16</w:t>
       </w:r>
       <w:r>
         <w:rPr/>
@@ -56402,7 +56680,7 @@
       </w:r>
       <w:r>
         <w:rPr/>
-        <w:t>15</w:t>
+        <w:t>16</w:t>
       </w:r>
       <w:r>
         <w:rPr/>
@@ -56445,7 +56723,7 @@
       </w:r>
       <w:r>
         <w:rPr/>
-        <w:t>16</w:t>
+        <w:t>17</w:t>
       </w:r>
       <w:r>
         <w:rPr/>
@@ -56488,7 +56766,7 @@
       </w:r>
       <w:r>
         <w:rPr/>
-        <w:t>12</w:t>
+        <w:t>13</w:t>
       </w:r>
       <w:r>
         <w:rPr/>
@@ -56531,7 +56809,7 @@
       </w:r>
       <w:r>
         <w:rPr/>
-        <w:t>12</w:t>
+        <w:t>13</w:t>
       </w:r>
       <w:r>
         <w:rPr/>
@@ -56574,7 +56852,7 @@
       </w:r>
       <w:r>
         <w:rPr/>
-        <w:t>22</w:t>
+        <w:t>23</w:t>
       </w:r>
       <w:r>
         <w:rPr/>
@@ -56617,7 +56895,7 @@
       </w:r>
       <w:r>
         <w:rPr/>
-        <w:t>21</w:t>
+        <w:t>22</w:t>
       </w:r>
       <w:r>
         <w:rPr/>
@@ -56660,7 +56938,7 @@
       </w:r>
       <w:r>
         <w:rPr/>
-        <w:t>12</w:t>
+        <w:t>13</w:t>
       </w:r>
       <w:r>
         <w:rPr/>
@@ -56703,7 +56981,7 @@
       </w:r>
       <w:r>
         <w:rPr/>
-        <w:t>12</w:t>
+        <w:t>13</w:t>
       </w:r>
       <w:r>
         <w:rPr/>
@@ -56746,7 +57024,7 @@
       </w:r>
       <w:r>
         <w:rPr/>
-        <w:t>12</w:t>
+        <w:t>13</w:t>
       </w:r>
       <w:r>
         <w:rPr/>
@@ -56789,7 +57067,7 @@
       </w:r>
       <w:r>
         <w:rPr/>
-        <w:t>11</w:t>
+        <w:t>12</w:t>
       </w:r>
       <w:r>
         <w:rPr/>
@@ -56832,7 +57110,7 @@
       </w:r>
       <w:r>
         <w:rPr/>
-        <w:t>19</w:t>
+        <w:t>20</w:t>
       </w:r>
       <w:r>
         <w:rPr/>
@@ -56875,7 +57153,7 @@
       </w:r>
       <w:r>
         <w:rPr/>
-        <w:t>10</w:t>
+        <w:t>11</w:t>
       </w:r>
       <w:r>
         <w:rPr/>
@@ -56918,7 +57196,7 @@
       </w:r>
       <w:r>
         <w:rPr/>
-        <w:t>9</w:t>
+        <w:t>10</w:t>
       </w:r>
       <w:r>
         <w:rPr/>
@@ -56961,7 +57239,7 @@
       </w:r>
       <w:r>
         <w:rPr/>
-        <w:t>10</w:t>
+        <w:t>11</w:t>
       </w:r>
       <w:r>
         <w:rPr/>
@@ -57004,7 +57282,7 @@
       </w:r>
       <w:r>
         <w:rPr/>
-        <w:t>11</w:t>
+        <w:t>12</w:t>
       </w:r>
       <w:r>
         <w:rPr/>
@@ -57047,7 +57325,7 @@
       </w:r>
       <w:r>
         <w:rPr/>
-        <w:t>11</w:t>
+        <w:t>12</w:t>
       </w:r>
       <w:r>
         <w:rPr/>
@@ -57090,7 +57368,7 @@
       </w:r>
       <w:r>
         <w:rPr/>
-        <w:t>10</w:t>
+        <w:t>11</w:t>
       </w:r>
       <w:r>
         <w:rPr/>
@@ -57133,7 +57411,7 @@
       </w:r>
       <w:r>
         <w:rPr/>
-        <w:t>10</w:t>
+        <w:t>11</w:t>
       </w:r>
       <w:r>
         <w:rPr/>
@@ -57176,7 +57454,7 @@
       </w:r>
       <w:r>
         <w:rPr/>
-        <w:t>19</w:t>
+        <w:t>20</w:t>
       </w:r>
       <w:r>
         <w:rPr/>
@@ -57219,7 +57497,7 @@
       </w:r>
       <w:r>
         <w:rPr/>
-        <w:t>9</w:t>
+        <w:t>10</w:t>
       </w:r>
       <w:r>
         <w:rPr/>
@@ -57262,7 +57540,7 @@
       </w:r>
       <w:r>
         <w:rPr/>
-        <w:t>21</w:t>
+        <w:t>22</w:t>
       </w:r>
       <w:r>
         <w:rPr/>
@@ -57305,7 +57583,7 @@
       </w:r>
       <w:r>
         <w:rPr/>
-        <w:t>11</w:t>
+        <w:t>12</w:t>
       </w:r>
       <w:r>
         <w:rPr/>
@@ -57348,7 +57626,7 @@
       </w:r>
       <w:r>
         <w:rPr/>
-        <w:t>8</w:t>
+        <w:t>9</w:t>
       </w:r>
       <w:r>
         <w:rPr/>
@@ -57391,7 +57669,7 @@
       </w:r>
       <w:r>
         <w:rPr/>
-        <w:t>20</w:t>
+        <w:t>21</w:t>
       </w:r>
       <w:r>
         <w:rPr/>
@@ -57434,7 +57712,7 @@
       </w:r>
       <w:r>
         <w:rPr/>
-        <w:t>17</w:t>
+        <w:t>18</w:t>
       </w:r>
       <w:r>
         <w:rPr/>
@@ -57477,7 +57755,7 @@
       </w:r>
       <w:r>
         <w:rPr/>
-        <w:t>15</w:t>
+        <w:t>16</w:t>
       </w:r>
       <w:r>
         <w:rPr/>
@@ -57520,7 +57798,7 @@
       </w:r>
       <w:r>
         <w:rPr/>
-        <w:t>15</w:t>
+        <w:t>16</w:t>
       </w:r>
       <w:r>
         <w:rPr/>
@@ -57563,7 +57841,7 @@
       </w:r>
       <w:r>
         <w:rPr/>
-        <w:t>22</w:t>
+        <w:t>23</w:t>
       </w:r>
       <w:r>
         <w:rPr/>
@@ -57606,7 +57884,7 @@
       </w:r>
       <w:r>
         <w:rPr/>
-        <w:t>14</w:t>
+        <w:t>15</w:t>
       </w:r>
       <w:r>
         <w:rPr/>
@@ -57649,7 +57927,7 @@
       </w:r>
       <w:r>
         <w:rPr/>
-        <w:t>26</w:t>
+        <w:t>27</w:t>
       </w:r>
       <w:r>
         <w:rPr/>
@@ -57692,7 +57970,7 @@
       </w:r>
       <w:r>
         <w:rPr/>
-        <w:t>16</w:t>
+        <w:t>17</w:t>
       </w:r>
       <w:r>
         <w:rPr/>
@@ -57735,7 +58013,7 @@
       </w:r>
       <w:r>
         <w:rPr/>
-        <w:t>26</w:t>
+        <w:t>27</w:t>
       </w:r>
       <w:r>
         <w:rPr/>
@@ -57778,7 +58056,7 @@
       </w:r>
       <w:r>
         <w:rPr/>
-        <w:t>28</w:t>
+        <w:t>29</w:t>
       </w:r>
       <w:r>
         <w:rPr/>
@@ -57821,7 +58099,7 @@
       </w:r>
       <w:r>
         <w:rPr/>
-        <w:t>19</w:t>
+        <w:t>20</w:t>
       </w:r>
       <w:r>
         <w:rPr/>
@@ -57864,7 +58142,7 @@
       </w:r>
       <w:r>
         <w:rPr/>
-        <w:t>22</w:t>
+        <w:t>23</w:t>
       </w:r>
       <w:r>
         <w:rPr/>
@@ -57907,7 +58185,7 @@
       </w:r>
       <w:r>
         <w:rPr/>
-        <w:t>21</w:t>
+        <w:t>22</w:t>
       </w:r>
       <w:r>
         <w:rPr/>
@@ -57950,7 +58228,7 @@
       </w:r>
       <w:r>
         <w:rPr/>
-        <w:t>21</w:t>
+        <w:t>22</w:t>
       </w:r>
       <w:r>
         <w:rPr/>
@@ -57993,7 +58271,7 @@
       </w:r>
       <w:r>
         <w:rPr/>
-        <w:t>18</w:t>
+        <w:t>19</w:t>
       </w:r>
       <w:r>
         <w:rPr/>
@@ -58036,7 +58314,7 @@
       </w:r>
       <w:r>
         <w:rPr/>
-        <w:t>26</w:t>
+        <w:t>27</w:t>
       </w:r>
       <w:r>
         <w:rPr/>
@@ -58079,7 +58357,7 @@
       </w:r>
       <w:r>
         <w:rPr/>
-        <w:t>14</w:t>
+        <w:t>15</w:t>
       </w:r>
       <w:r>
         <w:rPr/>
@@ -58122,7 +58400,7 @@
       </w:r>
       <w:r>
         <w:rPr/>
-        <w:t>14</w:t>
+        <w:t>15</w:t>
       </w:r>
       <w:r>
         <w:rPr/>
@@ -58165,7 +58443,7 @@
       </w:r>
       <w:r>
         <w:rPr/>
-        <w:t>23</w:t>
+        <w:t>24</w:t>
       </w:r>
       <w:r>
         <w:rPr/>
@@ -58208,7 +58486,7 @@
       </w:r>
       <w:r>
         <w:rPr/>
-        <w:t>15</w:t>
+        <w:t>16</w:t>
       </w:r>
       <w:r>
         <w:rPr/>
@@ -58251,7 +58529,7 @@
       </w:r>
       <w:r>
         <w:rPr/>
-        <w:t>14</w:t>
+        <w:t>15</w:t>
       </w:r>
       <w:r>
         <w:rPr/>
@@ -58294,7 +58572,7 @@
       </w:r>
       <w:r>
         <w:rPr/>
-        <w:t>23</w:t>
+        <w:t>24</w:t>
       </w:r>
       <w:r>
         <w:rPr/>
@@ -58337,7 +58615,7 @@
       </w:r>
       <w:r>
         <w:rPr/>
-        <w:t>23</w:t>
+        <w:t>24</w:t>
       </w:r>
       <w:r>
         <w:rPr/>
@@ -58380,7 +58658,7 @@
       </w:r>
       <w:r>
         <w:rPr/>
-        <w:t>24</w:t>
+        <w:t>25</w:t>
       </w:r>
       <w:r>
         <w:rPr/>
@@ -58423,7 +58701,7 @@
       </w:r>
       <w:r>
         <w:rPr/>
-        <w:t>20</w:t>
+        <w:t>21</w:t>
       </w:r>
       <w:r>
         <w:rPr/>
@@ -58466,7 +58744,7 @@
       </w:r>
       <w:r>
         <w:rPr/>
-        <w:t>19</w:t>
+        <w:t>20</w:t>
       </w:r>
       <w:r>
         <w:rPr/>
@@ -58509,7 +58787,7 @@
       </w:r>
       <w:r>
         <w:rPr/>
-        <w:t>23</w:t>
+        <w:t>24</w:t>
       </w:r>
       <w:r>
         <w:rPr/>
@@ -58552,7 +58830,7 @@
       </w:r>
       <w:r>
         <w:rPr/>
-        <w:t>8</w:t>
+        <w:t>9</w:t>
       </w:r>
       <w:r>
         <w:rPr/>
@@ -58595,7 +58873,7 @@
       </w:r>
       <w:r>
         <w:rPr/>
-        <w:t>18</w:t>
+        <w:t>19</w:t>
       </w:r>
       <w:r>
         <w:rPr/>
@@ -58638,7 +58916,7 @@
       </w:r>
       <w:r>
         <w:rPr/>
-        <w:t>13</w:t>
+        <w:t>14</w:t>
       </w:r>
       <w:r>
         <w:rPr/>
@@ -58681,7 +58959,7 @@
       </w:r>
       <w:r>
         <w:rPr/>
-        <w:t>26</w:t>
+        <w:t>27</w:t>
       </w:r>
       <w:r>
         <w:rPr/>
@@ -58724,7 +59002,7 @@
       </w:r>
       <w:r>
         <w:rPr/>
-        <w:t>26</w:t>
+        <w:t>27</w:t>
       </w:r>
       <w:r>
         <w:rPr/>
@@ -58767,7 +59045,7 @@
       </w:r>
       <w:r>
         <w:rPr/>
-        <w:t>13</w:t>
+        <w:t>14</w:t>
       </w:r>
       <w:r>
         <w:rPr/>
@@ -58810,7 +59088,7 @@
       </w:r>
       <w:r>
         <w:rPr/>
-        <w:t>16</w:t>
+        <w:t>17</w:t>
       </w:r>
       <w:r>
         <w:rPr/>
@@ -58853,7 +59131,7 @@
       </w:r>
       <w:r>
         <w:rPr/>
-        <w:t>16</w:t>
+        <w:t>17</w:t>
       </w:r>
       <w:r>
         <w:rPr/>
@@ -58896,7 +59174,7 @@
       </w:r>
       <w:r>
         <w:rPr/>
-        <w:t>13</w:t>
+        <w:t>14</w:t>
       </w:r>
       <w:r>
         <w:rPr/>
@@ -58939,7 +59217,7 @@
       </w:r>
       <w:r>
         <w:rPr/>
-        <w:t>13</w:t>
+        <w:t>14</w:t>
       </w:r>
       <w:r>
         <w:rPr/>
@@ -58982,7 +59260,7 @@
       </w:r>
       <w:r>
         <w:rPr/>
-        <w:t>26</w:t>
+        <w:t>27</w:t>
       </w:r>
       <w:r>
         <w:rPr/>
@@ -59025,7 +59303,7 @@
       </w:r>
       <w:r>
         <w:rPr/>
-        <w:t>19</w:t>
+        <w:t>20</w:t>
       </w:r>
       <w:r>
         <w:rPr/>
@@ -59068,7 +59346,7 @@
       </w:r>
       <w:r>
         <w:rPr/>
-        <w:t>19</w:t>
+        <w:t>20</w:t>
       </w:r>
       <w:r>
         <w:rPr/>
@@ -59111,7 +59389,7 @@
       </w:r>
       <w:r>
         <w:rPr/>
-        <w:t>19</w:t>
+        <w:t>20</w:t>
       </w:r>
       <w:r>
         <w:rPr/>
@@ -59154,7 +59432,7 @@
       </w:r>
       <w:r>
         <w:rPr/>
-        <w:t>9</w:t>
+        <w:t>10</w:t>
       </w:r>
       <w:r>
         <w:rPr/>
@@ -59197,7 +59475,7 @@
       </w:r>
       <w:r>
         <w:rPr/>
-        <w:t>14</w:t>
+        <w:t>15</w:t>
       </w:r>
       <w:r>
         <w:rPr/>
@@ -59240,7 +59518,7 @@
       </w:r>
       <w:r>
         <w:rPr/>
-        <w:t>14</w:t>
+        <w:t>15</w:t>
       </w:r>
       <w:r>
         <w:rPr/>
@@ -59283,7 +59561,7 @@
       </w:r>
       <w:r>
         <w:rPr/>
-        <w:t>13</w:t>
+        <w:t>14</w:t>
       </w:r>
       <w:r>
         <w:rPr/>
@@ -59326,7 +59604,7 @@
       </w:r>
       <w:r>
         <w:rPr/>
-        <w:t>17</w:t>
+        <w:t>18</w:t>
       </w:r>
       <w:r>
         <w:rPr/>
@@ -59369,7 +59647,7 @@
       </w:r>
       <w:r>
         <w:rPr/>
-        <w:t>18</w:t>
+        <w:t>19</w:t>
       </w:r>
       <w:r>
         <w:rPr/>
@@ -59412,7 +59690,7 @@
       </w:r>
       <w:r>
         <w:rPr/>
-        <w:t>9</w:t>
+        <w:t>10</w:t>
       </w:r>
       <w:r>
         <w:rPr/>
@@ -59455,7 +59733,7 @@
       </w:r>
       <w:r>
         <w:rPr/>
-        <w:t>16</w:t>
+        <w:t>17</w:t>
       </w:r>
       <w:r>
         <w:rPr/>
@@ -59498,7 +59776,7 @@
       </w:r>
       <w:r>
         <w:rPr/>
-        <w:t>28</w:t>
+        <w:t>29</w:t>
       </w:r>
       <w:r>
         <w:rPr/>
@@ -59541,7 +59819,7 @@
       </w:r>
       <w:r>
         <w:rPr/>
-        <w:t>9</w:t>
+        <w:t>10</w:t>
       </w:r>
       <w:r>
         <w:rPr/>
@@ -59584,7 +59862,7 @@
       </w:r>
       <w:r>
         <w:rPr/>
-        <w:t>16</w:t>
+        <w:t>17</w:t>
       </w:r>
       <w:r>
         <w:rPr/>
@@ -59627,7 +59905,7 @@
       </w:r>
       <w:r>
         <w:rPr/>
-        <w:t>8</w:t>
+        <w:t>9</w:t>
       </w:r>
       <w:r>
         <w:rPr/>
@@ -59670,7 +59948,7 @@
       </w:r>
       <w:r>
         <w:rPr/>
-        <w:t>18</w:t>
+        <w:t>19</w:t>
       </w:r>
       <w:r>
         <w:rPr/>
@@ -59713,7 +59991,7 @@
       </w:r>
       <w:r>
         <w:rPr/>
-        <w:t>18</w:t>
+        <w:t>19</w:t>
       </w:r>
       <w:r>
         <w:rPr/>
@@ -59756,7 +60034,7 @@
       </w:r>
       <w:r>
         <w:rPr/>
-        <w:t>27</w:t>
+        <w:t>28</w:t>
       </w:r>
       <w:r>
         <w:rPr/>
@@ -59799,7 +60077,7 @@
       </w:r>
       <w:r>
         <w:rPr/>
-        <w:t>23</w:t>
+        <w:t>24</w:t>
       </w:r>
       <w:r>
         <w:rPr/>
@@ -59842,7 +60120,7 @@
       </w:r>
       <w:r>
         <w:rPr/>
-        <w:t>27</w:t>
+        <w:t>28</w:t>
       </w:r>
       <w:r>
         <w:rPr/>
@@ -59885,7 +60163,7 @@
       </w:r>
       <w:r>
         <w:rPr/>
-        <w:t>21</w:t>
+        <w:t>22</w:t>
       </w:r>
       <w:r>
         <w:rPr/>
@@ -59928,7 +60206,7 @@
       </w:r>
       <w:r>
         <w:rPr/>
-        <w:t>18</w:t>
+        <w:t>19</w:t>
       </w:r>
       <w:r>
         <w:rPr/>
@@ -59971,7 +60249,7 @@
       </w:r>
       <w:r>
         <w:rPr/>
-        <w:t>8</w:t>
+        <w:t>9</w:t>
       </w:r>
       <w:r>
         <w:rPr/>
@@ -60014,7 +60292,7 @@
       </w:r>
       <w:r>
         <w:rPr/>
-        <w:t>23</w:t>
+        <w:t>24</w:t>
       </w:r>
       <w:r>
         <w:rPr/>
@@ -60057,7 +60335,7 @@
       </w:r>
       <w:r>
         <w:rPr/>
-        <w:t>13</w:t>
+        <w:t>14</w:t>
       </w:r>
       <w:r>
         <w:rPr/>
@@ -60100,7 +60378,7 @@
       </w:r>
       <w:r>
         <w:rPr/>
-        <w:t>22</w:t>
+        <w:t>23</w:t>
       </w:r>
       <w:r>
         <w:rPr/>
@@ -60143,7 +60421,7 @@
       </w:r>
       <w:r>
         <w:rPr/>
-        <w:t>26</w:t>
+        <w:t>27</w:t>
       </w:r>
       <w:r>
         <w:rPr/>
@@ -60186,7 +60464,7 @@
       </w:r>
       <w:r>
         <w:rPr/>
-        <w:t>25</w:t>
+        <w:t>26</w:t>
       </w:r>
       <w:r>
         <w:rPr/>
@@ -60229,7 +60507,7 @@
       </w:r>
       <w:r>
         <w:rPr/>
-        <w:t>25</w:t>
+        <w:t>26</w:t>
       </w:r>
       <w:r>
         <w:rPr/>
@@ -60272,7 +60550,7 @@
       </w:r>
       <w:r>
         <w:rPr/>
-        <w:t>17</w:t>
+        <w:t>18</w:t>
       </w:r>
       <w:r>
         <w:rPr/>
@@ -60315,7 +60593,7 @@
       </w:r>
       <w:r>
         <w:rPr/>
-        <w:t>16</w:t>
+        <w:t>17</w:t>
       </w:r>
       <w:r>
         <w:rPr/>
@@ -60358,7 +60636,7 @@
       </w:r>
       <w:r>
         <w:rPr/>
-        <w:t>20</w:t>
+        <w:t>21</w:t>
       </w:r>
       <w:r>
         <w:rPr/>
@@ -60401,7 +60679,7 @@
       </w:r>
       <w:r>
         <w:rPr/>
-        <w:t>14</w:t>
+        <w:t>15</w:t>
       </w:r>
       <w:r>
         <w:rPr/>
@@ -60444,7 +60722,7 @@
       </w:r>
       <w:r>
         <w:rPr/>
-        <w:t>19</w:t>
+        <w:t>20</w:t>
       </w:r>
       <w:r>
         <w:rPr/>
@@ -60487,7 +60765,7 @@
       </w:r>
       <w:r>
         <w:rPr/>
-        <w:t>17</w:t>
+        <w:t>18</w:t>
       </w:r>
       <w:r>
         <w:rPr/>
@@ -60530,7 +60808,7 @@
       </w:r>
       <w:r>
         <w:rPr/>
-        <w:t>8</w:t>
+        <w:t>9</w:t>
       </w:r>
       <w:r>
         <w:rPr/>
@@ -60573,7 +60851,7 @@
       </w:r>
       <w:r>
         <w:rPr/>
-        <w:t>8</w:t>
+        <w:t>9</w:t>
       </w:r>
       <w:r>
         <w:rPr/>
@@ -60616,7 +60894,7 @@
       </w:r>
       <w:r>
         <w:rPr/>
-        <w:t>18</w:t>
+        <w:t>19</w:t>
       </w:r>
       <w:r>
         <w:rPr/>
@@ -60659,7 +60937,7 @@
       </w:r>
       <w:r>
         <w:rPr/>
-        <w:t>20</w:t>
+        <w:t>21</w:t>
       </w:r>
       <w:r>
         <w:rPr/>
@@ -60702,7 +60980,7 @@
       </w:r>
       <w:r>
         <w:rPr/>
-        <w:t>17</w:t>
+        <w:t>18</w:t>
       </w:r>
       <w:r>
         <w:rPr/>
@@ -60745,7 +61023,7 @@
       </w:r>
       <w:r>
         <w:rPr/>
-        <w:t>14</w:t>
+        <w:t>15</w:t>
       </w:r>
       <w:r>
         <w:rPr/>
@@ -60788,7 +61066,7 @@
       </w:r>
       <w:r>
         <w:rPr/>
-        <w:t>13</w:t>
+        <w:t>14</w:t>
       </w:r>
       <w:r>
         <w:rPr/>
@@ -60831,7 +61109,7 @@
       </w:r>
       <w:r>
         <w:rPr/>
-        <w:t>13</w:t>
+        <w:t>14</w:t>
       </w:r>
       <w:r>
         <w:rPr/>
@@ -60874,7 +61152,7 @@
       </w:r>
       <w:r>
         <w:rPr/>
-        <w:t>20</w:t>
+        <w:t>21</w:t>
       </w:r>
       <w:r>
         <w:rPr/>
@@ -60917,7 +61195,7 @@
       </w:r>
       <w:r>
         <w:rPr/>
-        <w:t>12</w:t>
+        <w:t>13</w:t>
       </w:r>
       <w:r>
         <w:rPr/>
@@ -60960,7 +61238,7 @@
       </w:r>
       <w:r>
         <w:rPr/>
-        <w:t>12</w:t>
+        <w:t>13</w:t>
       </w:r>
       <w:r>
         <w:rPr/>
@@ -61003,7 +61281,7 @@
       </w:r>
       <w:r>
         <w:rPr/>
-        <w:t>11</w:t>
+        <w:t>12</w:t>
       </w:r>
       <w:r>
         <w:rPr/>
@@ -61046,7 +61324,7 @@
       </w:r>
       <w:r>
         <w:rPr/>
-        <w:t>23</w:t>
+        <w:t>24</w:t>
       </w:r>
       <w:r>
         <w:rPr/>
@@ -61089,7 +61367,7 @@
       </w:r>
       <w:r>
         <w:rPr/>
-        <w:t>11</w:t>
+        <w:t>12</w:t>
       </w:r>
       <w:r>
         <w:rPr/>
@@ -61132,7 +61410,7 @@
       </w:r>
       <w:r>
         <w:rPr/>
-        <w:t>10</w:t>
+        <w:t>11</w:t>
       </w:r>
       <w:r>
         <w:rPr/>
@@ -61175,7 +61453,7 @@
       </w:r>
       <w:r>
         <w:rPr/>
-        <w:t>18</w:t>
+        <w:t>19</w:t>
       </w:r>
       <w:r>
         <w:rPr/>
@@ -61218,7 +61496,7 @@
       </w:r>
       <w:r>
         <w:rPr/>
-        <w:t>14</w:t>
+        <w:t>15</w:t>
       </w:r>
       <w:r>
         <w:rPr/>
@@ -61261,7 +61539,7 @@
       </w:r>
       <w:r>
         <w:rPr/>
-        <w:t>9</w:t>
+        <w:t>10</w:t>
       </w:r>
       <w:r>
         <w:rPr/>
@@ -61304,7 +61582,7 @@
       </w:r>
       <w:r>
         <w:rPr/>
-        <w:t>22</w:t>
+        <w:t>23</w:t>
       </w:r>
       <w:r>
         <w:rPr/>
@@ -61347,7 +61625,7 @@
       </w:r>
       <w:r>
         <w:rPr/>
-        <w:t>23</w:t>
+        <w:t>24</w:t>
       </w:r>
       <w:r>
         <w:rPr/>
@@ -61390,7 +61668,7 @@
       </w:r>
       <w:r>
         <w:rPr/>
-        <w:t>24</w:t>
+        <w:t>25</w:t>
       </w:r>
       <w:r>
         <w:rPr/>
@@ -61433,7 +61711,7 @@
       </w:r>
       <w:r>
         <w:rPr/>
-        <w:t>10</w:t>
+        <w:t>11</w:t>
       </w:r>
       <w:r>
         <w:rPr/>
@@ -61476,7 +61754,7 @@
       </w:r>
       <w:r>
         <w:rPr/>
-        <w:t>21</w:t>
+        <w:t>22</w:t>
       </w:r>
       <w:r>
         <w:rPr/>
@@ -61519,7 +61797,7 @@
       </w:r>
       <w:r>
         <w:rPr/>
-        <w:t>8</w:t>
+        <w:t>9</w:t>
       </w:r>
       <w:r>
         <w:rPr/>
@@ -61562,7 +61840,7 @@
       </w:r>
       <w:r>
         <w:rPr/>
-        <w:t>9</w:t>
+        <w:t>10</w:t>
       </w:r>
       <w:r>
         <w:rPr/>
@@ -61605,7 +61883,7 @@
       </w:r>
       <w:r>
         <w:rPr/>
-        <w:t>10</w:t>
+        <w:t>11</w:t>
       </w:r>
       <w:r>
         <w:rPr/>
@@ -61648,7 +61926,7 @@
       </w:r>
       <w:r>
         <w:rPr/>
-        <w:t>10</w:t>
+        <w:t>11</w:t>
       </w:r>
       <w:r>
         <w:rPr/>
@@ -61691,7 +61969,7 @@
       </w:r>
       <w:r>
         <w:rPr/>
-        <w:t>17</w:t>
+        <w:t>18</w:t>
       </w:r>
       <w:r>
         <w:rPr/>
@@ -61734,7 +62012,7 @@
       </w:r>
       <w:r>
         <w:rPr/>
-        <w:t>27</w:t>
+        <w:t>28</w:t>
       </w:r>
       <w:r>
         <w:rPr/>
@@ -61777,7 +62055,7 @@
       </w:r>
       <w:r>
         <w:rPr/>
-        <w:t>17</w:t>
+        <w:t>18</w:t>
       </w:r>
       <w:r>
         <w:rPr/>
@@ -61820,7 +62098,7 @@
       </w:r>
       <w:r>
         <w:rPr/>
-        <w:t>24</w:t>
+        <w:t>25</w:t>
       </w:r>
       <w:r>
         <w:rPr/>
@@ -61863,7 +62141,7 @@
       </w:r>
       <w:r>
         <w:rPr/>
-        <w:t>10</w:t>
+        <w:t>11</w:t>
       </w:r>
       <w:r>
         <w:rPr/>
@@ -61906,7 +62184,7 @@
       </w:r>
       <w:r>
         <w:rPr/>
-        <w:t>9</w:t>
+        <w:t>10</w:t>
       </w:r>
       <w:r>
         <w:rPr/>
@@ -61949,7 +62227,7 @@
       </w:r>
       <w:r>
         <w:rPr/>
-        <w:t>14</w:t>
+        <w:t>15</w:t>
       </w:r>
       <w:r>
         <w:rPr/>
@@ -61992,7 +62270,7 @@
       </w:r>
       <w:r>
         <w:rPr/>
-        <w:t>24</w:t>
+        <w:t>25</w:t>
       </w:r>
       <w:r>
         <w:rPr/>
@@ -62035,7 +62313,7 @@
       </w:r>
       <w:r>
         <w:rPr/>
-        <w:t>13</w:t>
+        <w:t>14</w:t>
       </w:r>
       <w:r>
         <w:rPr/>
@@ -62078,7 +62356,7 @@
       </w:r>
       <w:r>
         <w:rPr/>
-        <w:t>24</w:t>
+        <w:t>25</w:t>
       </w:r>
       <w:r>
         <w:rPr/>
@@ -62121,7 +62399,7 @@
       </w:r>
       <w:r>
         <w:rPr/>
-        <w:t>25</w:t>
+        <w:t>26</w:t>
       </w:r>
       <w:r>
         <w:rPr/>
@@ -62164,7 +62442,7 @@
       </w:r>
       <w:r>
         <w:rPr/>
-        <w:t>21</w:t>
+        <w:t>22</w:t>
       </w:r>
       <w:r>
         <w:rPr/>
@@ -62207,7 +62485,7 @@
       </w:r>
       <w:r>
         <w:rPr/>
-        <w:t>13</w:t>
+        <w:t>14</w:t>
       </w:r>
       <w:r>
         <w:rPr/>
@@ -62250,7 +62528,7 @@
       </w:r>
       <w:r>
         <w:rPr/>
-        <w:t>24</w:t>
+        <w:t>25</w:t>
       </w:r>
       <w:r>
         <w:rPr/>
@@ -62293,7 +62571,7 @@
       </w:r>
       <w:r>
         <w:rPr/>
-        <w:t>27</w:t>
+        <w:t>28</w:t>
       </w:r>
       <w:r>
         <w:rPr/>
@@ -62336,7 +62614,7 @@
       </w:r>
       <w:r>
         <w:rPr/>
-        <w:t>27</w:t>
+        <w:t>28</w:t>
       </w:r>
       <w:r>
         <w:rPr/>
@@ -62379,7 +62657,7 @@
       </w:r>
       <w:r>
         <w:rPr/>
-        <w:t>8</w:t>
+        <w:t>9</w:t>
       </w:r>
       <w:r>
         <w:rPr/>
@@ -62422,7 +62700,7 @@
       </w:r>
       <w:r>
         <w:rPr/>
-        <w:t>8</w:t>
+        <w:t>9</w:t>
       </w:r>
       <w:r>
         <w:rPr/>
@@ -62465,7 +62743,7 @@
       </w:r>
       <w:r>
         <w:rPr/>
-        <w:t>27</w:t>
+        <w:t>28</w:t>
       </w:r>
       <w:r>
         <w:rPr/>
@@ -62508,7 +62786,7 @@
       </w:r>
       <w:r>
         <w:rPr/>
-        <w:t>20</w:t>
+        <w:t>21</w:t>
       </w:r>
       <w:r>
         <w:rPr/>
@@ -62551,7 +62829,7 @@
       </w:r>
       <w:r>
         <w:rPr/>
-        <w:t>24</w:t>
+        <w:t>25</w:t>
       </w:r>
       <w:r>
         <w:rPr/>
@@ -62594,7 +62872,7 @@
       </w:r>
       <w:r>
         <w:rPr/>
-        <w:t>9</w:t>
+        <w:t>10</w:t>
       </w:r>
       <w:r>
         <w:rPr/>
@@ -62637,7 +62915,7 @@
       </w:r>
       <w:r>
         <w:rPr/>
-        <w:t>16</w:t>
+        <w:t>17</w:t>
       </w:r>
       <w:r>
         <w:rPr/>
@@ -62680,7 +62958,7 @@
       </w:r>
       <w:r>
         <w:rPr/>
-        <w:t>26</w:t>
+        <w:t>27</w:t>
       </w:r>
       <w:r>
         <w:rPr/>
@@ -62723,7 +63001,7 @@
       </w:r>
       <w:r>
         <w:rPr/>
-        <w:t>27</w:t>
+        <w:t>28</w:t>
       </w:r>
       <w:r>
         <w:rPr/>
@@ -62766,7 +63044,7 @@
       </w:r>
       <w:r>
         <w:rPr/>
-        <w:t>19</w:t>
+        <w:t>20</w:t>
       </w:r>
       <w:r>
         <w:rPr/>
@@ -62809,7 +63087,7 @@
       </w:r>
       <w:r>
         <w:rPr/>
-        <w:t>10</w:t>
+        <w:t>11</w:t>
       </w:r>
       <w:r>
         <w:rPr/>
@@ -62852,7 +63130,7 @@
       </w:r>
       <w:r>
         <w:rPr/>
-        <w:t>8</w:t>
+        <w:t>9</w:t>
       </w:r>
       <w:r>
         <w:rPr/>
@@ -62895,7 +63173,7 @@
       </w:r>
       <w:r>
         <w:rPr/>
-        <w:t>25</w:t>
+        <w:t>26</w:t>
       </w:r>
       <w:r>
         <w:rPr/>
@@ -62938,7 +63216,7 @@
       </w:r>
       <w:r>
         <w:rPr/>
-        <w:t>26</w:t>
+        <w:t>27</w:t>
       </w:r>
       <w:r>
         <w:rPr/>
@@ -62981,7 +63259,7 @@
       </w:r>
       <w:r>
         <w:rPr/>
-        <w:t>15</w:t>
+        <w:t>16</w:t>
       </w:r>
       <w:r>
         <w:rPr/>
@@ -63024,7 +63302,7 @@
       </w:r>
       <w:r>
         <w:rPr/>
-        <w:t>16</w:t>
+        <w:t>17</w:t>
       </w:r>
       <w:r>
         <w:rPr/>
@@ -63067,7 +63345,7 @@
       </w:r>
       <w:r>
         <w:rPr/>
-        <w:t>12</w:t>
+        <w:t>13</w:t>
       </w:r>
       <w:r>
         <w:rPr/>
@@ -63110,7 +63388,7 @@
       </w:r>
       <w:r>
         <w:rPr/>
-        <w:t>13</w:t>
+        <w:t>14</w:t>
       </w:r>
       <w:r>
         <w:rPr/>
@@ -63153,7 +63431,7 @@
       </w:r>
       <w:r>
         <w:rPr/>
-        <w:t>24</w:t>
+        <w:t>25</w:t>
       </w:r>
       <w:r>
         <w:rPr/>
@@ -63196,7 +63474,7 @@
       </w:r>
       <w:r>
         <w:rPr/>
-        <w:t>18</w:t>
+        <w:t>19</w:t>
       </w:r>
       <w:r>
         <w:rPr/>
@@ -63239,7 +63517,7 @@
       </w:r>
       <w:r>
         <w:rPr/>
-        <w:t>17</w:t>
+        <w:t>18</w:t>
       </w:r>
       <w:r>
         <w:rPr/>
@@ -63282,7 +63560,7 @@
       </w:r>
       <w:r>
         <w:rPr/>
-        <w:t>22</w:t>
+        <w:t>23</w:t>
       </w:r>
       <w:r>
         <w:rPr/>
@@ -63325,7 +63603,7 @@
       </w:r>
       <w:r>
         <w:rPr/>
-        <w:t>22</w:t>
+        <w:t>23</w:t>
       </w:r>
       <w:r>
         <w:rPr/>
@@ -63368,7 +63646,7 @@
       </w:r>
       <w:r>
         <w:rPr/>
-        <w:t>22</w:t>
+        <w:t>23</w:t>
       </w:r>
       <w:r>
         <w:rPr/>
@@ -63411,7 +63689,7 @@
       </w:r>
       <w:r>
         <w:rPr/>
-        <w:t>19</w:t>
+        <w:t>20</w:t>
       </w:r>
       <w:r>
         <w:rPr/>
@@ -63454,7 +63732,7 @@
       </w:r>
       <w:r>
         <w:rPr/>
-        <w:t>19</w:t>
+        <w:t>20</w:t>
       </w:r>
       <w:r>
         <w:rPr/>
@@ -63497,7 +63775,7 @@
       </w:r>
       <w:r>
         <w:rPr/>
-        <w:t>22</w:t>
+        <w:t>23</w:t>
       </w:r>
       <w:r>
         <w:rPr/>
@@ -63540,7 +63818,7 @@
       </w:r>
       <w:r>
         <w:rPr/>
-        <w:t>22</w:t>
+        <w:t>23</w:t>
       </w:r>
       <w:r>
         <w:rPr/>
@@ -63583,7 +63861,7 @@
       </w:r>
       <w:r>
         <w:rPr/>
-        <w:t>23</w:t>
+        <w:t>24</w:t>
       </w:r>
       <w:r>
         <w:rPr/>
@@ -63626,7 +63904,7 @@
       </w:r>
       <w:r>
         <w:rPr/>
-        <w:t>17</w:t>
+        <w:t>18</w:t>
       </w:r>
       <w:r>
         <w:rPr/>
@@ -63669,7 +63947,7 @@
       </w:r>
       <w:r>
         <w:rPr/>
-        <w:t>16</w:t>
+        <w:t>17</w:t>
       </w:r>
       <w:r>
         <w:rPr/>
@@ -63712,7 +63990,7 @@
       </w:r>
       <w:r>
         <w:rPr/>
-        <w:t>23</w:t>
+        <w:t>24</w:t>
       </w:r>
       <w:r>
         <w:rPr/>
@@ -63755,7 +64033,7 @@
       </w:r>
       <w:r>
         <w:rPr/>
-        <w:t>28</w:t>
+        <w:t>29</w:t>
       </w:r>
       <w:r>
         <w:rPr/>
@@ -63798,7 +64076,7 @@
       </w:r>
       <w:r>
         <w:rPr/>
-        <w:t>14</w:t>
+        <w:t>15</w:t>
       </w:r>
       <w:r>
         <w:rPr/>
@@ -63842,7 +64120,7 @@
     </w:r>
     <w:r>
       <w:rPr/>
-      <w:t>141</w:t>
+      <w:t>143</w:t>
     </w:r>
     <w:r>
       <w:rPr/>

--- a/ClaudeForth.docx
+++ b/ClaudeForth.docx
@@ -1359,7 +1359,7 @@
       </w:r>
       <w:r>
         <w:rPr/>
-        <w:t>27</w:t>
+        <w:t>28</w:t>
       </w:r>
       <w:r>
         <w:rPr/>
@@ -2394,7 +2394,7 @@
       </w:r>
       <w:r>
         <w:rPr/>
-        <w:t>56</w:t>
+        <w:t>59</w:t>
       </w:r>
       <w:r>
         <w:rPr/>
@@ -2439,7 +2439,7 @@
       </w:r>
       <w:r>
         <w:rPr/>
-        <w:t>57</w:t>
+        <w:t>60</w:t>
       </w:r>
       <w:r>
         <w:rPr/>
@@ -2484,7 +2484,7 @@
       </w:r>
       <w:r>
         <w:rPr/>
-        <w:t>58</w:t>
+        <w:t>60</w:t>
       </w:r>
       <w:r>
         <w:rPr/>
@@ -2529,7 +2529,7 @@
       </w:r>
       <w:r>
         <w:rPr/>
-        <w:t>60</w:t>
+        <w:t>62</w:t>
       </w:r>
       <w:r>
         <w:rPr/>
@@ -2574,7 +2574,7 @@
       </w:r>
       <w:r>
         <w:rPr/>
-        <w:t>61</w:t>
+        <w:t>64</w:t>
       </w:r>
       <w:r>
         <w:rPr/>
@@ -2619,7 +2619,7 @@
       </w:r>
       <w:r>
         <w:rPr/>
-        <w:t>62</w:t>
+        <w:t>65</w:t>
       </w:r>
       <w:r>
         <w:rPr/>
@@ -2664,7 +2664,7 @@
       </w:r>
       <w:r>
         <w:rPr/>
-        <w:t>63</w:t>
+        <w:t>66</w:t>
       </w:r>
       <w:r>
         <w:rPr/>
@@ -2709,7 +2709,7 @@
       </w:r>
       <w:r>
         <w:rPr/>
-        <w:t>64</w:t>
+        <w:t>67</w:t>
       </w:r>
       <w:r>
         <w:rPr/>
@@ -2754,7 +2754,7 @@
       </w:r>
       <w:r>
         <w:rPr/>
-        <w:t>68</w:t>
+        <w:t>71</w:t>
       </w:r>
       <w:r>
         <w:rPr/>
@@ -2799,7 +2799,7 @@
       </w:r>
       <w:r>
         <w:rPr/>
-        <w:t>73</w:t>
+        <w:t>75</w:t>
       </w:r>
       <w:r>
         <w:rPr/>
@@ -2844,7 +2844,7 @@
       </w:r>
       <w:r>
         <w:rPr/>
-        <w:t>75</w:t>
+        <w:t>78</w:t>
       </w:r>
       <w:r>
         <w:rPr/>
@@ -2889,7 +2889,7 @@
       </w:r>
       <w:r>
         <w:rPr/>
-        <w:t>76</w:t>
+        <w:t>79</w:t>
       </w:r>
       <w:r>
         <w:rPr/>
@@ -2934,7 +2934,7 @@
       </w:r>
       <w:r>
         <w:rPr/>
-        <w:t>83</w:t>
+        <w:t>86</w:t>
       </w:r>
       <w:r>
         <w:rPr/>
@@ -2979,7 +2979,7 @@
       </w:r>
       <w:r>
         <w:rPr/>
-        <w:t>85</w:t>
+        <w:t>89</w:t>
       </w:r>
       <w:r>
         <w:rPr/>
@@ -3024,7 +3024,7 @@
       </w:r>
       <w:r>
         <w:rPr/>
-        <w:t>88</w:t>
+        <w:t>92</w:t>
       </w:r>
       <w:r>
         <w:rPr/>
@@ -3069,7 +3069,7 @@
       </w:r>
       <w:r>
         <w:rPr/>
-        <w:t>98</w:t>
+        <w:t>101</w:t>
       </w:r>
       <w:r>
         <w:rPr/>
@@ -3114,7 +3114,7 @@
       </w:r>
       <w:r>
         <w:rPr/>
-        <w:t>99</w:t>
+        <w:t>102</w:t>
       </w:r>
       <w:r>
         <w:rPr/>
@@ -3159,7 +3159,7 @@
       </w:r>
       <w:r>
         <w:rPr/>
-        <w:t>101</w:t>
+        <w:t>105</w:t>
       </w:r>
       <w:r>
         <w:rPr/>
@@ -3204,7 +3204,7 @@
       </w:r>
       <w:r>
         <w:rPr/>
-        <w:t>103</w:t>
+        <w:t>107</w:t>
       </w:r>
       <w:r>
         <w:rPr/>
@@ -3249,7 +3249,7 @@
       </w:r>
       <w:r>
         <w:rPr/>
-        <w:t>111</w:t>
+        <w:t>117</w:t>
       </w:r>
       <w:r>
         <w:rPr/>
@@ -3294,7 +3294,7 @@
       </w:r>
       <w:r>
         <w:rPr/>
-        <w:t>115</w:t>
+        <w:t>121</w:t>
       </w:r>
       <w:r>
         <w:rPr/>
@@ -3339,7 +3339,7 @@
       </w:r>
       <w:r>
         <w:rPr/>
-        <w:t>115</w:t>
+        <w:t>121</w:t>
       </w:r>
       <w:r>
         <w:rPr/>
@@ -3384,7 +3384,7 @@
       </w:r>
       <w:r>
         <w:rPr/>
-        <w:t>116</w:t>
+        <w:t>121</w:t>
       </w:r>
       <w:r>
         <w:rPr/>
@@ -3429,7 +3429,7 @@
       </w:r>
       <w:r>
         <w:rPr/>
-        <w:t>116</w:t>
+        <w:t>122</w:t>
       </w:r>
       <w:r>
         <w:rPr/>
@@ -3474,7 +3474,7 @@
       </w:r>
       <w:r>
         <w:rPr/>
-        <w:t>118</w:t>
+        <w:t>123</w:t>
       </w:r>
       <w:r>
         <w:rPr/>
@@ -3519,7 +3519,7 @@
       </w:r>
       <w:r>
         <w:rPr/>
-        <w:t>120</w:t>
+        <w:t>125</w:t>
       </w:r>
       <w:r>
         <w:rPr/>
@@ -3564,7 +3564,7 @@
       </w:r>
       <w:r>
         <w:rPr/>
-        <w:t>121</w:t>
+        <w:t>126</w:t>
       </w:r>
       <w:r>
         <w:rPr/>
@@ -3609,7 +3609,7 @@
       </w:r>
       <w:r>
         <w:rPr/>
-        <w:t>138</w:t>
+        <w:t>144</w:t>
       </w:r>
       <w:r>
         <w:rPr/>
@@ -15357,7 +15357,7 @@
           <w:sz w:val="20"/>
           <w:szCs w:val="20"/>
         </w:rPr>
-        <w:t>Discard the innermost loop frame without branching.</w:t>
+        <w:t>No-op. Previously discarded the innermost loop frame directly; EXIT's own frame-unwinding (via a compile-time count of enclosing DO/?DO frames) already discards it correctly and automatically on every path, including with no enclosing loop at all. Calling UNLOOP immediately before EXIT used to discard the frame twice - once here, once more in EXIT's own unwind - corrupting the return stack. UNLOOP now does nothing, so both "EXIT" alone and "UNLOOP EXIT" are safe.</w:t>
       </w:r>
     </w:p>
     <w:p>
@@ -15377,17 +15377,78 @@
           <w:sz w:val="18"/>
           <w:szCs w:val="18"/>
         </w:rPr>
-        <w:t xml:space="preserve">Side effects: </w:t>
-      </w:r>
-      <w:r>
-        <w:rPr>
+        <w:t>Side effects: none. Kept in the dictionary for source compatibility with code written for systems where EXIT does not auto-unwind and UNLOOP is genuinely required first.</w:t>
+      </w:r>
+    </w:p>
+    <w:p>
+      <w:pPr>
+        <w:pStyle w:val="Normal"/>
+        <w:spacing w:before="160" w:after="20"/>
+        <w:rPr/>
+      </w:pPr>
+      <w:bookmarkStart w:id="126" w:name="bmEXIT_108"/>
+      <w:r>
+        <w:rPr>
+          <w:rFonts w:eastAsia="Courier New" w:cs="Courier New" w:ascii="Courier New" w:hAnsi="Courier New"/>
+          <w:b/>
+          <w:bCs/>
+          <w:sz w:val="23"/>
+          <w:szCs w:val="23"/>
+        </w:rPr>
+        <w:t>EXIT</w:t>
+      </w:r>
+      <w:bookmarkEnd w:id="126"/>
+    </w:p>
+    <w:p>
+      <w:pPr>
+        <w:pStyle w:val="Normal"/>
+        <w:spacing w:before="0" w:after="20"/>
+        <w:ind w:left="260"/>
+        <w:rPr/>
+      </w:pPr>
+      <w:r>
+        <w:rPr>
+          <w:rFonts w:eastAsia="Courier New" w:cs="Courier New" w:ascii="Courier New" w:hAnsi="Courier New"/>
+          <w:color w:val="5A4526"/>
+          <w:sz w:val="19"/>
+          <w:szCs w:val="19"/>
+        </w:rPr>
+        <w:t>( -- )</w:t>
+      </w:r>
+    </w:p>
+    <w:p>
+      <w:pPr>
+        <w:pStyle w:val="Normal"/>
+        <w:spacing w:before="0" w:after="20"/>
+        <w:ind w:left="260"/>
+        <w:rPr/>
+      </w:pPr>
+      <w:r>
+        <w:rPr>
+          <w:sz w:val="20"/>
+          <w:szCs w:val="20"/>
+        </w:rPr>
+        <w:t>Return from the current definition immediately. IMMEDIATE, compile-only in the sense that it must be used inside a definition.</w:t>
+      </w:r>
+    </w:p>
+    <w:p>
+      <w:pPr>
+        <w:pStyle w:val="Normal"/>
+        <w:spacing w:before="0" w:after="0"/>
+        <w:ind w:left="260"/>
+        <w:rPr/>
+      </w:pPr>
+      <w:r>
+        <w:rPr>
+          <w:b/>
+          <w:bCs/>
           <w:i/>
           <w:iCs/>
           <w:color w:val="8A7245"/>
           <w:sz w:val="18"/>
           <w:szCs w:val="18"/>
         </w:rPr>
-        <w:t>Needed before an EXIT taken from inside a DO...LOOP not using EXIT itself.</w:t>
+        <w:t>Side effects: Counts and discards any open DO/?DO frames at compile time before compiling its own return. This unwinding is automatic and correct on its own - UNLOOP is not required beforehand (see UNLOOP, above, which is a no-op for exactly this reason).</w:t>
       </w:r>
     </w:p>
     <w:p>
@@ -15396,7 +15457,7 @@
         <w:spacing w:before="160" w:after="20"/>
         <w:rPr/>
       </w:pPr>
-      <w:bookmarkStart w:id="126" w:name="bmEXIT_108"/>
+      <w:bookmarkStart w:id="127" w:name="bmCASE_109"/>
       <w:r>
         <w:rPr>
           <w:rFonts w:eastAsia="Courier New" w:cs="Courier New" w:ascii="Courier New" w:hAnsi="Courier New"/>
@@ -15405,9 +15466,9 @@
           <w:sz w:val="23"/>
           <w:szCs w:val="23"/>
         </w:rPr>
-        <w:t>EXIT</w:t>
-      </w:r>
-      <w:bookmarkEnd w:id="126"/>
+        <w:t>CASE</w:t>
+      </w:r>
+      <w:bookmarkEnd w:id="127"/>
     </w:p>
     <w:p>
       <w:pPr>
@@ -15438,7 +15499,7 @@
           <w:sz w:val="20"/>
           <w:szCs w:val="20"/>
         </w:rPr>
-        <w:t>Return from the current definition immediately. IMMEDIATE, compile-only in the sense that it must be used inside a definition.</w:t>
+        <w:t>Begin a multi-way selection. IMMEDIATE, compile-only.</w:t>
       </w:r>
     </w:p>
     <w:p>
@@ -15468,7 +15529,7 @@
           <w:sz w:val="18"/>
           <w:szCs w:val="18"/>
         </w:rPr>
-        <w:t>Counts and discards any open DO/?DO frames at compile time before compiling its own return.</w:t>
+        <w:t>None.</w:t>
       </w:r>
     </w:p>
     <w:p>
@@ -15477,7 +15538,7 @@
         <w:spacing w:before="160" w:after="20"/>
         <w:rPr/>
       </w:pPr>
-      <w:bookmarkStart w:id="127" w:name="bmCASE_109"/>
+      <w:bookmarkStart w:id="128" w:name="bmOF_110"/>
       <w:r>
         <w:rPr>
           <w:rFonts w:eastAsia="Courier New" w:cs="Courier New" w:ascii="Courier New" w:hAnsi="Courier New"/>
@@ -15486,9 +15547,9 @@
           <w:sz w:val="23"/>
           <w:szCs w:val="23"/>
         </w:rPr>
-        <w:t>CASE</w:t>
-      </w:r>
-      <w:bookmarkEnd w:id="127"/>
+        <w:t>OF</w:t>
+      </w:r>
+      <w:bookmarkEnd w:id="128"/>
     </w:p>
     <w:p>
       <w:pPr>
@@ -15504,7 +15565,7 @@
           <w:sz w:val="19"/>
           <w:szCs w:val="19"/>
         </w:rPr>
-        <w:t>( -- )</w:t>
+        <w:t>( x n -- | x )</w:t>
       </w:r>
     </w:p>
     <w:p>
@@ -15519,7 +15580,7 @@
           <w:sz w:val="20"/>
           <w:szCs w:val="20"/>
         </w:rPr>
-        <w:t>Begin a multi-way selection. IMMEDIATE, compile-only.</w:t>
+        <w:t>Begin one CASE clause's test. IMMEDIATE, compile-only.</w:t>
       </w:r>
     </w:p>
     <w:p>
@@ -15549,7 +15610,7 @@
           <w:sz w:val="18"/>
           <w:szCs w:val="18"/>
         </w:rPr>
-        <w:t>None.</w:t>
+        <w:t>Drops the selector only on a matching clause.</w:t>
       </w:r>
     </w:p>
     <w:p>
@@ -15558,7 +15619,7 @@
         <w:spacing w:before="160" w:after="20"/>
         <w:rPr/>
       </w:pPr>
-      <w:bookmarkStart w:id="128" w:name="bmOF_110"/>
+      <w:bookmarkStart w:id="129" w:name="bmENDOF_111"/>
       <w:r>
         <w:rPr>
           <w:rFonts w:eastAsia="Courier New" w:cs="Courier New" w:ascii="Courier New" w:hAnsi="Courier New"/>
@@ -15567,9 +15628,9 @@
           <w:sz w:val="23"/>
           <w:szCs w:val="23"/>
         </w:rPr>
-        <w:t>OF</w:t>
-      </w:r>
-      <w:bookmarkEnd w:id="128"/>
+        <w:t>ENDOF</w:t>
+      </w:r>
+      <w:bookmarkEnd w:id="129"/>
     </w:p>
     <w:p>
       <w:pPr>
@@ -15585,7 +15646,7 @@
           <w:sz w:val="19"/>
           <w:szCs w:val="19"/>
         </w:rPr>
-        <w:t>( x n -- | x )</w:t>
+        <w:t>( -- )</w:t>
       </w:r>
     </w:p>
     <w:p>
@@ -15600,7 +15661,7 @@
           <w:sz w:val="20"/>
           <w:szCs w:val="20"/>
         </w:rPr>
-        <w:t>Begin one CASE clause's test. IMMEDIATE, compile-only.</w:t>
+        <w:t>End one CASE clause. IMMEDIATE, compile-only.</w:t>
       </w:r>
     </w:p>
     <w:p>
@@ -15630,7 +15691,7 @@
           <w:sz w:val="18"/>
           <w:szCs w:val="18"/>
         </w:rPr>
-        <w:t>Drops the selector only on a matching clause.</w:t>
+        <w:t>Throws -22 on a tag mismatch.</w:t>
       </w:r>
     </w:p>
     <w:p>
@@ -15639,7 +15700,7 @@
         <w:spacing w:before="160" w:after="20"/>
         <w:rPr/>
       </w:pPr>
-      <w:bookmarkStart w:id="129" w:name="bmENDOF_111"/>
+      <w:bookmarkStart w:id="130" w:name="bmENDCASE_112"/>
       <w:r>
         <w:rPr>
           <w:rFonts w:eastAsia="Courier New" w:cs="Courier New" w:ascii="Courier New" w:hAnsi="Courier New"/>
@@ -15648,9 +15709,9 @@
           <w:sz w:val="23"/>
           <w:szCs w:val="23"/>
         </w:rPr>
-        <w:t>ENDOF</w:t>
-      </w:r>
-      <w:bookmarkEnd w:id="129"/>
+        <w:t>ENDCASE</w:t>
+      </w:r>
+      <w:bookmarkEnd w:id="130"/>
     </w:p>
     <w:p>
       <w:pPr>
@@ -15666,7 +15727,7 @@
           <w:sz w:val="19"/>
           <w:szCs w:val="19"/>
         </w:rPr>
-        <w:t>( -- )</w:t>
+        <w:t>( x -- )</w:t>
       </w:r>
     </w:p>
     <w:p>
@@ -15681,7 +15742,7 @@
           <w:sz w:val="20"/>
           <w:szCs w:val="20"/>
         </w:rPr>
-        <w:t>End one CASE clause. IMMEDIATE, compile-only.</w:t>
+        <w:t>Close a CASE structure, discarding the selector.</w:t>
       </w:r>
     </w:p>
     <w:p>
@@ -15711,8 +15772,20 @@
           <w:sz w:val="18"/>
           <w:szCs w:val="18"/>
         </w:rPr>
-        <w:t>Throws -22 on a tag mismatch.</w:t>
-      </w:r>
+        <w:t>Throws -22 if the control-flow stack is malformed.</w:t>
+      </w:r>
+    </w:p>
+    <w:p>
+      <w:pPr>
+        <w:pStyle w:val="Heading2"/>
+        <w:rPr/>
+      </w:pPr>
+      <w:bookmarkStart w:id="131" w:name="toc_18"/>
+      <w:r>
+        <w:rPr/>
+        <w:t>3.9 Defining Words</w:t>
+      </w:r>
+      <w:bookmarkEnd w:id="131"/>
     </w:p>
     <w:p>
       <w:pPr>
@@ -15720,7 +15793,7 @@
         <w:spacing w:before="160" w:after="20"/>
         <w:rPr/>
       </w:pPr>
-      <w:bookmarkStart w:id="130" w:name="bmENDCASE_112"/>
+      <w:bookmarkStart w:id="132" w:name="bm_COLON_113"/>
       <w:r>
         <w:rPr>
           <w:rFonts w:eastAsia="Courier New" w:cs="Courier New" w:ascii="Courier New" w:hAnsi="Courier New"/>
@@ -15729,9 +15802,9 @@
           <w:sz w:val="23"/>
           <w:szCs w:val="23"/>
         </w:rPr>
-        <w:t>ENDCASE</w:t>
-      </w:r>
-      <w:bookmarkEnd w:id="130"/>
+        <w:t>:</w:t>
+      </w:r>
+      <w:bookmarkEnd w:id="132"/>
     </w:p>
     <w:p>
       <w:pPr>
@@ -15747,7 +15820,7 @@
           <w:sz w:val="19"/>
           <w:szCs w:val="19"/>
         </w:rPr>
-        <w:t>( x -- )</w:t>
+        <w:t>( "name" -- )</w:t>
       </w:r>
     </w:p>
     <w:p>
@@ -15762,7 +15835,7 @@
           <w:sz w:val="20"/>
           <w:szCs w:val="20"/>
         </w:rPr>
-        <w:t>Close a CASE structure, discarding the selector.</w:t>
+        <w:t>Begin a colon definition.</w:t>
       </w:r>
     </w:p>
     <w:p>
@@ -15792,20 +15865,8 @@
           <w:sz w:val="18"/>
           <w:szCs w:val="18"/>
         </w:rPr>
-        <w:t>Throws -22 if the control-flow stack is malformed.</w:t>
-      </w:r>
-    </w:p>
-    <w:p>
-      <w:pPr>
-        <w:pStyle w:val="Heading2"/>
-        <w:rPr/>
-      </w:pPr>
-      <w:bookmarkStart w:id="131" w:name="toc_18"/>
-      <w:r>
-        <w:rPr/>
-        <w:t>3.9 Defining Words</w:t>
-      </w:r>
-      <w:bookmarkEnd w:id="131"/>
+        <w:t>Header is smudged until ; snapshot control-flow depth for later checking.</w:t>
+      </w:r>
     </w:p>
     <w:p>
       <w:pPr>
@@ -15813,7 +15874,7 @@
         <w:spacing w:before="160" w:after="20"/>
         <w:rPr/>
       </w:pPr>
-      <w:bookmarkStart w:id="132" w:name="bm_COLON_113"/>
+      <w:bookmarkStart w:id="133" w:name="bm_SEMI_114"/>
       <w:r>
         <w:rPr>
           <w:rFonts w:eastAsia="Courier New" w:cs="Courier New" w:ascii="Courier New" w:hAnsi="Courier New"/>
@@ -15822,9 +15883,9 @@
           <w:sz w:val="23"/>
           <w:szCs w:val="23"/>
         </w:rPr>
-        <w:t>:</w:t>
-      </w:r>
-      <w:bookmarkEnd w:id="132"/>
+        <w:t>;</w:t>
+      </w:r>
+      <w:bookmarkEnd w:id="133"/>
     </w:p>
     <w:p>
       <w:pPr>
@@ -15840,7 +15901,7 @@
           <w:sz w:val="19"/>
           <w:szCs w:val="19"/>
         </w:rPr>
-        <w:t>( "name" -- )</w:t>
+        <w:t>( -- )</w:t>
       </w:r>
     </w:p>
     <w:p>
@@ -15855,7 +15916,7 @@
           <w:sz w:val="20"/>
           <w:szCs w:val="20"/>
         </w:rPr>
-        <w:t>Begin a colon definition.</w:t>
+        <w:t>End a colon definition. IMMEDIATE.</w:t>
       </w:r>
     </w:p>
     <w:p>
@@ -15885,7 +15946,7 @@
           <w:sz w:val="18"/>
           <w:szCs w:val="18"/>
         </w:rPr>
-        <w:t>Header is smudged until ; snapshot control-flow depth for later checking.</w:t>
+        <w:t>Unsmudges the header; throws -22 if a control structure is left open.</w:t>
       </w:r>
     </w:p>
     <w:p>
@@ -15894,7 +15955,7 @@
         <w:spacing w:before="160" w:after="20"/>
         <w:rPr/>
       </w:pPr>
-      <w:bookmarkStart w:id="133" w:name="bm_SEMI_114"/>
+      <w:bookmarkStart w:id="134" w:name="bmCREATE_115"/>
       <w:r>
         <w:rPr>
           <w:rFonts w:eastAsia="Courier New" w:cs="Courier New" w:ascii="Courier New" w:hAnsi="Courier New"/>
@@ -15903,9 +15964,9 @@
           <w:sz w:val="23"/>
           <w:szCs w:val="23"/>
         </w:rPr>
-        <w:t>;</w:t>
-      </w:r>
-      <w:bookmarkEnd w:id="133"/>
+        <w:t>CREATE</w:t>
+      </w:r>
+      <w:bookmarkEnd w:id="134"/>
     </w:p>
     <w:p>
       <w:pPr>
@@ -15921,7 +15982,7 @@
           <w:sz w:val="19"/>
           <w:szCs w:val="19"/>
         </w:rPr>
-        <w:t>( -- )</w:t>
+        <w:t>( "name" -- )</w:t>
       </w:r>
     </w:p>
     <w:p>
@@ -15936,7 +15997,7 @@
           <w:sz w:val="20"/>
           <w:szCs w:val="20"/>
         </w:rPr>
-        <w:t>End a colon definition. IMMEDIATE.</w:t>
+        <w:t>Build a header and a DOES&gt;-ready trampoline.</w:t>
       </w:r>
     </w:p>
     <w:p>
@@ -15966,7 +16027,7 @@
           <w:sz w:val="18"/>
           <w:szCs w:val="18"/>
         </w:rPr>
-        <w:t>Unsmudges the header; throws -22 if a control structure is left open.</w:t>
+        <w:t>PFA defaults to CODEHERE (immutable space).</w:t>
       </w:r>
     </w:p>
     <w:p>
@@ -15975,7 +16036,7 @@
         <w:spacing w:before="160" w:after="20"/>
         <w:rPr/>
       </w:pPr>
-      <w:bookmarkStart w:id="134" w:name="bmCREATE_115"/>
+      <w:bookmarkStart w:id="135" w:name="bmDOES_GT_116"/>
       <w:r>
         <w:rPr>
           <w:rFonts w:eastAsia="Courier New" w:cs="Courier New" w:ascii="Courier New" w:hAnsi="Courier New"/>
@@ -15984,9 +16045,9 @@
           <w:sz w:val="23"/>
           <w:szCs w:val="23"/>
         </w:rPr>
-        <w:t>CREATE</w:t>
-      </w:r>
-      <w:bookmarkEnd w:id="134"/>
+        <w:t>DOES&gt;</w:t>
+      </w:r>
+      <w:bookmarkEnd w:id="135"/>
     </w:p>
     <w:p>
       <w:pPr>
@@ -16002,7 +16063,7 @@
           <w:sz w:val="19"/>
           <w:szCs w:val="19"/>
         </w:rPr>
-        <w:t>( "name" -- )</w:t>
+        <w:t>( -- )</w:t>
       </w:r>
     </w:p>
     <w:p>
@@ -16017,7 +16078,7 @@
           <w:sz w:val="20"/>
           <w:szCs w:val="20"/>
         </w:rPr>
-        <w:t>Build a header and a DOES&gt;-ready trampoline.</w:t>
+        <w:t>Attach runtime behavior to a CREATEd word. IMMEDIATE, compile-only.</w:t>
       </w:r>
     </w:p>
     <w:p>
@@ -16047,7 +16108,7 @@
           <w:sz w:val="18"/>
           <w:szCs w:val="18"/>
         </w:rPr>
-        <w:t>PFA defaults to CODEHERE (immutable space).</w:t>
+        <w:t>Patches the trampoline's BEHAVIOR field at run time via a double return.</w:t>
       </w:r>
     </w:p>
     <w:p>
@@ -16056,7 +16117,7 @@
         <w:spacing w:before="160" w:after="20"/>
         <w:rPr/>
       </w:pPr>
-      <w:bookmarkStart w:id="135" w:name="bmDOES_GT_116"/>
+      <w:bookmarkStart w:id="136" w:name="bmVARIABLE_117"/>
       <w:r>
         <w:rPr>
           <w:rFonts w:eastAsia="Courier New" w:cs="Courier New" w:ascii="Courier New" w:hAnsi="Courier New"/>
@@ -16065,9 +16126,9 @@
           <w:sz w:val="23"/>
           <w:szCs w:val="23"/>
         </w:rPr>
-        <w:t>DOES&gt;</w:t>
-      </w:r>
-      <w:bookmarkEnd w:id="135"/>
+        <w:t>VARIABLE</w:t>
+      </w:r>
+      <w:bookmarkEnd w:id="136"/>
     </w:p>
     <w:p>
       <w:pPr>
@@ -16083,7 +16144,7 @@
           <w:sz w:val="19"/>
           <w:szCs w:val="19"/>
         </w:rPr>
-        <w:t>( -- )</w:t>
+        <w:t>( "name" -- )</w:t>
       </w:r>
     </w:p>
     <w:p>
@@ -16098,7 +16159,7 @@
           <w:sz w:val="20"/>
           <w:szCs w:val="20"/>
         </w:rPr>
-        <w:t>Attach runtime behavior to a CREATEd word. IMMEDIATE, compile-only.</w:t>
+        <w:t>Create a one-cell mutable variable.</w:t>
       </w:r>
     </w:p>
     <w:p>
@@ -16128,7 +16189,7 @@
           <w:sz w:val="18"/>
           <w:szCs w:val="18"/>
         </w:rPr>
-        <w:t>Patches the trampoline's BEHAVIOR field at run time via a double return.</w:t>
+        <w:t>PFA reserved in VARHERE (mutable space); initialized to zero.</w:t>
       </w:r>
     </w:p>
     <w:p>
@@ -16137,7 +16198,7 @@
         <w:spacing w:before="160" w:after="20"/>
         <w:rPr/>
       </w:pPr>
-      <w:bookmarkStart w:id="136" w:name="bmVARIABLE_117"/>
+      <w:bookmarkStart w:id="137" w:name="bmCONSTANT_118"/>
       <w:r>
         <w:rPr>
           <w:rFonts w:eastAsia="Courier New" w:cs="Courier New" w:ascii="Courier New" w:hAnsi="Courier New"/>
@@ -16146,9 +16207,9 @@
           <w:sz w:val="23"/>
           <w:szCs w:val="23"/>
         </w:rPr>
-        <w:t>VARIABLE</w:t>
-      </w:r>
-      <w:bookmarkEnd w:id="136"/>
+        <w:t>CONSTANT</w:t>
+      </w:r>
+      <w:bookmarkEnd w:id="137"/>
     </w:p>
     <w:p>
       <w:pPr>
@@ -16164,7 +16225,7 @@
           <w:sz w:val="19"/>
           <w:szCs w:val="19"/>
         </w:rPr>
-        <w:t>( "name" -- )</w:t>
+        <w:t>( x "name" -- )</w:t>
       </w:r>
     </w:p>
     <w:p>
@@ -16179,7 +16240,7 @@
           <w:sz w:val="20"/>
           <w:szCs w:val="20"/>
         </w:rPr>
-        <w:t>Create a one-cell mutable variable.</w:t>
+        <w:t>Create a word that returns a fixed value.</w:t>
       </w:r>
     </w:p>
     <w:p>
@@ -16209,7 +16270,7 @@
           <w:sz w:val="18"/>
           <w:szCs w:val="18"/>
         </w:rPr>
-        <w:t>PFA reserved in VARHERE (mutable space); initialized to zero.</w:t>
+        <w:t>Value stored in CODEHERE (immutable space).</w:t>
       </w:r>
     </w:p>
     <w:p>
@@ -16218,7 +16279,7 @@
         <w:spacing w:before="160" w:after="20"/>
         <w:rPr/>
       </w:pPr>
-      <w:bookmarkStart w:id="137" w:name="bmCONSTANT_118"/>
+      <w:bookmarkStart w:id="138" w:name="bmVALUE_119"/>
       <w:r>
         <w:rPr>
           <w:rFonts w:eastAsia="Courier New" w:cs="Courier New" w:ascii="Courier New" w:hAnsi="Courier New"/>
@@ -16227,9 +16288,9 @@
           <w:sz w:val="23"/>
           <w:szCs w:val="23"/>
         </w:rPr>
-        <w:t>CONSTANT</w:t>
-      </w:r>
-      <w:bookmarkEnd w:id="137"/>
+        <w:t>VALUE</w:t>
+      </w:r>
+      <w:bookmarkEnd w:id="138"/>
     </w:p>
     <w:p>
       <w:pPr>
@@ -16260,7 +16321,7 @@
           <w:sz w:val="20"/>
           <w:szCs w:val="20"/>
         </w:rPr>
-        <w:t>Create a word that returns a fixed value.</w:t>
+        <w:t>Create a reassignable named value.</w:t>
       </w:r>
     </w:p>
     <w:p>
@@ -16290,7 +16351,7 @@
           <w:sz w:val="18"/>
           <w:szCs w:val="18"/>
         </w:rPr>
-        <w:t>Value stored in CODEHERE (immutable space).</w:t>
+        <w:t>PFA in VARHERE (mutable space); reassigned via TO.</w:t>
       </w:r>
     </w:p>
     <w:p>
@@ -16299,7 +16360,7 @@
         <w:spacing w:before="160" w:after="20"/>
         <w:rPr/>
       </w:pPr>
-      <w:bookmarkStart w:id="138" w:name="bmVALUE_119"/>
+      <w:bookmarkStart w:id="139" w:name="bmTO_120"/>
       <w:r>
         <w:rPr>
           <w:rFonts w:eastAsia="Courier New" w:cs="Courier New" w:ascii="Courier New" w:hAnsi="Courier New"/>
@@ -16308,9 +16369,9 @@
           <w:sz w:val="23"/>
           <w:szCs w:val="23"/>
         </w:rPr>
-        <w:t>VALUE</w:t>
-      </w:r>
-      <w:bookmarkEnd w:id="138"/>
+        <w:t>TO</w:t>
+      </w:r>
+      <w:bookmarkEnd w:id="139"/>
     </w:p>
     <w:p>
       <w:pPr>
@@ -16341,7 +16402,7 @@
           <w:sz w:val="20"/>
           <w:szCs w:val="20"/>
         </w:rPr>
-        <w:t>Create a reassignable named value.</w:t>
+        <w:t>Assign a new value to a VALUE. IMMEDIATE.</w:t>
       </w:r>
     </w:p>
     <w:p>
@@ -16371,7 +16432,7 @@
           <w:sz w:val="18"/>
           <w:szCs w:val="18"/>
         </w:rPr>
-        <w:t>PFA in VARHERE (mutable space); reassigned via TO.</w:t>
+        <w:t>Behaves differently interpreting vs. compiling.</w:t>
       </w:r>
     </w:p>
     <w:p>
@@ -16380,7 +16441,7 @@
         <w:spacing w:before="160" w:after="20"/>
         <w:rPr/>
       </w:pPr>
-      <w:bookmarkStart w:id="139" w:name="bmTO_120"/>
+      <w:bookmarkStart w:id="140" w:name="bm2VARIABLE_121"/>
       <w:r>
         <w:rPr>
           <w:rFonts w:eastAsia="Courier New" w:cs="Courier New" w:ascii="Courier New" w:hAnsi="Courier New"/>
@@ -16389,9 +16450,9 @@
           <w:sz w:val="23"/>
           <w:szCs w:val="23"/>
         </w:rPr>
-        <w:t>TO</w:t>
-      </w:r>
-      <w:bookmarkEnd w:id="139"/>
+        <w:t>2VARIABLE</w:t>
+      </w:r>
+      <w:bookmarkEnd w:id="140"/>
     </w:p>
     <w:p>
       <w:pPr>
@@ -16407,7 +16468,7 @@
           <w:sz w:val="19"/>
           <w:szCs w:val="19"/>
         </w:rPr>
-        <w:t>( x "name" -- )</w:t>
+        <w:t>( "name" -- )</w:t>
       </w:r>
     </w:p>
     <w:p>
@@ -16422,7 +16483,7 @@
           <w:sz w:val="20"/>
           <w:szCs w:val="20"/>
         </w:rPr>
-        <w:t>Assign a new value to a VALUE. IMMEDIATE.</w:t>
+        <w:t>Create a two-cell mutable variable.</w:t>
       </w:r>
     </w:p>
     <w:p>
@@ -16452,7 +16513,7 @@
           <w:sz w:val="18"/>
           <w:szCs w:val="18"/>
         </w:rPr>
-        <w:t>Behaves differently interpreting vs. compiling.</w:t>
+        <w:t>PFA in VARHERE; both cells initialized to zero.</w:t>
       </w:r>
     </w:p>
     <w:p>
@@ -16461,7 +16522,7 @@
         <w:spacing w:before="160" w:after="20"/>
         <w:rPr/>
       </w:pPr>
-      <w:bookmarkStart w:id="140" w:name="bm2VARIABLE_121"/>
+      <w:bookmarkStart w:id="141" w:name="bm2CONSTANT_122"/>
       <w:r>
         <w:rPr>
           <w:rFonts w:eastAsia="Courier New" w:cs="Courier New" w:ascii="Courier New" w:hAnsi="Courier New"/>
@@ -16470,9 +16531,9 @@
           <w:sz w:val="23"/>
           <w:szCs w:val="23"/>
         </w:rPr>
-        <w:t>2VARIABLE</w:t>
-      </w:r>
-      <w:bookmarkEnd w:id="140"/>
+        <w:t>2CONSTANT</w:t>
+      </w:r>
+      <w:bookmarkEnd w:id="141"/>
     </w:p>
     <w:p>
       <w:pPr>
@@ -16488,7 +16549,7 @@
           <w:sz w:val="19"/>
           <w:szCs w:val="19"/>
         </w:rPr>
-        <w:t>( "name" -- )</w:t>
+        <w:t>( x1 x2 "name" -- )</w:t>
       </w:r>
     </w:p>
     <w:p>
@@ -16503,7 +16564,7 @@
           <w:sz w:val="20"/>
           <w:szCs w:val="20"/>
         </w:rPr>
-        <w:t>Create a two-cell mutable variable.</w:t>
+        <w:t>Create a word returning a fixed double value.</w:t>
       </w:r>
     </w:p>
     <w:p>
@@ -16533,7 +16594,7 @@
           <w:sz w:val="18"/>
           <w:szCs w:val="18"/>
         </w:rPr>
-        <w:t>PFA in VARHERE; both cells initialized to zero.</w:t>
+        <w:t>Stores x1 at the lower address, x2 at the higher, matching 2@/2!.</w:t>
       </w:r>
     </w:p>
     <w:p>
@@ -16542,7 +16603,7 @@
         <w:spacing w:before="160" w:after="20"/>
         <w:rPr/>
       </w:pPr>
-      <w:bookmarkStart w:id="141" w:name="bm2CONSTANT_122"/>
+      <w:bookmarkStart w:id="142" w:name="bmBUFFER_COLON_123"/>
       <w:r>
         <w:rPr>
           <w:rFonts w:eastAsia="Courier New" w:cs="Courier New" w:ascii="Courier New" w:hAnsi="Courier New"/>
@@ -16551,9 +16612,9 @@
           <w:sz w:val="23"/>
           <w:szCs w:val="23"/>
         </w:rPr>
-        <w:t>2CONSTANT</w:t>
-      </w:r>
-      <w:bookmarkEnd w:id="141"/>
+        <w:t>BUFFER:</w:t>
+      </w:r>
+      <w:bookmarkEnd w:id="142"/>
     </w:p>
     <w:p>
       <w:pPr>
@@ -16569,7 +16630,7 @@
           <w:sz w:val="19"/>
           <w:szCs w:val="19"/>
         </w:rPr>
-        <w:t>( x1 x2 "name" -- )</w:t>
+        <w:t>( u "name" -- )</w:t>
       </w:r>
     </w:p>
     <w:p>
@@ -16584,7 +16645,7 @@
           <w:sz w:val="20"/>
           <w:szCs w:val="20"/>
         </w:rPr>
-        <w:t>Create a word returning a fixed double value.</w:t>
+        <w:t>Create a word returning the address of u reserved, uninitialized bytes.</w:t>
       </w:r>
     </w:p>
     <w:p>
@@ -16614,7 +16675,7 @@
           <w:sz w:val="18"/>
           <w:szCs w:val="18"/>
         </w:rPr>
-        <w:t>Stores x1 at the lower address, x2 at the higher, matching 2@/2!.</w:t>
+        <w:t>PFA in VARHERE.</w:t>
       </w:r>
     </w:p>
     <w:p>
@@ -16623,7 +16684,7 @@
         <w:spacing w:before="160" w:after="20"/>
         <w:rPr/>
       </w:pPr>
-      <w:bookmarkStart w:id="142" w:name="bmBUFFER_COLON_123"/>
+      <w:bookmarkStart w:id="143" w:name="bmDEFER_124"/>
       <w:r>
         <w:rPr>
           <w:rFonts w:eastAsia="Courier New" w:cs="Courier New" w:ascii="Courier New" w:hAnsi="Courier New"/>
@@ -16632,9 +16693,9 @@
           <w:sz w:val="23"/>
           <w:szCs w:val="23"/>
         </w:rPr>
-        <w:t>BUFFER:</w:t>
-      </w:r>
-      <w:bookmarkEnd w:id="142"/>
+        <w:t>DEFER</w:t>
+      </w:r>
+      <w:bookmarkEnd w:id="143"/>
     </w:p>
     <w:p>
       <w:pPr>
@@ -16650,7 +16711,7 @@
           <w:sz w:val="19"/>
           <w:szCs w:val="19"/>
         </w:rPr>
-        <w:t>( u "name" -- )</w:t>
+        <w:t>( "name" -- )</w:t>
       </w:r>
     </w:p>
     <w:p>
@@ -16665,7 +16726,7 @@
           <w:sz w:val="20"/>
           <w:szCs w:val="20"/>
         </w:rPr>
-        <w:t>Create a word returning the address of u reserved, uninitialized bytes.</w:t>
+        <w:t>Create a word whose action can be set later.</w:t>
       </w:r>
     </w:p>
     <w:p>
@@ -16695,7 +16756,7 @@
           <w:sz w:val="18"/>
           <w:szCs w:val="18"/>
         </w:rPr>
-        <w:t>PFA in VARHERE.</w:t>
+        <w:t>Default action throws -21 until IS/DEFER! is used.</w:t>
       </w:r>
     </w:p>
     <w:p>
@@ -16704,7 +16765,7 @@
         <w:spacing w:before="160" w:after="20"/>
         <w:rPr/>
       </w:pPr>
-      <w:bookmarkStart w:id="143" w:name="bmDEFER_124"/>
+      <w:bookmarkStart w:id="144" w:name="bmDEFER_FETCH_125"/>
       <w:r>
         <w:rPr>
           <w:rFonts w:eastAsia="Courier New" w:cs="Courier New" w:ascii="Courier New" w:hAnsi="Courier New"/>
@@ -16713,9 +16774,9 @@
           <w:sz w:val="23"/>
           <w:szCs w:val="23"/>
         </w:rPr>
-        <w:t>DEFER</w:t>
-      </w:r>
-      <w:bookmarkEnd w:id="143"/>
+        <w:t>DEFER@</w:t>
+      </w:r>
+      <w:bookmarkEnd w:id="144"/>
     </w:p>
     <w:p>
       <w:pPr>
@@ -16731,7 +16792,7 @@
           <w:sz w:val="19"/>
           <w:szCs w:val="19"/>
         </w:rPr>
-        <w:t>( "name" -- )</w:t>
+        <w:t>( xt-defer -- xt )</w:t>
       </w:r>
     </w:p>
     <w:p>
@@ -16746,7 +16807,7 @@
           <w:sz w:val="20"/>
           <w:szCs w:val="20"/>
         </w:rPr>
-        <w:t>Create a word whose action can be set later.</w:t>
+        <w:t>Fetch a deferred word's current target.</w:t>
       </w:r>
     </w:p>
     <w:p>
@@ -16776,7 +16837,7 @@
           <w:sz w:val="18"/>
           <w:szCs w:val="18"/>
         </w:rPr>
-        <w:t>Default action throws -21 until IS/DEFER! is used.</w:t>
+        <w:t>None.</w:t>
       </w:r>
     </w:p>
     <w:p>
@@ -16785,7 +16846,7 @@
         <w:spacing w:before="160" w:after="20"/>
         <w:rPr/>
       </w:pPr>
-      <w:bookmarkStart w:id="144" w:name="bmDEFER_FETCH_125"/>
+      <w:bookmarkStart w:id="145" w:name="bmDEFER_STORE_126"/>
       <w:r>
         <w:rPr>
           <w:rFonts w:eastAsia="Courier New" w:cs="Courier New" w:ascii="Courier New" w:hAnsi="Courier New"/>
@@ -16794,9 +16855,9 @@
           <w:sz w:val="23"/>
           <w:szCs w:val="23"/>
         </w:rPr>
-        <w:t>DEFER@</w:t>
-      </w:r>
-      <w:bookmarkEnd w:id="144"/>
+        <w:t>DEFER!</w:t>
+      </w:r>
+      <w:bookmarkEnd w:id="145"/>
     </w:p>
     <w:p>
       <w:pPr>
@@ -16812,7 +16873,7 @@
           <w:sz w:val="19"/>
           <w:szCs w:val="19"/>
         </w:rPr>
-        <w:t>( xt-defer -- xt )</w:t>
+        <w:t>( xt xt-defer -- )</w:t>
       </w:r>
     </w:p>
     <w:p>
@@ -16827,7 +16888,7 @@
           <w:sz w:val="20"/>
           <w:szCs w:val="20"/>
         </w:rPr>
-        <w:t>Fetch a deferred word's current target.</w:t>
+        <w:t>Set a deferred word's target.</w:t>
       </w:r>
     </w:p>
     <w:p>
@@ -16866,7 +16927,7 @@
         <w:spacing w:before="160" w:after="20"/>
         <w:rPr/>
       </w:pPr>
-      <w:bookmarkStart w:id="145" w:name="bmDEFER_STORE_126"/>
+      <w:bookmarkStart w:id="146" w:name="bmIS_127"/>
       <w:r>
         <w:rPr>
           <w:rFonts w:eastAsia="Courier New" w:cs="Courier New" w:ascii="Courier New" w:hAnsi="Courier New"/>
@@ -16875,9 +16936,9 @@
           <w:sz w:val="23"/>
           <w:szCs w:val="23"/>
         </w:rPr>
-        <w:t>DEFER!</w:t>
-      </w:r>
-      <w:bookmarkEnd w:id="145"/>
+        <w:t>IS</w:t>
+      </w:r>
+      <w:bookmarkEnd w:id="146"/>
     </w:p>
     <w:p>
       <w:pPr>
@@ -16893,7 +16954,7 @@
           <w:sz w:val="19"/>
           <w:szCs w:val="19"/>
         </w:rPr>
-        <w:t>( xt xt-defer -- )</w:t>
+        <w:t>( xt "name" -- )</w:t>
       </w:r>
     </w:p>
     <w:p>
@@ -16908,7 +16969,7 @@
           <w:sz w:val="20"/>
           <w:szCs w:val="20"/>
         </w:rPr>
-        <w:t>Set a deferred word's target.</w:t>
+        <w:t>Set a deferred word's target by name. IMMEDIATE.</w:t>
       </w:r>
     </w:p>
     <w:p>
@@ -16938,7 +16999,7 @@
           <w:sz w:val="18"/>
           <w:szCs w:val="18"/>
         </w:rPr>
-        <w:t>None.</w:t>
+        <w:t>Behaves differently interpreting vs. compiling.</w:t>
       </w:r>
     </w:p>
     <w:p>
@@ -16947,7 +17008,7 @@
         <w:spacing w:before="160" w:after="20"/>
         <w:rPr/>
       </w:pPr>
-      <w:bookmarkStart w:id="146" w:name="bmIS_127"/>
+      <w:bookmarkStart w:id="147" w:name="bmACTION_MINUSOF_128"/>
       <w:r>
         <w:rPr>
           <w:rFonts w:eastAsia="Courier New" w:cs="Courier New" w:ascii="Courier New" w:hAnsi="Courier New"/>
@@ -16956,9 +17017,9 @@
           <w:sz w:val="23"/>
           <w:szCs w:val="23"/>
         </w:rPr>
-        <w:t>IS</w:t>
-      </w:r>
-      <w:bookmarkEnd w:id="146"/>
+        <w:t>ACTION-OF</w:t>
+      </w:r>
+      <w:bookmarkEnd w:id="147"/>
     </w:p>
     <w:p>
       <w:pPr>
@@ -16974,7 +17035,7 @@
           <w:sz w:val="19"/>
           <w:szCs w:val="19"/>
         </w:rPr>
-        <w:t>( xt "name" -- )</w:t>
+        <w:t>( "name" -- xt )</w:t>
       </w:r>
     </w:p>
     <w:p>
@@ -16989,7 +17050,7 @@
           <w:sz w:val="20"/>
           <w:szCs w:val="20"/>
         </w:rPr>
-        <w:t>Set a deferred word's target by name. IMMEDIATE.</w:t>
+        <w:t>Fetch a deferred word's current target by name. IMMEDIATE.</w:t>
       </w:r>
     </w:p>
     <w:p>
@@ -17028,7 +17089,7 @@
         <w:spacing w:before="160" w:after="20"/>
         <w:rPr/>
       </w:pPr>
-      <w:bookmarkStart w:id="147" w:name="bmACTION_MINUSOF_128"/>
+      <w:bookmarkStart w:id="148" w:name="bmMARKER_129"/>
       <w:r>
         <w:rPr>
           <w:rFonts w:eastAsia="Courier New" w:cs="Courier New" w:ascii="Courier New" w:hAnsi="Courier New"/>
@@ -17037,9 +17098,9 @@
           <w:sz w:val="23"/>
           <w:szCs w:val="23"/>
         </w:rPr>
-        <w:t>ACTION-OF</w:t>
-      </w:r>
-      <w:bookmarkEnd w:id="147"/>
+        <w:t>MARKER</w:t>
+      </w:r>
+      <w:bookmarkEnd w:id="148"/>
     </w:p>
     <w:p>
       <w:pPr>
@@ -17055,7 +17116,7 @@
           <w:sz w:val="19"/>
           <w:szCs w:val="19"/>
         </w:rPr>
-        <w:t>( "name" -- xt )</w:t>
+        <w:t>( "name" -- )</w:t>
       </w:r>
     </w:p>
     <w:p>
@@ -17070,7 +17131,7 @@
           <w:sz w:val="20"/>
           <w:szCs w:val="20"/>
         </w:rPr>
-        <w:t>Fetch a deferred word's current target by name. IMMEDIATE.</w:t>
+        <w:t>Create a word that, when executed, forgets itself and everything defined after it.</w:t>
       </w:r>
     </w:p>
     <w:p>
@@ -17100,8 +17161,20 @@
           <w:sz w:val="18"/>
           <w:szCs w:val="18"/>
         </w:rPr>
-        <w:t>Behaves differently interpreting vs. compiling.</w:t>
-      </w:r>
+        <w:t>Restores all three HERE pointers and LATEST from a snapshot.</w:t>
+      </w:r>
+    </w:p>
+    <w:p>
+      <w:pPr>
+        <w:pStyle w:val="Heading2"/>
+        <w:rPr/>
+      </w:pPr>
+      <w:bookmarkStart w:id="149" w:name="toc_19"/>
+      <w:r>
+        <w:rPr/>
+        <w:t>3.10 Compiling Words</w:t>
+      </w:r>
+      <w:bookmarkEnd w:id="149"/>
     </w:p>
     <w:p>
       <w:pPr>
@@ -17109,7 +17182,7 @@
         <w:spacing w:before="160" w:after="20"/>
         <w:rPr/>
       </w:pPr>
-      <w:bookmarkStart w:id="148" w:name="bmMARKER_129"/>
+      <w:bookmarkStart w:id="150" w:name="bmIMMEDIATE_130"/>
       <w:r>
         <w:rPr>
           <w:rFonts w:eastAsia="Courier New" w:cs="Courier New" w:ascii="Courier New" w:hAnsi="Courier New"/>
@@ -17118,9 +17191,9 @@
           <w:sz w:val="23"/>
           <w:szCs w:val="23"/>
         </w:rPr>
-        <w:t>MARKER</w:t>
-      </w:r>
-      <w:bookmarkEnd w:id="148"/>
+        <w:t>IMMEDIATE</w:t>
+      </w:r>
+      <w:bookmarkEnd w:id="150"/>
     </w:p>
     <w:p>
       <w:pPr>
@@ -17136,7 +17209,7 @@
           <w:sz w:val="19"/>
           <w:szCs w:val="19"/>
         </w:rPr>
-        <w:t>( "name" -- )</w:t>
+        <w:t>( -- )</w:t>
       </w:r>
     </w:p>
     <w:p>
@@ -17151,7 +17224,7 @@
           <w:sz w:val="20"/>
           <w:szCs w:val="20"/>
         </w:rPr>
-        <w:t>Create a word that, when executed, forgets itself and everything defined after it.</w:t>
+        <w:t>Mark the most recently defined word as IMMEDIATE.</w:t>
       </w:r>
     </w:p>
     <w:p>
@@ -17181,20 +17254,8 @@
           <w:sz w:val="18"/>
           <w:szCs w:val="18"/>
         </w:rPr>
-        <w:t>Restores all three HERE pointers and LATEST from a snapshot.</w:t>
-      </w:r>
-    </w:p>
-    <w:p>
-      <w:pPr>
-        <w:pStyle w:val="Heading2"/>
-        <w:rPr/>
-      </w:pPr>
-      <w:bookmarkStart w:id="149" w:name="toc_19"/>
-      <w:r>
-        <w:rPr/>
-        <w:t>3.10 Compiling Words</w:t>
-      </w:r>
-      <w:bookmarkEnd w:id="149"/>
+        <w:t>Sets a header flag bit.</w:t>
+      </w:r>
     </w:p>
     <w:p>
       <w:pPr>
@@ -17202,7 +17263,7 @@
         <w:spacing w:before="160" w:after="20"/>
         <w:rPr/>
       </w:pPr>
-      <w:bookmarkStart w:id="150" w:name="bmIMMEDIATE_130"/>
+      <w:bookmarkStart w:id="151" w:name="bmSTATE_131"/>
       <w:r>
         <w:rPr>
           <w:rFonts w:eastAsia="Courier New" w:cs="Courier New" w:ascii="Courier New" w:hAnsi="Courier New"/>
@@ -17211,9 +17272,9 @@
           <w:sz w:val="23"/>
           <w:szCs w:val="23"/>
         </w:rPr>
-        <w:t>IMMEDIATE</w:t>
-      </w:r>
-      <w:bookmarkEnd w:id="150"/>
+        <w:t>STATE</w:t>
+      </w:r>
+      <w:bookmarkEnd w:id="151"/>
     </w:p>
     <w:p>
       <w:pPr>
@@ -17229,7 +17290,7 @@
           <w:sz w:val="19"/>
           <w:szCs w:val="19"/>
         </w:rPr>
-        <w:t>( -- )</w:t>
+        <w:t>( -- addr )</w:t>
       </w:r>
     </w:p>
     <w:p>
@@ -17244,7 +17305,7 @@
           <w:sz w:val="20"/>
           <w:szCs w:val="20"/>
         </w:rPr>
-        <w:t>Mark the most recently defined word as IMMEDIATE.</w:t>
+        <w:t>Variable: nonzero while compiling.</w:t>
       </w:r>
     </w:p>
     <w:p>
@@ -17274,7 +17335,7 @@
           <w:sz w:val="18"/>
           <w:szCs w:val="18"/>
         </w:rPr>
-        <w:t>Sets a header flag bit.</w:t>
+        <w:t>None.</w:t>
       </w:r>
     </w:p>
     <w:p>
@@ -17283,7 +17344,7 @@
         <w:spacing w:before="160" w:after="20"/>
         <w:rPr/>
       </w:pPr>
-      <w:bookmarkStart w:id="151" w:name="bmSTATE_131"/>
+      <w:bookmarkStart w:id="152" w:name="bm_LBRACKET_132"/>
       <w:r>
         <w:rPr>
           <w:rFonts w:eastAsia="Courier New" w:cs="Courier New" w:ascii="Courier New" w:hAnsi="Courier New"/>
@@ -17292,9 +17353,9 @@
           <w:sz w:val="23"/>
           <w:szCs w:val="23"/>
         </w:rPr>
-        <w:t>STATE</w:t>
-      </w:r>
-      <w:bookmarkEnd w:id="151"/>
+        <w:t>[</w:t>
+      </w:r>
+      <w:bookmarkEnd w:id="152"/>
     </w:p>
     <w:p>
       <w:pPr>
@@ -17310,7 +17371,7 @@
           <w:sz w:val="19"/>
           <w:szCs w:val="19"/>
         </w:rPr>
-        <w:t>( -- addr )</w:t>
+        <w:t>( -- )</w:t>
       </w:r>
     </w:p>
     <w:p>
@@ -17325,7 +17386,7 @@
           <w:sz w:val="20"/>
           <w:szCs w:val="20"/>
         </w:rPr>
-        <w:t>Variable: nonzero while compiling.</w:t>
+        <w:t>Enter interpret state. IMMEDIATE.</w:t>
       </w:r>
     </w:p>
     <w:p>
@@ -17364,7 +17425,7 @@
         <w:spacing w:before="160" w:after="20"/>
         <w:rPr/>
       </w:pPr>
-      <w:bookmarkStart w:id="152" w:name="bm_LBRACKET_132"/>
+      <w:bookmarkStart w:id="153" w:name="bm_RBRACKET_133"/>
       <w:r>
         <w:rPr>
           <w:rFonts w:eastAsia="Courier New" w:cs="Courier New" w:ascii="Courier New" w:hAnsi="Courier New"/>
@@ -17373,9 +17434,9 @@
           <w:sz w:val="23"/>
           <w:szCs w:val="23"/>
         </w:rPr>
-        <w:t>[</w:t>
-      </w:r>
-      <w:bookmarkEnd w:id="152"/>
+        <w:t>]</w:t>
+      </w:r>
+      <w:bookmarkEnd w:id="153"/>
     </w:p>
     <w:p>
       <w:pPr>
@@ -17406,7 +17467,7 @@
           <w:sz w:val="20"/>
           <w:szCs w:val="20"/>
         </w:rPr>
-        <w:t>Enter interpret state. IMMEDIATE.</w:t>
+        <w:t>Enter compile state.</w:t>
       </w:r>
     </w:p>
     <w:p>
@@ -17445,7 +17506,7 @@
         <w:spacing w:before="160" w:after="20"/>
         <w:rPr/>
       </w:pPr>
-      <w:bookmarkStart w:id="153" w:name="bm_RBRACKET_133"/>
+      <w:bookmarkStart w:id="154" w:name="bm_TICK_134"/>
       <w:r>
         <w:rPr>
           <w:rFonts w:eastAsia="Courier New" w:cs="Courier New" w:ascii="Courier New" w:hAnsi="Courier New"/>
@@ -17454,9 +17515,9 @@
           <w:sz w:val="23"/>
           <w:szCs w:val="23"/>
         </w:rPr>
-        <w:t>]</w:t>
-      </w:r>
-      <w:bookmarkEnd w:id="153"/>
+        <w:t>'</w:t>
+      </w:r>
+      <w:bookmarkEnd w:id="154"/>
     </w:p>
     <w:p>
       <w:pPr>
@@ -17472,7 +17533,7 @@
           <w:sz w:val="19"/>
           <w:szCs w:val="19"/>
         </w:rPr>
-        <w:t>( -- )</w:t>
+        <w:t>( "name" -- xt )</w:t>
       </w:r>
     </w:p>
     <w:p>
@@ -17487,7 +17548,7 @@
           <w:sz w:val="20"/>
           <w:szCs w:val="20"/>
         </w:rPr>
-        <w:t>Enter compile state.</w:t>
+        <w:t>Look up a word's execution token.</w:t>
       </w:r>
     </w:p>
     <w:p>
@@ -17517,7 +17578,7 @@
           <w:sz w:val="18"/>
           <w:szCs w:val="18"/>
         </w:rPr>
-        <w:t>None.</w:t>
+        <w:t>Throws -13 if not found. Works identically interpreting or compiling.</w:t>
       </w:r>
     </w:p>
     <w:p>
@@ -17526,7 +17587,7 @@
         <w:spacing w:before="160" w:after="20"/>
         <w:rPr/>
       </w:pPr>
-      <w:bookmarkStart w:id="154" w:name="bm_TICK_134"/>
+      <w:bookmarkStart w:id="155" w:name="bmCOMPILE_COMMA_135"/>
       <w:r>
         <w:rPr>
           <w:rFonts w:eastAsia="Courier New" w:cs="Courier New" w:ascii="Courier New" w:hAnsi="Courier New"/>
@@ -17535,9 +17596,9 @@
           <w:sz w:val="23"/>
           <w:szCs w:val="23"/>
         </w:rPr>
-        <w:t>'</w:t>
-      </w:r>
-      <w:bookmarkEnd w:id="154"/>
+        <w:t>COMPILE,</w:t>
+      </w:r>
+      <w:bookmarkEnd w:id="155"/>
     </w:p>
     <w:p>
       <w:pPr>
@@ -17553,7 +17614,7 @@
           <w:sz w:val="19"/>
           <w:szCs w:val="19"/>
         </w:rPr>
-        <w:t>( "name" -- xt )</w:t>
+        <w:t>( xt -- )</w:t>
       </w:r>
     </w:p>
     <w:p>
@@ -17568,7 +17629,7 @@
           <w:sz w:val="20"/>
           <w:szCs w:val="20"/>
         </w:rPr>
-        <w:t>Look up a word's execution token.</w:t>
+        <w:t>Compile a call to the given execution token.</w:t>
       </w:r>
     </w:p>
     <w:p>
@@ -17598,7 +17659,7 @@
           <w:sz w:val="18"/>
           <w:szCs w:val="18"/>
         </w:rPr>
-        <w:t>Throws -13 if not found. Works identically interpreting or compiling.</w:t>
+        <w:t>None.</w:t>
       </w:r>
     </w:p>
     <w:p>
@@ -17607,7 +17668,7 @@
         <w:spacing w:before="160" w:after="20"/>
         <w:rPr/>
       </w:pPr>
-      <w:bookmarkStart w:id="155" w:name="bmCOMPILE_COMMA_135"/>
+      <w:bookmarkStart w:id="156" w:name="bmLITERAL_136"/>
       <w:r>
         <w:rPr>
           <w:rFonts w:eastAsia="Courier New" w:cs="Courier New" w:ascii="Courier New" w:hAnsi="Courier New"/>
@@ -17616,9 +17677,9 @@
           <w:sz w:val="23"/>
           <w:szCs w:val="23"/>
         </w:rPr>
-        <w:t>COMPILE,</w:t>
-      </w:r>
-      <w:bookmarkEnd w:id="155"/>
+        <w:t>LITERAL</w:t>
+      </w:r>
+      <w:bookmarkEnd w:id="156"/>
     </w:p>
     <w:p>
       <w:pPr>
@@ -17634,7 +17695,7 @@
           <w:sz w:val="19"/>
           <w:szCs w:val="19"/>
         </w:rPr>
-        <w:t>( xt -- )</w:t>
+        <w:t>( x -- )</w:t>
       </w:r>
     </w:p>
     <w:p>
@@ -17649,7 +17710,7 @@
           <w:sz w:val="20"/>
           <w:szCs w:val="20"/>
         </w:rPr>
-        <w:t>Compile a call to the given execution token.</w:t>
+        <w:t>Compile x as a literal. IMMEDIATE, compile-only.</w:t>
       </w:r>
     </w:p>
     <w:p>
@@ -17688,7 +17749,7 @@
         <w:spacing w:before="160" w:after="20"/>
         <w:rPr/>
       </w:pPr>
-      <w:bookmarkStart w:id="156" w:name="bmLITERAL_136"/>
+      <w:bookmarkStart w:id="157" w:name="bm_LBRACKET_TICK_RBRACKET_137"/>
       <w:r>
         <w:rPr>
           <w:rFonts w:eastAsia="Courier New" w:cs="Courier New" w:ascii="Courier New" w:hAnsi="Courier New"/>
@@ -17697,9 +17758,9 @@
           <w:sz w:val="23"/>
           <w:szCs w:val="23"/>
         </w:rPr>
-        <w:t>LITERAL</w:t>
-      </w:r>
-      <w:bookmarkEnd w:id="156"/>
+        <w:t>[']</w:t>
+      </w:r>
+      <w:bookmarkEnd w:id="157"/>
     </w:p>
     <w:p>
       <w:pPr>
@@ -17715,7 +17776,7 @@
           <w:sz w:val="19"/>
           <w:szCs w:val="19"/>
         </w:rPr>
-        <w:t>( x -- )</w:t>
+        <w:t>( "name" -- )</w:t>
       </w:r>
     </w:p>
     <w:p>
@@ -17730,7 +17791,7 @@
           <w:sz w:val="20"/>
           <w:szCs w:val="20"/>
         </w:rPr>
-        <w:t>Compile x as a literal. IMMEDIATE, compile-only.</w:t>
+        <w:t>Compile-time tick: compile a word's xt as a literal. IMMEDIATE, compile-only.</w:t>
       </w:r>
     </w:p>
     <w:p>
@@ -17760,7 +17821,7 @@
           <w:sz w:val="18"/>
           <w:szCs w:val="18"/>
         </w:rPr>
-        <w:t>None.</w:t>
+        <w:t>Throws -14 if used while interpreting; -13 if the name is not found.</w:t>
       </w:r>
     </w:p>
     <w:p>
@@ -17769,7 +17830,7 @@
         <w:spacing w:before="160" w:after="20"/>
         <w:rPr/>
       </w:pPr>
-      <w:bookmarkStart w:id="157" w:name="bm_LBRACKET_TICK_RBRACKET_137"/>
+      <w:bookmarkStart w:id="158" w:name="bmPOSTPONE_138"/>
       <w:r>
         <w:rPr>
           <w:rFonts w:eastAsia="Courier New" w:cs="Courier New" w:ascii="Courier New" w:hAnsi="Courier New"/>
@@ -17778,9 +17839,9 @@
           <w:sz w:val="23"/>
           <w:szCs w:val="23"/>
         </w:rPr>
-        <w:t>[']</w:t>
-      </w:r>
-      <w:bookmarkEnd w:id="157"/>
+        <w:t>POSTPONE</w:t>
+      </w:r>
+      <w:bookmarkEnd w:id="158"/>
     </w:p>
     <w:p>
       <w:pPr>
@@ -17811,7 +17872,7 @@
           <w:sz w:val="20"/>
           <w:szCs w:val="20"/>
         </w:rPr>
-        <w:t>Compile-time tick: compile a word's xt as a literal. IMMEDIATE, compile-only.</w:t>
+        <w:t>Defer a word's compiling behavior into the current definition. IMMEDIATE, compile-only.</w:t>
       </w:r>
     </w:p>
     <w:p>
@@ -17850,7 +17911,7 @@
         <w:spacing w:before="160" w:after="20"/>
         <w:rPr/>
       </w:pPr>
-      <w:bookmarkStart w:id="158" w:name="bmPOSTPONE_138"/>
+      <w:bookmarkStart w:id="159" w:name="bm_GTBODY_139"/>
       <w:r>
         <w:rPr>
           <w:rFonts w:eastAsia="Courier New" w:cs="Courier New" w:ascii="Courier New" w:hAnsi="Courier New"/>
@@ -17859,9 +17920,9 @@
           <w:sz w:val="23"/>
           <w:szCs w:val="23"/>
         </w:rPr>
-        <w:t>POSTPONE</w:t>
-      </w:r>
-      <w:bookmarkEnd w:id="158"/>
+        <w:t>&gt;BODY</w:t>
+      </w:r>
+      <w:bookmarkEnd w:id="159"/>
     </w:p>
     <w:p>
       <w:pPr>
@@ -17877,7 +17938,7 @@
           <w:sz w:val="19"/>
           <w:szCs w:val="19"/>
         </w:rPr>
-        <w:t>( "name" -- )</w:t>
+        <w:t>( xt -- pfa )</w:t>
       </w:r>
     </w:p>
     <w:p>
@@ -17892,7 +17953,7 @@
           <w:sz w:val="20"/>
           <w:szCs w:val="20"/>
         </w:rPr>
-        <w:t>Defer a word's compiling behavior into the current definition. IMMEDIATE, compile-only.</w:t>
+        <w:t>Recover a CREATEd word's parameter field address.</w:t>
       </w:r>
     </w:p>
     <w:p>
@@ -17922,7 +17983,7 @@
           <w:sz w:val="18"/>
           <w:szCs w:val="18"/>
         </w:rPr>
-        <w:t>Throws -14 if used while interpreting; -13 if the name is not found.</w:t>
+        <w:t>Assumes the standard trampoline layout; fixed offset arithmetic.</w:t>
       </w:r>
     </w:p>
     <w:p>
@@ -17931,7 +17992,7 @@
         <w:spacing w:before="160" w:after="20"/>
         <w:rPr/>
       </w:pPr>
-      <w:bookmarkStart w:id="159" w:name="bm_GTBODY_139"/>
+      <w:bookmarkStart w:id="160" w:name="bmEXECUTE_140"/>
       <w:r>
         <w:rPr>
           <w:rFonts w:eastAsia="Courier New" w:cs="Courier New" w:ascii="Courier New" w:hAnsi="Courier New"/>
@@ -17940,9 +18001,9 @@
           <w:sz w:val="23"/>
           <w:szCs w:val="23"/>
         </w:rPr>
-        <w:t>&gt;BODY</w:t>
-      </w:r>
-      <w:bookmarkEnd w:id="159"/>
+        <w:t>EXECUTE</w:t>
+      </w:r>
+      <w:bookmarkEnd w:id="160"/>
     </w:p>
     <w:p>
       <w:pPr>
@@ -17958,7 +18019,7 @@
           <w:sz w:val="19"/>
           <w:szCs w:val="19"/>
         </w:rPr>
-        <w:t>( xt -- pfa )</w:t>
+        <w:t>( xt -- )</w:t>
       </w:r>
     </w:p>
     <w:p>
@@ -17973,7 +18034,7 @@
           <w:sz w:val="20"/>
           <w:szCs w:val="20"/>
         </w:rPr>
-        <w:t>Recover a CREATEd word's parameter field address.</w:t>
+        <w:t>Execute the word with the given execution token.</w:t>
       </w:r>
     </w:p>
     <w:p>
@@ -18003,7 +18064,7 @@
           <w:sz w:val="18"/>
           <w:szCs w:val="18"/>
         </w:rPr>
-        <w:t>Assumes the standard trampoline layout; fixed offset arithmetic.</w:t>
+        <w:t>None.</w:t>
       </w:r>
     </w:p>
     <w:p>
@@ -18012,7 +18073,7 @@
         <w:spacing w:before="160" w:after="20"/>
         <w:rPr/>
       </w:pPr>
-      <w:bookmarkStart w:id="160" w:name="bmEXECUTE_140"/>
+      <w:bookmarkStart w:id="161" w:name="bmSLITERAL_141"/>
       <w:r>
         <w:rPr>
           <w:rFonts w:eastAsia="Courier New" w:cs="Courier New" w:ascii="Courier New" w:hAnsi="Courier New"/>
@@ -18021,9 +18082,9 @@
           <w:sz w:val="23"/>
           <w:szCs w:val="23"/>
         </w:rPr>
-        <w:t>EXECUTE</w:t>
-      </w:r>
-      <w:bookmarkEnd w:id="160"/>
+        <w:t>SLITERAL</w:t>
+      </w:r>
+      <w:bookmarkEnd w:id="161"/>
     </w:p>
     <w:p>
       <w:pPr>
@@ -18039,7 +18100,7 @@
           <w:sz w:val="19"/>
           <w:szCs w:val="19"/>
         </w:rPr>
-        <w:t>( xt -- )</w:t>
+        <w:t>( addr len -- )</w:t>
       </w:r>
     </w:p>
     <w:p>
@@ -18054,7 +18115,7 @@
           <w:sz w:val="20"/>
           <w:szCs w:val="20"/>
         </w:rPr>
-        <w:t>Execute the word with the given execution token.</w:t>
+        <w:t>Compile a runtime string as a literal. IMMEDIATE, compile-only.</w:t>
       </w:r>
     </w:p>
     <w:p>
@@ -18084,7 +18145,7 @@
           <w:sz w:val="18"/>
           <w:szCs w:val="18"/>
         </w:rPr>
-        <w:t>None.</w:t>
+        <w:t>Throws -14 if used while interpreting.</w:t>
       </w:r>
     </w:p>
     <w:p>
@@ -18093,7 +18154,7 @@
         <w:spacing w:before="160" w:after="20"/>
         <w:rPr/>
       </w:pPr>
-      <w:bookmarkStart w:id="161" w:name="bmSLITERAL_141"/>
+      <w:bookmarkStart w:id="162" w:name="bmABORT_QUOTE_142"/>
       <w:r>
         <w:rPr>
           <w:rFonts w:eastAsia="Courier New" w:cs="Courier New" w:ascii="Courier New" w:hAnsi="Courier New"/>
@@ -18102,9 +18163,9 @@
           <w:sz w:val="23"/>
           <w:szCs w:val="23"/>
         </w:rPr>
-        <w:t>SLITERAL</w:t>
-      </w:r>
-      <w:bookmarkEnd w:id="161"/>
+        <w:t>ABORT"</w:t>
+      </w:r>
+      <w:bookmarkEnd w:id="162"/>
     </w:p>
     <w:p>
       <w:pPr>
@@ -18120,7 +18181,7 @@
           <w:sz w:val="19"/>
           <w:szCs w:val="19"/>
         </w:rPr>
-        <w:t>( addr len -- )</w:t>
+        <w:t>Compile: ( "msg" -- ) Run: ( flag -- )</w:t>
       </w:r>
     </w:p>
     <w:p>
@@ -18135,7 +18196,7 @@
           <w:sz w:val="20"/>
           <w:szCs w:val="20"/>
         </w:rPr>
-        <w:t>Compile a runtime string as a literal. IMMEDIATE, compile-only.</w:t>
+        <w:t>Conditionally type a message and abort. IMMEDIATE, compile-only.</w:t>
       </w:r>
     </w:p>
     <w:p>
@@ -18165,8 +18226,20 @@
           <w:sz w:val="18"/>
           <w:szCs w:val="18"/>
         </w:rPr>
-        <w:t>Throws -14 if used while interpreting.</w:t>
-      </w:r>
+        <w:t>On true flag: types the message, throws -2.</w:t>
+      </w:r>
+    </w:p>
+    <w:p>
+      <w:pPr>
+        <w:pStyle w:val="Heading2"/>
+        <w:rPr/>
+      </w:pPr>
+      <w:bookmarkStart w:id="163" w:name="toc_20"/>
+      <w:r>
+        <w:rPr/>
+        <w:t>3.11 Memory</w:t>
+      </w:r>
+      <w:bookmarkEnd w:id="163"/>
     </w:p>
     <w:p>
       <w:pPr>
@@ -18174,7 +18247,7 @@
         <w:spacing w:before="160" w:after="20"/>
         <w:rPr/>
       </w:pPr>
-      <w:bookmarkStart w:id="162" w:name="bmABORT_QUOTE_142"/>
+      <w:bookmarkStart w:id="164" w:name="bm_FETCH_143"/>
       <w:r>
         <w:rPr>
           <w:rFonts w:eastAsia="Courier New" w:cs="Courier New" w:ascii="Courier New" w:hAnsi="Courier New"/>
@@ -18183,9 +18256,9 @@
           <w:sz w:val="23"/>
           <w:szCs w:val="23"/>
         </w:rPr>
-        <w:t>ABORT"</w:t>
-      </w:r>
-      <w:bookmarkEnd w:id="162"/>
+        <w:t>@</w:t>
+      </w:r>
+      <w:bookmarkEnd w:id="164"/>
     </w:p>
     <w:p>
       <w:pPr>
@@ -18201,7 +18274,7 @@
           <w:sz w:val="19"/>
           <w:szCs w:val="19"/>
         </w:rPr>
-        <w:t>Compile: ( "msg" -- ) Run: ( flag -- )</w:t>
+        <w:t>( addr -- x )</w:t>
       </w:r>
     </w:p>
     <w:p>
@@ -18216,7 +18289,7 @@
           <w:sz w:val="20"/>
           <w:szCs w:val="20"/>
         </w:rPr>
-        <w:t>Conditionally type a message and abort. IMMEDIATE, compile-only.</w:t>
+        <w:t>Fetch a cell.</w:t>
       </w:r>
     </w:p>
     <w:p>
@@ -18246,20 +18319,8 @@
           <w:sz w:val="18"/>
           <w:szCs w:val="18"/>
         </w:rPr>
-        <w:t>On true flag: types the message, throws -2.</w:t>
-      </w:r>
-    </w:p>
-    <w:p>
-      <w:pPr>
-        <w:pStyle w:val="Heading2"/>
-        <w:rPr/>
-      </w:pPr>
-      <w:bookmarkStart w:id="163" w:name="toc_20"/>
-      <w:r>
-        <w:rPr/>
-        <w:t>3.11 Memory</w:t>
-      </w:r>
-      <w:bookmarkEnd w:id="163"/>
+        <w:t>None.</w:t>
+      </w:r>
     </w:p>
     <w:p>
       <w:pPr>
@@ -18267,7 +18328,7 @@
         <w:spacing w:before="160" w:after="20"/>
         <w:rPr/>
       </w:pPr>
-      <w:bookmarkStart w:id="164" w:name="bm_FETCH_143"/>
+      <w:bookmarkStart w:id="165" w:name="bm_STORE_144"/>
       <w:r>
         <w:rPr>
           <w:rFonts w:eastAsia="Courier New" w:cs="Courier New" w:ascii="Courier New" w:hAnsi="Courier New"/>
@@ -18276,9 +18337,9 @@
           <w:sz w:val="23"/>
           <w:szCs w:val="23"/>
         </w:rPr>
-        <w:t>@</w:t>
-      </w:r>
-      <w:bookmarkEnd w:id="164"/>
+        <w:t>!</w:t>
+      </w:r>
+      <w:bookmarkEnd w:id="165"/>
     </w:p>
     <w:p>
       <w:pPr>
@@ -18294,7 +18355,7 @@
           <w:sz w:val="19"/>
           <w:szCs w:val="19"/>
         </w:rPr>
-        <w:t>( addr -- x )</w:t>
+        <w:t>( x addr -- )</w:t>
       </w:r>
     </w:p>
     <w:p>
@@ -18309,7 +18370,7 @@
           <w:sz w:val="20"/>
           <w:szCs w:val="20"/>
         </w:rPr>
-        <w:t>Fetch a cell.</w:t>
+        <w:t>Store a cell.</w:t>
       </w:r>
     </w:p>
     <w:p>
@@ -18348,7 +18409,7 @@
         <w:spacing w:before="160" w:after="20"/>
         <w:rPr/>
       </w:pPr>
-      <w:bookmarkStart w:id="165" w:name="bm_STORE_144"/>
+      <w:bookmarkStart w:id="166" w:name="bmC_FETCH_145"/>
       <w:r>
         <w:rPr>
           <w:rFonts w:eastAsia="Courier New" w:cs="Courier New" w:ascii="Courier New" w:hAnsi="Courier New"/>
@@ -18357,9 +18418,9 @@
           <w:sz w:val="23"/>
           <w:szCs w:val="23"/>
         </w:rPr>
-        <w:t>!</w:t>
-      </w:r>
-      <w:bookmarkEnd w:id="165"/>
+        <w:t>C@</w:t>
+      </w:r>
+      <w:bookmarkEnd w:id="166"/>
     </w:p>
     <w:p>
       <w:pPr>
@@ -18375,7 +18436,7 @@
           <w:sz w:val="19"/>
           <w:szCs w:val="19"/>
         </w:rPr>
-        <w:t>( x addr -- )</w:t>
+        <w:t>( addr -- char )</w:t>
       </w:r>
     </w:p>
     <w:p>
@@ -18390,7 +18451,7 @@
           <w:sz w:val="20"/>
           <w:szCs w:val="20"/>
         </w:rPr>
-        <w:t>Store a cell.</w:t>
+        <w:t>Fetch a byte, zero-extended.</w:t>
       </w:r>
     </w:p>
     <w:p>
@@ -18429,7 +18490,7 @@
         <w:spacing w:before="160" w:after="20"/>
         <w:rPr/>
       </w:pPr>
-      <w:bookmarkStart w:id="166" w:name="bmC_FETCH_145"/>
+      <w:bookmarkStart w:id="167" w:name="bmC_STORE_146"/>
       <w:r>
         <w:rPr>
           <w:rFonts w:eastAsia="Courier New" w:cs="Courier New" w:ascii="Courier New" w:hAnsi="Courier New"/>
@@ -18438,9 +18499,9 @@
           <w:sz w:val="23"/>
           <w:szCs w:val="23"/>
         </w:rPr>
-        <w:t>C@</w:t>
-      </w:r>
-      <w:bookmarkEnd w:id="166"/>
+        <w:t>C!</w:t>
+      </w:r>
+      <w:bookmarkEnd w:id="167"/>
     </w:p>
     <w:p>
       <w:pPr>
@@ -18456,7 +18517,7 @@
           <w:sz w:val="19"/>
           <w:szCs w:val="19"/>
         </w:rPr>
-        <w:t>( addr -- char )</w:t>
+        <w:t>( char addr -- )</w:t>
       </w:r>
     </w:p>
     <w:p>
@@ -18471,7 +18532,7 @@
           <w:sz w:val="20"/>
           <w:szCs w:val="20"/>
         </w:rPr>
-        <w:t>Fetch a byte, zero-extended.</w:t>
+        <w:t>Store the low byte only.</w:t>
       </w:r>
     </w:p>
     <w:p>
@@ -18510,7 +18571,7 @@
         <w:spacing w:before="160" w:after="20"/>
         <w:rPr/>
       </w:pPr>
-      <w:bookmarkStart w:id="167" w:name="bmC_STORE_146"/>
+      <w:bookmarkStart w:id="168" w:name="bm_PLUS_STORE_147"/>
       <w:r>
         <w:rPr>
           <w:rFonts w:eastAsia="Courier New" w:cs="Courier New" w:ascii="Courier New" w:hAnsi="Courier New"/>
@@ -18519,9 +18580,9 @@
           <w:sz w:val="23"/>
           <w:szCs w:val="23"/>
         </w:rPr>
-        <w:t>C!</w:t>
-      </w:r>
-      <w:bookmarkEnd w:id="167"/>
+        <w:t>+!</w:t>
+      </w:r>
+      <w:bookmarkEnd w:id="168"/>
     </w:p>
     <w:p>
       <w:pPr>
@@ -18537,7 +18598,7 @@
           <w:sz w:val="19"/>
           <w:szCs w:val="19"/>
         </w:rPr>
-        <w:t>( char addr -- )</w:t>
+        <w:t>( n addr -- )</w:t>
       </w:r>
     </w:p>
     <w:p>
@@ -18552,7 +18613,7 @@
           <w:sz w:val="20"/>
           <w:szCs w:val="20"/>
         </w:rPr>
-        <w:t>Store the low byte only.</w:t>
+        <w:t>Add n into the cell at addr.</w:t>
       </w:r>
     </w:p>
     <w:p>
@@ -18591,7 +18652,7 @@
         <w:spacing w:before="160" w:after="20"/>
         <w:rPr/>
       </w:pPr>
-      <w:bookmarkStart w:id="168" w:name="bm_PLUS_STORE_147"/>
+      <w:bookmarkStart w:id="169" w:name="bm2_FETCH_148"/>
       <w:r>
         <w:rPr>
           <w:rFonts w:eastAsia="Courier New" w:cs="Courier New" w:ascii="Courier New" w:hAnsi="Courier New"/>
@@ -18600,9 +18661,9 @@
           <w:sz w:val="23"/>
           <w:szCs w:val="23"/>
         </w:rPr>
-        <w:t>+!</w:t>
-      </w:r>
-      <w:bookmarkEnd w:id="168"/>
+        <w:t>2@</w:t>
+      </w:r>
+      <w:bookmarkEnd w:id="169"/>
     </w:p>
     <w:p>
       <w:pPr>
@@ -18618,7 +18679,7 @@
           <w:sz w:val="19"/>
           <w:szCs w:val="19"/>
         </w:rPr>
-        <w:t>( n addr -- )</w:t>
+        <w:t>( addr -- x1 x2 )</w:t>
       </w:r>
     </w:p>
     <w:p>
@@ -18633,7 +18694,7 @@
           <w:sz w:val="20"/>
           <w:szCs w:val="20"/>
         </w:rPr>
-        <w:t>Add n into the cell at addr.</w:t>
+        <w:t>Fetch a double cell.</w:t>
       </w:r>
     </w:p>
     <w:p>
@@ -18663,7 +18724,7 @@
           <w:sz w:val="18"/>
           <w:szCs w:val="18"/>
         </w:rPr>
-        <w:t>None.</w:t>
+        <w:t>Lower address is x1, higher address is x2.</w:t>
       </w:r>
     </w:p>
     <w:p>
@@ -18672,7 +18733,7 @@
         <w:spacing w:before="160" w:after="20"/>
         <w:rPr/>
       </w:pPr>
-      <w:bookmarkStart w:id="169" w:name="bm2_FETCH_148"/>
+      <w:bookmarkStart w:id="170" w:name="bm2_STORE_149"/>
       <w:r>
         <w:rPr>
           <w:rFonts w:eastAsia="Courier New" w:cs="Courier New" w:ascii="Courier New" w:hAnsi="Courier New"/>
@@ -18681,9 +18742,9 @@
           <w:sz w:val="23"/>
           <w:szCs w:val="23"/>
         </w:rPr>
-        <w:t>2@</w:t>
-      </w:r>
-      <w:bookmarkEnd w:id="169"/>
+        <w:t>2!</w:t>
+      </w:r>
+      <w:bookmarkEnd w:id="170"/>
     </w:p>
     <w:p>
       <w:pPr>
@@ -18699,7 +18760,7 @@
           <w:sz w:val="19"/>
           <w:szCs w:val="19"/>
         </w:rPr>
-        <w:t>( addr -- x1 x2 )</w:t>
+        <w:t>( x1 x2 addr -- )</w:t>
       </w:r>
     </w:p>
     <w:p>
@@ -18714,7 +18775,7 @@
           <w:sz w:val="20"/>
           <w:szCs w:val="20"/>
         </w:rPr>
-        <w:t>Fetch a double cell.</w:t>
+        <w:t>Store a double cell.</w:t>
       </w:r>
     </w:p>
     <w:p>
@@ -18744,7 +18805,7 @@
           <w:sz w:val="18"/>
           <w:szCs w:val="18"/>
         </w:rPr>
-        <w:t>Lower address is x1, higher address is x2.</w:t>
+        <w:t>x1 stored at the lower address, x2 at the higher.</w:t>
       </w:r>
     </w:p>
     <w:p>
@@ -18753,7 +18814,7 @@
         <w:spacing w:before="160" w:after="20"/>
         <w:rPr/>
       </w:pPr>
-      <w:bookmarkStart w:id="170" w:name="bm2_STORE_149"/>
+      <w:bookmarkStart w:id="171" w:name="bm_COMMA_150"/>
       <w:r>
         <w:rPr>
           <w:rFonts w:eastAsia="Courier New" w:cs="Courier New" w:ascii="Courier New" w:hAnsi="Courier New"/>
@@ -18762,9 +18823,9 @@
           <w:sz w:val="23"/>
           <w:szCs w:val="23"/>
         </w:rPr>
-        <w:t>2!</w:t>
-      </w:r>
-      <w:bookmarkEnd w:id="170"/>
+        <w:t>,</w:t>
+      </w:r>
+      <w:bookmarkEnd w:id="171"/>
     </w:p>
     <w:p>
       <w:pPr>
@@ -18780,7 +18841,7 @@
           <w:sz w:val="19"/>
           <w:szCs w:val="19"/>
         </w:rPr>
-        <w:t>( x1 x2 addr -- )</w:t>
+        <w:t>( n -- )</w:t>
       </w:r>
     </w:p>
     <w:p>
@@ -18795,7 +18856,7 @@
           <w:sz w:val="20"/>
           <w:szCs w:val="20"/>
         </w:rPr>
-        <w:t>Store a double cell.</w:t>
+        <w:t>Append one cell to the immutable/code region (CODEHERE).</w:t>
       </w:r>
     </w:p>
     <w:p>
@@ -18825,7 +18886,7 @@
           <w:sz w:val="18"/>
           <w:szCs w:val="18"/>
         </w:rPr>
-        <w:t>x1 stored at the lower address, x2 at the higher.</w:t>
+        <w:t>Advances CODEHERE.</w:t>
       </w:r>
     </w:p>
     <w:p>
@@ -18834,7 +18895,7 @@
         <w:spacing w:before="160" w:after="20"/>
         <w:rPr/>
       </w:pPr>
-      <w:bookmarkStart w:id="171" w:name="bm_COMMA_150"/>
+      <w:bookmarkStart w:id="172" w:name="bmC_COMMA_151"/>
       <w:r>
         <w:rPr>
           <w:rFonts w:eastAsia="Courier New" w:cs="Courier New" w:ascii="Courier New" w:hAnsi="Courier New"/>
@@ -18843,9 +18904,9 @@
           <w:sz w:val="23"/>
           <w:szCs w:val="23"/>
         </w:rPr>
-        <w:t>,</w:t>
-      </w:r>
-      <w:bookmarkEnd w:id="171"/>
+        <w:t>C,</w:t>
+      </w:r>
+      <w:bookmarkEnd w:id="172"/>
     </w:p>
     <w:p>
       <w:pPr>
@@ -18861,7 +18922,7 @@
           <w:sz w:val="19"/>
           <w:szCs w:val="19"/>
         </w:rPr>
-        <w:t>( n -- )</w:t>
+        <w:t>( char -- )</w:t>
       </w:r>
     </w:p>
     <w:p>
@@ -18876,7 +18937,7 @@
           <w:sz w:val="20"/>
           <w:szCs w:val="20"/>
         </w:rPr>
-        <w:t>Append one cell to the immutable/code region (CODEHERE).</w:t>
+        <w:t>Append one byte to the immutable/code region.</w:t>
       </w:r>
     </w:p>
     <w:p>
@@ -18915,7 +18976,7 @@
         <w:spacing w:before="160" w:after="20"/>
         <w:rPr/>
       </w:pPr>
-      <w:bookmarkStart w:id="172" w:name="bmC_COMMA_151"/>
+      <w:bookmarkStart w:id="173" w:name="bmALLOT_152"/>
       <w:r>
         <w:rPr>
           <w:rFonts w:eastAsia="Courier New" w:cs="Courier New" w:ascii="Courier New" w:hAnsi="Courier New"/>
@@ -18924,9 +18985,9 @@
           <w:sz w:val="23"/>
           <w:szCs w:val="23"/>
         </w:rPr>
-        <w:t>C,</w:t>
-      </w:r>
-      <w:bookmarkEnd w:id="172"/>
+        <w:t>ALLOT</w:t>
+      </w:r>
+      <w:bookmarkEnd w:id="173"/>
     </w:p>
     <w:p>
       <w:pPr>
@@ -18942,7 +19003,7 @@
           <w:sz w:val="19"/>
           <w:szCs w:val="19"/>
         </w:rPr>
-        <w:t>( char -- )</w:t>
+        <w:t>( n -- )</w:t>
       </w:r>
     </w:p>
     <w:p>
@@ -18957,7 +19018,7 @@
           <w:sz w:val="20"/>
           <w:szCs w:val="20"/>
         </w:rPr>
-        <w:t>Append one byte to the immutable/code region.</w:t>
+        <w:t>Reserve (or release, if negative) bytes in the immutable/code region.</w:t>
       </w:r>
     </w:p>
     <w:p>
@@ -18987,7 +19048,7 @@
           <w:sz w:val="18"/>
           <w:szCs w:val="18"/>
         </w:rPr>
-        <w:t>Advances CODEHERE.</w:t>
+        <w:t>No bounds check against adjoining regions.</w:t>
       </w:r>
     </w:p>
     <w:p>
@@ -18996,7 +19057,7 @@
         <w:spacing w:before="160" w:after="20"/>
         <w:rPr/>
       </w:pPr>
-      <w:bookmarkStart w:id="173" w:name="bmALLOT_152"/>
+      <w:bookmarkStart w:id="174" w:name="bmHERE_153"/>
       <w:r>
         <w:rPr>
           <w:rFonts w:eastAsia="Courier New" w:cs="Courier New" w:ascii="Courier New" w:hAnsi="Courier New"/>
@@ -19005,9 +19066,9 @@
           <w:sz w:val="23"/>
           <w:szCs w:val="23"/>
         </w:rPr>
-        <w:t>ALLOT</w:t>
-      </w:r>
-      <w:bookmarkEnd w:id="173"/>
+        <w:t>HERE</w:t>
+      </w:r>
+      <w:bookmarkEnd w:id="174"/>
     </w:p>
     <w:p>
       <w:pPr>
@@ -19023,7 +19084,7 @@
           <w:sz w:val="19"/>
           <w:szCs w:val="19"/>
         </w:rPr>
-        <w:t>( n -- )</w:t>
+        <w:t>( -- addr )</w:t>
       </w:r>
     </w:p>
     <w:p>
@@ -19038,7 +19099,7 @@
           <w:sz w:val="20"/>
           <w:szCs w:val="20"/>
         </w:rPr>
-        <w:t>Reserve (or release, if negative) bytes in the immutable/code region.</w:t>
+        <w:t>Current allocation point of the immutable/code region.</w:t>
       </w:r>
     </w:p>
     <w:p>
@@ -19068,7 +19129,7 @@
           <w:sz w:val="18"/>
           <w:szCs w:val="18"/>
         </w:rPr>
-        <w:t>No bounds check against adjoining regions.</w:t>
+        <w:t>Reports CODEHERE.</w:t>
       </w:r>
     </w:p>
     <w:p>
@@ -19077,7 +19138,7 @@
         <w:spacing w:before="160" w:after="20"/>
         <w:rPr/>
       </w:pPr>
-      <w:bookmarkStart w:id="174" w:name="bmHERE_153"/>
+      <w:bookmarkStart w:id="175" w:name="bmV_COMMA_154"/>
       <w:r>
         <w:rPr>
           <w:rFonts w:eastAsia="Courier New" w:cs="Courier New" w:ascii="Courier New" w:hAnsi="Courier New"/>
@@ -19086,9 +19147,9 @@
           <w:sz w:val="23"/>
           <w:szCs w:val="23"/>
         </w:rPr>
-        <w:t>HERE</w:t>
-      </w:r>
-      <w:bookmarkEnd w:id="174"/>
+        <w:t>V,</w:t>
+      </w:r>
+      <w:bookmarkEnd w:id="175"/>
     </w:p>
     <w:p>
       <w:pPr>
@@ -19104,7 +19165,7 @@
           <w:sz w:val="19"/>
           <w:szCs w:val="19"/>
         </w:rPr>
-        <w:t>( -- addr )</w:t>
+        <w:t>( n -- )</w:t>
       </w:r>
     </w:p>
     <w:p>
@@ -19119,7 +19180,7 @@
           <w:sz w:val="20"/>
           <w:szCs w:val="20"/>
         </w:rPr>
-        <w:t>Current allocation point of the immutable/code region.</w:t>
+        <w:t>Append one cell to the mutable/variable region (VARHERE).</w:t>
       </w:r>
     </w:p>
     <w:p>
@@ -19149,7 +19210,7 @@
           <w:sz w:val="18"/>
           <w:szCs w:val="18"/>
         </w:rPr>
-        <w:t>Reports CODEHERE.</w:t>
+        <w:t>Advances VARHERE.</w:t>
       </w:r>
     </w:p>
     <w:p>
@@ -19158,7 +19219,7 @@
         <w:spacing w:before="160" w:after="20"/>
         <w:rPr/>
       </w:pPr>
-      <w:bookmarkStart w:id="175" w:name="bmV_COMMA_154"/>
+      <w:bookmarkStart w:id="176" w:name="bmVC_COMMA_155"/>
       <w:r>
         <w:rPr>
           <w:rFonts w:eastAsia="Courier New" w:cs="Courier New" w:ascii="Courier New" w:hAnsi="Courier New"/>
@@ -19167,9 +19228,9 @@
           <w:sz w:val="23"/>
           <w:szCs w:val="23"/>
         </w:rPr>
-        <w:t>V,</w:t>
-      </w:r>
-      <w:bookmarkEnd w:id="175"/>
+        <w:t>VC,</w:t>
+      </w:r>
+      <w:bookmarkEnd w:id="176"/>
     </w:p>
     <w:p>
       <w:pPr>
@@ -19185,7 +19246,7 @@
           <w:sz w:val="19"/>
           <w:szCs w:val="19"/>
         </w:rPr>
-        <w:t>( n -- )</w:t>
+        <w:t>( char -- )</w:t>
       </w:r>
     </w:p>
     <w:p>
@@ -19200,7 +19261,7 @@
           <w:sz w:val="20"/>
           <w:szCs w:val="20"/>
         </w:rPr>
-        <w:t>Append one cell to the mutable/variable region (VARHERE).</w:t>
+        <w:t>Append one byte to the mutable/variable region.</w:t>
       </w:r>
     </w:p>
     <w:p>
@@ -19239,7 +19300,7 @@
         <w:spacing w:before="160" w:after="20"/>
         <w:rPr/>
       </w:pPr>
-      <w:bookmarkStart w:id="176" w:name="bmVC_COMMA_155"/>
+      <w:bookmarkStart w:id="177" w:name="bmVALLOT_156"/>
       <w:r>
         <w:rPr>
           <w:rFonts w:eastAsia="Courier New" w:cs="Courier New" w:ascii="Courier New" w:hAnsi="Courier New"/>
@@ -19248,9 +19309,9 @@
           <w:sz w:val="23"/>
           <w:szCs w:val="23"/>
         </w:rPr>
-        <w:t>VC,</w:t>
-      </w:r>
-      <w:bookmarkEnd w:id="176"/>
+        <w:t>VALLOT</w:t>
+      </w:r>
+      <w:bookmarkEnd w:id="177"/>
     </w:p>
     <w:p>
       <w:pPr>
@@ -19266,7 +19327,7 @@
           <w:sz w:val="19"/>
           <w:szCs w:val="19"/>
         </w:rPr>
-        <w:t>( char -- )</w:t>
+        <w:t>( n -- )</w:t>
       </w:r>
     </w:p>
     <w:p>
@@ -19281,7 +19342,7 @@
           <w:sz w:val="20"/>
           <w:szCs w:val="20"/>
         </w:rPr>
-        <w:t>Append one byte to the mutable/variable region.</w:t>
+        <w:t>Reserve (or release) bytes in the mutable/variable region.</w:t>
       </w:r>
     </w:p>
     <w:p>
@@ -19311,7 +19372,7 @@
           <w:sz w:val="18"/>
           <w:szCs w:val="18"/>
         </w:rPr>
-        <w:t>Advances VARHERE.</w:t>
+        <w:t>No bounds check against adjoining regions.</w:t>
       </w:r>
     </w:p>
     <w:p>
@@ -19320,7 +19381,7 @@
         <w:spacing w:before="160" w:after="20"/>
         <w:rPr/>
       </w:pPr>
-      <w:bookmarkStart w:id="177" w:name="bmVALLOT_156"/>
+      <w:bookmarkStart w:id="178" w:name="bmVHERE_157"/>
       <w:r>
         <w:rPr>
           <w:rFonts w:eastAsia="Courier New" w:cs="Courier New" w:ascii="Courier New" w:hAnsi="Courier New"/>
@@ -19329,9 +19390,9 @@
           <w:sz w:val="23"/>
           <w:szCs w:val="23"/>
         </w:rPr>
-        <w:t>VALLOT</w:t>
-      </w:r>
-      <w:bookmarkEnd w:id="177"/>
+        <w:t>VHERE</w:t>
+      </w:r>
+      <w:bookmarkEnd w:id="178"/>
     </w:p>
     <w:p>
       <w:pPr>
@@ -19347,7 +19408,7 @@
           <w:sz w:val="19"/>
           <w:szCs w:val="19"/>
         </w:rPr>
-        <w:t>( n -- )</w:t>
+        <w:t>( -- addr )</w:t>
       </w:r>
     </w:p>
     <w:p>
@@ -19362,7 +19423,7 @@
           <w:sz w:val="20"/>
           <w:szCs w:val="20"/>
         </w:rPr>
-        <w:t>Reserve (or release) bytes in the mutable/variable region.</w:t>
+        <w:t>Current allocation point of the mutable/variable region.</w:t>
       </w:r>
     </w:p>
     <w:p>
@@ -19392,7 +19453,7 @@
           <w:sz w:val="18"/>
           <w:szCs w:val="18"/>
         </w:rPr>
-        <w:t>No bounds check against adjoining regions.</w:t>
+        <w:t>Reports VARHERE.</w:t>
       </w:r>
     </w:p>
     <w:p>
@@ -19401,7 +19462,7 @@
         <w:spacing w:before="160" w:after="20"/>
         <w:rPr/>
       </w:pPr>
-      <w:bookmarkStart w:id="178" w:name="bmVHERE_157"/>
+      <w:bookmarkStart w:id="179" w:name="bmPAD_158"/>
       <w:r>
         <w:rPr>
           <w:rFonts w:eastAsia="Courier New" w:cs="Courier New" w:ascii="Courier New" w:hAnsi="Courier New"/>
@@ -19410,9 +19471,9 @@
           <w:sz w:val="23"/>
           <w:szCs w:val="23"/>
         </w:rPr>
-        <w:t>VHERE</w:t>
-      </w:r>
-      <w:bookmarkEnd w:id="178"/>
+        <w:t>PAD</w:t>
+      </w:r>
+      <w:bookmarkEnd w:id="179"/>
     </w:p>
     <w:p>
       <w:pPr>
@@ -19443,7 +19504,7 @@
           <w:sz w:val="20"/>
           <w:szCs w:val="20"/>
         </w:rPr>
-        <w:t>Current allocation point of the mutable/variable region.</w:t>
+        <w:t>A scratch buffer address, offset above CODEHERE by PADMINSIZE (84 characters, matching the ANS minimum). Floats relative to CODEHERE, not a separately reserved region - its address changes as CODEHERE advances.</w:t>
       </w:r>
     </w:p>
     <w:p>
@@ -19463,1082 +19524,1143 @@
           <w:sz w:val="18"/>
           <w:szCs w:val="18"/>
         </w:rPr>
-        <w:t xml:space="preserve">Side effects: </w:t>
-      </w:r>
-      <w:r>
-        <w:rPr>
+        <w:t>Side effects: Also used by interpreted S" (see S", below) for its own string storage, per ANS's allowance for non-standard words to use PAD as long as the use is documented. This means PAD and interpreted S" text now share the same space - using PAD directly right after an interpreted S" call (or vice versa) will overwrite one with the other.</w:t>
+      </w:r>
+    </w:p>
+    <w:p>
+      <w:pPr>
+        <w:pStyle w:val="Normal"/>
+        <w:spacing w:before="160" w:after="20"/>
+        <w:rPr/>
+      </w:pPr>
+      <w:bookmarkStart w:id="180" w:name="bmUNUSED_159"/>
+      <w:r>
+        <w:rPr>
+          <w:rFonts w:eastAsia="Courier New" w:cs="Courier New" w:ascii="Courier New" w:hAnsi="Courier New"/>
+          <w:b/>
+          <w:bCs/>
+          <w:sz w:val="23"/>
+          <w:szCs w:val="23"/>
+        </w:rPr>
+        <w:t>UNUSED</w:t>
+      </w:r>
+      <w:bookmarkEnd w:id="180"/>
+    </w:p>
+    <w:p>
+      <w:pPr>
+        <w:pStyle w:val="Normal"/>
+        <w:spacing w:before="0" w:after="20"/>
+        <w:ind w:left="260"/>
+        <w:rPr/>
+      </w:pPr>
+      <w:r>
+        <w:rPr>
+          <w:rFonts w:eastAsia="Courier New" w:cs="Courier New" w:ascii="Courier New" w:hAnsi="Courier New"/>
+          <w:color w:val="5A4526"/>
+          <w:sz w:val="19"/>
+          <w:szCs w:val="19"/>
+        </w:rPr>
+        <w:t>( -- u )</w:t>
+      </w:r>
+    </w:p>
+    <w:p>
+      <w:pPr>
+        <w:pStyle w:val="Normal"/>
+        <w:spacing w:before="0" w:after="20"/>
+        <w:ind w:left="260"/>
+        <w:rPr/>
+      </w:pPr>
+      <w:r>
+        <w:rPr>
+          <w:sz w:val="20"/>
+          <w:szCs w:val="20"/>
+        </w:rPr>
+        <w:t>Bytes remaining in the region HERE addresses.</w:t>
+      </w:r>
+    </w:p>
+    <w:p>
+      <w:pPr>
+        <w:pStyle w:val="Normal"/>
+        <w:spacing w:before="0" w:after="0"/>
+        <w:ind w:left="260"/>
+        <w:rPr/>
+      </w:pPr>
+      <w:r>
+        <w:rPr>
+          <w:b/>
+          <w:bCs/>
           <w:i/>
           <w:iCs/>
           <w:color w:val="8A7245"/>
           <w:sz w:val="18"/>
           <w:szCs w:val="18"/>
         </w:rPr>
-        <w:t>Reports VARHERE.</w:t>
-      </w:r>
-    </w:p>
-    <w:p>
-      <w:pPr>
-        <w:pStyle w:val="Normal"/>
-        <w:spacing w:before="160" w:after="20"/>
-        <w:rPr/>
-      </w:pPr>
-      <w:bookmarkStart w:id="179" w:name="bmPAD_158"/>
-      <w:r>
-        <w:rPr>
-          <w:rFonts w:eastAsia="Courier New" w:cs="Courier New" w:ascii="Courier New" w:hAnsi="Courier New"/>
-          <w:b/>
-          <w:bCs/>
-          <w:sz w:val="23"/>
-          <w:szCs w:val="23"/>
-        </w:rPr>
-        <w:t>PAD</w:t>
-      </w:r>
-      <w:bookmarkEnd w:id="179"/>
-    </w:p>
-    <w:p>
-      <w:pPr>
-        <w:pStyle w:val="Normal"/>
-        <w:spacing w:before="0" w:after="20"/>
-        <w:ind w:left="260"/>
-        <w:rPr/>
-      </w:pPr>
-      <w:r>
-        <w:rPr>
-          <w:rFonts w:eastAsia="Courier New" w:cs="Courier New" w:ascii="Courier New" w:hAnsi="Courier New"/>
-          <w:color w:val="5A4526"/>
-          <w:sz w:val="19"/>
-          <w:szCs w:val="19"/>
-        </w:rPr>
-        <w:t>( -- addr )</w:t>
-      </w:r>
-    </w:p>
-    <w:p>
-      <w:pPr>
-        <w:pStyle w:val="Normal"/>
-        <w:spacing w:before="0" w:after="20"/>
-        <w:ind w:left="260"/>
-        <w:rPr/>
-      </w:pPr>
-      <w:r>
-        <w:rPr>
-          <w:sz w:val="20"/>
-          <w:szCs w:val="20"/>
-        </w:rPr>
-        <w:t>A scratch buffer address, offset above HERE.</w:t>
-      </w:r>
-    </w:p>
-    <w:p>
-      <w:pPr>
-        <w:pStyle w:val="Normal"/>
-        <w:spacing w:before="0" w:after="0"/>
-        <w:ind w:left="260"/>
-        <w:rPr/>
-      </w:pPr>
-      <w:r>
-        <w:rPr>
-          <w:b/>
-          <w:bCs/>
+        <w:t xml:space="preserve">Side effects: </w:t>
+      </w:r>
+      <w:r>
+        <w:rPr>
           <w:i/>
           <w:iCs/>
           <w:color w:val="8A7245"/>
           <w:sz w:val="18"/>
           <w:szCs w:val="18"/>
         </w:rPr>
-        <w:t xml:space="preserve">Side effects: </w:t>
-      </w:r>
-      <w:r>
-        <w:rPr>
+        <w:t>Reports distance to the return/data-stack boundary.</w:t>
+      </w:r>
+    </w:p>
+    <w:p>
+      <w:pPr>
+        <w:pStyle w:val="Normal"/>
+        <w:spacing w:before="160" w:after="20"/>
+        <w:rPr/>
+      </w:pPr>
+      <w:bookmarkStart w:id="181" w:name="bmVUNUSED_160"/>
+      <w:r>
+        <w:rPr>
+          <w:rFonts w:eastAsia="Courier New" w:cs="Courier New" w:ascii="Courier New" w:hAnsi="Courier New"/>
+          <w:b/>
+          <w:bCs/>
+          <w:sz w:val="23"/>
+          <w:szCs w:val="23"/>
+        </w:rPr>
+        <w:t>VUNUSED</w:t>
+      </w:r>
+      <w:bookmarkEnd w:id="181"/>
+    </w:p>
+    <w:p>
+      <w:pPr>
+        <w:pStyle w:val="Normal"/>
+        <w:spacing w:before="0" w:after="20"/>
+        <w:ind w:left="260"/>
+        <w:rPr/>
+      </w:pPr>
+      <w:r>
+        <w:rPr>
+          <w:rFonts w:eastAsia="Courier New" w:cs="Courier New" w:ascii="Courier New" w:hAnsi="Courier New"/>
+          <w:color w:val="5A4526"/>
+          <w:sz w:val="19"/>
+          <w:szCs w:val="19"/>
+        </w:rPr>
+        <w:t>( -- u )</w:t>
+      </w:r>
+    </w:p>
+    <w:p>
+      <w:pPr>
+        <w:pStyle w:val="Normal"/>
+        <w:spacing w:before="0" w:after="20"/>
+        <w:ind w:left="260"/>
+        <w:rPr/>
+      </w:pPr>
+      <w:r>
+        <w:rPr>
+          <w:sz w:val="20"/>
+          <w:szCs w:val="20"/>
+        </w:rPr>
+        <w:t>Bytes remaining in the mutable/variable region.</w:t>
+      </w:r>
+    </w:p>
+    <w:p>
+      <w:pPr>
+        <w:pStyle w:val="Normal"/>
+        <w:spacing w:before="0" w:after="0"/>
+        <w:ind w:left="260"/>
+        <w:rPr/>
+      </w:pPr>
+      <w:r>
+        <w:rPr>
+          <w:b/>
+          <w:bCs/>
           <w:i/>
           <w:iCs/>
           <w:color w:val="8A7245"/>
           <w:sz w:val="18"/>
           <w:szCs w:val="18"/>
         </w:rPr>
-        <w:t>Floats relative to CODEHERE; not a separately reserved region.</w:t>
-      </w:r>
-    </w:p>
-    <w:p>
-      <w:pPr>
-        <w:pStyle w:val="Normal"/>
-        <w:spacing w:before="160" w:after="20"/>
-        <w:rPr/>
-      </w:pPr>
-      <w:bookmarkStart w:id="180" w:name="bmUNUSED_159"/>
-      <w:r>
-        <w:rPr>
-          <w:rFonts w:eastAsia="Courier New" w:cs="Courier New" w:ascii="Courier New" w:hAnsi="Courier New"/>
-          <w:b/>
-          <w:bCs/>
-          <w:sz w:val="23"/>
-          <w:szCs w:val="23"/>
-        </w:rPr>
-        <w:t>UNUSED</w:t>
-      </w:r>
-      <w:bookmarkEnd w:id="180"/>
-    </w:p>
-    <w:p>
-      <w:pPr>
-        <w:pStyle w:val="Normal"/>
-        <w:spacing w:before="0" w:after="20"/>
-        <w:ind w:left="260"/>
-        <w:rPr/>
-      </w:pPr>
-      <w:r>
-        <w:rPr>
-          <w:rFonts w:eastAsia="Courier New" w:cs="Courier New" w:ascii="Courier New" w:hAnsi="Courier New"/>
-          <w:color w:val="5A4526"/>
-          <w:sz w:val="19"/>
-          <w:szCs w:val="19"/>
-        </w:rPr>
-        <w:t>( -- u )</w:t>
-      </w:r>
-    </w:p>
-    <w:p>
-      <w:pPr>
-        <w:pStyle w:val="Normal"/>
-        <w:spacing w:before="0" w:after="20"/>
-        <w:ind w:left="260"/>
-        <w:rPr/>
-      </w:pPr>
-      <w:r>
-        <w:rPr>
-          <w:sz w:val="20"/>
-          <w:szCs w:val="20"/>
-        </w:rPr>
-        <w:t>Bytes remaining in the region HERE addresses.</w:t>
-      </w:r>
-    </w:p>
-    <w:p>
-      <w:pPr>
-        <w:pStyle w:val="Normal"/>
-        <w:spacing w:before="0" w:after="0"/>
-        <w:ind w:left="260"/>
-        <w:rPr/>
-      </w:pPr>
-      <w:r>
-        <w:rPr>
-          <w:b/>
-          <w:bCs/>
+        <w:t xml:space="preserve">Side effects: </w:t>
+      </w:r>
+      <w:r>
+        <w:rPr>
           <w:i/>
           <w:iCs/>
           <w:color w:val="8A7245"/>
           <w:sz w:val="18"/>
           <w:szCs w:val="18"/>
         </w:rPr>
-        <w:t xml:space="preserve">Side effects: </w:t>
-      </w:r>
-      <w:r>
-        <w:rPr>
+        <w:t>Reports distance to APPCODE's start; not itself enforced.</w:t>
+      </w:r>
+    </w:p>
+    <w:p>
+      <w:pPr>
+        <w:pStyle w:val="Normal"/>
+        <w:spacing w:before="160" w:after="20"/>
+        <w:rPr/>
+      </w:pPr>
+      <w:bookmarkStart w:id="182" w:name="bmMOVE_161"/>
+      <w:r>
+        <w:rPr>
+          <w:rFonts w:eastAsia="Courier New" w:cs="Courier New" w:ascii="Courier New" w:hAnsi="Courier New"/>
+          <w:b/>
+          <w:bCs/>
+          <w:sz w:val="23"/>
+          <w:szCs w:val="23"/>
+        </w:rPr>
+        <w:t>MOVE</w:t>
+      </w:r>
+      <w:bookmarkEnd w:id="182"/>
+    </w:p>
+    <w:p>
+      <w:pPr>
+        <w:pStyle w:val="Normal"/>
+        <w:spacing w:before="0" w:after="20"/>
+        <w:ind w:left="260"/>
+        <w:rPr/>
+      </w:pPr>
+      <w:r>
+        <w:rPr>
+          <w:rFonts w:eastAsia="Courier New" w:cs="Courier New" w:ascii="Courier New" w:hAnsi="Courier New"/>
+          <w:color w:val="5A4526"/>
+          <w:sz w:val="19"/>
+          <w:szCs w:val="19"/>
+        </w:rPr>
+        <w:t>( src dst u -- )</w:t>
+      </w:r>
+    </w:p>
+    <w:p>
+      <w:pPr>
+        <w:pStyle w:val="Normal"/>
+        <w:spacing w:before="0" w:after="20"/>
+        <w:ind w:left="260"/>
+        <w:rPr/>
+      </w:pPr>
+      <w:r>
+        <w:rPr>
+          <w:sz w:val="20"/>
+          <w:szCs w:val="20"/>
+        </w:rPr>
+        <w:t>Copy u bytes, overlap-safe.</w:t>
+      </w:r>
+    </w:p>
+    <w:p>
+      <w:pPr>
+        <w:pStyle w:val="Normal"/>
+        <w:spacing w:before="0" w:after="0"/>
+        <w:ind w:left="260"/>
+        <w:rPr/>
+      </w:pPr>
+      <w:r>
+        <w:rPr>
+          <w:b/>
+          <w:bCs/>
           <w:i/>
           <w:iCs/>
           <w:color w:val="8A7245"/>
           <w:sz w:val="18"/>
           <w:szCs w:val="18"/>
         </w:rPr>
-        <w:t>Reports distance to the return/data-stack boundary.</w:t>
-      </w:r>
-    </w:p>
-    <w:p>
-      <w:pPr>
-        <w:pStyle w:val="Normal"/>
-        <w:spacing w:before="160" w:after="20"/>
-        <w:rPr/>
-      </w:pPr>
-      <w:bookmarkStart w:id="181" w:name="bmVUNUSED_160"/>
-      <w:r>
-        <w:rPr>
-          <w:rFonts w:eastAsia="Courier New" w:cs="Courier New" w:ascii="Courier New" w:hAnsi="Courier New"/>
-          <w:b/>
-          <w:bCs/>
-          <w:sz w:val="23"/>
-          <w:szCs w:val="23"/>
-        </w:rPr>
-        <w:t>VUNUSED</w:t>
-      </w:r>
-      <w:bookmarkEnd w:id="181"/>
-    </w:p>
-    <w:p>
-      <w:pPr>
-        <w:pStyle w:val="Normal"/>
-        <w:spacing w:before="0" w:after="20"/>
-        <w:ind w:left="260"/>
-        <w:rPr/>
-      </w:pPr>
-      <w:r>
-        <w:rPr>
-          <w:rFonts w:eastAsia="Courier New" w:cs="Courier New" w:ascii="Courier New" w:hAnsi="Courier New"/>
-          <w:color w:val="5A4526"/>
-          <w:sz w:val="19"/>
-          <w:szCs w:val="19"/>
-        </w:rPr>
-        <w:t>( -- u )</w:t>
-      </w:r>
-    </w:p>
-    <w:p>
-      <w:pPr>
-        <w:pStyle w:val="Normal"/>
-        <w:spacing w:before="0" w:after="20"/>
-        <w:ind w:left="260"/>
-        <w:rPr/>
-      </w:pPr>
-      <w:r>
-        <w:rPr>
-          <w:sz w:val="20"/>
-          <w:szCs w:val="20"/>
-        </w:rPr>
-        <w:t>Bytes remaining in the mutable/variable region.</w:t>
-      </w:r>
-    </w:p>
-    <w:p>
-      <w:pPr>
-        <w:pStyle w:val="Normal"/>
-        <w:spacing w:before="0" w:after="0"/>
-        <w:ind w:left="260"/>
-        <w:rPr/>
-      </w:pPr>
-      <w:r>
-        <w:rPr>
-          <w:b/>
-          <w:bCs/>
+        <w:t xml:space="preserve">Side effects: </w:t>
+      </w:r>
+      <w:r>
+        <w:rPr>
           <w:i/>
           <w:iCs/>
           <w:color w:val="8A7245"/>
           <w:sz w:val="18"/>
           <w:szCs w:val="18"/>
         </w:rPr>
-        <w:t xml:space="preserve">Side effects: </w:t>
-      </w:r>
-      <w:r>
-        <w:rPr>
+        <w:t>Chooses direction automatically based on address order.</w:t>
+      </w:r>
+    </w:p>
+    <w:p>
+      <w:pPr>
+        <w:pStyle w:val="Normal"/>
+        <w:spacing w:before="160" w:after="20"/>
+        <w:rPr/>
+      </w:pPr>
+      <w:bookmarkStart w:id="183" w:name="bmFILL_162"/>
+      <w:r>
+        <w:rPr>
+          <w:rFonts w:eastAsia="Courier New" w:cs="Courier New" w:ascii="Courier New" w:hAnsi="Courier New"/>
+          <w:b/>
+          <w:bCs/>
+          <w:sz w:val="23"/>
+          <w:szCs w:val="23"/>
+        </w:rPr>
+        <w:t>FILL</w:t>
+      </w:r>
+      <w:bookmarkEnd w:id="183"/>
+    </w:p>
+    <w:p>
+      <w:pPr>
+        <w:pStyle w:val="Normal"/>
+        <w:spacing w:before="0" w:after="20"/>
+        <w:ind w:left="260"/>
+        <w:rPr/>
+      </w:pPr>
+      <w:r>
+        <w:rPr>
+          <w:rFonts w:eastAsia="Courier New" w:cs="Courier New" w:ascii="Courier New" w:hAnsi="Courier New"/>
+          <w:color w:val="5A4526"/>
+          <w:sz w:val="19"/>
+          <w:szCs w:val="19"/>
+        </w:rPr>
+        <w:t>( addr u char -- )</w:t>
+      </w:r>
+    </w:p>
+    <w:p>
+      <w:pPr>
+        <w:pStyle w:val="Normal"/>
+        <w:spacing w:before="0" w:after="20"/>
+        <w:ind w:left="260"/>
+        <w:rPr/>
+      </w:pPr>
+      <w:r>
+        <w:rPr>
+          <w:sz w:val="20"/>
+          <w:szCs w:val="20"/>
+        </w:rPr>
+        <w:t>Fill u bytes with char.</w:t>
+      </w:r>
+    </w:p>
+    <w:p>
+      <w:pPr>
+        <w:pStyle w:val="Normal"/>
+        <w:spacing w:before="0" w:after="0"/>
+        <w:ind w:left="260"/>
+        <w:rPr/>
+      </w:pPr>
+      <w:r>
+        <w:rPr>
+          <w:b/>
+          <w:bCs/>
           <w:i/>
           <w:iCs/>
           <w:color w:val="8A7245"/>
           <w:sz w:val="18"/>
           <w:szCs w:val="18"/>
         </w:rPr>
-        <w:t>Reports distance to APPCODE's start; not itself enforced.</w:t>
-      </w:r>
-    </w:p>
-    <w:p>
-      <w:pPr>
-        <w:pStyle w:val="Normal"/>
-        <w:spacing w:before="160" w:after="20"/>
-        <w:rPr/>
-      </w:pPr>
-      <w:bookmarkStart w:id="182" w:name="bmMOVE_161"/>
-      <w:r>
-        <w:rPr>
-          <w:rFonts w:eastAsia="Courier New" w:cs="Courier New" w:ascii="Courier New" w:hAnsi="Courier New"/>
-          <w:b/>
-          <w:bCs/>
-          <w:sz w:val="23"/>
-          <w:szCs w:val="23"/>
-        </w:rPr>
-        <w:t>MOVE</w:t>
-      </w:r>
-      <w:bookmarkEnd w:id="182"/>
-    </w:p>
-    <w:p>
-      <w:pPr>
-        <w:pStyle w:val="Normal"/>
-        <w:spacing w:before="0" w:after="20"/>
-        <w:ind w:left="260"/>
-        <w:rPr/>
-      </w:pPr>
-      <w:r>
-        <w:rPr>
-          <w:rFonts w:eastAsia="Courier New" w:cs="Courier New" w:ascii="Courier New" w:hAnsi="Courier New"/>
-          <w:color w:val="5A4526"/>
-          <w:sz w:val="19"/>
-          <w:szCs w:val="19"/>
-        </w:rPr>
-        <w:t>( src dst u -- )</w:t>
-      </w:r>
-    </w:p>
-    <w:p>
-      <w:pPr>
-        <w:pStyle w:val="Normal"/>
-        <w:spacing w:before="0" w:after="20"/>
-        <w:ind w:left="260"/>
-        <w:rPr/>
-      </w:pPr>
-      <w:r>
-        <w:rPr>
-          <w:sz w:val="20"/>
-          <w:szCs w:val="20"/>
-        </w:rPr>
-        <w:t>Copy u bytes, overlap-safe.</w:t>
-      </w:r>
-    </w:p>
-    <w:p>
-      <w:pPr>
-        <w:pStyle w:val="Normal"/>
-        <w:spacing w:before="0" w:after="0"/>
-        <w:ind w:left="260"/>
-        <w:rPr/>
-      </w:pPr>
-      <w:r>
-        <w:rPr>
-          <w:b/>
-          <w:bCs/>
+        <w:t xml:space="preserve">Side effects: </w:t>
+      </w:r>
+      <w:r>
+        <w:rPr>
           <w:i/>
           <w:iCs/>
           <w:color w:val="8A7245"/>
           <w:sz w:val="18"/>
           <w:szCs w:val="18"/>
         </w:rPr>
-        <w:t xml:space="preserve">Side effects: </w:t>
-      </w:r>
-      <w:r>
-        <w:rPr>
+        <w:t>None.</w:t>
+      </w:r>
+    </w:p>
+    <w:p>
+      <w:pPr>
+        <w:pStyle w:val="Normal"/>
+        <w:spacing w:before="160" w:after="20"/>
+        <w:rPr/>
+      </w:pPr>
+      <w:bookmarkStart w:id="184" w:name="bmERASE_163"/>
+      <w:r>
+        <w:rPr>
+          <w:rFonts w:eastAsia="Courier New" w:cs="Courier New" w:ascii="Courier New" w:hAnsi="Courier New"/>
+          <w:b/>
+          <w:bCs/>
+          <w:sz w:val="23"/>
+          <w:szCs w:val="23"/>
+        </w:rPr>
+        <w:t>ERASE</w:t>
+      </w:r>
+      <w:bookmarkEnd w:id="184"/>
+    </w:p>
+    <w:p>
+      <w:pPr>
+        <w:pStyle w:val="Normal"/>
+        <w:spacing w:before="0" w:after="20"/>
+        <w:ind w:left="260"/>
+        <w:rPr/>
+      </w:pPr>
+      <w:r>
+        <w:rPr>
+          <w:rFonts w:eastAsia="Courier New" w:cs="Courier New" w:ascii="Courier New" w:hAnsi="Courier New"/>
+          <w:color w:val="5A4526"/>
+          <w:sz w:val="19"/>
+          <w:szCs w:val="19"/>
+        </w:rPr>
+        <w:t>( addr u -- )</w:t>
+      </w:r>
+    </w:p>
+    <w:p>
+      <w:pPr>
+        <w:pStyle w:val="Normal"/>
+        <w:spacing w:before="0" w:after="20"/>
+        <w:ind w:left="260"/>
+        <w:rPr/>
+      </w:pPr>
+      <w:r>
+        <w:rPr>
+          <w:sz w:val="20"/>
+          <w:szCs w:val="20"/>
+        </w:rPr>
+        <w:t>Fill u bytes with zero.</w:t>
+      </w:r>
+    </w:p>
+    <w:p>
+      <w:pPr>
+        <w:pStyle w:val="Normal"/>
+        <w:spacing w:before="0" w:after="0"/>
+        <w:ind w:left="260"/>
+        <w:rPr/>
+      </w:pPr>
+      <w:r>
+        <w:rPr>
+          <w:b/>
+          <w:bCs/>
           <w:i/>
           <w:iCs/>
           <w:color w:val="8A7245"/>
           <w:sz w:val="18"/>
           <w:szCs w:val="18"/>
         </w:rPr>
-        <w:t>Chooses direction automatically based on address order.</w:t>
-      </w:r>
-    </w:p>
-    <w:p>
-      <w:pPr>
-        <w:pStyle w:val="Normal"/>
-        <w:spacing w:before="160" w:after="20"/>
-        <w:rPr/>
-      </w:pPr>
-      <w:bookmarkStart w:id="183" w:name="bmFILL_162"/>
-      <w:r>
-        <w:rPr>
-          <w:rFonts w:eastAsia="Courier New" w:cs="Courier New" w:ascii="Courier New" w:hAnsi="Courier New"/>
-          <w:b/>
-          <w:bCs/>
-          <w:sz w:val="23"/>
-          <w:szCs w:val="23"/>
-        </w:rPr>
-        <w:t>FILL</w:t>
-      </w:r>
-      <w:bookmarkEnd w:id="183"/>
-    </w:p>
-    <w:p>
-      <w:pPr>
-        <w:pStyle w:val="Normal"/>
-        <w:spacing w:before="0" w:after="20"/>
-        <w:ind w:left="260"/>
-        <w:rPr/>
-      </w:pPr>
-      <w:r>
-        <w:rPr>
-          <w:rFonts w:eastAsia="Courier New" w:cs="Courier New" w:ascii="Courier New" w:hAnsi="Courier New"/>
-          <w:color w:val="5A4526"/>
-          <w:sz w:val="19"/>
-          <w:szCs w:val="19"/>
-        </w:rPr>
-        <w:t>( addr u char -- )</w:t>
-      </w:r>
-    </w:p>
-    <w:p>
-      <w:pPr>
-        <w:pStyle w:val="Normal"/>
-        <w:spacing w:before="0" w:after="20"/>
-        <w:ind w:left="260"/>
-        <w:rPr/>
-      </w:pPr>
-      <w:r>
-        <w:rPr>
-          <w:sz w:val="20"/>
-          <w:szCs w:val="20"/>
-        </w:rPr>
-        <w:t>Fill u bytes with char.</w:t>
-      </w:r>
-    </w:p>
-    <w:p>
-      <w:pPr>
-        <w:pStyle w:val="Normal"/>
-        <w:spacing w:before="0" w:after="0"/>
-        <w:ind w:left="260"/>
-        <w:rPr/>
-      </w:pPr>
-      <w:r>
-        <w:rPr>
-          <w:b/>
-          <w:bCs/>
+        <w:t xml:space="preserve">Side effects: </w:t>
+      </w:r>
+      <w:r>
+        <w:rPr>
           <w:i/>
           <w:iCs/>
           <w:color w:val="8A7245"/>
           <w:sz w:val="18"/>
           <w:szCs w:val="18"/>
         </w:rPr>
-        <w:t xml:space="preserve">Side effects: </w:t>
-      </w:r>
-      <w:r>
-        <w:rPr>
+        <w:t>None.</w:t>
+      </w:r>
+    </w:p>
+    <w:p>
+      <w:pPr>
+        <w:pStyle w:val="Normal"/>
+        <w:spacing w:before="160" w:after="20"/>
+        <w:rPr/>
+      </w:pPr>
+      <w:bookmarkStart w:id="185" w:name="bmCMOVE_164"/>
+      <w:r>
+        <w:rPr>
+          <w:rFonts w:eastAsia="Courier New" w:cs="Courier New" w:ascii="Courier New" w:hAnsi="Courier New"/>
+          <w:b/>
+          <w:bCs/>
+          <w:sz w:val="23"/>
+          <w:szCs w:val="23"/>
+        </w:rPr>
+        <w:t>CMOVE</w:t>
+      </w:r>
+      <w:bookmarkEnd w:id="185"/>
+    </w:p>
+    <w:p>
+      <w:pPr>
+        <w:pStyle w:val="Normal"/>
+        <w:spacing w:before="0" w:after="20"/>
+        <w:ind w:left="260"/>
+        <w:rPr/>
+      </w:pPr>
+      <w:r>
+        <w:rPr>
+          <w:rFonts w:eastAsia="Courier New" w:cs="Courier New" w:ascii="Courier New" w:hAnsi="Courier New"/>
+          <w:color w:val="5A4526"/>
+          <w:sz w:val="19"/>
+          <w:szCs w:val="19"/>
+        </w:rPr>
+        <w:t>( src dst u -- )</w:t>
+      </w:r>
+    </w:p>
+    <w:p>
+      <w:pPr>
+        <w:pStyle w:val="Normal"/>
+        <w:spacing w:before="0" w:after="20"/>
+        <w:ind w:left="260"/>
+        <w:rPr/>
+      </w:pPr>
+      <w:r>
+        <w:rPr>
+          <w:sz w:val="20"/>
+          <w:szCs w:val="20"/>
+        </w:rPr>
+        <w:t>Copy u bytes low address to high.</w:t>
+      </w:r>
+    </w:p>
+    <w:p>
+      <w:pPr>
+        <w:pStyle w:val="Normal"/>
+        <w:spacing w:before="0" w:after="0"/>
+        <w:ind w:left="260"/>
+        <w:rPr/>
+      </w:pPr>
+      <w:r>
+        <w:rPr>
+          <w:b/>
+          <w:bCs/>
           <w:i/>
           <w:iCs/>
           <w:color w:val="8A7245"/>
           <w:sz w:val="18"/>
           <w:szCs w:val="18"/>
         </w:rPr>
-        <w:t>None.</w:t>
-      </w:r>
-    </w:p>
-    <w:p>
-      <w:pPr>
-        <w:pStyle w:val="Normal"/>
-        <w:spacing w:before="160" w:after="20"/>
-        <w:rPr/>
-      </w:pPr>
-      <w:bookmarkStart w:id="184" w:name="bmERASE_163"/>
-      <w:r>
-        <w:rPr>
-          <w:rFonts w:eastAsia="Courier New" w:cs="Courier New" w:ascii="Courier New" w:hAnsi="Courier New"/>
-          <w:b/>
-          <w:bCs/>
-          <w:sz w:val="23"/>
-          <w:szCs w:val="23"/>
-        </w:rPr>
-        <w:t>ERASE</w:t>
-      </w:r>
-      <w:bookmarkEnd w:id="184"/>
-    </w:p>
-    <w:p>
-      <w:pPr>
-        <w:pStyle w:val="Normal"/>
-        <w:spacing w:before="0" w:after="20"/>
-        <w:ind w:left="260"/>
-        <w:rPr/>
-      </w:pPr>
-      <w:r>
-        <w:rPr>
-          <w:rFonts w:eastAsia="Courier New" w:cs="Courier New" w:ascii="Courier New" w:hAnsi="Courier New"/>
-          <w:color w:val="5A4526"/>
-          <w:sz w:val="19"/>
-          <w:szCs w:val="19"/>
-        </w:rPr>
-        <w:t>( addr u -- )</w:t>
-      </w:r>
-    </w:p>
-    <w:p>
-      <w:pPr>
-        <w:pStyle w:val="Normal"/>
-        <w:spacing w:before="0" w:after="20"/>
-        <w:ind w:left="260"/>
-        <w:rPr/>
-      </w:pPr>
-      <w:r>
-        <w:rPr>
-          <w:sz w:val="20"/>
-          <w:szCs w:val="20"/>
-        </w:rPr>
-        <w:t>Fill u bytes with zero.</w:t>
-      </w:r>
-    </w:p>
-    <w:p>
-      <w:pPr>
-        <w:pStyle w:val="Normal"/>
-        <w:spacing w:before="0" w:after="0"/>
-        <w:ind w:left="260"/>
-        <w:rPr/>
-      </w:pPr>
-      <w:r>
-        <w:rPr>
-          <w:b/>
-          <w:bCs/>
+        <w:t xml:space="preserve">Side effects: </w:t>
+      </w:r>
+      <w:r>
+        <w:rPr>
           <w:i/>
           <w:iCs/>
           <w:color w:val="8A7245"/>
           <w:sz w:val="18"/>
           <w:szCs w:val="18"/>
         </w:rPr>
-        <w:t xml:space="preserve">Side effects: </w:t>
-      </w:r>
-      <w:r>
-        <w:rPr>
+        <w:t>Not overlap-safe in the high-over-low direction.</w:t>
+      </w:r>
+    </w:p>
+    <w:p>
+      <w:pPr>
+        <w:pStyle w:val="Normal"/>
+        <w:spacing w:before="160" w:after="20"/>
+        <w:rPr/>
+      </w:pPr>
+      <w:bookmarkStart w:id="186" w:name="bmCMOVE_GT_165"/>
+      <w:r>
+        <w:rPr>
+          <w:rFonts w:eastAsia="Courier New" w:cs="Courier New" w:ascii="Courier New" w:hAnsi="Courier New"/>
+          <w:b/>
+          <w:bCs/>
+          <w:sz w:val="23"/>
+          <w:szCs w:val="23"/>
+        </w:rPr>
+        <w:t>CMOVE&gt;</w:t>
+      </w:r>
+      <w:bookmarkEnd w:id="186"/>
+    </w:p>
+    <w:p>
+      <w:pPr>
+        <w:pStyle w:val="Normal"/>
+        <w:spacing w:before="0" w:after="20"/>
+        <w:ind w:left="260"/>
+        <w:rPr/>
+      </w:pPr>
+      <w:r>
+        <w:rPr>
+          <w:rFonts w:eastAsia="Courier New" w:cs="Courier New" w:ascii="Courier New" w:hAnsi="Courier New"/>
+          <w:color w:val="5A4526"/>
+          <w:sz w:val="19"/>
+          <w:szCs w:val="19"/>
+        </w:rPr>
+        <w:t>( src dst u -- )</w:t>
+      </w:r>
+    </w:p>
+    <w:p>
+      <w:pPr>
+        <w:pStyle w:val="Normal"/>
+        <w:spacing w:before="0" w:after="20"/>
+        <w:ind w:left="260"/>
+        <w:rPr/>
+      </w:pPr>
+      <w:r>
+        <w:rPr>
+          <w:sz w:val="20"/>
+          <w:szCs w:val="20"/>
+        </w:rPr>
+        <w:t>Copy u bytes high address to low.</w:t>
+      </w:r>
+    </w:p>
+    <w:p>
+      <w:pPr>
+        <w:pStyle w:val="Normal"/>
+        <w:spacing w:before="0" w:after="0"/>
+        <w:ind w:left="260"/>
+        <w:rPr/>
+      </w:pPr>
+      <w:r>
+        <w:rPr>
+          <w:b/>
+          <w:bCs/>
           <w:i/>
           <w:iCs/>
           <w:color w:val="8A7245"/>
           <w:sz w:val="18"/>
           <w:szCs w:val="18"/>
         </w:rPr>
-        <w:t>None.</w:t>
-      </w:r>
-    </w:p>
-    <w:p>
-      <w:pPr>
-        <w:pStyle w:val="Normal"/>
-        <w:spacing w:before="160" w:after="20"/>
-        <w:rPr/>
-      </w:pPr>
-      <w:bookmarkStart w:id="185" w:name="bmCMOVE_164"/>
-      <w:r>
-        <w:rPr>
-          <w:rFonts w:eastAsia="Courier New" w:cs="Courier New" w:ascii="Courier New" w:hAnsi="Courier New"/>
-          <w:b/>
-          <w:bCs/>
-          <w:sz w:val="23"/>
-          <w:szCs w:val="23"/>
-        </w:rPr>
-        <w:t>CMOVE</w:t>
-      </w:r>
-      <w:bookmarkEnd w:id="185"/>
-    </w:p>
-    <w:p>
-      <w:pPr>
-        <w:pStyle w:val="Normal"/>
-        <w:spacing w:before="0" w:after="20"/>
-        <w:ind w:left="260"/>
-        <w:rPr/>
-      </w:pPr>
-      <w:r>
-        <w:rPr>
-          <w:rFonts w:eastAsia="Courier New" w:cs="Courier New" w:ascii="Courier New" w:hAnsi="Courier New"/>
-          <w:color w:val="5A4526"/>
-          <w:sz w:val="19"/>
-          <w:szCs w:val="19"/>
-        </w:rPr>
-        <w:t>( src dst u -- )</w:t>
-      </w:r>
-    </w:p>
-    <w:p>
-      <w:pPr>
-        <w:pStyle w:val="Normal"/>
-        <w:spacing w:before="0" w:after="20"/>
-        <w:ind w:left="260"/>
-        <w:rPr/>
-      </w:pPr>
-      <w:r>
-        <w:rPr>
-          <w:sz w:val="20"/>
-          <w:szCs w:val="20"/>
-        </w:rPr>
-        <w:t>Copy u bytes low address to high.</w:t>
-      </w:r>
-    </w:p>
-    <w:p>
-      <w:pPr>
-        <w:pStyle w:val="Normal"/>
-        <w:spacing w:before="0" w:after="0"/>
-        <w:ind w:left="260"/>
-        <w:rPr/>
-      </w:pPr>
-      <w:r>
-        <w:rPr>
-          <w:b/>
-          <w:bCs/>
+        <w:t xml:space="preserve">Side effects: </w:t>
+      </w:r>
+      <w:r>
+        <w:rPr>
           <w:i/>
           <w:iCs/>
           <w:color w:val="8A7245"/>
           <w:sz w:val="18"/>
           <w:szCs w:val="18"/>
         </w:rPr>
-        <w:t xml:space="preserve">Side effects: </w:t>
-      </w:r>
-      <w:r>
-        <w:rPr>
+        <w:t>Not overlap-safe in the low-over-high direction.</w:t>
+      </w:r>
+    </w:p>
+    <w:p>
+      <w:pPr>
+        <w:pStyle w:val="Heading2"/>
+        <w:rPr/>
+      </w:pPr>
+      <w:bookmarkStart w:id="187" w:name="toc_21"/>
+      <w:r>
+        <w:rPr/>
+        <w:t>3.12 Strings &amp; Parsing</w:t>
+      </w:r>
+      <w:bookmarkEnd w:id="187"/>
+    </w:p>
+    <w:p>
+      <w:pPr>
+        <w:pStyle w:val="Normal"/>
+        <w:spacing w:before="160" w:after="20"/>
+        <w:rPr/>
+      </w:pPr>
+      <w:bookmarkStart w:id="188" w:name="bmCOUNT_166"/>
+      <w:r>
+        <w:rPr>
+          <w:rFonts w:eastAsia="Courier New" w:cs="Courier New" w:ascii="Courier New" w:hAnsi="Courier New"/>
+          <w:b/>
+          <w:bCs/>
+          <w:sz w:val="23"/>
+          <w:szCs w:val="23"/>
+        </w:rPr>
+        <w:t>COUNT</w:t>
+      </w:r>
+      <w:bookmarkEnd w:id="188"/>
+    </w:p>
+    <w:p>
+      <w:pPr>
+        <w:pStyle w:val="Normal"/>
+        <w:spacing w:before="0" w:after="20"/>
+        <w:ind w:left="260"/>
+        <w:rPr/>
+      </w:pPr>
+      <w:r>
+        <w:rPr>
+          <w:rFonts w:eastAsia="Courier New" w:cs="Courier New" w:ascii="Courier New" w:hAnsi="Courier New"/>
+          <w:color w:val="5A4526"/>
+          <w:sz w:val="19"/>
+          <w:szCs w:val="19"/>
+        </w:rPr>
+        <w:t>( c-addr -- addr len )</w:t>
+      </w:r>
+    </w:p>
+    <w:p>
+      <w:pPr>
+        <w:pStyle w:val="Normal"/>
+        <w:spacing w:before="0" w:after="20"/>
+        <w:ind w:left="260"/>
+        <w:rPr/>
+      </w:pPr>
+      <w:r>
+        <w:rPr>
+          <w:sz w:val="20"/>
+          <w:szCs w:val="20"/>
+        </w:rPr>
+        <w:t>Convert a counted string to address/length form.</w:t>
+      </w:r>
+    </w:p>
+    <w:p>
+      <w:pPr>
+        <w:pStyle w:val="Normal"/>
+        <w:spacing w:before="0" w:after="0"/>
+        <w:ind w:left="260"/>
+        <w:rPr/>
+      </w:pPr>
+      <w:r>
+        <w:rPr>
+          <w:b/>
+          <w:bCs/>
           <w:i/>
           <w:iCs/>
           <w:color w:val="8A7245"/>
           <w:sz w:val="18"/>
           <w:szCs w:val="18"/>
         </w:rPr>
-        <w:t>Not overlap-safe in the high-over-low direction.</w:t>
-      </w:r>
-    </w:p>
-    <w:p>
-      <w:pPr>
-        <w:pStyle w:val="Normal"/>
-        <w:spacing w:before="160" w:after="20"/>
-        <w:rPr/>
-      </w:pPr>
-      <w:bookmarkStart w:id="186" w:name="bmCMOVE_GT_165"/>
-      <w:r>
-        <w:rPr>
-          <w:rFonts w:eastAsia="Courier New" w:cs="Courier New" w:ascii="Courier New" w:hAnsi="Courier New"/>
-          <w:b/>
-          <w:bCs/>
-          <w:sz w:val="23"/>
-          <w:szCs w:val="23"/>
-        </w:rPr>
-        <w:t>CMOVE&gt;</w:t>
-      </w:r>
-      <w:bookmarkEnd w:id="186"/>
-    </w:p>
-    <w:p>
-      <w:pPr>
-        <w:pStyle w:val="Normal"/>
-        <w:spacing w:before="0" w:after="20"/>
-        <w:ind w:left="260"/>
-        <w:rPr/>
-      </w:pPr>
-      <w:r>
-        <w:rPr>
-          <w:rFonts w:eastAsia="Courier New" w:cs="Courier New" w:ascii="Courier New" w:hAnsi="Courier New"/>
-          <w:color w:val="5A4526"/>
-          <w:sz w:val="19"/>
-          <w:szCs w:val="19"/>
-        </w:rPr>
-        <w:t>( src dst u -- )</w:t>
-      </w:r>
-    </w:p>
-    <w:p>
-      <w:pPr>
-        <w:pStyle w:val="Normal"/>
-        <w:spacing w:before="0" w:after="20"/>
-        <w:ind w:left="260"/>
-        <w:rPr/>
-      </w:pPr>
-      <w:r>
-        <w:rPr>
-          <w:sz w:val="20"/>
-          <w:szCs w:val="20"/>
-        </w:rPr>
-        <w:t>Copy u bytes high address to low.</w:t>
-      </w:r>
-    </w:p>
-    <w:p>
-      <w:pPr>
-        <w:pStyle w:val="Normal"/>
-        <w:spacing w:before="0" w:after="0"/>
-        <w:ind w:left="260"/>
-        <w:rPr/>
-      </w:pPr>
-      <w:r>
-        <w:rPr>
-          <w:b/>
-          <w:bCs/>
+        <w:t xml:space="preserve">Side effects: </w:t>
+      </w:r>
+      <w:r>
+        <w:rPr>
           <w:i/>
           <w:iCs/>
           <w:color w:val="8A7245"/>
           <w:sz w:val="18"/>
           <w:szCs w:val="18"/>
         </w:rPr>
-        <w:t xml:space="preserve">Side effects: </w:t>
-      </w:r>
-      <w:r>
-        <w:rPr>
+        <w:t>None.</w:t>
+      </w:r>
+    </w:p>
+    <w:p>
+      <w:pPr>
+        <w:pStyle w:val="Normal"/>
+        <w:spacing w:before="160" w:after="20"/>
+        <w:rPr/>
+      </w:pPr>
+      <w:bookmarkStart w:id="189" w:name="bmWORD_167"/>
+      <w:r>
+        <w:rPr>
+          <w:rFonts w:eastAsia="Courier New" w:cs="Courier New" w:ascii="Courier New" w:hAnsi="Courier New"/>
+          <w:b/>
+          <w:bCs/>
+          <w:sz w:val="23"/>
+          <w:szCs w:val="23"/>
+        </w:rPr>
+        <w:t>WORD</w:t>
+      </w:r>
+      <w:bookmarkEnd w:id="189"/>
+    </w:p>
+    <w:p>
+      <w:pPr>
+        <w:pStyle w:val="Normal"/>
+        <w:spacing w:before="0" w:after="20"/>
+        <w:ind w:left="260"/>
+        <w:rPr/>
+      </w:pPr>
+      <w:r>
+        <w:rPr>
+          <w:rFonts w:eastAsia="Courier New" w:cs="Courier New" w:ascii="Courier New" w:hAnsi="Courier New"/>
+          <w:color w:val="5A4526"/>
+          <w:sz w:val="19"/>
+          <w:szCs w:val="19"/>
+        </w:rPr>
+        <w:t>( char -- c-addr )</w:t>
+      </w:r>
+    </w:p>
+    <w:p>
+      <w:pPr>
+        <w:pStyle w:val="Normal"/>
+        <w:spacing w:before="0" w:after="20"/>
+        <w:ind w:left="260"/>
+        <w:rPr/>
+      </w:pPr>
+      <w:r>
+        <w:rPr>
+          <w:sz w:val="20"/>
+          <w:szCs w:val="20"/>
+        </w:rPr>
+        <w:t>Parse a delimited token into a counted string.</w:t>
+      </w:r>
+    </w:p>
+    <w:p>
+      <w:pPr>
+        <w:pStyle w:val="Normal"/>
+        <w:spacing w:before="0" w:after="0"/>
+        <w:ind w:left="260"/>
+        <w:rPr/>
+      </w:pPr>
+      <w:r>
+        <w:rPr>
+          <w:b/>
+          <w:bCs/>
           <w:i/>
           <w:iCs/>
           <w:color w:val="8A7245"/>
           <w:sz w:val="18"/>
           <w:szCs w:val="18"/>
         </w:rPr>
-        <w:t>Not overlap-safe in the low-over-high direction.</w:t>
-      </w:r>
-    </w:p>
-    <w:p>
-      <w:pPr>
-        <w:pStyle w:val="Heading2"/>
-        <w:rPr/>
-      </w:pPr>
-      <w:bookmarkStart w:id="187" w:name="toc_21"/>
-      <w:r>
-        <w:rPr/>
-        <w:t>3.12 Strings &amp; Parsing</w:t>
-      </w:r>
-      <w:bookmarkEnd w:id="187"/>
-    </w:p>
-    <w:p>
-      <w:pPr>
-        <w:pStyle w:val="Normal"/>
-        <w:spacing w:before="160" w:after="20"/>
-        <w:rPr/>
-      </w:pPr>
-      <w:bookmarkStart w:id="188" w:name="bmCOUNT_166"/>
-      <w:r>
-        <w:rPr>
-          <w:rFonts w:eastAsia="Courier New" w:cs="Courier New" w:ascii="Courier New" w:hAnsi="Courier New"/>
-          <w:b/>
-          <w:bCs/>
-          <w:sz w:val="23"/>
-          <w:szCs w:val="23"/>
-        </w:rPr>
-        <w:t>COUNT</w:t>
-      </w:r>
-      <w:bookmarkEnd w:id="188"/>
-    </w:p>
-    <w:p>
-      <w:pPr>
-        <w:pStyle w:val="Normal"/>
-        <w:spacing w:before="0" w:after="20"/>
-        <w:ind w:left="260"/>
-        <w:rPr/>
-      </w:pPr>
-      <w:r>
-        <w:rPr>
-          <w:rFonts w:eastAsia="Courier New" w:cs="Courier New" w:ascii="Courier New" w:hAnsi="Courier New"/>
-          <w:color w:val="5A4526"/>
-          <w:sz w:val="19"/>
-          <w:szCs w:val="19"/>
-        </w:rPr>
-        <w:t>( c-addr -- addr len )</w:t>
-      </w:r>
-    </w:p>
-    <w:p>
-      <w:pPr>
-        <w:pStyle w:val="Normal"/>
-        <w:spacing w:before="0" w:after="20"/>
-        <w:ind w:left="260"/>
-        <w:rPr/>
-      </w:pPr>
-      <w:r>
-        <w:rPr>
-          <w:sz w:val="20"/>
-          <w:szCs w:val="20"/>
-        </w:rPr>
-        <w:t>Convert a counted string to address/length form.</w:t>
-      </w:r>
-    </w:p>
-    <w:p>
-      <w:pPr>
-        <w:pStyle w:val="Normal"/>
-        <w:spacing w:before="0" w:after="0"/>
-        <w:ind w:left="260"/>
-        <w:rPr/>
-      </w:pPr>
-      <w:r>
-        <w:rPr>
-          <w:b/>
-          <w:bCs/>
+        <w:t xml:space="preserve">Side effects: </w:t>
+      </w:r>
+      <w:r>
+        <w:rPr>
           <w:i/>
           <w:iCs/>
           <w:color w:val="8A7245"/>
           <w:sz w:val="18"/>
           <w:szCs w:val="18"/>
         </w:rPr>
-        <w:t xml:space="preserve">Side effects: </w:t>
-      </w:r>
-      <w:r>
-        <w:rPr>
+        <w:t>Hard 31-character cap; skips leading delimiters.</w:t>
+      </w:r>
+    </w:p>
+    <w:p>
+      <w:pPr>
+        <w:pStyle w:val="Normal"/>
+        <w:spacing w:before="160" w:after="20"/>
+        <w:rPr/>
+      </w:pPr>
+      <w:bookmarkStart w:id="190" w:name="bmCHAR_168"/>
+      <w:r>
+        <w:rPr>
+          <w:rFonts w:eastAsia="Courier New" w:cs="Courier New" w:ascii="Courier New" w:hAnsi="Courier New"/>
+          <w:b/>
+          <w:bCs/>
+          <w:sz w:val="23"/>
+          <w:szCs w:val="23"/>
+        </w:rPr>
+        <w:t>CHAR</w:t>
+      </w:r>
+      <w:bookmarkEnd w:id="190"/>
+    </w:p>
+    <w:p>
+      <w:pPr>
+        <w:pStyle w:val="Normal"/>
+        <w:spacing w:before="0" w:after="20"/>
+        <w:ind w:left="260"/>
+        <w:rPr/>
+      </w:pPr>
+      <w:r>
+        <w:rPr>
+          <w:rFonts w:eastAsia="Courier New" w:cs="Courier New" w:ascii="Courier New" w:hAnsi="Courier New"/>
+          <w:color w:val="5A4526"/>
+          <w:sz w:val="19"/>
+          <w:szCs w:val="19"/>
+        </w:rPr>
+        <w:t>( "name" -- char )</w:t>
+      </w:r>
+    </w:p>
+    <w:p>
+      <w:pPr>
+        <w:pStyle w:val="Normal"/>
+        <w:spacing w:before="0" w:after="20"/>
+        <w:ind w:left="260"/>
+        <w:rPr/>
+      </w:pPr>
+      <w:r>
+        <w:rPr>
+          <w:sz w:val="20"/>
+          <w:szCs w:val="20"/>
+        </w:rPr>
+        <w:t>Parse the next word, leave its first character.</w:t>
+      </w:r>
+    </w:p>
+    <w:p>
+      <w:pPr>
+        <w:pStyle w:val="Normal"/>
+        <w:spacing w:before="0" w:after="0"/>
+        <w:ind w:left="260"/>
+        <w:rPr/>
+      </w:pPr>
+      <w:r>
+        <w:rPr>
+          <w:b/>
+          <w:bCs/>
           <w:i/>
           <w:iCs/>
           <w:color w:val="8A7245"/>
           <w:sz w:val="18"/>
           <w:szCs w:val="18"/>
         </w:rPr>
-        <w:t>None.</w:t>
-      </w:r>
-    </w:p>
-    <w:p>
-      <w:pPr>
-        <w:pStyle w:val="Normal"/>
-        <w:spacing w:before="160" w:after="20"/>
-        <w:rPr/>
-      </w:pPr>
-      <w:bookmarkStart w:id="189" w:name="bmWORD_167"/>
-      <w:r>
-        <w:rPr>
-          <w:rFonts w:eastAsia="Courier New" w:cs="Courier New" w:ascii="Courier New" w:hAnsi="Courier New"/>
-          <w:b/>
-          <w:bCs/>
-          <w:sz w:val="23"/>
-          <w:szCs w:val="23"/>
-        </w:rPr>
-        <w:t>WORD</w:t>
-      </w:r>
-      <w:bookmarkEnd w:id="189"/>
-    </w:p>
-    <w:p>
-      <w:pPr>
-        <w:pStyle w:val="Normal"/>
-        <w:spacing w:before="0" w:after="20"/>
-        <w:ind w:left="260"/>
-        <w:rPr/>
-      </w:pPr>
-      <w:r>
-        <w:rPr>
-          <w:rFonts w:eastAsia="Courier New" w:cs="Courier New" w:ascii="Courier New" w:hAnsi="Courier New"/>
-          <w:color w:val="5A4526"/>
-          <w:sz w:val="19"/>
-          <w:szCs w:val="19"/>
-        </w:rPr>
-        <w:t>( char -- c-addr )</w:t>
-      </w:r>
-    </w:p>
-    <w:p>
-      <w:pPr>
-        <w:pStyle w:val="Normal"/>
-        <w:spacing w:before="0" w:after="20"/>
-        <w:ind w:left="260"/>
-        <w:rPr/>
-      </w:pPr>
-      <w:r>
-        <w:rPr>
-          <w:sz w:val="20"/>
-          <w:szCs w:val="20"/>
-        </w:rPr>
-        <w:t>Parse a delimited token into a counted string.</w:t>
-      </w:r>
-    </w:p>
-    <w:p>
-      <w:pPr>
-        <w:pStyle w:val="Normal"/>
-        <w:spacing w:before="0" w:after="0"/>
-        <w:ind w:left="260"/>
-        <w:rPr/>
-      </w:pPr>
-      <w:r>
-        <w:rPr>
-          <w:b/>
-          <w:bCs/>
+        <w:t xml:space="preserve">Side effects: </w:t>
+      </w:r>
+      <w:r>
+        <w:rPr>
           <w:i/>
           <w:iCs/>
           <w:color w:val="8A7245"/>
           <w:sz w:val="18"/>
           <w:szCs w:val="18"/>
         </w:rPr>
-        <w:t xml:space="preserve">Side effects: </w:t>
-      </w:r>
-      <w:r>
-        <w:rPr>
+        <w:t>Inherits WORD's 31-character cap (irrelevant here).</w:t>
+      </w:r>
+    </w:p>
+    <w:p>
+      <w:pPr>
+        <w:pStyle w:val="Normal"/>
+        <w:spacing w:before="160" w:after="20"/>
+        <w:rPr/>
+      </w:pPr>
+      <w:bookmarkStart w:id="191" w:name="bm_LBRACKETCHAR_RBRACKET_169"/>
+      <w:r>
+        <w:rPr>
+          <w:rFonts w:eastAsia="Courier New" w:cs="Courier New" w:ascii="Courier New" w:hAnsi="Courier New"/>
+          <w:b/>
+          <w:bCs/>
+          <w:sz w:val="23"/>
+          <w:szCs w:val="23"/>
+        </w:rPr>
+        <w:t>[CHAR]</w:t>
+      </w:r>
+      <w:bookmarkEnd w:id="191"/>
+    </w:p>
+    <w:p>
+      <w:pPr>
+        <w:pStyle w:val="Normal"/>
+        <w:spacing w:before="0" w:after="20"/>
+        <w:ind w:left="260"/>
+        <w:rPr/>
+      </w:pPr>
+      <w:r>
+        <w:rPr>
+          <w:rFonts w:eastAsia="Courier New" w:cs="Courier New" w:ascii="Courier New" w:hAnsi="Courier New"/>
+          <w:color w:val="5A4526"/>
+          <w:sz w:val="19"/>
+          <w:szCs w:val="19"/>
+        </w:rPr>
+        <w:t>( "name" -- )</w:t>
+      </w:r>
+    </w:p>
+    <w:p>
+      <w:pPr>
+        <w:pStyle w:val="Normal"/>
+        <w:spacing w:before="0" w:after="20"/>
+        <w:ind w:left="260"/>
+        <w:rPr/>
+      </w:pPr>
+      <w:r>
+        <w:rPr>
+          <w:sz w:val="20"/>
+          <w:szCs w:val="20"/>
+        </w:rPr>
+        <w:t>Compile-time CHAR: compiles the character as a literal. IMMEDIATE, compile-only.</w:t>
+      </w:r>
+    </w:p>
+    <w:p>
+      <w:pPr>
+        <w:pStyle w:val="Normal"/>
+        <w:spacing w:before="0" w:after="0"/>
+        <w:ind w:left="260"/>
+        <w:rPr/>
+      </w:pPr>
+      <w:r>
+        <w:rPr>
+          <w:b/>
+          <w:bCs/>
           <w:i/>
           <w:iCs/>
           <w:color w:val="8A7245"/>
           <w:sz w:val="18"/>
           <w:szCs w:val="18"/>
         </w:rPr>
-        <w:t>Hard 31-character cap; skips leading delimiters.</w:t>
-      </w:r>
-    </w:p>
-    <w:p>
-      <w:pPr>
-        <w:pStyle w:val="Normal"/>
-        <w:spacing w:before="160" w:after="20"/>
-        <w:rPr/>
-      </w:pPr>
-      <w:bookmarkStart w:id="190" w:name="bmCHAR_168"/>
-      <w:r>
-        <w:rPr>
-          <w:rFonts w:eastAsia="Courier New" w:cs="Courier New" w:ascii="Courier New" w:hAnsi="Courier New"/>
-          <w:b/>
-          <w:bCs/>
-          <w:sz w:val="23"/>
-          <w:szCs w:val="23"/>
-        </w:rPr>
-        <w:t>CHAR</w:t>
-      </w:r>
-      <w:bookmarkEnd w:id="190"/>
-    </w:p>
-    <w:p>
-      <w:pPr>
-        <w:pStyle w:val="Normal"/>
-        <w:spacing w:before="0" w:after="20"/>
-        <w:ind w:left="260"/>
-        <w:rPr/>
-      </w:pPr>
-      <w:r>
-        <w:rPr>
-          <w:rFonts w:eastAsia="Courier New" w:cs="Courier New" w:ascii="Courier New" w:hAnsi="Courier New"/>
-          <w:color w:val="5A4526"/>
-          <w:sz w:val="19"/>
-          <w:szCs w:val="19"/>
-        </w:rPr>
-        <w:t>( "name" -- char )</w:t>
-      </w:r>
-    </w:p>
-    <w:p>
-      <w:pPr>
-        <w:pStyle w:val="Normal"/>
-        <w:spacing w:before="0" w:after="20"/>
-        <w:ind w:left="260"/>
-        <w:rPr/>
-      </w:pPr>
-      <w:r>
-        <w:rPr>
-          <w:sz w:val="20"/>
-          <w:szCs w:val="20"/>
-        </w:rPr>
-        <w:t>Parse the next word, leave its first character.</w:t>
-      </w:r>
-    </w:p>
-    <w:p>
-      <w:pPr>
-        <w:pStyle w:val="Normal"/>
-        <w:spacing w:before="0" w:after="0"/>
-        <w:ind w:left="260"/>
-        <w:rPr/>
-      </w:pPr>
-      <w:r>
-        <w:rPr>
-          <w:b/>
-          <w:bCs/>
+        <w:t xml:space="preserve">Side effects: </w:t>
+      </w:r>
+      <w:r>
+        <w:rPr>
           <w:i/>
           <w:iCs/>
           <w:color w:val="8A7245"/>
           <w:sz w:val="18"/>
           <w:szCs w:val="18"/>
         </w:rPr>
-        <w:t xml:space="preserve">Side effects: </w:t>
-      </w:r>
-      <w:r>
-        <w:rPr>
+        <w:t>Throws -14 if used while interpreting.</w:t>
+      </w:r>
+    </w:p>
+    <w:p>
+      <w:pPr>
+        <w:pStyle w:val="Normal"/>
+        <w:spacing w:before="160" w:after="20"/>
+        <w:rPr/>
+      </w:pPr>
+      <w:bookmarkStart w:id="192" w:name="bmPARSE_170"/>
+      <w:r>
+        <w:rPr>
+          <w:rFonts w:eastAsia="Courier New" w:cs="Courier New" w:ascii="Courier New" w:hAnsi="Courier New"/>
+          <w:b/>
+          <w:bCs/>
+          <w:sz w:val="23"/>
+          <w:szCs w:val="23"/>
+        </w:rPr>
+        <w:t>PARSE</w:t>
+      </w:r>
+      <w:bookmarkEnd w:id="192"/>
+    </w:p>
+    <w:p>
+      <w:pPr>
+        <w:pStyle w:val="Normal"/>
+        <w:spacing w:before="0" w:after="20"/>
+        <w:ind w:left="260"/>
+        <w:rPr/>
+      </w:pPr>
+      <w:r>
+        <w:rPr>
+          <w:rFonts w:eastAsia="Courier New" w:cs="Courier New" w:ascii="Courier New" w:hAnsi="Courier New"/>
+          <w:color w:val="5A4526"/>
+          <w:sz w:val="19"/>
+          <w:szCs w:val="19"/>
+        </w:rPr>
+        <w:t>( char "ccc&lt;char&gt;" -- addr len )</w:t>
+      </w:r>
+    </w:p>
+    <w:p>
+      <w:pPr>
+        <w:pStyle w:val="Normal"/>
+        <w:spacing w:before="0" w:after="20"/>
+        <w:ind w:left="260"/>
+        <w:rPr/>
+      </w:pPr>
+      <w:r>
+        <w:rPr>
+          <w:sz w:val="20"/>
+          <w:szCs w:val="20"/>
+        </w:rPr>
+        <w:t>Parse a delimited token, no length cap.</w:t>
+      </w:r>
+    </w:p>
+    <w:p>
+      <w:pPr>
+        <w:pStyle w:val="Normal"/>
+        <w:spacing w:before="0" w:after="0"/>
+        <w:ind w:left="260"/>
+        <w:rPr/>
+      </w:pPr>
+      <w:r>
+        <w:rPr>
+          <w:b/>
+          <w:bCs/>
           <w:i/>
           <w:iCs/>
           <w:color w:val="8A7245"/>
           <w:sz w:val="18"/>
           <w:szCs w:val="18"/>
         </w:rPr>
-        <w:t>Inherits WORD's 31-character cap (irrelevant here).</w:t>
-      </w:r>
-    </w:p>
-    <w:p>
-      <w:pPr>
-        <w:pStyle w:val="Normal"/>
-        <w:spacing w:before="160" w:after="20"/>
-        <w:rPr/>
-      </w:pPr>
-      <w:bookmarkStart w:id="191" w:name="bm_LBRACKETCHAR_RBRACKET_169"/>
-      <w:r>
-        <w:rPr>
-          <w:rFonts w:eastAsia="Courier New" w:cs="Courier New" w:ascii="Courier New" w:hAnsi="Courier New"/>
-          <w:b/>
-          <w:bCs/>
-          <w:sz w:val="23"/>
-          <w:szCs w:val="23"/>
-        </w:rPr>
-        <w:t>[CHAR]</w:t>
-      </w:r>
-      <w:bookmarkEnd w:id="191"/>
-    </w:p>
-    <w:p>
-      <w:pPr>
-        <w:pStyle w:val="Normal"/>
-        <w:spacing w:before="0" w:after="20"/>
-        <w:ind w:left="260"/>
-        <w:rPr/>
-      </w:pPr>
-      <w:r>
-        <w:rPr>
-          <w:rFonts w:eastAsia="Courier New" w:cs="Courier New" w:ascii="Courier New" w:hAnsi="Courier New"/>
-          <w:color w:val="5A4526"/>
-          <w:sz w:val="19"/>
-          <w:szCs w:val="19"/>
-        </w:rPr>
-        <w:t>( "name" -- )</w:t>
-      </w:r>
-    </w:p>
-    <w:p>
-      <w:pPr>
-        <w:pStyle w:val="Normal"/>
-        <w:spacing w:before="0" w:after="20"/>
-        <w:ind w:left="260"/>
-        <w:rPr/>
-      </w:pPr>
-      <w:r>
-        <w:rPr>
-          <w:sz w:val="20"/>
-          <w:szCs w:val="20"/>
-        </w:rPr>
-        <w:t>Compile-time CHAR: compiles the character as a literal. IMMEDIATE, compile-only.</w:t>
-      </w:r>
-    </w:p>
-    <w:p>
-      <w:pPr>
-        <w:pStyle w:val="Normal"/>
-        <w:spacing w:before="0" w:after="0"/>
-        <w:ind w:left="260"/>
-        <w:rPr/>
-      </w:pPr>
-      <w:r>
-        <w:rPr>
-          <w:b/>
-          <w:bCs/>
+        <w:t xml:space="preserve">Side effects: </w:t>
+      </w:r>
+      <w:r>
+        <w:rPr>
           <w:i/>
           <w:iCs/>
           <w:color w:val="8A7245"/>
           <w:sz w:val="18"/>
           <w:szCs w:val="18"/>
         </w:rPr>
-        <w:t xml:space="preserve">Side effects: </w:t>
-      </w:r>
-      <w:r>
-        <w:rPr>
+        <w:t>Does not skip leading delimiters, unlike WORD.</w:t>
+      </w:r>
+    </w:p>
+    <w:p>
+      <w:pPr>
+        <w:pStyle w:val="Normal"/>
+        <w:spacing w:before="160" w:after="20"/>
+        <w:rPr/>
+      </w:pPr>
+      <w:bookmarkStart w:id="193" w:name="bmPARSE_MINUSNAME_171"/>
+      <w:r>
+        <w:rPr>
+          <w:rFonts w:eastAsia="Courier New" w:cs="Courier New" w:ascii="Courier New" w:hAnsi="Courier New"/>
+          <w:b/>
+          <w:bCs/>
+          <w:sz w:val="23"/>
+          <w:szCs w:val="23"/>
+        </w:rPr>
+        <w:t>PARSE-NAME</w:t>
+      </w:r>
+      <w:bookmarkEnd w:id="193"/>
+    </w:p>
+    <w:p>
+      <w:pPr>
+        <w:pStyle w:val="Normal"/>
+        <w:spacing w:before="0" w:after="20"/>
+        <w:ind w:left="260"/>
+        <w:rPr/>
+      </w:pPr>
+      <w:r>
+        <w:rPr>
+          <w:rFonts w:eastAsia="Courier New" w:cs="Courier New" w:ascii="Courier New" w:hAnsi="Courier New"/>
+          <w:color w:val="5A4526"/>
+          <w:sz w:val="19"/>
+          <w:szCs w:val="19"/>
+        </w:rPr>
+        <w:t>( "&lt;spaces&gt;name&lt;space&gt;" -- addr len )</w:t>
+      </w:r>
+    </w:p>
+    <w:p>
+      <w:pPr>
+        <w:pStyle w:val="Normal"/>
+        <w:spacing w:before="0" w:after="20"/>
+        <w:ind w:left="260"/>
+        <w:rPr/>
+      </w:pPr>
+      <w:r>
+        <w:rPr>
+          <w:sz w:val="20"/>
+          <w:szCs w:val="20"/>
+        </w:rPr>
+        <w:t>Parse a space-delimited token, no length cap.</w:t>
+      </w:r>
+    </w:p>
+    <w:p>
+      <w:pPr>
+        <w:pStyle w:val="Normal"/>
+        <w:spacing w:before="0" w:after="0"/>
+        <w:ind w:left="260"/>
+        <w:rPr/>
+      </w:pPr>
+      <w:r>
+        <w:rPr>
+          <w:b/>
+          <w:bCs/>
           <w:i/>
           <w:iCs/>
           <w:color w:val="8A7245"/>
           <w:sz w:val="18"/>
           <w:szCs w:val="18"/>
         </w:rPr>
-        <w:t>Throws -14 if used while interpreting.</w:t>
-      </w:r>
-    </w:p>
-    <w:p>
-      <w:pPr>
-        <w:pStyle w:val="Normal"/>
-        <w:spacing w:before="160" w:after="20"/>
-        <w:rPr/>
-      </w:pPr>
-      <w:bookmarkStart w:id="192" w:name="bmPARSE_170"/>
-      <w:r>
-        <w:rPr>
-          <w:rFonts w:eastAsia="Courier New" w:cs="Courier New" w:ascii="Courier New" w:hAnsi="Courier New"/>
-          <w:b/>
-          <w:bCs/>
-          <w:sz w:val="23"/>
-          <w:szCs w:val="23"/>
-        </w:rPr>
-        <w:t>PARSE</w:t>
-      </w:r>
-      <w:bookmarkEnd w:id="192"/>
-    </w:p>
-    <w:p>
-      <w:pPr>
-        <w:pStyle w:val="Normal"/>
-        <w:spacing w:before="0" w:after="20"/>
-        <w:ind w:left="260"/>
-        <w:rPr/>
-      </w:pPr>
-      <w:r>
-        <w:rPr>
-          <w:rFonts w:eastAsia="Courier New" w:cs="Courier New" w:ascii="Courier New" w:hAnsi="Courier New"/>
-          <w:color w:val="5A4526"/>
-          <w:sz w:val="19"/>
-          <w:szCs w:val="19"/>
-        </w:rPr>
-        <w:t>( char "ccc&lt;char&gt;" -- addr len )</w:t>
-      </w:r>
-    </w:p>
-    <w:p>
-      <w:pPr>
-        <w:pStyle w:val="Normal"/>
-        <w:spacing w:before="0" w:after="20"/>
-        <w:ind w:left="260"/>
-        <w:rPr/>
-      </w:pPr>
-      <w:r>
-        <w:rPr>
-          <w:sz w:val="20"/>
-          <w:szCs w:val="20"/>
-        </w:rPr>
-        <w:t>Parse a delimited token, no length cap.</w:t>
-      </w:r>
-    </w:p>
-    <w:p>
-      <w:pPr>
-        <w:pStyle w:val="Normal"/>
-        <w:spacing w:before="0" w:after="0"/>
-        <w:ind w:left="260"/>
-        <w:rPr/>
-      </w:pPr>
-      <w:r>
-        <w:rPr>
-          <w:b/>
-          <w:bCs/>
+        <w:t xml:space="preserve">Side effects: </w:t>
+      </w:r>
+      <w:r>
+        <w:rPr>
           <w:i/>
           <w:iCs/>
           <w:color w:val="8A7245"/>
           <w:sz w:val="18"/>
           <w:szCs w:val="18"/>
         </w:rPr>
-        <w:t xml:space="preserve">Side effects: </w:t>
-      </w:r>
-      <w:r>
-        <w:rPr>
+        <w:t>Skips leading spaces.</w:t>
+      </w:r>
+    </w:p>
+    <w:p>
+      <w:pPr>
+        <w:pStyle w:val="Normal"/>
+        <w:spacing w:before="160" w:after="20"/>
+        <w:rPr/>
+      </w:pPr>
+      <w:bookmarkStart w:id="194" w:name="bmS_QUOTE_172"/>
+      <w:r>
+        <w:rPr>
+          <w:rFonts w:eastAsia="Courier New" w:cs="Courier New" w:ascii="Courier New" w:hAnsi="Courier New"/>
+          <w:b/>
+          <w:bCs/>
+          <w:sz w:val="23"/>
+          <w:szCs w:val="23"/>
+        </w:rPr>
+        <w:t>S"</w:t>
+      </w:r>
+      <w:bookmarkEnd w:id="194"/>
+    </w:p>
+    <w:p>
+      <w:pPr>
+        <w:pStyle w:val="Normal"/>
+        <w:spacing w:before="0" w:after="20"/>
+        <w:ind w:left="260"/>
+        <w:rPr/>
+      </w:pPr>
+      <w:r>
+        <w:rPr>
+          <w:rFonts w:eastAsia="Courier New" w:cs="Courier New" w:ascii="Courier New" w:hAnsi="Courier New"/>
+          <w:color w:val="5A4526"/>
+          <w:sz w:val="19"/>
+          <w:szCs w:val="19"/>
+        </w:rPr>
+        <w:t>Compile: ( "str" -- ) Run: ( -- addr len )</w:t>
+      </w:r>
+    </w:p>
+    <w:p>
+      <w:pPr>
+        <w:pStyle w:val="Normal"/>
+        <w:spacing w:before="0" w:after="20"/>
+        <w:ind w:left="260"/>
+        <w:rPr/>
+      </w:pPr>
+      <w:r>
+        <w:rPr>
+          <w:sz w:val="20"/>
+          <w:szCs w:val="20"/>
+        </w:rPr>
+        <w:t>Parse and compile, or stage, a string literal.</w:t>
+      </w:r>
+    </w:p>
+    <w:p>
+      <w:pPr>
+        <w:pStyle w:val="Normal"/>
+        <w:spacing w:before="0" w:after="0"/>
+        <w:ind w:left="260"/>
+        <w:rPr/>
+      </w:pPr>
+      <w:r>
+        <w:rPr>
+          <w:b/>
+          <w:bCs/>
           <w:i/>
           <w:iCs/>
           <w:color w:val="8A7245"/>
           <w:sz w:val="18"/>
           <w:szCs w:val="18"/>
         </w:rPr>
-        <w:t>Does not skip leading delimiters, unlike WORD.</w:t>
+        <w:t>Side effects: Compiling: appends inline to CODEHERE - the definition's own permanent storage, unaffected by anything below. Interpreting: copies into PAD (up to PADMINSIZE - 84 - characters, up from a fixed 32-character buffer previously). PAD's address is computed fresh from CODEHERE on every call, but if nothing is compiled or allocated between two interpreted S" calls, CODEHERE hasn't moved, so PAD hasn't either - a second S" call before the first string is actually used will still silently overwrite it. For any use needing more than one string to coexist (e.g. REPLACES's two arguments), wrap each in its own colon definition (: name S" text" ;) instead - compiled S" never touches PAD at all, giving each string its own permanent storage.</w:t>
       </w:r>
     </w:p>
     <w:p>
@@ -20547,7 +20669,7 @@
         <w:spacing w:before="160" w:after="20"/>
         <w:rPr/>
       </w:pPr>
-      <w:bookmarkStart w:id="193" w:name="bmPARSE_MINUSNAME_171"/>
+      <w:bookmarkStart w:id="195" w:name="bm_DOT_QUOTE_173"/>
       <w:r>
         <w:rPr>
           <w:rFonts w:eastAsia="Courier New" w:cs="Courier New" w:ascii="Courier New" w:hAnsi="Courier New"/>
@@ -20556,9 +20678,9 @@
           <w:sz w:val="23"/>
           <w:szCs w:val="23"/>
         </w:rPr>
-        <w:t>PARSE-NAME</w:t>
-      </w:r>
-      <w:bookmarkEnd w:id="193"/>
+        <w:t>."</w:t>
+      </w:r>
+      <w:bookmarkEnd w:id="195"/>
     </w:p>
     <w:p>
       <w:pPr>
@@ -20574,7 +20696,7 @@
           <w:sz w:val="19"/>
           <w:szCs w:val="19"/>
         </w:rPr>
-        <w:t>( "&lt;spaces&gt;name&lt;space&gt;" -- addr len )</w:t>
+        <w:t>( "str" -- )</w:t>
       </w:r>
     </w:p>
     <w:p>
@@ -20589,7 +20711,7 @@
           <w:sz w:val="20"/>
           <w:szCs w:val="20"/>
         </w:rPr>
-        <w:t>Parse a space-delimited token, no length cap.</w:t>
+        <w:t>Compile a string that types itself at run time. IMMEDIATE, compile-only.</w:t>
       </w:r>
     </w:p>
     <w:p>
@@ -20619,7 +20741,7 @@
           <w:sz w:val="18"/>
           <w:szCs w:val="18"/>
         </w:rPr>
-        <w:t>Skips leading spaces.</w:t>
+        <w:t>No interpretation semantics, per ANS.</w:t>
       </w:r>
     </w:p>
     <w:p>
@@ -20628,7 +20750,7 @@
         <w:spacing w:before="160" w:after="20"/>
         <w:rPr/>
       </w:pPr>
-      <w:bookmarkStart w:id="194" w:name="bmS_QUOTE_172"/>
+      <w:bookmarkStart w:id="196" w:name="bmCOMPARE_174"/>
       <w:r>
         <w:rPr>
           <w:rFonts w:eastAsia="Courier New" w:cs="Courier New" w:ascii="Courier New" w:hAnsi="Courier New"/>
@@ -20637,9 +20759,9 @@
           <w:sz w:val="23"/>
           <w:szCs w:val="23"/>
         </w:rPr>
-        <w:t>S"</w:t>
-      </w:r>
-      <w:bookmarkEnd w:id="194"/>
+        <w:t>COMPARE</w:t>
+      </w:r>
+      <w:bookmarkEnd w:id="196"/>
     </w:p>
     <w:p>
       <w:pPr>
@@ -20655,7 +20777,7 @@
           <w:sz w:val="19"/>
           <w:szCs w:val="19"/>
         </w:rPr>
-        <w:t>Compile: ( "str" -- ) Run: ( -- addr len )</w:t>
+        <w:t>( addr1 len1 addr2 len2 -- n )</w:t>
       </w:r>
     </w:p>
     <w:p>
@@ -20670,7 +20792,7 @@
           <w:sz w:val="20"/>
           <w:szCs w:val="20"/>
         </w:rPr>
-        <w:t>Parse and compile, or stage, a string literal.</w:t>
+        <w:t>Compare two strings, signed three-way result.</w:t>
       </w:r>
     </w:p>
     <w:p>
@@ -20700,7 +20822,7 @@
           <w:sz w:val="18"/>
           <w:szCs w:val="18"/>
         </w:rPr>
-        <w:t>Compiling: appends inline to CODEHERE. Interpreting: copies into SIBUF.</w:t>
+        <w:t>None.</w:t>
       </w:r>
     </w:p>
     <w:p>
@@ -20709,7 +20831,7 @@
         <w:spacing w:before="160" w:after="20"/>
         <w:rPr/>
       </w:pPr>
-      <w:bookmarkStart w:id="195" w:name="bm_DOT_QUOTE_173"/>
+      <w:bookmarkStart w:id="197" w:name="bmSEARCH_175"/>
       <w:r>
         <w:rPr>
           <w:rFonts w:eastAsia="Courier New" w:cs="Courier New" w:ascii="Courier New" w:hAnsi="Courier New"/>
@@ -20718,9 +20840,9 @@
           <w:sz w:val="23"/>
           <w:szCs w:val="23"/>
         </w:rPr>
-        <w:t>."</w:t>
-      </w:r>
-      <w:bookmarkEnd w:id="195"/>
+        <w:t>SEARCH</w:t>
+      </w:r>
+      <w:bookmarkEnd w:id="197"/>
     </w:p>
     <w:p>
       <w:pPr>
@@ -20736,7 +20858,7 @@
           <w:sz w:val="19"/>
           <w:szCs w:val="19"/>
         </w:rPr>
-        <w:t>( "str" -- )</w:t>
+        <w:t>( addr1 len1 addr2 len2 -- addr3 len3 flag )</w:t>
       </w:r>
     </w:p>
     <w:p>
@@ -20751,7 +20873,7 @@
           <w:sz w:val="20"/>
           <w:szCs w:val="20"/>
         </w:rPr>
-        <w:t>Compile a string that types itself at run time. IMMEDIATE, compile-only.</w:t>
+        <w:t>Find a substring within a string.</w:t>
       </w:r>
     </w:p>
     <w:p>
@@ -20781,7 +20903,7 @@
           <w:sz w:val="18"/>
           <w:szCs w:val="18"/>
         </w:rPr>
-        <w:t>No interpretation semantics, per ANS.</w:t>
+        <w:t>Empty needle reports not-found (an implementation choice).</w:t>
       </w:r>
     </w:p>
     <w:p>
@@ -20790,7 +20912,7 @@
         <w:spacing w:before="160" w:after="20"/>
         <w:rPr/>
       </w:pPr>
-      <w:bookmarkStart w:id="196" w:name="bmCOMPARE_174"/>
+      <w:bookmarkStart w:id="198" w:name="bm_MINUSTRAILING_176"/>
       <w:r>
         <w:rPr>
           <w:rFonts w:eastAsia="Courier New" w:cs="Courier New" w:ascii="Courier New" w:hAnsi="Courier New"/>
@@ -20799,9 +20921,9 @@
           <w:sz w:val="23"/>
           <w:szCs w:val="23"/>
         </w:rPr>
-        <w:t>COMPARE</w:t>
-      </w:r>
-      <w:bookmarkEnd w:id="196"/>
+        <w:t>-TRAILING</w:t>
+      </w:r>
+      <w:bookmarkEnd w:id="198"/>
     </w:p>
     <w:p>
       <w:pPr>
@@ -20817,7 +20939,7 @@
           <w:sz w:val="19"/>
           <w:szCs w:val="19"/>
         </w:rPr>
-        <w:t>( addr1 len1 addr2 len2 -- n )</w:t>
+        <w:t>( addr len1 -- addr len2 )</w:t>
       </w:r>
     </w:p>
     <w:p>
@@ -20832,7 +20954,7 @@
           <w:sz w:val="20"/>
           <w:szCs w:val="20"/>
         </w:rPr>
-        <w:t>Compare two strings, signed three-way result.</w:t>
+        <w:t>Trim trailing spaces from a string's reported length.</w:t>
       </w:r>
     </w:p>
     <w:p>
@@ -20871,7 +20993,7 @@
         <w:spacing w:before="160" w:after="20"/>
         <w:rPr/>
       </w:pPr>
-      <w:bookmarkStart w:id="197" w:name="bmSEARCH_175"/>
+      <w:bookmarkStart w:id="199" w:name="bm_SLASHSTRING_177"/>
       <w:r>
         <w:rPr>
           <w:rFonts w:eastAsia="Courier New" w:cs="Courier New" w:ascii="Courier New" w:hAnsi="Courier New"/>
@@ -20880,9 +21002,9 @@
           <w:sz w:val="23"/>
           <w:szCs w:val="23"/>
         </w:rPr>
-        <w:t>SEARCH</w:t>
-      </w:r>
-      <w:bookmarkEnd w:id="197"/>
+        <w:t>/STRING</w:t>
+      </w:r>
+      <w:bookmarkEnd w:id="199"/>
     </w:p>
     <w:p>
       <w:pPr>
@@ -20898,7 +21020,7 @@
           <w:sz w:val="19"/>
           <w:szCs w:val="19"/>
         </w:rPr>
-        <w:t>( addr1 len1 addr2 len2 -- addr3 len3 flag )</w:t>
+        <w:t>( addr1 len1 n -- addr2 len2 )</w:t>
       </w:r>
     </w:p>
     <w:p>
@@ -20913,7 +21035,7 @@
           <w:sz w:val="20"/>
           <w:szCs w:val="20"/>
         </w:rPr>
-        <w:t>Find a substring within a string.</w:t>
+        <w:t>Trim n characters from the front of a string.</w:t>
       </w:r>
     </w:p>
     <w:p>
@@ -20943,7 +21065,7 @@
           <w:sz w:val="18"/>
           <w:szCs w:val="18"/>
         </w:rPr>
-        <w:t>Empty needle reports not-found (an implementation choice).</w:t>
+        <w:t>None.</w:t>
       </w:r>
     </w:p>
     <w:p>
@@ -20952,7 +21074,7 @@
         <w:spacing w:before="160" w:after="20"/>
         <w:rPr/>
       </w:pPr>
-      <w:bookmarkStart w:id="198" w:name="bm_MINUSTRAILING_176"/>
+      <w:bookmarkStart w:id="200" w:name="bmREPLACES_178"/>
       <w:r>
         <w:rPr>
           <w:rFonts w:eastAsia="Courier New" w:cs="Courier New" w:ascii="Courier New" w:hAnsi="Courier New"/>
@@ -20961,9 +21083,9 @@
           <w:sz w:val="23"/>
           <w:szCs w:val="23"/>
         </w:rPr>
-        <w:t>-TRAILING</w:t>
-      </w:r>
-      <w:bookmarkEnd w:id="198"/>
+        <w:t>REPLACES</w:t>
+      </w:r>
+      <w:bookmarkEnd w:id="200"/>
     </w:p>
     <w:p>
       <w:pPr>
@@ -20979,7 +21101,7 @@
           <w:sz w:val="19"/>
           <w:szCs w:val="19"/>
         </w:rPr>
-        <w:t>( addr len1 -- addr len2 )</w:t>
+        <w:t>( addr1 len1 addr2 len2 -- )</w:t>
       </w:r>
     </w:p>
     <w:p>
@@ -20994,7 +21116,7 @@
           <w:sz w:val="20"/>
           <w:szCs w:val="20"/>
         </w:rPr>
-        <w:t>Trim trailing spaces from a string's reported length.</w:t>
+        <w:t>Register a name/value substitution pair for SUBSTITUTE - addr1/len1 is the replacement text, addr2/len2 is the substitution name (matched later between % delimiters).</w:t>
       </w:r>
     </w:p>
     <w:p>
@@ -21014,260 +21136,78 @@
           <w:sz w:val="18"/>
           <w:szCs w:val="18"/>
         </w:rPr>
-        <w:t xml:space="preserve">Side effects: </w:t>
-      </w:r>
-      <w:r>
-        <w:rPr>
+        <w:t>Side effects: Single-slot only, not a table; a second call overwrites the first. Both strings must come from stable storage, not from S" typed directly at the interpreter prompt - interpreted S" writes into PAD (see PAD and S", above), whose address only changes when something is compiled or allocated in between, so a later S" call before an earlier string is actually used (including the one for SUBSTITUTE's own source string) will still silently overwrite it. Wrap each string in its own colon definition (: name S" text" ;) for stable, independent storage instead - compiled S" never touches PAD.</w:t>
+      </w:r>
+    </w:p>
+    <w:p>
+      <w:pPr>
+        <w:pStyle w:val="Normal"/>
+        <w:spacing w:before="160" w:after="20"/>
+        <w:rPr/>
+      </w:pPr>
+      <w:bookmarkStart w:id="201" w:name="bmSUBSTITUTE_179"/>
+      <w:r>
+        <w:rPr>
+          <w:rFonts w:eastAsia="Courier New" w:cs="Courier New" w:ascii="Courier New" w:hAnsi="Courier New"/>
+          <w:b/>
+          <w:bCs/>
+          <w:sz w:val="23"/>
+          <w:szCs w:val="23"/>
+        </w:rPr>
+        <w:t>SUBSTITUTE</w:t>
+      </w:r>
+      <w:bookmarkEnd w:id="201"/>
+    </w:p>
+    <w:p>
+      <w:pPr>
+        <w:pStyle w:val="Normal"/>
+        <w:spacing w:before="0" w:after="20"/>
+        <w:ind w:left="260"/>
+        <w:rPr/>
+      </w:pPr>
+      <w:r>
+        <w:rPr>
+          <w:rFonts w:eastAsia="Courier New" w:cs="Courier New" w:ascii="Courier New" w:hAnsi="Courier New"/>
+          <w:color w:val="5A4526"/>
+          <w:sz w:val="19"/>
+          <w:szCs w:val="19"/>
+        </w:rPr>
+        <w:t>( addr1 len1 addr2 len2 -- addr2 len3 n )</w:t>
+      </w:r>
+    </w:p>
+    <w:p>
+      <w:pPr>
+        <w:pStyle w:val="Normal"/>
+        <w:spacing w:before="0" w:after="20"/>
+        <w:ind w:left="260"/>
+        <w:rPr/>
+      </w:pPr>
+      <w:r>
+        <w:rPr>
+          <w:sz w:val="20"/>
+          <w:szCs w:val="20"/>
+        </w:rPr>
+        <w:t>Scan addr1/len1 for text between '%' delimiter pairs. A pair enclosing the name registered via REPLACES has the whole %name% span - delimiters included - replaced by the registered substitution text; %% collapses to a single %; an unmatched name, or a trailing % with no closing delimiter, is passed through unchanged. Result is stored at addr2, length len3.</w:t>
+      </w:r>
+    </w:p>
+    <w:p>
+      <w:pPr>
+        <w:pStyle w:val="Normal"/>
+        <w:spacing w:before="0" w:after="0"/>
+        <w:ind w:left="260"/>
+        <w:rPr/>
+      </w:pPr>
+      <w:r>
+        <w:rPr>
+          <w:b/>
+          <w:bCs/>
           <w:i/>
           <w:iCs/>
           <w:color w:val="8A7245"/>
           <w:sz w:val="18"/>
           <w:szCs w:val="18"/>
         </w:rPr>
-        <w:t>None.</w:t>
-      </w:r>
-    </w:p>
-    <w:p>
-      <w:pPr>
-        <w:pStyle w:val="Normal"/>
-        <w:spacing w:before="160" w:after="20"/>
-        <w:rPr/>
-      </w:pPr>
-      <w:bookmarkStart w:id="199" w:name="bm_SLASHSTRING_177"/>
-      <w:r>
-        <w:rPr>
-          <w:rFonts w:eastAsia="Courier New" w:cs="Courier New" w:ascii="Courier New" w:hAnsi="Courier New"/>
-          <w:b/>
-          <w:bCs/>
-          <w:sz w:val="23"/>
-          <w:szCs w:val="23"/>
-        </w:rPr>
-        <w:t>/STRING</w:t>
-      </w:r>
-      <w:bookmarkEnd w:id="199"/>
-    </w:p>
-    <w:p>
-      <w:pPr>
-        <w:pStyle w:val="Normal"/>
-        <w:spacing w:before="0" w:after="20"/>
-        <w:ind w:left="260"/>
-        <w:rPr/>
-      </w:pPr>
-      <w:r>
-        <w:rPr>
-          <w:rFonts w:eastAsia="Courier New" w:cs="Courier New" w:ascii="Courier New" w:hAnsi="Courier New"/>
-          <w:color w:val="5A4526"/>
-          <w:sz w:val="19"/>
-          <w:szCs w:val="19"/>
-        </w:rPr>
-        <w:t>( addr1 len1 n -- addr2 len2 )</w:t>
-      </w:r>
-    </w:p>
-    <w:p>
-      <w:pPr>
-        <w:pStyle w:val="Normal"/>
-        <w:spacing w:before="0" w:after="20"/>
-        <w:ind w:left="260"/>
-        <w:rPr/>
-      </w:pPr>
-      <w:r>
-        <w:rPr>
-          <w:sz w:val="20"/>
-          <w:szCs w:val="20"/>
-        </w:rPr>
-        <w:t>Trim n characters from the front of a string.</w:t>
-      </w:r>
-    </w:p>
-    <w:p>
-      <w:pPr>
-        <w:pStyle w:val="Normal"/>
-        <w:spacing w:before="0" w:after="0"/>
-        <w:ind w:left="260"/>
-        <w:rPr/>
-      </w:pPr>
-      <w:r>
-        <w:rPr>
-          <w:b/>
-          <w:bCs/>
-          <w:i/>
-          <w:iCs/>
-          <w:color w:val="8A7245"/>
-          <w:sz w:val="18"/>
-          <w:szCs w:val="18"/>
-        </w:rPr>
-        <w:t xml:space="preserve">Side effects: </w:t>
-      </w:r>
-      <w:r>
-        <w:rPr>
-          <w:i/>
-          <w:iCs/>
-          <w:color w:val="8A7245"/>
-          <w:sz w:val="18"/>
-          <w:szCs w:val="18"/>
-        </w:rPr>
-        <w:t>None.</w:t>
-      </w:r>
-    </w:p>
-    <w:p>
-      <w:pPr>
-        <w:pStyle w:val="Normal"/>
-        <w:spacing w:before="160" w:after="20"/>
-        <w:rPr/>
-      </w:pPr>
-      <w:bookmarkStart w:id="200" w:name="bmREPLACES_178"/>
-      <w:r>
-        <w:rPr>
-          <w:rFonts w:eastAsia="Courier New" w:cs="Courier New" w:ascii="Courier New" w:hAnsi="Courier New"/>
-          <w:b/>
-          <w:bCs/>
-          <w:sz w:val="23"/>
-          <w:szCs w:val="23"/>
-        </w:rPr>
-        <w:t>REPLACES</w:t>
-      </w:r>
-      <w:bookmarkEnd w:id="200"/>
-    </w:p>
-    <w:p>
-      <w:pPr>
-        <w:pStyle w:val="Normal"/>
-        <w:spacing w:before="0" w:after="20"/>
-        <w:ind w:left="260"/>
-        <w:rPr/>
-      </w:pPr>
-      <w:r>
-        <w:rPr>
-          <w:rFonts w:eastAsia="Courier New" w:cs="Courier New" w:ascii="Courier New" w:hAnsi="Courier New"/>
-          <w:color w:val="5A4526"/>
-          <w:sz w:val="19"/>
-          <w:szCs w:val="19"/>
-        </w:rPr>
-        <w:t>( addr1 len1 addr2 len2 -- )</w:t>
-      </w:r>
-    </w:p>
-    <w:p>
-      <w:pPr>
-        <w:pStyle w:val="Normal"/>
-        <w:spacing w:before="0" w:after="20"/>
-        <w:ind w:left="260"/>
-        <w:rPr/>
-      </w:pPr>
-      <w:r>
-        <w:rPr>
-          <w:sz w:val="20"/>
-          <w:szCs w:val="20"/>
-        </w:rPr>
-        <w:t>Register a name/value substitution pair.</w:t>
-      </w:r>
-    </w:p>
-    <w:p>
-      <w:pPr>
-        <w:pStyle w:val="Normal"/>
-        <w:spacing w:before="0" w:after="0"/>
-        <w:ind w:left="260"/>
-        <w:rPr/>
-      </w:pPr>
-      <w:r>
-        <w:rPr>
-          <w:b/>
-          <w:bCs/>
-          <w:i/>
-          <w:iCs/>
-          <w:color w:val="8A7245"/>
-          <w:sz w:val="18"/>
-          <w:szCs w:val="18"/>
-        </w:rPr>
-        <w:t xml:space="preserve">Side effects: </w:t>
-      </w:r>
-      <w:r>
-        <w:rPr>
-          <w:i/>
-          <w:iCs/>
-          <w:color w:val="8A7245"/>
-          <w:sz w:val="18"/>
-          <w:szCs w:val="18"/>
-        </w:rPr>
-        <w:t>Single-slot only, not a table; a second call overwrites the first.</w:t>
-      </w:r>
-    </w:p>
-    <w:p>
-      <w:pPr>
-        <w:pStyle w:val="Normal"/>
-        <w:spacing w:before="160" w:after="20"/>
-        <w:rPr/>
-      </w:pPr>
-      <w:bookmarkStart w:id="201" w:name="bmSUBSTITUTE_179"/>
-      <w:r>
-        <w:rPr>
-          <w:rFonts w:eastAsia="Courier New" w:cs="Courier New" w:ascii="Courier New" w:hAnsi="Courier New"/>
-          <w:b/>
-          <w:bCs/>
-          <w:sz w:val="23"/>
-          <w:szCs w:val="23"/>
-        </w:rPr>
-        <w:t>SUBSTITUTE</w:t>
-      </w:r>
-      <w:bookmarkEnd w:id="201"/>
-    </w:p>
-    <w:p>
-      <w:pPr>
-        <w:pStyle w:val="Normal"/>
-        <w:spacing w:before="0" w:after="20"/>
-        <w:ind w:left="260"/>
-        <w:rPr/>
-      </w:pPr>
-      <w:r>
-        <w:rPr>
-          <w:rFonts w:eastAsia="Courier New" w:cs="Courier New" w:ascii="Courier New" w:hAnsi="Courier New"/>
-          <w:color w:val="5A4526"/>
-          <w:sz w:val="19"/>
-          <w:szCs w:val="19"/>
-        </w:rPr>
-        <w:t>( addr1 len1 addr2 len2 -- addr2 len3 )</w:t>
-      </w:r>
-    </w:p>
-    <w:p>
-      <w:pPr>
-        <w:pStyle w:val="Normal"/>
-        <w:spacing w:before="0" w:after="20"/>
-        <w:ind w:left="260"/>
-        <w:rPr/>
-      </w:pPr>
-      <w:r>
-        <w:rPr>
-          <w:sz w:val="20"/>
-          <w:szCs w:val="20"/>
-        </w:rPr>
-        <w:t>Apply the registered substitution into a destination buffer.</w:t>
-      </w:r>
-    </w:p>
-    <w:p>
-      <w:pPr>
-        <w:pStyle w:val="Normal"/>
-        <w:spacing w:before="0" w:after="0"/>
-        <w:ind w:left="260"/>
-        <w:rPr/>
-      </w:pPr>
-      <w:r>
-        <w:rPr>
-          <w:b/>
-          <w:bCs/>
-          <w:i/>
-          <w:iCs/>
-          <w:color w:val="8A7245"/>
-          <w:sz w:val="18"/>
-          <w:szCs w:val="18"/>
-        </w:rPr>
-        <w:t xml:space="preserve">Side effects: </w:t>
-      </w:r>
-      <w:r>
-        <w:rPr>
-          <w:i/>
-          <w:iCs/>
-          <w:color w:val="8A7245"/>
-          <w:sz w:val="18"/>
-          <w:szCs w:val="18"/>
-        </w:rPr>
-        <w:t>Throws -1 on destination overflow; single-slot only.</w:t>
+        <w:t>Side effects: n is the number of substitutions made (0 or positive on success). Throws -1 on destination overflow; single-slot only (see REPLACES).</w:t>
       </w:r>
     </w:p>
     <w:p>
@@ -42458,53 +42398,69 @@
         <w:br/>
         <w:t>VECTORS  EQU  $FFF0</w:t>
         <w:br/>
-        <w:t>INITCODE EQU  $FFA2     ; was $FFA0, before that $FFC0 - now exactly 78</w:t>
-        <w:br/>
-        <w:t xml:space="preserve">                         ; bytes, matching the ~78-byte COLDSTRT+WARM+</w:t>
-        <w:br/>
-        <w:t xml:space="preserve">                         ; WARMMSG estimate with zero margin (was 80,</w:t>
-        <w:br/>
-        <w:t xml:space="preserve">                         ; with 2 bytes of slack). UNRESOLVED: this is</w:t>
-        <w:br/>
-        <w:t xml:space="preserve">                         ; a real, pre-existing overlap with BASECODE</w:t>
-        <w:br/>
-        <w:t xml:space="preserve">                         ; (ends $FFBF), not something this change</w:t>
-        <w:br/>
-        <w:t xml:space="preserve">                         ; introduced - $FFA0 already overlapped it by</w:t>
-        <w:br/>
-        <w:t xml:space="preserve">                         ; 32 bytes before this change; $FFA2 overlaps</w:t>
-        <w:br/>
-        <w:t xml:space="preserve">                         ; by 30 bytes - reduced, not resolved. See the</w:t>
+        <w:t>INITCODE EQU  $FFA9     ; was $FFA2 - shifted up 7 bytes to reduce the</w:t>
+        <w:br/>
+        <w:t xml:space="preserve">                         ; overlap with BASECODE's nominal end ($FFB4)</w:t>
+        <w:br/>
+        <w:t xml:space="preserve">                         ; from 19 bytes to 12 - improved, not resolved.</w:t>
+        <w:br/>
+        <w:t xml:space="preserve">                         ; CORRECTED: INITCODE's real content is 71</w:t>
+        <w:br/>
+        <w:t xml:space="preserve">                         ; bytes ($47), confirmed by an actual assembler</w:t>
+        <w:br/>
+        <w:t xml:space="preserve">                         ; run - not the 78-byte manual estimate relied</w:t>
+        <w:br/>
+        <w:t xml:space="preserve">                         ; on for several turns, which was wrong by 7</w:t>
+        <w:br/>
+        <w:t xml:space="preserve">                         ; bytes. At $FFA9, real content now ends at</w:t>
+        <w:br/>
+        <w:t xml:space="preserve">                         ; $FFEF, exactly one byte below VECTORS - a</w:t>
+        <w:br/>
+        <w:t xml:space="preserve">                         ; genuine, assembler-confirmed exact fit, zero</w:t>
+        <w:br/>
+        <w:t xml:space="preserve">                         ; gap, zero overlap. A prior turn claimed this</w:t>
+        <w:br/>
+        <w:t xml:space="preserve">                         ; shift created a new 7-byte VECTORS overlap;</w:t>
+        <w:br/>
+        <w:t xml:space="preserve">                         ; that was based on the incorrect 78-byte</w:t>
+        <w:br/>
+        <w:t xml:space="preserve">                         ; estimate and was wrong - retracted here. The</w:t>
+        <w:br/>
+        <w:t xml:space="preserve">                         ; BASECODE overlap (12 bytes against its</w:t>
+        <w:br/>
+        <w:t xml:space="preserve">                         ; nominal budget) is separate and unaffected</w:t>
+        <w:br/>
+        <w:t xml:space="preserve">                         ; by this correction; not resolved. See the</w:t>
         <w:br/>
         <w:t xml:space="preserve">                         ; open-items checklist.</w:t>
         <w:br/>
-        <w:t>BASECODE EQU  $E007     ; was $DFF4 - shifted up 19 bytes so its start</w:t>
-        <w:br/>
-        <w:t xml:space="preserve">                         ; lands exactly one byte above BASEDICT's new</w:t>
-        <w:br/>
-        <w:t xml:space="preserve">                         ; real end ($E006, after H_ABORT/H_QUIT/</w:t>
-        <w:br/>
-        <w:t xml:space="preserve">                         ; BASELATEST grew it from 1973 to 1992 bytes),</w:t>
-        <w:br/>
-        <w:t xml:space="preserve">                         ; resolving that specific overlap precisely:</w:t>
-        <w:br/>
-        <w:t xml:space="preserve">                         ; zero gap, zero overlap. But this does NOT</w:t>
-        <w:br/>
-        <w:t xml:space="preserve">                         ; eliminate the 19 bytes overall - BASECODE's</w:t>
-        <w:br/>
-        <w:t xml:space="preserve">                         ; nominal size (8110) is unchanged, so its</w:t>
-        <w:br/>
-        <w:t xml:space="preserve">                         ; nominal end also shifted up 19 bytes, to</w:t>
-        <w:br/>
-        <w:t xml:space="preserve">                         ; $FFB4 (was $FFA1) - now 19 bytes INTO</w:t>
-        <w:br/>
-        <w:t xml:space="preserve">                         ; INITCODE's start ($FFA2), the exact same</w:t>
-        <w:br/>
-        <w:t xml:space="preserve">                         ; overlap amount, just relocated to a</w:t>
-        <w:br/>
-        <w:t xml:space="preserve">                         ; different boundary. Not resolved; see the</w:t>
-        <w:br/>
-        <w:t xml:space="preserve">                         ; open-items checklist.</w:t>
+        <w:t>BASECODE EQU  $E02A     ; was $E007 - shifted up 35 bytes. Two effects:</w:t>
+        <w:br/>
+        <w:t xml:space="preserve">                         ; (1) opens a new 35-byte GAP between</w:t>
+        <w:br/>
+        <w:t xml:space="preserve">                         ; BASEDICT's real end ($E006, 1992 bytes) and</w:t>
+        <w:br/>
+        <w:t xml:space="preserve">                         ; this new start - previously exactly</w:t>
+        <w:br/>
+        <w:t xml:space="preserve">                         ; contiguous (zero gap). Not itself broken,</w:t>
+        <w:br/>
+        <w:t xml:space="preserve">                         ; just unused address space where there wasn't</w:t>
+        <w:br/>
+        <w:t xml:space="preserve">                         ; any before. (2) WORSENS the existing overlap</w:t>
+        <w:br/>
+        <w:t xml:space="preserve">                         ; with INITCODE: BASECODE's nominal size (8110)</w:t>
+        <w:br/>
+        <w:t xml:space="preserve">                         ; is unchanged, so its nominal end also shifted</w:t>
+        <w:br/>
+        <w:t xml:space="preserve">                         ; up 35 bytes, from $FFB4 to $FFD7 - INITCODE</w:t>
+        <w:br/>
+        <w:t xml:space="preserve">                         ; (currently $FFA9) is now overlapped by 47</w:t>
+        <w:br/>
+        <w:t xml:space="preserve">                         ; bytes, up from 12. Applied exactly as</w:t>
+        <w:br/>
+        <w:t xml:space="preserve">                         ; requested; neither effect resolved here. See</w:t>
+        <w:br/>
+        <w:t xml:space="preserve">                         ; the open-items checklist.</w:t>
         <w:br/>
         <w:t>BASEDICT EQU  $D83F     ; was $D85D - shifted down the same 30 bytes as</w:t>
         <w:br/>
@@ -42512,15 +42468,17 @@
         <w:br/>
         <w:t xml:space="preserve">                         ; fit for its real 1973-byte dictionary content</w:t>
         <w:br/>
-        <w:t xml:space="preserve">                         ; (SECTION 27) and staying perfectly contiguous</w:t>
-        <w:br/>
-        <w:t xml:space="preserve">                         ; with BASECODE's new start. Since grown to 1992</w:t>
-        <w:br/>
-        <w:t xml:space="preserve">                         ; bytes (H_ABORT/H_QUIT/BASELATEST moved in) -</w:t>
-        <w:br/>
-        <w:t xml:space="preserve">                         ; BASECODE has moved again to match; see its own</w:t>
-        <w:br/>
-        <w:t xml:space="preserve">                         ; EQU and the open-items checklist.</w:t>
+        <w:t xml:space="preserve">                         ; (SECTION 27) - contiguous with BASECODE's</w:t>
+        <w:br/>
+        <w:t xml:space="preserve">                         ; start at the time. Since grown to 1992 bytes</w:t>
+        <w:br/>
+        <w:t xml:space="preserve">                         ; (H_ABORT/H_QUIT/BASELATEST moved in), and</w:t>
+        <w:br/>
+        <w:t xml:space="preserve">                         ; BASECODE has since moved again too, no longer</w:t>
+        <w:br/>
+        <w:t xml:space="preserve">                         ; to match - a 35-byte gap now sits between</w:t>
+        <w:br/>
+        <w:t xml:space="preserve">                         ; them; see BASECODE's own EQU.</w:t>
         <w:br/>
         <w:t>INOUT    EQU  $C000     ; was $DF00 - moved so INOUT (256 B) sits</w:t>
         <w:br/>
@@ -42584,6 +42542,76 @@
         <w:br/>
         <w:t xml:space="preserve">                         ; exactly again</w:t>
         <w:br/>
+        <w:br/>
+        <w:t>; ANS transient-region minimums (forth-standard.org/standard/usage,</w:t>
+        <w:br/>
+        <w:t>; section 3.3.3.6 "Other transient regions"), verified against this</w:t>
+        <w:br/>
+        <w:t>; system's actual layout and used to replace the bare "84" that used</w:t>
+        <w:br/>
+        <w:t>; to sit directly inside PADW with a named, documented constant:</w:t>
+        <w:br/>
+        <w:t>;   PADMINSIZE  - PAD's own scratch region, size in characters. WORD's</w:t>
+        <w:br/>
+        <w:t>;                 own separate, fixed WORDBUF already meets its own</w:t>
+        <w:br/>
+        <w:t>;                 33-character minimum exactly (WORDBUF's span up to</w:t>
+        <w:br/>
+        <w:t>;                 where SIBUF used to begin, before SIBUF's later</w:t>
+        <w:br/>
+        <w:t>;                 retirement below, was precisely 33 bytes, confirmed</w:t>
+        <w:br/>
+        <w:t>;                 by address subtraction) - unrelated to this offset,</w:t>
+        <w:br/>
+        <w:t>;                 since this system's WORD uses a dedicated fixed</w:t>
+        <w:br/>
+        <w:t>;                 buffer rather than HERE-relative storage.</w:t>
+        <w:br/>
+        <w:t>;   HOLDMINSIZE - pictured numeric output buffer, size in characters,</w:t>
+        <w:br/>
+        <w:t>;                 (2 * n) + 2 where n = bits per cell (16 here) = 34.</w:t>
+        <w:br/>
+        <w:t>;                 LTNUM ("&lt;#") anchors HLD to PADW's own return value</w:t>
+        <w:br/>
+        <w:t>;                 and HOLD decrements before storing, so this buffer</w:t>
+        <w:br/>
+        <w:t>;                 grows downward from PAD into the CODEHERE-to-PAD</w:t>
+        <w:br/>
+        <w:t>;                 gap, not into PAD's own region above it - confirmed</w:t>
+        <w:br/>
+        <w:t>;                 by tracing LTNUM/HOLD. The gap must be at least</w:t>
+        <w:br/>
+        <w:t>;                 HOLDMINSIZE wide for this to fit.</w:t>
+        <w:br/>
+        <w:t>; PADOFFSET (below) satisfies both: it equals PADMINSIZE, which is</w:t>
+        <w:br/>
+        <w:t>; itself well above HOLDMINSIZE (84 vs 34, 50 bytes of margin) - kept</w:t>
+        <w:br/>
+        <w:t>; as a single, larger-than-either-strict-minimum offset rather than</w:t>
+        <w:br/>
+        <w:t>; two separately-tuned numbers, matching "larger than minimum is</w:t>
+        <w:br/>
+        <w:t>; satisfactory" for a small system.</w:t>
+        <w:br/>
+        <w:t>PADMINSIZE  EQU 84</w:t>
+        <w:br/>
+        <w:t>WORDMINSIZE EQU 33</w:t>
+        <w:br/>
+        <w:t>HOLDMINSIZE EQU 34</w:t>
+        <w:br/>
+        <w:t>PADOFFSET   EQU PADMINSIZE  ; CODEHERE-to-PAD gap; also governs how</w:t>
+        <w:br/>
+        <w:t xml:space="preserve">                            ; much of PAD's own upward-growing region</w:t>
+        <w:br/>
+        <w:t xml:space="preserve">                            ; (now used by both the user and, per this</w:t>
+        <w:br/>
+        <w:t xml:space="preserve">                            ; change, interpreted-mode S" text) is</w:t>
+        <w:br/>
+        <w:t xml:space="preserve">                            ; guaranteed available before something</w:t>
+        <w:br/>
+        <w:t xml:space="preserve">                            ; else might claim it</w:t>
+        <w:br/>
+        <w:br/>
         <w:t>APPCODE  EQU  $7000     ; was $5000 - back to its original address.</w:t>
         <w:br/>
         <w:t xml:space="preserve">                         ; RESOLVED: this once overlapped DSTACK's true</w:t>
@@ -42642,7 +42670,25 @@
         <w:br/>
         <w:t xml:space="preserve">                         ; it already computed against APPVARSEND</w:t>
         <w:br/>
-        <w:t>SIBUF    EQU  $01FB     ; was $0300</w:t>
+        <w:t>; SIBUF EQU $01FB retired - was interpreted-mode S"'s fixed, dedicated</w:t>
+        <w:br/>
+        <w:t>; 32-byte scratch buffer; S" now writes into PAD instead (see SQINTERP,</w:t>
+        <w:br/>
+        <w:t>; String Words section), which is both larger and correctly per-call</w:t>
+        <w:br/>
+        <w:t>; rather than a single buffer shared by every S" call in a session.</w:t>
+        <w:br/>
+        <w:t>; The $01FB-$021A range it used to occupy is left unclaimed rather</w:t>
+        <w:br/>
+        <w:t>; than reassigned - APPVARS below still starts at its own, unchanged</w:t>
+        <w:br/>
+        <w:t>; address ($021B) - to avoid any risk to the rest of this carefully-</w:t>
+        <w:br/>
+        <w:t>; verified memory map for the sake of reclaiming 32 bytes on a system</w:t>
+        <w:br/>
+        <w:t>; with headroom to spare; reclaiming it would need APPVARS to move,</w:t>
+        <w:br/>
+        <w:t>; a separate, larger change not undertaken here.</w:t>
         <w:br/>
         <w:t>WORDBUF  EQU  $01DA     ; was $02D4</w:t>
         <w:br/>
@@ -42652,21 +42698,21 @@
         <w:br/>
         <w:t>SERBUF   EQU  $0106     ; was $0200 - USER0/USER1 removed entirely (see</w:t>
         <w:br/>
-        <w:t xml:space="preserve">                         ; below); the 6 buffers (SERBUF's 4-byte index</w:t>
-        <w:br/>
-        <w:t xml:space="preserve">                         ; block, INBUF, OUTBUF, TIBBUF, WORDBUF, SIBUF)</w:t>
-        <w:br/>
-        <w:t xml:space="preserve">                         ; now sit contiguously right after MVSCRATCH,</w:t>
-        <w:br/>
-        <w:t xml:space="preserve">                         ; with no gap - this also closes a pre-existing</w:t>
-        <w:br/>
-        <w:t xml:space="preserve">                         ; 11-byte gap that used to sit between WORDBUF</w:t>
-        <w:br/>
-        <w:t xml:space="preserve">                         ; and SIBUF ($02F5-$02FF), unrelated to USER0/</w:t>
-        <w:br/>
-        <w:t xml:space="preserve">                         ; USER1 but caught while making this region</w:t>
-        <w:br/>
-        <w:t xml:space="preserve">                         ; genuinely contiguous end to end</w:t>
+        <w:t xml:space="preserve">                         ; below); the 5 buffers (SERBUF's 4-byte index</w:t>
+        <w:br/>
+        <w:t xml:space="preserve">                         ; block, INBUF, OUTBUF, TIBBUF, WORDBUF) still</w:t>
+        <w:br/>
+        <w:t xml:space="preserve">                         ; sit contiguously right after MVSCRATCH, with</w:t>
+        <w:br/>
+        <w:t xml:space="preserve">                         ; no gap - SIBUF, which used to sit right after</w:t>
+        <w:br/>
+        <w:t xml:space="preserve">                         ; WORDBUF closing what was once an 11-byte gap</w:t>
+        <w:br/>
+        <w:t xml:space="preserve">                         ; ($02F5-$02FF) in an earlier address scheme,</w:t>
+        <w:br/>
+        <w:t xml:space="preserve">                         ; is now retired (see above) rather than part</w:t>
+        <w:br/>
+        <w:t xml:space="preserve">                         ; of this contiguous run</w:t>
         <w:br/>
         <w:t>INHEAD   EQU  SERBUF</w:t>
         <w:br/>
@@ -43167,14 +43213,10 @@
         <w:br/>
         <w:t>;   MVCNT    - MOVE/CMOVE's remaining-byte count</w:t>
         <w:br/>
-        <w:t>;     FILLCNT  EQU MVCNT   - FILL's remaining-byte count</w:t>
-        <w:br/>
         <w:t>;     HSLEN    EQU MVCNT   - HOLDS's remaining-char count</w:t>
         <w:br/>
         <w:t>;   MVDST    - MOVE/CMOVE's destination address</w:t>
         <w:br/>
-        <w:t>;     FILLADDR EQU MVDST   - FILL's target address</w:t>
-        <w:br/>
         <w:t>;     HSADDR   EQU MVDST   - HOLDS's source address</w:t>
         <w:br/>
         <w:t>;   MVSRC    - MOVE/CMOVE's source address</w:t>
@@ -43185,6 +43227,12 @@
         <w:br/>
         <w:t>;                            MVSRC's first byte only)</w:t>
         <w:br/>
+        <w:t>; FILLCNT/FILLADDR (formerly aliasing MVCNT/MVDST) were removed once</w:t>
+        <w:br/>
+        <w:t>; genuinely unused - FILLW now keeps its count and address directly</w:t>
+        <w:br/>
+        <w:t>; in Y/X rather than round-tripping through memory each iteration.</w:t>
+        <w:br/>
         <w:t>; ------------------------------------------------------------</w:t>
         <w:br/>
         <w:t xml:space="preserve">         ORG   $0100</w:t>
@@ -43195,12 +43243,8 @@
         <w:br/>
         <w:t>MVSRC      RMB   2</w:t>
         <w:br/>
-        <w:t>FILLCNT  EQU  MVCNT</w:t>
-        <w:br/>
         <w:t>HSLEN    EQU  MVCNT</w:t>
         <w:br/>
-        <w:t>FILLADDR EQU  MVDST</w:t>
-        <w:br/>
         <w:t>HSADDR   EQU  MVDST</w:t>
         <w:br/>
         <w:t>MRESULT  EQU  MVSRC</w:t>
@@ -43214,9 +43258,282 @@
         <w:br/>
         <w:t xml:space="preserve">         ORG USROMSTRT</w:t>
         <w:br/>
+        <w:br/>
+        <w:t>; ============================================================</w:t>
+        <w:br/>
+        <w:t>; UNIT TEST FRAMEWORK</w:t>
+        <w:br/>
+        <w:t>;</w:t>
+        <w:br/>
+        <w:t>; Self-checking assembly-level tests for this ROM's own</w:t>
+        <w:br/>
+        <w:t>; primitives, gated by UNITTESTS below and run once at cold</w:t>
+        <w:br/>
+        <w:t>; boot, right after INITSERIAL and before COLD (so U/S are</w:t>
+        <w:br/>
+        <w:t>; already valid - COLDSTRT sets them at its very start - but</w:t>
+        <w:br/>
+        <w:t>; nothing else has been initialized yet: APPVARS/DPHERE/</w:t>
+        <w:br/>
+        <w:t>; CODEHERE/LATEST/BASE all still hold whatever COLD is about to</w:t>
+        <w:br/>
+        <w:t>; set them to). Lives here, in previously-unused ROM space right</w:t>
+        <w:br/>
+        <w:t>; after INOUT's shadow, since this was pure FILL padding before</w:t>
+        <w:br/>
+        <w:t>; this existed - UNITTESTS=1 removes it entirely and this block</w:t>
+        <w:br/>
+        <w:t>; reverts to exactly that padding, computed automatically below</w:t>
+        <w:br/>
+        <w:t>; via the ROM label rather than a fixed byte count, so it's</w:t>
+        <w:br/>
+        <w:t>; correct either way without needing to be hand-adjusted.</w:t>
+        <w:br/>
+        <w:t>;</w:t>
+        <w:br/>
+        <w:t>; Each test is independent by construction: it saves the data</w:t>
+        <w:br/>
+        <w:t>; stack pointer (U) before touching anything, and unconditionally</w:t>
+        <w:br/>
+        <w:t>; restores it at the end regardless of pass or fail - so one</w:t>
+        <w:br/>
+        <w:t>; test's assertions failing can never leave stack residue for the</w:t>
+        <w:br/>
+        <w:t>; next test to inherit. Test scratch variables live in the very</w:t>
+        <w:br/>
+        <w:t>; start of APPVARS - safe only because tests run strictly before</w:t>
+        <w:br/>
+        <w:t>; COLD initializes VARHERE to that same address; COLD immediately</w:t>
+        <w:br/>
+        <w:t>; and correctly re-purposes that space afterward.</w:t>
+        <w:br/>
+        <w:t>;</w:t>
+        <w:br/>
+        <w:t>; Reporting: each test's name (a counted string, matching how</w:t>
+        <w:br/>
+        <w:t>; BADWORD itself prints a failing word) is printed via COUNT+TYPE,</w:t>
+        <w:br/>
+        <w:t>; followed by " OK" or " FAIL", followed by a CR - all via</w:t>
+        <w:br/>
+        <w:t>; TSTREPORT, shared by every test rather than duplicated in each.</w:t>
+        <w:br/>
+        <w:t>; ============================================================</w:t>
+        <w:br/>
+        <w:t>UNITTESTS EQU 0   ; 0 = included (matches this file's established</w:t>
+        <w:br/>
+        <w:t xml:space="preserve">                  ; IFEQ convention, e.g. SERIALPOLL); 1 = excluded</w:t>
+        <w:br/>
+        <w:t xml:space="preserve">                  ; entirely, reverting to plain FILL padding.</w:t>
+        <w:br/>
+        <w:br/>
+        <w:t xml:space="preserve">         IFEQ  UNITTESTS  ; &gt;&gt;&gt;&gt;&gt;&gt;&gt;&gt;&gt;&gt;</w:t>
+        <w:br/>
+        <w:br/>
+        <w:t>TSTU0    EQU   APPVARS       ; saved U, before a test touches it</w:t>
+        <w:br/>
+        <w:t>TSTUB4   EQU   APPVARS+2     ; U immediately before the op under test</w:t>
+        <w:br/>
+        <w:t>TSTUAF   EQU   APPVARS+4     ; U immediately after the op under test</w:t>
+        <w:br/>
+        <w:t>TSTFLAG  EQU   APPVARS+6     ; scratch for TSTREPORT's pass/fail arg</w:t>
+        <w:br/>
+        <w:br/>
+        <w:t>TSTGUARD EQU   $3C7A         ; sentinel value, pushed below the value</w:t>
+        <w:br/>
+        <w:t xml:space="preserve">                              ; under test, to prove an operation</w:t>
+        <w:br/>
+        <w:t xml:space="preserve">                              ; doesn't disturb what's beneath it</w:t>
+        <w:br/>
+        <w:t>TSTVAL1  EQU   $59E1         ; the value under test itself - neither</w:t>
+        <w:br/>
+        <w:t xml:space="preserve">                              ; constant is 0, 1, or -1, so a test</w:t>
+        <w:br/>
+        <w:t xml:space="preserve">                              ; that only appears to pass due to a</w:t>
+        <w:br/>
+        <w:t xml:space="preserve">                              ; trivial/special-cased value would be</w:t>
+        <w:br/>
+        <w:t xml:space="preserve">                              ; caught rather than masked</w:t>
+        <w:br/>
+        <w:br/>
+        <w:t>; ------------------------------------------------------------</w:t>
+        <w:br/>
+        <w:t>; TSTREPORT - ( testname-caddr passflag -- ) shared by every</w:t>
+        <w:br/>
+        <w:t>; test. Prints the test's name (via COUNT+TYPE), then " OK" or</w:t>
+        <w:br/>
+        <w:t>; " FAIL" depending on passflag (TRUEV = pass, FALSEV = fail),</w:t>
+        <w:br/>
+        <w:t>; then a CR, readying the terminal for the next test's line.</w:t>
+        <w:br/>
+        <w:t>; ------------------------------------------------------------</w:t>
+        <w:br/>
+        <w:t>TSTREPORT: PULU  D</w:t>
+        <w:br/>
+        <w:t xml:space="preserve">           STD   TSTFLAG</w:t>
+        <w:br/>
+        <w:t xml:space="preserve">           JSR   COUNT</w:t>
+        <w:br/>
+        <w:t xml:space="preserve">           JSR   TYPE</w:t>
+        <w:br/>
+        <w:t xml:space="preserve">           LDD   TSTFLAG</w:t>
+        <w:br/>
+        <w:t xml:space="preserve">           BEQ   TSTFAILR</w:t>
+        <w:br/>
+        <w:t xml:space="preserve">           LDD   #TSTOKMSG</w:t>
+        <w:br/>
+        <w:t xml:space="preserve">           PSHU  D</w:t>
+        <w:br/>
+        <w:t xml:space="preserve">           LDD   #TSTOKMSGL</w:t>
+        <w:br/>
+        <w:t xml:space="preserve">           PSHU  D</w:t>
+        <w:br/>
+        <w:t xml:space="preserve">           BRA   TSTPRINT</w:t>
+        <w:br/>
+        <w:t>TSTFAILR:  LDD   #TSTFAILMSG</w:t>
+        <w:br/>
+        <w:t xml:space="preserve">           PSHU  D</w:t>
+        <w:br/>
+        <w:t xml:space="preserve">           LDD   #TSTFAILMSGL</w:t>
+        <w:br/>
+        <w:t xml:space="preserve">           PSHU  D</w:t>
+        <w:br/>
+        <w:t>TSTPRINT:  JSR   TYPE</w:t>
+        <w:br/>
+        <w:t xml:space="preserve">           JSR   CRW</w:t>
+        <w:br/>
+        <w:t xml:space="preserve">           RTS</w:t>
+        <w:br/>
+        <w:br/>
+        <w:t>TSTOKMSG:    FCC " OK"</w:t>
+        <w:br/>
+        <w:t>TSTOKMSGL    EQU  *-TSTOKMSG</w:t>
+        <w:br/>
+        <w:t>TSTFAILMSG:  FCC " FAIL"</w:t>
+        <w:br/>
+        <w:t>TSTFAILMSGL  EQU  *-TSTFAILMSG</w:t>
+        <w:br/>
+        <w:br/>
+        <w:t>; ------------------------------------------------------------</w:t>
+        <w:br/>
+        <w:t>; TSTRUNNER - calls each test group in turn. Add new groups</w:t>
+        <w:br/>
+        <w:t>; here as they're written.</w:t>
+        <w:br/>
+        <w:t>; ------------------------------------------------------------</w:t>
+        <w:br/>
+        <w:t>TSTRUNNER: JSR   TSTSTACK</w:t>
+        <w:br/>
+        <w:t xml:space="preserve">           RTS</w:t>
+        <w:br/>
+        <w:br/>
+        <w:t>; ------------------------------------------------------------</w:t>
+        <w:br/>
+        <w:t>; TSTSTACK - data stack operation tests. Add new tests here as</w:t>
+        <w:br/>
+        <w:t>; they're written.</w:t>
+        <w:br/>
+        <w:t>; ------------------------------------------------------------</w:t>
+        <w:br/>
+        <w:t>TSTSTACK:  JSR   TSTDUP</w:t>
+        <w:br/>
+        <w:t xml:space="preserve">           RTS</w:t>
+        <w:br/>
+        <w:br/>
+        <w:t>; ------------------------------------------------------------</w:t>
+        <w:br/>
+        <w:t>; TSTDUP - unit test for DUP ( x -- x x ). Verifies both the</w:t>
+        <w:br/>
+        <w:t>; stack's contents (the duplicate and the original both equal</w:t>
+        <w:br/>
+        <w:t>; the pushed test value, and the guard beneath is undisturbed)</w:t>
+        <w:br/>
+        <w:t>; and the data stack pointer's movement (exactly one cell, 2</w:t>
+        <w:br/>
+        <w:t>; bytes - DUP's own net effect, not conflated with the two</w:t>
+        <w:br/>
+        <w:t>; pushes that set the test up).</w:t>
+        <w:br/>
+        <w:t>; ------------------------------------------------------------</w:t>
+        <w:br/>
+        <w:t>TSTDUP:    STU   TSTU0</w:t>
+        <w:br/>
+        <w:br/>
+        <w:t xml:space="preserve">           LDD   #TSTGUARD</w:t>
+        <w:br/>
+        <w:t xml:space="preserve">           PSHU  D</w:t>
+        <w:br/>
+        <w:t xml:space="preserve">           LDD   #TSTVAL1</w:t>
+        <w:br/>
+        <w:t xml:space="preserve">           PSHU  D</w:t>
+        <w:br/>
+        <w:t xml:space="preserve">           STU   TSTUB4</w:t>
+        <w:br/>
+        <w:br/>
+        <w:t xml:space="preserve">           JSR   DUP</w:t>
+        <w:br/>
+        <w:br/>
+        <w:t xml:space="preserve">           STU   TSTUAF</w:t>
+        <w:br/>
+        <w:br/>
+        <w:t xml:space="preserve">           PULU  D</w:t>
+        <w:br/>
+        <w:t xml:space="preserve">           CMPD  #TSTVAL1</w:t>
+        <w:br/>
+        <w:t xml:space="preserve">           BNE   TDFAIL</w:t>
+        <w:br/>
+        <w:t xml:space="preserve">           PULU  D</w:t>
+        <w:br/>
+        <w:t xml:space="preserve">           CMPD  #TSTVAL1</w:t>
+        <w:br/>
+        <w:t xml:space="preserve">           BNE   TDFAIL</w:t>
+        <w:br/>
+        <w:t xml:space="preserve">           PULU  D</w:t>
+        <w:br/>
+        <w:t xml:space="preserve">           CMPD  #TSTGUARD</w:t>
+        <w:br/>
+        <w:t xml:space="preserve">           BNE   TDFAIL</w:t>
+        <w:br/>
+        <w:br/>
+        <w:t xml:space="preserve">           LDD   TSTUB4</w:t>
+        <w:br/>
+        <w:t xml:space="preserve">           SUBD  TSTUAF</w:t>
+        <w:br/>
+        <w:t xml:space="preserve">           CMPD  #2</w:t>
+        <w:br/>
+        <w:t xml:space="preserve">           BNE   TDFAIL</w:t>
+        <w:br/>
+        <w:br/>
+        <w:t xml:space="preserve">           LDD   #TRUEV</w:t>
+        <w:br/>
+        <w:t xml:space="preserve">           BRA   TDDONE</w:t>
+        <w:br/>
+        <w:t>TDFAIL:    LDD   #FALSEV</w:t>
+        <w:br/>
+        <w:t>TDDONE:    LDX   #TSTDUPNAME</w:t>
+        <w:br/>
+        <w:t xml:space="preserve">           PSHU  X</w:t>
+        <w:br/>
+        <w:t xml:space="preserve">           PSHU  D</w:t>
+        <w:br/>
+        <w:t xml:space="preserve">           JSR   TSTREPORT</w:t>
+        <w:br/>
+        <w:br/>
+        <w:t xml:space="preserve">           LDU   TSTU0</w:t>
+        <w:br/>
+        <w:t xml:space="preserve">           RTS</w:t>
+        <w:br/>
+        <w:br/>
+        <w:t>TSTDUPNAME: FCB  6</w:t>
+        <w:br/>
+        <w:t xml:space="preserve">            FCC  "TSTDUP"</w:t>
+        <w:br/>
+        <w:br/>
+        <w:t xml:space="preserve">         ENDC  ; &lt;&lt;&lt;&lt;&lt;&lt;&lt;&lt;&lt;&lt;</w:t>
+        <w:br/>
+        <w:br/>
         <w:t>ROM:</w:t>
         <w:br/>
-        <w:t xml:space="preserve">         FILL $FF,BASEDICT-USROMSTRT</w:t>
+        <w:t xml:space="preserve">         FILL $FF,BASEDICT-ROM</w:t>
         <w:br/>
         <w:br/>
       </w:r>
@@ -46091,7 +46408,17 @@
         <w:br/>
         <w:t xml:space="preserve">         JSR   CFERR</w:t>
         <w:br/>
-        <w:t>ELOK:    PULU  X</w:t>
+        <w:t>ELOK:    PULU  D          ; BUG FIX: same class as LOOP/EOFOK - was PULU X</w:t>
+        <w:br/>
+        <w:t xml:space="preserve">         STD   MSCR       ; then used via PSHU X after CCALL/CODECOMMA</w:t>
+        <w:br/>
+        <w:t xml:space="preserve">                          ; below, both of which clobber X internally.</w:t>
+        <w:br/>
+        <w:t xml:space="preserve">                          ; Saved to scratch (not parked on U, since</w:t>
+        <w:br/>
+        <w:t xml:space="preserve">                          ; CODEHERE gets pushed onto U further down,</w:t>
+        <w:br/>
+        <w:t xml:space="preserve">                          ; between the save and the retrieve).</w:t>
         <w:br/>
         <w:t xml:space="preserve">         LDD   #BRANCH</w:t>
         <w:br/>
@@ -46115,43 +46442,876 @@
         <w:br/>
         <w:t xml:space="preserve">         PSHU  D</w:t>
         <w:br/>
+        <w:t xml:space="preserve">         LDD   MSCR</w:t>
+        <w:br/>
+        <w:t xml:space="preserve">         PSHU  D</w:t>
+        <w:br/>
+        <w:t xml:space="preserve">         JSR   PATCH</w:t>
+        <w:br/>
+        <w:t xml:space="preserve">         LDD   NEWFLD</w:t>
+        <w:br/>
+        <w:t xml:space="preserve">         PSHU  D</w:t>
+        <w:br/>
+        <w:t xml:space="preserve">         LDD   #TAGFWD</w:t>
+        <w:br/>
+        <w:t xml:space="preserve">         PSHU  D</w:t>
+        <w:br/>
+        <w:t xml:space="preserve">         RTS</w:t>
+        <w:br/>
+        <w:br/>
+        <w:t>BEGIN:   LDD   CODEHERE</w:t>
+        <w:br/>
+        <w:t xml:space="preserve">         PSHU  D</w:t>
+        <w:br/>
+        <w:t xml:space="preserve">         LDD   #TAGBACK</w:t>
+        <w:br/>
+        <w:t xml:space="preserve">         PSHU  D</w:t>
+        <w:br/>
+        <w:t xml:space="preserve">         RTS</w:t>
+        <w:br/>
+        <w:br/>
+        <w:t>UNTIL:   PULU  D</w:t>
+        <w:br/>
+        <w:t xml:space="preserve">         CMPD  #TAGBACK</w:t>
+        <w:br/>
+        <w:t xml:space="preserve">         BEQ   UNOK</w:t>
+        <w:br/>
+        <w:t xml:space="preserve">         JSR   CFERR</w:t>
+        <w:br/>
+        <w:t>UNOK:    PULU  D          ; BUG FIX: same class as LOOP - was PULU X then</w:t>
+        <w:br/>
+        <w:t xml:space="preserve">         PSHU  D          ; TFR X,D after CCALL/CODECOMMA, both of which</w:t>
+        <w:br/>
+        <w:t xml:space="preserve">                          ; clobber X internally. Parked on U instead.</w:t>
+        <w:br/>
+        <w:t xml:space="preserve">         LDD   #ZBRANCH</w:t>
+        <w:br/>
+        <w:t xml:space="preserve">         PSHU  D</w:t>
+        <w:br/>
+        <w:t xml:space="preserve">         JSR   CCALL</w:t>
+        <w:br/>
+        <w:t xml:space="preserve">         LDD   #0</w:t>
+        <w:br/>
+        <w:t xml:space="preserve">         PSHU  D</w:t>
+        <w:br/>
+        <w:t xml:space="preserve">         JSR   CODECOMMA</w:t>
+        <w:br/>
+        <w:t xml:space="preserve">         LDD   CODEHERE</w:t>
+        <w:br/>
+        <w:t xml:space="preserve">         SUBD  #2</w:t>
+        <w:br/>
+        <w:t xml:space="preserve">         STD   PFIELD</w:t>
+        <w:br/>
+        <w:t xml:space="preserve">         PULU  D</w:t>
+        <w:br/>
+        <w:t xml:space="preserve">         PSHU  D</w:t>
+        <w:br/>
+        <w:t xml:space="preserve">         LDD   PFIELD</w:t>
+        <w:br/>
+        <w:t xml:space="preserve">         PSHU  D</w:t>
+        <w:br/>
+        <w:t xml:space="preserve">         JSR   PATCH</w:t>
+        <w:br/>
+        <w:t xml:space="preserve">         RTS</w:t>
+        <w:br/>
+        <w:br/>
+        <w:t>AGAIN:   PULU  D</w:t>
+        <w:br/>
+        <w:t xml:space="preserve">         CMPD  #TAGBACK</w:t>
+        <w:br/>
+        <w:t xml:space="preserve">         BEQ   AGOK</w:t>
+        <w:br/>
+        <w:t xml:space="preserve">         JSR   CFERR</w:t>
+        <w:br/>
+        <w:t>AGOK:    PULU  D          ; BUG FIX: same class as LOOP - was PULU X then</w:t>
+        <w:br/>
+        <w:t xml:space="preserve">         PSHU  D          ; TFR X,D after CCALL/CODECOMMA, both of which</w:t>
+        <w:br/>
+        <w:t xml:space="preserve">                          ; clobber X internally. Parked on U instead.</w:t>
+        <w:br/>
+        <w:t xml:space="preserve">         LDD   #BRANCH</w:t>
+        <w:br/>
+        <w:t xml:space="preserve">         PSHU  D</w:t>
+        <w:br/>
+        <w:t xml:space="preserve">         JSR   CCALL</w:t>
+        <w:br/>
+        <w:t xml:space="preserve">         LDD   #0</w:t>
+        <w:br/>
+        <w:t xml:space="preserve">         PSHU  D</w:t>
+        <w:br/>
+        <w:t xml:space="preserve">         JSR   CODECOMMA</w:t>
+        <w:br/>
+        <w:t xml:space="preserve">         LDD   CODEHERE</w:t>
+        <w:br/>
+        <w:t xml:space="preserve">         SUBD  #2</w:t>
+        <w:br/>
+        <w:t xml:space="preserve">         STD   PFIELD</w:t>
+        <w:br/>
+        <w:t xml:space="preserve">         PULU  D</w:t>
+        <w:br/>
+        <w:t xml:space="preserve">         PSHU  D</w:t>
+        <w:br/>
+        <w:t xml:space="preserve">         LDD   PFIELD</w:t>
+        <w:br/>
+        <w:t xml:space="preserve">         PSHU  D</w:t>
+        <w:br/>
+        <w:t xml:space="preserve">         JSR   PATCH</w:t>
+        <w:br/>
+        <w:t xml:space="preserve">         RTS</w:t>
+        <w:br/>
+        <w:br/>
+        <w:t>WHILE:   LDD   #ZBRANCH</w:t>
+        <w:br/>
+        <w:t xml:space="preserve">         PSHU  D</w:t>
+        <w:br/>
+        <w:t xml:space="preserve">         JSR   CCALL</w:t>
+        <w:br/>
+        <w:t xml:space="preserve">         LDD   #0</w:t>
+        <w:br/>
+        <w:t xml:space="preserve">         PSHU  D</w:t>
+        <w:br/>
+        <w:t xml:space="preserve">         JSR   CODECOMMA</w:t>
+        <w:br/>
+        <w:t xml:space="preserve">         LDD   CODEHERE</w:t>
+        <w:br/>
+        <w:t xml:space="preserve">         SUBD  #2</w:t>
+        <w:br/>
+        <w:t xml:space="preserve">         PSHU  D</w:t>
+        <w:br/>
+        <w:t xml:space="preserve">         LDD   #TAGFWD</w:t>
+        <w:br/>
+        <w:t xml:space="preserve">         PSHU  D</w:t>
+        <w:br/>
+        <w:t xml:space="preserve">         RTS</w:t>
+        <w:br/>
+        <w:br/>
+        <w:t>REPEAT:  PULU  D</w:t>
+        <w:br/>
+        <w:t xml:space="preserve">         CMPD  #TAGFWD</w:t>
+        <w:br/>
+        <w:t xml:space="preserve">         BEQ   RPOK1</w:t>
+        <w:br/>
+        <w:t xml:space="preserve">         JSR   CFERR</w:t>
+        <w:br/>
+        <w:t>RPOK1:   PULU  X</w:t>
+        <w:br/>
+        <w:t xml:space="preserve">         STX   NEWFLD</w:t>
+        <w:br/>
+        <w:t xml:space="preserve">         PULU  D</w:t>
+        <w:br/>
+        <w:t xml:space="preserve">         CMPD  #TAGBACK</w:t>
+        <w:br/>
+        <w:t xml:space="preserve">         BEQ   RPOK2</w:t>
+        <w:br/>
+        <w:t xml:space="preserve">         JSR   CFERR</w:t>
+        <w:br/>
+        <w:t>RPOK2:   PULU  D          ; BUG FIX: same class as LOOP - was PULU X then</w:t>
+        <w:br/>
+        <w:t xml:space="preserve">         PSHU  D          ; TFR X,D after CCALL/CODECOMMA, both of which</w:t>
+        <w:br/>
+        <w:t xml:space="preserve">                          ; clobber X internally. Parked on U instead.</w:t>
+        <w:br/>
+        <w:t xml:space="preserve">         LDD   #BRANCH</w:t>
+        <w:br/>
+        <w:t xml:space="preserve">         PSHU  D</w:t>
+        <w:br/>
+        <w:t xml:space="preserve">         JSR   CCALL</w:t>
+        <w:br/>
+        <w:t xml:space="preserve">         LDD   #0</w:t>
+        <w:br/>
+        <w:t xml:space="preserve">         PSHU  D</w:t>
+        <w:br/>
+        <w:t xml:space="preserve">         JSR   CODECOMMA</w:t>
+        <w:br/>
+        <w:t xml:space="preserve">         LDD   CODEHERE</w:t>
+        <w:br/>
+        <w:t xml:space="preserve">         SUBD  #2</w:t>
+        <w:br/>
+        <w:t xml:space="preserve">         STD   PFIELD</w:t>
+        <w:br/>
+        <w:t xml:space="preserve">         PULU  D</w:t>
+        <w:br/>
+        <w:t xml:space="preserve">         PSHU  D</w:t>
+        <w:br/>
+        <w:t xml:space="preserve">         LDD   PFIELD</w:t>
+        <w:br/>
+        <w:t xml:space="preserve">         PSHU  D</w:t>
+        <w:br/>
+        <w:t xml:space="preserve">         JSR   PATCH</w:t>
+        <w:br/>
+        <w:t xml:space="preserve">         LDD   CODEHERE</w:t>
+        <w:br/>
+        <w:t xml:space="preserve">         PSHU  D</w:t>
+        <w:br/>
+        <w:t xml:space="preserve">         LDD   NEWFLD</w:t>
+        <w:br/>
+        <w:t xml:space="preserve">         PSHU  D</w:t>
+        <w:br/>
+        <w:t xml:space="preserve">         JSR   PATCH</w:t>
+        <w:br/>
+        <w:t xml:space="preserve">         RTS</w:t>
+        <w:br/>
+        <w:br/>
+        <w:t>RECURSE: LDX   LATEST</w:t>
+        <w:br/>
+        <w:t xml:space="preserve">         LDA   ,X</w:t>
+        <w:br/>
+        <w:t xml:space="preserve">         STA   HDRFLAGS</w:t>
+        <w:br/>
+        <w:t xml:space="preserve">         LEAX  1,X</w:t>
+        <w:br/>
+        <w:t xml:space="preserve">         LDB   HDRFLAGS</w:t>
+        <w:br/>
+        <w:t xml:space="preserve">         ANDB  #$1F</w:t>
+        <w:br/>
+        <w:t xml:space="preserve">         CLRA</w:t>
+        <w:br/>
+        <w:t xml:space="preserve">         LEAX  D,X</w:t>
+        <w:br/>
+        <w:t xml:space="preserve">         LEAX  2,X</w:t>
+        <w:br/>
+        <w:t xml:space="preserve">         LDD   ,X</w:t>
+        <w:br/>
+        <w:t xml:space="preserve">         PSHU  D</w:t>
+        <w:br/>
+        <w:t xml:space="preserve">         JSR   CCALL</w:t>
+        <w:br/>
+        <w:t xml:space="preserve">         RTS</w:t>
+        <w:br/>
+        <w:br/>
+        <w:t>DO:      LDD   #DOSETUP</w:t>
+        <w:br/>
+        <w:t xml:space="preserve">         PSHU  D</w:t>
+        <w:br/>
+        <w:t xml:space="preserve">         JSR   CCALL</w:t>
+        <w:br/>
+        <w:t xml:space="preserve">         LDD   CODEHERE</w:t>
+        <w:br/>
+        <w:t xml:space="preserve">         PSHU  D</w:t>
+        <w:br/>
+        <w:t xml:space="preserve">         LDD   #TAGDO</w:t>
+        <w:br/>
+        <w:t xml:space="preserve">         PSHU  D</w:t>
+        <w:br/>
+        <w:t xml:space="preserve">         RTS</w:t>
+        <w:br/>
+        <w:br/>
+        <w:t>DOSETUP: PULU  D</w:t>
+        <w:br/>
+        <w:t xml:space="preserve">         STD   MSCR</w:t>
+        <w:br/>
+        <w:t xml:space="preserve">         PULU  D</w:t>
+        <w:br/>
+        <w:t xml:space="preserve">         STD   MSCR2</w:t>
+        <w:br/>
+        <w:t xml:space="preserve">         PULS  X</w:t>
+        <w:br/>
+        <w:t xml:space="preserve">         LDD   #0</w:t>
+        <w:br/>
+        <w:t xml:space="preserve">         PSHS  D</w:t>
+        <w:br/>
+        <w:t xml:space="preserve">         LDD   MSCR2</w:t>
+        <w:br/>
+        <w:t xml:space="preserve">         PSHS  D</w:t>
+        <w:br/>
+        <w:t xml:space="preserve">         LDD   MSCR</w:t>
+        <w:br/>
+        <w:t xml:space="preserve">         PSHS  D</w:t>
+        <w:br/>
+        <w:t xml:space="preserve">         PSHS  X</w:t>
+        <w:br/>
+        <w:t xml:space="preserve">         RTS</w:t>
+        <w:br/>
+        <w:br/>
+        <w:t>IWORD:   LDD   2,S        ; BUG FIX: PULS X/PSHS X used to bracket this</w:t>
+        <w:br/>
+        <w:t xml:space="preserve">         PSHU  D          ; read, shifting S by 2 first - so "2,S" landed</w:t>
+        <w:br/>
+        <w:t xml:space="preserve">         RTS              ; on the limit (what's really at 4,S unshifted)</w:t>
+        <w:br/>
+        <w:t xml:space="preserve">                          ; instead of the index. The pair served no</w:t>
+        <w:br/>
+        <w:t xml:space="preserve">                          ; purpose (nothing needed offset 0 for anything</w:t>
+        <w:br/>
+        <w:t xml:space="preserve">                          ; here) - removed, so 2,S directly and</w:t>
+        <w:br/>
+        <w:t xml:space="preserve">                          ; correctly targets the index DOSETUP pushed</w:t>
+        <w:br/>
+        <w:t xml:space="preserve">                          ; there. Confirmed via MAME debugger: "I"</w:t>
+        <w:br/>
+        <w:t xml:space="preserve">                          ; returned the loop limit on every iteration.</w:t>
+        <w:br/>
+        <w:br/>
+        <w:t>JWORD:   LDD   10,S       ; BUG FIX: same class as IWORD above - the</w:t>
+        <w:br/>
+        <w:t xml:space="preserve">         PSHU  D          ; PULS X/PSHS X pair shifted S by 2 first, so</w:t>
+        <w:br/>
+        <w:t xml:space="preserve">         RTS              ; "10,S" landed on the outer loop's limit</w:t>
+        <w:br/>
+        <w:t xml:space="preserve">                          ; instead of its index. Removed for the same</w:t>
+        <w:br/>
+        <w:t xml:space="preserve">                          ; reason - 10,S unshifted already correctly</w:t>
+        <w:br/>
+        <w:t xml:space="preserve">                          ; targets the outer index across a nested nest</w:t>
+        <w:br/>
+        <w:t xml:space="preserve">                          ; of nested DOSETUP frames.</w:t>
+        <w:br/>
+        <w:br/>
+        <w:t>LEAVE:   LDD   #TRUEV    ; BUG FIX (earlier): was PULS X first, shifting</w:t>
+        <w:br/>
+        <w:t xml:space="preserve">         STD   6,S       ; S by 2 before this write, landing 2 bytes</w:t>
+        <w:br/>
+        <w:t xml:space="preserve">         RTS             ; past the LEAVE flag DOSETUP actually pushed.</w:t>
+        <w:br/>
+        <w:t xml:space="preserve">                          ; Fixed by deferring PULS X to after the</w:t>
+        <w:br/>
+        <w:t xml:space="preserve">                          ; write - but that left a PULS X/PSHS X pair</w:t>
+        <w:br/>
+        <w:t xml:space="preserve">                          ; that had become a genuine no-op (nothing</w:t>
+        <w:br/>
+        <w:t xml:space="preserve">                          ; between them touches S or X, and this</w:t>
+        <w:br/>
+        <w:t xml:space="preserve">                          ; routine never uses X's value for anything,</w:t>
+        <w:br/>
+        <w:t xml:space="preserve">                          ; unlike DOTEST's own deferred PULS X, which</w:t>
+        <w:br/>
+        <w:t xml:space="preserve">                          ; feeds LDD ,X/LEAX D,X afterward). Removed,</w:t>
+        <w:br/>
+        <w:t xml:space="preserve">                          ; per the parallel 68000 port's observation,</w:t>
+        <w:br/>
+        <w:t xml:space="preserve">                          ; confirmed by inspection.</w:t>
+        <w:br/>
+        <w:br/>
+        <w:t>LOOP:    PULU  D</w:t>
+        <w:br/>
+        <w:t xml:space="preserve">         CMPD  #TAGDO</w:t>
+        <w:br/>
+        <w:t xml:space="preserve">         BEQ   LOOPOK</w:t>
+        <w:br/>
+        <w:t xml:space="preserve">         JSR   CFERR</w:t>
+        <w:br/>
+        <w:t>LOOPOK:  PULU  D          ; BUG FIX: was PULU X, then TFR X,D to retrieve</w:t>
+        <w:br/>
+        <w:t xml:space="preserve">         PSHU  D          ; it after CCALL/CODECOMMA below - but both of</w:t>
+        <w:br/>
+        <w:t xml:space="preserve">                          ; those clobber X internally (CCALL's own LDX</w:t>
+        <w:br/>
+        <w:t xml:space="preserve">                          ; CODEHERE, CODECOMMA's LDX #CODEHERE via</w:t>
+        <w:br/>
+        <w:t xml:space="preserve">                          ; APPENDCELL), so X no longer held the target</w:t>
+        <w:br/>
+        <w:t xml:space="preserve">                          ; by the time TFR X,D ran - it held the address</w:t>
+        <w:br/>
+        <w:t xml:space="preserve">                          ; of the CODEHERE variable itself, corrupting</w:t>
+        <w:br/>
+        <w:t xml:space="preserve">                          ; the branch displacement PATCH computed.</w:t>
+        <w:br/>
+        <w:t xml:space="preserve">                          ; Parking the target on U instead (untouched by</w:t>
+        <w:br/>
+        <w:t xml:space="preserve">                          ; CCALL/CODECOMMA, which only use D/X/A) keeps</w:t>
+        <w:br/>
+        <w:t xml:space="preserve">                          ; it safe across both calls; retrieved below via</w:t>
+        <w:br/>
+        <w:t xml:space="preserve">                          ; PULU D in place of the old TFR X,D. Confirmed</w:t>
+        <w:br/>
+        <w:t xml:space="preserve">                          ; via MAME debugger: the compiled displacement</w:t>
+        <w:br/>
+        <w:t xml:space="preserve">                          ; came out as +8, executing DOTEST's return to</w:t>
+        <w:br/>
+        <w:t xml:space="preserve">                          ; a near-zero, invalid address.</w:t>
+        <w:br/>
+        <w:t xml:space="preserve">         LDD   #DOTEST</w:t>
+        <w:br/>
+        <w:t xml:space="preserve">         PSHU  D</w:t>
+        <w:br/>
+        <w:t xml:space="preserve">         JSR   CCALL</w:t>
+        <w:br/>
+        <w:t xml:space="preserve">         LDD   #0</w:t>
+        <w:br/>
+        <w:t xml:space="preserve">         PSHU  D</w:t>
+        <w:br/>
+        <w:t xml:space="preserve">         JSR   CODECOMMA</w:t>
+        <w:br/>
+        <w:t xml:space="preserve">         LDD   CODEHERE</w:t>
+        <w:br/>
+        <w:t xml:space="preserve">         SUBD  #2</w:t>
+        <w:br/>
+        <w:t xml:space="preserve">         STD   PFIELD</w:t>
+        <w:br/>
+        <w:t xml:space="preserve">         PULU  D</w:t>
+        <w:br/>
+        <w:t xml:space="preserve">         PSHU  D</w:t>
+        <w:br/>
+        <w:t xml:space="preserve">         LDD   PFIELD</w:t>
+        <w:br/>
+        <w:t xml:space="preserve">         PSHU  D</w:t>
+        <w:br/>
+        <w:t xml:space="preserve">         JSR   PATCH</w:t>
+        <w:br/>
+        <w:br/>
+        <w:t xml:space="preserve">         LDD   ,U</w:t>
+        <w:br/>
+        <w:t xml:space="preserve">         CMPD  #TAGFWD</w:t>
+        <w:br/>
+        <w:t xml:space="preserve">         BNE   LOOPDONE</w:t>
+        <w:br/>
+        <w:t xml:space="preserve">         PULU  D</w:t>
+        <w:br/>
+        <w:t xml:space="preserve">         PULU  X</w:t>
+        <w:br/>
+        <w:t xml:space="preserve">         LDD   CODEHERE</w:t>
+        <w:br/>
+        <w:t xml:space="preserve">         PSHU  D</w:t>
+        <w:br/>
         <w:t xml:space="preserve">         PSHU  X</w:t>
         <w:br/>
         <w:t xml:space="preserve">         JSR   PATCH</w:t>
         <w:br/>
-        <w:t xml:space="preserve">         LDD   NEWFLD</w:t>
+        <w:t>LOOPDONE: RTS</w:t>
+        <w:br/>
+        <w:br/>
+        <w:t>DOTEST:  LDD   6,S       ; BUG FIX: PULS X used to run FIRST, shifting S</w:t>
+        <w:br/>
+        <w:t xml:space="preserve">         BNE   DTEXIT    ; by 2 before these offset reads - "6,S" ended</w:t>
+        <w:br/>
+        <w:t xml:space="preserve">         LDD   2,S       ; up reading past the 3 cells DOSETUP pushed,</w:t>
+        <w:br/>
+        <w:t xml:space="preserve">         ADDD  #1        ; into whatever return address was already on</w:t>
+        <w:br/>
+        <w:t xml:space="preserve">         STD   2,S       ; S below them (e.g. EXECUTE's own), which is</w:t>
+        <w:br/>
+        <w:t xml:space="preserve">         CMPD  4,S       ; almost always nonzero - so BNE DTEXIT fired</w:t>
+        <w:br/>
+        <w:t xml:space="preserve">         BEQ   DTEXIT    ; on the very first pass, exiting immediately.</w:t>
+        <w:br/>
+        <w:t xml:space="preserve">         PULS  X         ; X (the return address to the FDB &lt;offset&gt;</w:t>
+        <w:br/>
+        <w:t xml:space="preserve">         LDD   ,X        ; field, needed for the back-branch) is only</w:t>
+        <w:br/>
+        <w:t xml:space="preserve">         LEAX  D,X       ; actually needed here and in DTEXIT below -</w:t>
+        <w:br/>
+        <w:t xml:space="preserve">         PSHS  X         ; deferred to each path separately instead of</w:t>
+        <w:br/>
+        <w:t xml:space="preserve">         RTS             ; popped once up front. Confirmed via MAME</w:t>
+        <w:br/>
+        <w:t xml:space="preserve">                          ; debugger: DOTEST was tested at $E184, a</w:t>
+        <w:br/>
+        <w:t xml:space="preserve">                          ; leftover EXECUTE return address, instead of</w:t>
+        <w:br/>
+        <w:t xml:space="preserve">                          ; the intended $0000 LEAVE flag.</w:t>
+        <w:br/>
+        <w:t>DTEXIT:  PULS  X</w:t>
+        <w:br/>
+        <w:t xml:space="preserve">         LEAX  2,X</w:t>
+        <w:br/>
+        <w:t xml:space="preserve">         LEAS  6,S</w:t>
+        <w:br/>
+        <w:t xml:space="preserve">         PSHS  X</w:t>
+        <w:br/>
+        <w:t xml:space="preserve">         RTS</w:t>
+        <w:br/>
+        <w:br/>
+        <w:t>PLUSLOOP: PULU D</w:t>
+        <w:br/>
+        <w:t xml:space="preserve">          CMPD #TAGDO</w:t>
+        <w:br/>
+        <w:t xml:space="preserve">          BEQ  PLOOPOK</w:t>
+        <w:br/>
+        <w:t xml:space="preserve">          JSR  CFERR</w:t>
+        <w:br/>
+        <w:t>PLOOPOK:  PULU D          ; BUG FIX: same class as LOOP above - was PULU X</w:t>
+        <w:br/>
+        <w:t xml:space="preserve">          PSHU D          ; then TFR X,D after CCALL/CODECOMMA, both of</w:t>
+        <w:br/>
+        <w:t xml:space="preserve">                          ; which clobber X internally. Parked on U</w:t>
+        <w:br/>
+        <w:t xml:space="preserve">                          ; instead, retrieved below via PULU D.</w:t>
+        <w:br/>
+        <w:t xml:space="preserve">          LDD  #DOPLUSTEST</w:t>
+        <w:br/>
+        <w:t xml:space="preserve">          PSHU D</w:t>
+        <w:br/>
+        <w:t xml:space="preserve">          JSR  CCALL</w:t>
+        <w:br/>
+        <w:t xml:space="preserve">          LDD  #0</w:t>
+        <w:br/>
+        <w:t xml:space="preserve">          PSHU D</w:t>
+        <w:br/>
+        <w:t xml:space="preserve">          JSR  CODECOMMA</w:t>
+        <w:br/>
+        <w:t xml:space="preserve">          LDD  CODEHERE</w:t>
+        <w:br/>
+        <w:t xml:space="preserve">          SUBD #2</w:t>
+        <w:br/>
+        <w:t xml:space="preserve">          STD  PFIELD</w:t>
+        <w:br/>
+        <w:t xml:space="preserve">          PULU D</w:t>
+        <w:br/>
+        <w:t xml:space="preserve">          PSHU D</w:t>
+        <w:br/>
+        <w:t xml:space="preserve">          LDD  PFIELD</w:t>
+        <w:br/>
+        <w:t xml:space="preserve">          PSHU D</w:t>
+        <w:br/>
+        <w:t xml:space="preserve">          JSR  PATCH</w:t>
+        <w:br/>
+        <w:br/>
+        <w:t xml:space="preserve">          LDD  ,U</w:t>
+        <w:br/>
+        <w:t xml:space="preserve">          CMPD #TAGFWD</w:t>
+        <w:br/>
+        <w:t xml:space="preserve">          BNE  PLOOPDONE</w:t>
+        <w:br/>
+        <w:t xml:space="preserve">          PULU D</w:t>
+        <w:br/>
+        <w:t xml:space="preserve">          PULU X</w:t>
+        <w:br/>
+        <w:t xml:space="preserve">          LDD  CODEHERE</w:t>
+        <w:br/>
+        <w:t xml:space="preserve">          PSHU D</w:t>
+        <w:br/>
+        <w:t xml:space="preserve">          PSHU X</w:t>
+        <w:br/>
+        <w:t xml:space="preserve">          JSR  PATCH</w:t>
+        <w:br/>
+        <w:t>PLOOPDONE: RTS</w:t>
+        <w:br/>
+        <w:br/>
+        <w:t>DOPLUSTEST: LDD  6,S      ; BUG FIX: same class as DOTEST - PULS X used to</w:t>
+        <w:br/>
+        <w:t xml:space="preserve">            BNE  DPTEXIT  ; run first, shifting S by 2 before every one of</w:t>
+        <w:br/>
+        <w:t xml:space="preserve">            PULU D        ; these offset reads (6,S/2,S/4,S), landing past</w:t>
+        <w:br/>
+        <w:t xml:space="preserve">            STD  MSCR     ; the 3 cells DOSETUP pushed. Deferred PULS X to</w:t>
+        <w:br/>
+        <w:t xml:space="preserve">            LDD  2,S      ; each path separately below, same fix as DOTEST.</w:t>
+        <w:br/>
+        <w:t xml:space="preserve">            SUBD 4,S</w:t>
+        <w:br/>
+        <w:t xml:space="preserve">            STD  MSCR2</w:t>
+        <w:br/>
+        <w:t xml:space="preserve">            LDD  2,S</w:t>
+        <w:br/>
+        <w:t xml:space="preserve">            ADDD MSCR</w:t>
+        <w:br/>
+        <w:t xml:space="preserve">            STD  2,S</w:t>
+        <w:br/>
+        <w:t xml:space="preserve">            SUBD 4,S</w:t>
+        <w:br/>
+        <w:t xml:space="preserve">            STD  MSCR3</w:t>
+        <w:br/>
+        <w:t xml:space="preserve">            LDA  MSCR2</w:t>
+        <w:br/>
+        <w:t xml:space="preserve">            LDB  MSCR3</w:t>
+        <w:br/>
+        <w:t xml:space="preserve">            PSHS B</w:t>
+        <w:br/>
+        <w:t xml:space="preserve">            EORA ,S+          ; was "EORA B" - not valid 6809 syntax (no</w:t>
+        <w:br/>
+        <w:t xml:space="preserve">                                ; register-to-register EORA); push B, then</w:t>
+        <w:br/>
+        <w:t xml:space="preserve">                                ; operate through ,S+ - the standard 6809</w:t>
+        <w:br/>
+        <w:t xml:space="preserve">                                ; idiom for adding/combining two registers</w:t>
+        <w:br/>
+        <w:t xml:space="preserve">            BMI  DPTEXIT</w:t>
+        <w:br/>
+        <w:t xml:space="preserve">            LDD  MSCR3</w:t>
+        <w:br/>
+        <w:t xml:space="preserve">            BEQ  DPTEXIT</w:t>
+        <w:br/>
+        <w:t xml:space="preserve">            PULS X</w:t>
+        <w:br/>
+        <w:t xml:space="preserve">            LDD  ,X</w:t>
+        <w:br/>
+        <w:t xml:space="preserve">            LEAX D,X</w:t>
+        <w:br/>
+        <w:t xml:space="preserve">            PSHS X</w:t>
+        <w:br/>
+        <w:t xml:space="preserve">            RTS</w:t>
+        <w:br/>
+        <w:t>DPTEXIT:    PULS X</w:t>
+        <w:br/>
+        <w:t xml:space="preserve">            LEAX 2,X</w:t>
+        <w:br/>
+        <w:t xml:space="preserve">            LEAS 6,S</w:t>
+        <w:br/>
+        <w:t xml:space="preserve">            PSHS X</w:t>
+        <w:br/>
+        <w:t xml:space="preserve">            RTS</w:t>
+        <w:br/>
+        <w:br/>
+        <w:t>QDO:     LDD   #QDOSETUP</w:t>
         <w:br/>
         <w:t xml:space="preserve">         PSHU  D</w:t>
         <w:br/>
+        <w:t xml:space="preserve">         JSR   CCALL</w:t>
+        <w:br/>
+        <w:t xml:space="preserve">         LDD   #0</w:t>
+        <w:br/>
+        <w:t xml:space="preserve">         PSHU  D</w:t>
+        <w:br/>
+        <w:t xml:space="preserve">         JSR   CODECOMMA</w:t>
+        <w:br/>
+        <w:t xml:space="preserve">         LDD   CODEHERE</w:t>
+        <w:br/>
+        <w:t xml:space="preserve">         SUBD  #2</w:t>
+        <w:br/>
+        <w:t xml:space="preserve">         PSHU  D</w:t>
+        <w:br/>
         <w:t xml:space="preserve">         LDD   #TAGFWD</w:t>
         <w:br/>
         <w:t xml:space="preserve">         PSHU  D</w:t>
         <w:br/>
+        <w:t xml:space="preserve">         LDD   CODEHERE</w:t>
+        <w:br/>
+        <w:t xml:space="preserve">         PSHU  D</w:t>
+        <w:br/>
+        <w:t xml:space="preserve">         LDD   #TAGDO</w:t>
+        <w:br/>
+        <w:t xml:space="preserve">         PSHU  D</w:t>
+        <w:br/>
         <w:t xml:space="preserve">         RTS</w:t>
         <w:br/>
         <w:br/>
-        <w:t>BEGIN:   LDD   CODEHERE</w:t>
+        <w:t>QDOSETUP: PULU D</w:t>
+        <w:br/>
+        <w:t xml:space="preserve">          STD  MSCR</w:t>
+        <w:br/>
+        <w:t xml:space="preserve">          PULU D</w:t>
+        <w:br/>
+        <w:t xml:space="preserve">          STD  MSCR2</w:t>
+        <w:br/>
+        <w:t xml:space="preserve">          PULS X</w:t>
+        <w:br/>
+        <w:t xml:space="preserve">          LDD  MSCR2</w:t>
+        <w:br/>
+        <w:t xml:space="preserve">          CMPD MSCR</w:t>
+        <w:br/>
+        <w:t xml:space="preserve">          BNE  QDBUILD</w:t>
+        <w:br/>
+        <w:t xml:space="preserve">          LDD  ,X</w:t>
+        <w:br/>
+        <w:t xml:space="preserve">          LEAX D,X</w:t>
+        <w:br/>
+        <w:t xml:space="preserve">          PSHS X</w:t>
+        <w:br/>
+        <w:t xml:space="preserve">          RTS</w:t>
+        <w:br/>
+        <w:t>QDBUILD:  LEAX 2,X</w:t>
+        <w:br/>
+        <w:t xml:space="preserve">          LDD  #0</w:t>
+        <w:br/>
+        <w:t xml:space="preserve">          PSHS D</w:t>
+        <w:br/>
+        <w:t xml:space="preserve">          LDD  MSCR2</w:t>
+        <w:br/>
+        <w:t xml:space="preserve">          PSHS D</w:t>
+        <w:br/>
+        <w:t xml:space="preserve">          LDD  MSCR</w:t>
+        <w:br/>
+        <w:t xml:space="preserve">          PSHS D</w:t>
+        <w:br/>
+        <w:t xml:space="preserve">          PSHS X</w:t>
+        <w:br/>
+        <w:t xml:space="preserve">          RTS</w:t>
+        <w:br/>
+        <w:br/>
+        <w:t>UNLOOP:  RTS             ; DESIGN CHANGE: was PULS X/LEAS 6,S/PSHS X/RTS</w:t>
+        <w:br/>
+        <w:t xml:space="preserve">                          ; (a real discard of the loop-control frame).</w:t>
+        <w:br/>
+        <w:t xml:space="preserve">                          ; EXIT's own EXITUNLOOP mechanism already</w:t>
+        <w:br/>
+        <w:t xml:space="preserve">                          ; discards the frame automatically and</w:t>
+        <w:br/>
+        <w:t xml:space="preserve">                          ; correctly on every path - traced and</w:t>
+        <w:br/>
+        <w:t xml:space="preserve">                          ; confirmed: with no enclosing DO (compiled</w:t>
+        <w:br/>
+        <w:t xml:space="preserve">                          ; count 0), with one enclosing DO and no</w:t>
+        <w:br/>
+        <w:t xml:space="preserve">                          ; prior UNLOOP (discards the full 8-byte</w:t>
+        <w:br/>
+        <w:t xml:space="preserve">                          ; frame correctly). The one combination that</w:t>
+        <w:br/>
+        <w:t xml:space="preserve">                          ; broke was UNLOOP immediately before EXIT -</w:t>
+        <w:br/>
+        <w:t xml:space="preserve">                          ; UNLOOP discarding 6 of the 8 bytes itself,</w:t>
+        <w:br/>
+        <w:t xml:space="preserve">                          ; then EXITUNLOOP unconditionally discarding</w:t>
+        <w:br/>
+        <w:t xml:space="preserve">                          ; a full 8 more, overshooting into whatever</w:t>
+        <w:br/>
+        <w:t xml:space="preserve">                          ; sat below (typically the caller's own</w:t>
+        <w:br/>
+        <w:t xml:space="preserve">                          ; return address) and branching into random</w:t>
+        <w:br/>
+        <w:t xml:space="preserve">                          ; memory on return. Since UNLOOP has no</w:t>
+        <w:br/>
+        <w:t xml:space="preserve">                          ; other legitimate use than immediately</w:t>
+        <w:br/>
+        <w:t xml:space="preserve">                          ; preceding an exit from the definition, and</w:t>
+        <w:br/>
+        <w:t xml:space="preserve">                          ; EXIT already handles that correctly on its</w:t>
+        <w:br/>
+        <w:t xml:space="preserve">                          ; own, UNLOOP is now a true no-op rather than</w:t>
+        <w:br/>
+        <w:t xml:space="preserve">                          ; a second, conflicting discard mechanism.</w:t>
+        <w:br/>
+        <w:br/>
+        <w:t>EXIT:    LDD   #0</w:t>
+        <w:br/>
+        <w:t xml:space="preserve">         STD   EXITCNT</w:t>
+        <w:br/>
+        <w:t xml:space="preserve">         TFR   U,D</w:t>
+        <w:br/>
+        <w:t xml:space="preserve">         STD   EXITPTR</w:t>
+        <w:br/>
+        <w:t>EXSCAN:  LDD   EXITPTR</w:t>
+        <w:br/>
+        <w:t xml:space="preserve">         CMPD  CSP</w:t>
+        <w:br/>
+        <w:t xml:space="preserve">         BEQ   EXSCANDONE</w:t>
+        <w:br/>
+        <w:t xml:space="preserve">         LDX   EXITPTR</w:t>
+        <w:br/>
+        <w:t xml:space="preserve">         LDD   ,X</w:t>
+        <w:br/>
+        <w:t xml:space="preserve">         CMPD  #TAGDO</w:t>
+        <w:br/>
+        <w:t xml:space="preserve">         BNE   EXNOTDO</w:t>
+        <w:br/>
+        <w:t xml:space="preserve">         LDD   EXITCNT</w:t>
+        <w:br/>
+        <w:t xml:space="preserve">         ADDD  #1</w:t>
+        <w:br/>
+        <w:t xml:space="preserve">         STD   EXITCNT</w:t>
+        <w:br/>
+        <w:t>EXNOTDO: LDD   EXITPTR</w:t>
+        <w:br/>
+        <w:t xml:space="preserve">         ADDD  #4</w:t>
+        <w:br/>
+        <w:t xml:space="preserve">         STD   EXITPTR</w:t>
+        <w:br/>
+        <w:t xml:space="preserve">         BRA   EXSCAN</w:t>
+        <w:br/>
+        <w:t>EXSCANDONE:</w:t>
+        <w:br/>
+        <w:t xml:space="preserve">         LDD   #EXITUNLOOP</w:t>
         <w:br/>
         <w:t xml:space="preserve">         PSHU  D</w:t>
         <w:br/>
-        <w:t xml:space="preserve">         LDD   #TAGBACK</w:t>
+        <w:t xml:space="preserve">         JSR   CCALL</w:t>
+        <w:br/>
+        <w:t xml:space="preserve">         LDD   EXITCNT</w:t>
         <w:br/>
         <w:t xml:space="preserve">         PSHU  D</w:t>
         <w:br/>
+        <w:t xml:space="preserve">         JSR   CODECOMMA</w:t>
+        <w:br/>
         <w:t xml:space="preserve">         RTS</w:t>
         <w:br/>
         <w:br/>
-        <w:t>UNTIL:   PULU  D</w:t>
-        <w:br/>
-        <w:t xml:space="preserve">         CMPD  #TAGBACK</w:t>
-        <w:br/>
-        <w:t xml:space="preserve">         BEQ   UNOK</w:t>
+        <w:t>EXITUNLOOP: PULS X</w:t>
+        <w:br/>
+        <w:t xml:space="preserve">            LDD  ,X</w:t>
+        <w:br/>
+        <w:t xml:space="preserve">            TFR  D,Y</w:t>
+        <w:br/>
+        <w:t>EULOOP:     CMPY #0</w:t>
+        <w:br/>
+        <w:t xml:space="preserve">            BEQ  EUDONE</w:t>
+        <w:br/>
+        <w:t xml:space="preserve">            LEAS 8,S</w:t>
+        <w:br/>
+        <w:t xml:space="preserve">            LEAY -1,Y</w:t>
+        <w:br/>
+        <w:t xml:space="preserve">            BRA  EULOOP</w:t>
+        <w:br/>
+        <w:t>EUDONE:     PULS Y</w:t>
+        <w:br/>
+        <w:t xml:space="preserve">            JMP  ,Y</w:t>
+        <w:br/>
+        <w:br/>
+        <w:t>CASEW:   LDD   #0</w:t>
+        <w:br/>
+        <w:t xml:space="preserve">         PSHU  D</w:t>
+        <w:br/>
+        <w:t xml:space="preserve">         LDD   #TAGCASE</w:t>
+        <w:br/>
+        <w:t xml:space="preserve">         PSHU  D</w:t>
+        <w:br/>
+        <w:t xml:space="preserve">         RTS</w:t>
+        <w:br/>
+        <w:br/>
+        <w:t>OF:      LDD   #OVER</w:t>
+        <w:br/>
+        <w:t xml:space="preserve">         PSHU  D</w:t>
+        <w:br/>
+        <w:t xml:space="preserve">         JSR   CCALL</w:t>
+        <w:br/>
+        <w:t xml:space="preserve">         LDD   #EQUALW</w:t>
+        <w:br/>
+        <w:t xml:space="preserve">         PSHU  D</w:t>
+        <w:br/>
+        <w:t xml:space="preserve">         JSR   CCALL</w:t>
+        <w:br/>
+        <w:t xml:space="preserve">         LDD   #ZBRANCH</w:t>
+        <w:br/>
+        <w:t xml:space="preserve">         PSHU  D</w:t>
+        <w:br/>
+        <w:t xml:space="preserve">         JSR   CCALL</w:t>
+        <w:br/>
+        <w:t xml:space="preserve">         LDD   #0</w:t>
+        <w:br/>
+        <w:t xml:space="preserve">         PSHU  D</w:t>
+        <w:br/>
+        <w:t xml:space="preserve">         JSR   CODECOMMA</w:t>
+        <w:br/>
+        <w:t xml:space="preserve">         LDD   CODEHERE</w:t>
+        <w:br/>
+        <w:t xml:space="preserve">         SUBD  #2</w:t>
+        <w:br/>
+        <w:t xml:space="preserve">         PSHU  D</w:t>
+        <w:br/>
+        <w:t xml:space="preserve">         LDD   #DROP</w:t>
+        <w:br/>
+        <w:t xml:space="preserve">         PSHU  D</w:t>
+        <w:br/>
+        <w:t xml:space="preserve">         JSR   CCALL</w:t>
+        <w:br/>
+        <w:t xml:space="preserve">         LDD   #TAGOF</w:t>
+        <w:br/>
+        <w:t xml:space="preserve">         PSHU  D</w:t>
+        <w:br/>
+        <w:t xml:space="preserve">         RTS</w:t>
+        <w:br/>
+        <w:br/>
+        <w:t>ENDOF:   PULU  D</w:t>
+        <w:br/>
+        <w:t xml:space="preserve">         CMPD  #TAGOF</w:t>
+        <w:br/>
+        <w:t xml:space="preserve">         BEQ   EOFOK</w:t>
         <w:br/>
         <w:t xml:space="preserve">         JSR   CFERR</w:t>
         <w:br/>
-        <w:t>UNOK:    PULU  X</w:t>
-        <w:br/>
-        <w:t xml:space="preserve">         LDD   #ZBRANCH</w:t>
+        <w:t>EOFOK:   PULU  D          ; BUG FIX: same class as LOOP - was PULU X then</w:t>
+        <w:br/>
+        <w:t xml:space="preserve">         STD   MSCR       ; used via PSHU X after CCALL/CODECOMMA below,</w:t>
+        <w:br/>
+        <w:t xml:space="preserve">                          ; both of which clobber X internally. Saved to</w:t>
+        <w:br/>
+        <w:t xml:space="preserve">                          ; scratch instead (not parked on U, since</w:t>
+        <w:br/>
+        <w:t xml:space="preserve">                          ; CODEHERE gets pushed onto U further down,</w:t>
+        <w:br/>
+        <w:t xml:space="preserve">                          ; between the save and the retrieve below -</w:t>
+        <w:br/>
+        <w:t xml:space="preserve">                          ; parking on U would retrieve that instead).</w:t>
+        <w:br/>
+        <w:t xml:space="preserve">         LDD   #BRANCH</w:t>
         <w:br/>
         <w:t xml:space="preserve">         PSHU  D</w:t>
         <w:br/>
@@ -46167,716 +47327,15 @@
         <w:br/>
         <w:t xml:space="preserve">         SUBD  #2</w:t>
         <w:br/>
-        <w:t xml:space="preserve">         STD   PFIELD</w:t>
-        <w:br/>
-        <w:t xml:space="preserve">         TFR   X,D</w:t>
+        <w:t xml:space="preserve">         STD   NEWFLD</w:t>
+        <w:br/>
+        <w:t xml:space="preserve">         LDD   CODEHERE</w:t>
         <w:br/>
         <w:t xml:space="preserve">         PSHU  D</w:t>
         <w:br/>
-        <w:t xml:space="preserve">         LDD   PFIELD</w:t>
+        <w:t xml:space="preserve">         LDD   MSCR</w:t>
         <w:br/>
         <w:t xml:space="preserve">         PSHU  D</w:t>
-        <w:br/>
-        <w:t xml:space="preserve">         JSR   PATCH</w:t>
-        <w:br/>
-        <w:t xml:space="preserve">         RTS</w:t>
-        <w:br/>
-        <w:br/>
-        <w:t>AGAIN:   PULU  D</w:t>
-        <w:br/>
-        <w:t xml:space="preserve">         CMPD  #TAGBACK</w:t>
-        <w:br/>
-        <w:t xml:space="preserve">         BEQ   AGOK</w:t>
-        <w:br/>
-        <w:t xml:space="preserve">         JSR   CFERR</w:t>
-        <w:br/>
-        <w:t>AGOK:    PULU  X</w:t>
-        <w:br/>
-        <w:t xml:space="preserve">         LDD   #BRANCH</w:t>
-        <w:br/>
-        <w:t xml:space="preserve">         PSHU  D</w:t>
-        <w:br/>
-        <w:t xml:space="preserve">         JSR   CCALL</w:t>
-        <w:br/>
-        <w:t xml:space="preserve">         LDD   #0</w:t>
-        <w:br/>
-        <w:t xml:space="preserve">         PSHU  D</w:t>
-        <w:br/>
-        <w:t xml:space="preserve">         JSR   CODECOMMA</w:t>
-        <w:br/>
-        <w:t xml:space="preserve">         LDD   CODEHERE</w:t>
-        <w:br/>
-        <w:t xml:space="preserve">         SUBD  #2</w:t>
-        <w:br/>
-        <w:t xml:space="preserve">         STD   PFIELD</w:t>
-        <w:br/>
-        <w:t xml:space="preserve">         TFR   X,D</w:t>
-        <w:br/>
-        <w:t xml:space="preserve">         PSHU  D</w:t>
-        <w:br/>
-        <w:t xml:space="preserve">         LDD   PFIELD</w:t>
-        <w:br/>
-        <w:t xml:space="preserve">         PSHU  D</w:t>
-        <w:br/>
-        <w:t xml:space="preserve">         JSR   PATCH</w:t>
-        <w:br/>
-        <w:t xml:space="preserve">         RTS</w:t>
-        <w:br/>
-        <w:br/>
-        <w:t>WHILE:   LDD   #ZBRANCH</w:t>
-        <w:br/>
-        <w:t xml:space="preserve">         PSHU  D</w:t>
-        <w:br/>
-        <w:t xml:space="preserve">         JSR   CCALL</w:t>
-        <w:br/>
-        <w:t xml:space="preserve">         LDD   #0</w:t>
-        <w:br/>
-        <w:t xml:space="preserve">         PSHU  D</w:t>
-        <w:br/>
-        <w:t xml:space="preserve">         JSR   CODECOMMA</w:t>
-        <w:br/>
-        <w:t xml:space="preserve">         LDD   CODEHERE</w:t>
-        <w:br/>
-        <w:t xml:space="preserve">         SUBD  #2</w:t>
-        <w:br/>
-        <w:t xml:space="preserve">         PSHU  D</w:t>
-        <w:br/>
-        <w:t xml:space="preserve">         LDD   #TAGFWD</w:t>
-        <w:br/>
-        <w:t xml:space="preserve">         PSHU  D</w:t>
-        <w:br/>
-        <w:t xml:space="preserve">         RTS</w:t>
-        <w:br/>
-        <w:br/>
-        <w:t>REPEAT:  PULU  D</w:t>
-        <w:br/>
-        <w:t xml:space="preserve">         CMPD  #TAGFWD</w:t>
-        <w:br/>
-        <w:t xml:space="preserve">         BEQ   RPOK1</w:t>
-        <w:br/>
-        <w:t xml:space="preserve">         JSR   CFERR</w:t>
-        <w:br/>
-        <w:t>RPOK1:   PULU  X</w:t>
-        <w:br/>
-        <w:t xml:space="preserve">         STX   NEWFLD</w:t>
-        <w:br/>
-        <w:t xml:space="preserve">         PULU  D</w:t>
-        <w:br/>
-        <w:t xml:space="preserve">         CMPD  #TAGBACK</w:t>
-        <w:br/>
-        <w:t xml:space="preserve">         BEQ   RPOK2</w:t>
-        <w:br/>
-        <w:t xml:space="preserve">         JSR   CFERR</w:t>
-        <w:br/>
-        <w:t>RPOK2:   PULU  X</w:t>
-        <w:br/>
-        <w:t xml:space="preserve">         LDD   #BRANCH</w:t>
-        <w:br/>
-        <w:t xml:space="preserve">         PSHU  D</w:t>
-        <w:br/>
-        <w:t xml:space="preserve">         JSR   CCALL</w:t>
-        <w:br/>
-        <w:t xml:space="preserve">         LDD   #0</w:t>
-        <w:br/>
-        <w:t xml:space="preserve">         PSHU  D</w:t>
-        <w:br/>
-        <w:t xml:space="preserve">         JSR   CODECOMMA</w:t>
-        <w:br/>
-        <w:t xml:space="preserve">         LDD   CODEHERE</w:t>
-        <w:br/>
-        <w:t xml:space="preserve">         SUBD  #2</w:t>
-        <w:br/>
-        <w:t xml:space="preserve">         STD   PFIELD</w:t>
-        <w:br/>
-        <w:t xml:space="preserve">         TFR   X,D</w:t>
-        <w:br/>
-        <w:t xml:space="preserve">         PSHU  D</w:t>
-        <w:br/>
-        <w:t xml:space="preserve">         LDD   PFIELD</w:t>
-        <w:br/>
-        <w:t xml:space="preserve">         PSHU  D</w:t>
-        <w:br/>
-        <w:t xml:space="preserve">         JSR   PATCH</w:t>
-        <w:br/>
-        <w:t xml:space="preserve">         LDD   CODEHERE</w:t>
-        <w:br/>
-        <w:t xml:space="preserve">         PSHU  D</w:t>
-        <w:br/>
-        <w:t xml:space="preserve">         LDD   NEWFLD</w:t>
-        <w:br/>
-        <w:t xml:space="preserve">         PSHU  D</w:t>
-        <w:br/>
-        <w:t xml:space="preserve">         JSR   PATCH</w:t>
-        <w:br/>
-        <w:t xml:space="preserve">         RTS</w:t>
-        <w:br/>
-        <w:br/>
-        <w:t>RECURSE: LDX   LATEST</w:t>
-        <w:br/>
-        <w:t xml:space="preserve">         LDA   ,X</w:t>
-        <w:br/>
-        <w:t xml:space="preserve">         STA   HDRFLAGS</w:t>
-        <w:br/>
-        <w:t xml:space="preserve">         LEAX  1,X</w:t>
-        <w:br/>
-        <w:t xml:space="preserve">         LDB   HDRFLAGS</w:t>
-        <w:br/>
-        <w:t xml:space="preserve">         ANDB  #$1F</w:t>
-        <w:br/>
-        <w:t xml:space="preserve">         CLRA</w:t>
-        <w:br/>
-        <w:t xml:space="preserve">         LEAX  D,X</w:t>
-        <w:br/>
-        <w:t xml:space="preserve">         LEAX  2,X</w:t>
-        <w:br/>
-        <w:t xml:space="preserve">         LDD   ,X</w:t>
-        <w:br/>
-        <w:t xml:space="preserve">         PSHU  D</w:t>
-        <w:br/>
-        <w:t xml:space="preserve">         JSR   CCALL</w:t>
-        <w:br/>
-        <w:t xml:space="preserve">         RTS</w:t>
-        <w:br/>
-        <w:br/>
-        <w:t>DO:      LDD   #DOSETUP</w:t>
-        <w:br/>
-        <w:t xml:space="preserve">         PSHU  D</w:t>
-        <w:br/>
-        <w:t xml:space="preserve">         JSR   CCALL</w:t>
-        <w:br/>
-        <w:t xml:space="preserve">         LDD   CODEHERE</w:t>
-        <w:br/>
-        <w:t xml:space="preserve">         PSHU  D</w:t>
-        <w:br/>
-        <w:t xml:space="preserve">         LDD   #TAGDO</w:t>
-        <w:br/>
-        <w:t xml:space="preserve">         PSHU  D</w:t>
-        <w:br/>
-        <w:t xml:space="preserve">         RTS</w:t>
-        <w:br/>
-        <w:br/>
-        <w:t>DOSETUP: PULU  D</w:t>
-        <w:br/>
-        <w:t xml:space="preserve">         STD   MSCR</w:t>
-        <w:br/>
-        <w:t xml:space="preserve">         PULU  D</w:t>
-        <w:br/>
-        <w:t xml:space="preserve">         STD   MSCR2</w:t>
-        <w:br/>
-        <w:t xml:space="preserve">         PULS  X</w:t>
-        <w:br/>
-        <w:t xml:space="preserve">         LDD   #0</w:t>
-        <w:br/>
-        <w:t xml:space="preserve">         PSHS  D</w:t>
-        <w:br/>
-        <w:t xml:space="preserve">         LDD   MSCR2</w:t>
-        <w:br/>
-        <w:t xml:space="preserve">         PSHS  D</w:t>
-        <w:br/>
-        <w:t xml:space="preserve">         LDD   MSCR</w:t>
-        <w:br/>
-        <w:t xml:space="preserve">         PSHS  D</w:t>
-        <w:br/>
-        <w:t xml:space="preserve">         PSHS  X</w:t>
-        <w:br/>
-        <w:t xml:space="preserve">         RTS</w:t>
-        <w:br/>
-        <w:br/>
-        <w:t>IWORD:   PULS  X</w:t>
-        <w:br/>
-        <w:t xml:space="preserve">         LDD   2,S</w:t>
-        <w:br/>
-        <w:t xml:space="preserve">         PSHS  X</w:t>
-        <w:br/>
-        <w:t xml:space="preserve">         PSHU  D</w:t>
-        <w:br/>
-        <w:t xml:space="preserve">         RTS</w:t>
-        <w:br/>
-        <w:br/>
-        <w:t>JWORD:   PULS  X</w:t>
-        <w:br/>
-        <w:t xml:space="preserve">         LDD   10,S</w:t>
-        <w:br/>
-        <w:t xml:space="preserve">         PSHS  X</w:t>
-        <w:br/>
-        <w:t xml:space="preserve">         PSHU  D</w:t>
-        <w:br/>
-        <w:t xml:space="preserve">         RTS</w:t>
-        <w:br/>
-        <w:br/>
-        <w:t>LEAVE:   PULS  X</w:t>
-        <w:br/>
-        <w:t xml:space="preserve">         LDD   #TRUEV</w:t>
-        <w:br/>
-        <w:t xml:space="preserve">         STD   6,S</w:t>
-        <w:br/>
-        <w:t xml:space="preserve">         PSHS  X</w:t>
-        <w:br/>
-        <w:t xml:space="preserve">         RTS</w:t>
-        <w:br/>
-        <w:br/>
-        <w:t>LOOP:    PULU  D</w:t>
-        <w:br/>
-        <w:t xml:space="preserve">         CMPD  #TAGDO</w:t>
-        <w:br/>
-        <w:t xml:space="preserve">         BEQ   LOOPOK</w:t>
-        <w:br/>
-        <w:t xml:space="preserve">         JSR   CFERR</w:t>
-        <w:br/>
-        <w:t>LOOPOK:  PULU  X</w:t>
-        <w:br/>
-        <w:t xml:space="preserve">         LDD   #DOTEST</w:t>
-        <w:br/>
-        <w:t xml:space="preserve">         PSHU  D</w:t>
-        <w:br/>
-        <w:t xml:space="preserve">         JSR   CCALL</w:t>
-        <w:br/>
-        <w:t xml:space="preserve">         LDD   #0</w:t>
-        <w:br/>
-        <w:t xml:space="preserve">         PSHU  D</w:t>
-        <w:br/>
-        <w:t xml:space="preserve">         JSR   CODECOMMA</w:t>
-        <w:br/>
-        <w:t xml:space="preserve">         LDD   CODEHERE</w:t>
-        <w:br/>
-        <w:t xml:space="preserve">         SUBD  #2</w:t>
-        <w:br/>
-        <w:t xml:space="preserve">         STD   PFIELD</w:t>
-        <w:br/>
-        <w:t xml:space="preserve">         TFR   X,D</w:t>
-        <w:br/>
-        <w:t xml:space="preserve">         PSHU  D</w:t>
-        <w:br/>
-        <w:t xml:space="preserve">         LDD   PFIELD</w:t>
-        <w:br/>
-        <w:t xml:space="preserve">         PSHU  D</w:t>
-        <w:br/>
-        <w:t xml:space="preserve">         JSR   PATCH</w:t>
-        <w:br/>
-        <w:br/>
-        <w:t xml:space="preserve">         LDD   ,U</w:t>
-        <w:br/>
-        <w:t xml:space="preserve">         CMPD  #TAGFWD</w:t>
-        <w:br/>
-        <w:t xml:space="preserve">         BNE   LOOPDONE</w:t>
-        <w:br/>
-        <w:t xml:space="preserve">         PULU  D</w:t>
-        <w:br/>
-        <w:t xml:space="preserve">         PULU  X</w:t>
-        <w:br/>
-        <w:t xml:space="preserve">         LDD   CODEHERE</w:t>
-        <w:br/>
-        <w:t xml:space="preserve">         PSHU  D</w:t>
-        <w:br/>
-        <w:t xml:space="preserve">         PSHU  X</w:t>
-        <w:br/>
-        <w:t xml:space="preserve">         JSR   PATCH</w:t>
-        <w:br/>
-        <w:t>LOOPDONE: RTS</w:t>
-        <w:br/>
-        <w:br/>
-        <w:t>DOTEST:  PULS  X</w:t>
-        <w:br/>
-        <w:t xml:space="preserve">         LDD   6,S</w:t>
-        <w:br/>
-        <w:t xml:space="preserve">         BNE   DTEXIT</w:t>
-        <w:br/>
-        <w:t xml:space="preserve">         LDD   2,S</w:t>
-        <w:br/>
-        <w:t xml:space="preserve">         ADDD  #1</w:t>
-        <w:br/>
-        <w:t xml:space="preserve">         STD   2,S</w:t>
-        <w:br/>
-        <w:t xml:space="preserve">         CMPD  4,S</w:t>
-        <w:br/>
-        <w:t xml:space="preserve">         BEQ   DTEXIT</w:t>
-        <w:br/>
-        <w:t xml:space="preserve">         LDD   ,X</w:t>
-        <w:br/>
-        <w:t xml:space="preserve">         LEAX  D,X</w:t>
-        <w:br/>
-        <w:t xml:space="preserve">         PSHS  X</w:t>
-        <w:br/>
-        <w:t xml:space="preserve">         RTS</w:t>
-        <w:br/>
-        <w:t>DTEXIT:  LEAX  2,X</w:t>
-        <w:br/>
-        <w:t xml:space="preserve">         LEAS  6,S</w:t>
-        <w:br/>
-        <w:t xml:space="preserve">         PSHS  X</w:t>
-        <w:br/>
-        <w:t xml:space="preserve">         RTS</w:t>
-        <w:br/>
-        <w:br/>
-        <w:t>PLUSLOOP: PULU D</w:t>
-        <w:br/>
-        <w:t xml:space="preserve">          CMPD #TAGDO</w:t>
-        <w:br/>
-        <w:t xml:space="preserve">          BEQ  PLOOPOK</w:t>
-        <w:br/>
-        <w:t xml:space="preserve">          JSR  CFERR</w:t>
-        <w:br/>
-        <w:t>PLOOPOK:  PULU X</w:t>
-        <w:br/>
-        <w:t xml:space="preserve">          LDD  #DOPLUSTEST</w:t>
-        <w:br/>
-        <w:t xml:space="preserve">          PSHU D</w:t>
-        <w:br/>
-        <w:t xml:space="preserve">          JSR  CCALL</w:t>
-        <w:br/>
-        <w:t xml:space="preserve">          LDD  #0</w:t>
-        <w:br/>
-        <w:t xml:space="preserve">          PSHU D</w:t>
-        <w:br/>
-        <w:t xml:space="preserve">          JSR  CODECOMMA</w:t>
-        <w:br/>
-        <w:t xml:space="preserve">          LDD  CODEHERE</w:t>
-        <w:br/>
-        <w:t xml:space="preserve">          SUBD #2</w:t>
-        <w:br/>
-        <w:t xml:space="preserve">          STD  PFIELD</w:t>
-        <w:br/>
-        <w:t xml:space="preserve">          TFR  X,D</w:t>
-        <w:br/>
-        <w:t xml:space="preserve">          PSHU D</w:t>
-        <w:br/>
-        <w:t xml:space="preserve">          LDD  PFIELD</w:t>
-        <w:br/>
-        <w:t xml:space="preserve">          PSHU D</w:t>
-        <w:br/>
-        <w:t xml:space="preserve">          JSR  PATCH</w:t>
-        <w:br/>
-        <w:br/>
-        <w:t xml:space="preserve">          LDD  ,U</w:t>
-        <w:br/>
-        <w:t xml:space="preserve">          CMPD #TAGFWD</w:t>
-        <w:br/>
-        <w:t xml:space="preserve">          BNE  PLOOPDONE</w:t>
-        <w:br/>
-        <w:t xml:space="preserve">          PULU D</w:t>
-        <w:br/>
-        <w:t xml:space="preserve">          PULU X</w:t>
-        <w:br/>
-        <w:t xml:space="preserve">          LDD  CODEHERE</w:t>
-        <w:br/>
-        <w:t xml:space="preserve">          PSHU D</w:t>
-        <w:br/>
-        <w:t xml:space="preserve">          PSHU X</w:t>
-        <w:br/>
-        <w:t xml:space="preserve">          JSR  PATCH</w:t>
-        <w:br/>
-        <w:t>PLOOPDONE: RTS</w:t>
-        <w:br/>
-        <w:br/>
-        <w:t>DOPLUSTEST: PULS X</w:t>
-        <w:br/>
-        <w:t xml:space="preserve">            LDD  6,S</w:t>
-        <w:br/>
-        <w:t xml:space="preserve">            BNE  DPTEXIT</w:t>
-        <w:br/>
-        <w:t xml:space="preserve">            PULU D</w:t>
-        <w:br/>
-        <w:t xml:space="preserve">            STD  MSCR</w:t>
-        <w:br/>
-        <w:t xml:space="preserve">            LDD  2,S</w:t>
-        <w:br/>
-        <w:t xml:space="preserve">            SUBD 4,S</w:t>
-        <w:br/>
-        <w:t xml:space="preserve">            STD  MSCR2</w:t>
-        <w:br/>
-        <w:t xml:space="preserve">            LDD  2,S</w:t>
-        <w:br/>
-        <w:t xml:space="preserve">            ADDD MSCR</w:t>
-        <w:br/>
-        <w:t xml:space="preserve">            STD  2,S</w:t>
-        <w:br/>
-        <w:t xml:space="preserve">            SUBD 4,S</w:t>
-        <w:br/>
-        <w:t xml:space="preserve">            STD  MSCR3</w:t>
-        <w:br/>
-        <w:t xml:space="preserve">            LDA  MSCR2</w:t>
-        <w:br/>
-        <w:t xml:space="preserve">            LDB  MSCR3</w:t>
-        <w:br/>
-        <w:t xml:space="preserve">            PSHS B</w:t>
-        <w:br/>
-        <w:t xml:space="preserve">            EORA ,S+          ; was "EORA B" - not valid 6809 syntax (no</w:t>
-        <w:br/>
-        <w:t xml:space="preserve">                                ; register-to-register EORA); push B, then</w:t>
-        <w:br/>
-        <w:t xml:space="preserve">                                ; operate through ,S+ - the standard 6809</w:t>
-        <w:br/>
-        <w:t xml:space="preserve">                                ; idiom for adding/combining two registers</w:t>
-        <w:br/>
-        <w:t xml:space="preserve">            BMI  DPTEXIT</w:t>
-        <w:br/>
-        <w:t xml:space="preserve">            LDD  MSCR3</w:t>
-        <w:br/>
-        <w:t xml:space="preserve">            BEQ  DPTEXIT</w:t>
-        <w:br/>
-        <w:t xml:space="preserve">            LDD  ,X</w:t>
-        <w:br/>
-        <w:t xml:space="preserve">            LEAX D,X</w:t>
-        <w:br/>
-        <w:t xml:space="preserve">            PSHS X</w:t>
-        <w:br/>
-        <w:t xml:space="preserve">            RTS</w:t>
-        <w:br/>
-        <w:t>DPTEXIT:    LEAX 2,X</w:t>
-        <w:br/>
-        <w:t xml:space="preserve">            LEAS 6,S</w:t>
-        <w:br/>
-        <w:t xml:space="preserve">            PSHS X</w:t>
-        <w:br/>
-        <w:t xml:space="preserve">            RTS</w:t>
-        <w:br/>
-        <w:br/>
-        <w:t>QDO:     LDD   #QDOSETUP</w:t>
-        <w:br/>
-        <w:t xml:space="preserve">         PSHU  D</w:t>
-        <w:br/>
-        <w:t xml:space="preserve">         JSR   CCALL</w:t>
-        <w:br/>
-        <w:t xml:space="preserve">         LDD   #0</w:t>
-        <w:br/>
-        <w:t xml:space="preserve">         PSHU  D</w:t>
-        <w:br/>
-        <w:t xml:space="preserve">         JSR   CODECOMMA</w:t>
-        <w:br/>
-        <w:t xml:space="preserve">         LDD   CODEHERE</w:t>
-        <w:br/>
-        <w:t xml:space="preserve">         SUBD  #2</w:t>
-        <w:br/>
-        <w:t xml:space="preserve">         PSHU  D</w:t>
-        <w:br/>
-        <w:t xml:space="preserve">         LDD   #TAGFWD</w:t>
-        <w:br/>
-        <w:t xml:space="preserve">         PSHU  D</w:t>
-        <w:br/>
-        <w:t xml:space="preserve">         LDD   CODEHERE</w:t>
-        <w:br/>
-        <w:t xml:space="preserve">         PSHU  D</w:t>
-        <w:br/>
-        <w:t xml:space="preserve">         LDD   #TAGDO</w:t>
-        <w:br/>
-        <w:t xml:space="preserve">         PSHU  D</w:t>
-        <w:br/>
-        <w:t xml:space="preserve">         RTS</w:t>
-        <w:br/>
-        <w:br/>
-        <w:t>QDOSETUP: PULU D</w:t>
-        <w:br/>
-        <w:t xml:space="preserve">          STD  MSCR</w:t>
-        <w:br/>
-        <w:t xml:space="preserve">          PULU D</w:t>
-        <w:br/>
-        <w:t xml:space="preserve">          STD  MSCR2</w:t>
-        <w:br/>
-        <w:t xml:space="preserve">          PULS X</w:t>
-        <w:br/>
-        <w:t xml:space="preserve">          LDD  MSCR2</w:t>
-        <w:br/>
-        <w:t xml:space="preserve">          CMPD MSCR</w:t>
-        <w:br/>
-        <w:t xml:space="preserve">          BNE  QDBUILD</w:t>
-        <w:br/>
-        <w:t xml:space="preserve">          LDD  ,X</w:t>
-        <w:br/>
-        <w:t xml:space="preserve">          LEAX D,X</w:t>
-        <w:br/>
-        <w:t xml:space="preserve">          PSHS X</w:t>
-        <w:br/>
-        <w:t xml:space="preserve">          RTS</w:t>
-        <w:br/>
-        <w:t>QDBUILD:  LEAX 2,X</w:t>
-        <w:br/>
-        <w:t xml:space="preserve">          LDD  #0</w:t>
-        <w:br/>
-        <w:t xml:space="preserve">          PSHS D</w:t>
-        <w:br/>
-        <w:t xml:space="preserve">          LDD  MSCR2</w:t>
-        <w:br/>
-        <w:t xml:space="preserve">          PSHS D</w:t>
-        <w:br/>
-        <w:t xml:space="preserve">          LDD  MSCR</w:t>
-        <w:br/>
-        <w:t xml:space="preserve">          PSHS D</w:t>
-        <w:br/>
-        <w:t xml:space="preserve">          PSHS X</w:t>
-        <w:br/>
-        <w:t xml:space="preserve">          RTS</w:t>
-        <w:br/>
-        <w:br/>
-        <w:t>UNLOOP:  PULS  X</w:t>
-        <w:br/>
-        <w:t xml:space="preserve">         LEAS  6,S</w:t>
-        <w:br/>
-        <w:t xml:space="preserve">         PSHS  X</w:t>
-        <w:br/>
-        <w:t xml:space="preserve">         RTS</w:t>
-        <w:br/>
-        <w:br/>
-        <w:t>EXIT:    LDD   #0</w:t>
-        <w:br/>
-        <w:t xml:space="preserve">         STD   EXITCNT</w:t>
-        <w:br/>
-        <w:t xml:space="preserve">         TFR   U,D</w:t>
-        <w:br/>
-        <w:t xml:space="preserve">         STD   EXITPTR</w:t>
-        <w:br/>
-        <w:t>EXSCAN:  LDD   EXITPTR</w:t>
-        <w:br/>
-        <w:t xml:space="preserve">         CMPD  CSP</w:t>
-        <w:br/>
-        <w:t xml:space="preserve">         BEQ   EXSCANDONE</w:t>
-        <w:br/>
-        <w:t xml:space="preserve">         LDX   EXITPTR</w:t>
-        <w:br/>
-        <w:t xml:space="preserve">         LDD   ,X</w:t>
-        <w:br/>
-        <w:t xml:space="preserve">         CMPD  #TAGDO</w:t>
-        <w:br/>
-        <w:t xml:space="preserve">         BNE   EXNOTDO</w:t>
-        <w:br/>
-        <w:t xml:space="preserve">         LDD   EXITCNT</w:t>
-        <w:br/>
-        <w:t xml:space="preserve">         ADDD  #1</w:t>
-        <w:br/>
-        <w:t xml:space="preserve">         STD   EXITCNT</w:t>
-        <w:br/>
-        <w:t>EXNOTDO: LDD   EXITPTR</w:t>
-        <w:br/>
-        <w:t xml:space="preserve">         ADDD  #4</w:t>
-        <w:br/>
-        <w:t xml:space="preserve">         STD   EXITPTR</w:t>
-        <w:br/>
-        <w:t xml:space="preserve">         BRA   EXSCAN</w:t>
-        <w:br/>
-        <w:t>EXSCANDONE:</w:t>
-        <w:br/>
-        <w:t xml:space="preserve">         LDD   #EXITUNLOOP</w:t>
-        <w:br/>
-        <w:t xml:space="preserve">         PSHU  D</w:t>
-        <w:br/>
-        <w:t xml:space="preserve">         JSR   CCALL</w:t>
-        <w:br/>
-        <w:t xml:space="preserve">         LDD   EXITCNT</w:t>
-        <w:br/>
-        <w:t xml:space="preserve">         PSHU  D</w:t>
-        <w:br/>
-        <w:t xml:space="preserve">         JSR   CODECOMMA</w:t>
-        <w:br/>
-        <w:t xml:space="preserve">         RTS</w:t>
-        <w:br/>
-        <w:br/>
-        <w:t>EXITUNLOOP: PULS X</w:t>
-        <w:br/>
-        <w:t xml:space="preserve">            LDD  ,X</w:t>
-        <w:br/>
-        <w:t xml:space="preserve">            TFR  D,Y</w:t>
-        <w:br/>
-        <w:t>EULOOP:     CMPY #0</w:t>
-        <w:br/>
-        <w:t xml:space="preserve">            BEQ  EUDONE</w:t>
-        <w:br/>
-        <w:t xml:space="preserve">            LEAS 8,S</w:t>
-        <w:br/>
-        <w:t xml:space="preserve">            LEAY -1,Y</w:t>
-        <w:br/>
-        <w:t xml:space="preserve">            BRA  EULOOP</w:t>
-        <w:br/>
-        <w:t>EUDONE:     PULS Y</w:t>
-        <w:br/>
-        <w:t xml:space="preserve">            JMP  ,Y</w:t>
-        <w:br/>
-        <w:br/>
-        <w:t>CASEW:   LDD   #0</w:t>
-        <w:br/>
-        <w:t xml:space="preserve">         PSHU  D</w:t>
-        <w:br/>
-        <w:t xml:space="preserve">         LDD   #TAGCASE</w:t>
-        <w:br/>
-        <w:t xml:space="preserve">         PSHU  D</w:t>
-        <w:br/>
-        <w:t xml:space="preserve">         RTS</w:t>
-        <w:br/>
-        <w:br/>
-        <w:t>OF:      LDD   #OVER</w:t>
-        <w:br/>
-        <w:t xml:space="preserve">         PSHU  D</w:t>
-        <w:br/>
-        <w:t xml:space="preserve">         JSR   CCALL</w:t>
-        <w:br/>
-        <w:t xml:space="preserve">         LDD   #EQUALW</w:t>
-        <w:br/>
-        <w:t xml:space="preserve">         PSHU  D</w:t>
-        <w:br/>
-        <w:t xml:space="preserve">         JSR   CCALL</w:t>
-        <w:br/>
-        <w:t xml:space="preserve">         LDD   #ZBRANCH</w:t>
-        <w:br/>
-        <w:t xml:space="preserve">         PSHU  D</w:t>
-        <w:br/>
-        <w:t xml:space="preserve">         JSR   CCALL</w:t>
-        <w:br/>
-        <w:t xml:space="preserve">         LDD   #0</w:t>
-        <w:br/>
-        <w:t xml:space="preserve">         PSHU  D</w:t>
-        <w:br/>
-        <w:t xml:space="preserve">         JSR   CODECOMMA</w:t>
-        <w:br/>
-        <w:t xml:space="preserve">         LDD   CODEHERE</w:t>
-        <w:br/>
-        <w:t xml:space="preserve">         SUBD  #2</w:t>
-        <w:br/>
-        <w:t xml:space="preserve">         PSHU  D</w:t>
-        <w:br/>
-        <w:t xml:space="preserve">         LDD   #DROP</w:t>
-        <w:br/>
-        <w:t xml:space="preserve">         PSHU  D</w:t>
-        <w:br/>
-        <w:t xml:space="preserve">         JSR   CCALL</w:t>
-        <w:br/>
-        <w:t xml:space="preserve">         LDD   #TAGOF</w:t>
-        <w:br/>
-        <w:t xml:space="preserve">         PSHU  D</w:t>
-        <w:br/>
-        <w:t xml:space="preserve">         RTS</w:t>
-        <w:br/>
-        <w:br/>
-        <w:t>ENDOF:   PULU  D</w:t>
-        <w:br/>
-        <w:t xml:space="preserve">         CMPD  #TAGOF</w:t>
-        <w:br/>
-        <w:t xml:space="preserve">         BEQ   EOFOK</w:t>
-        <w:br/>
-        <w:t xml:space="preserve">         JSR   CFERR</w:t>
-        <w:br/>
-        <w:t>EOFOK:   PULU  X</w:t>
-        <w:br/>
-        <w:t xml:space="preserve">         LDD   #BRANCH</w:t>
-        <w:br/>
-        <w:t xml:space="preserve">         PSHU  D</w:t>
-        <w:br/>
-        <w:t xml:space="preserve">         JSR   CCALL</w:t>
-        <w:br/>
-        <w:t xml:space="preserve">         LDD   #0</w:t>
-        <w:br/>
-        <w:t xml:space="preserve">         PSHU  D</w:t>
-        <w:br/>
-        <w:t xml:space="preserve">         JSR   CODECOMMA</w:t>
-        <w:br/>
-        <w:t xml:space="preserve">         LDD   CODEHERE</w:t>
-        <w:br/>
-        <w:t xml:space="preserve">         SUBD  #2</w:t>
-        <w:br/>
-        <w:t xml:space="preserve">         STD   NEWFLD</w:t>
-        <w:br/>
-        <w:t xml:space="preserve">         LDD   CODEHERE</w:t>
-        <w:br/>
-        <w:t xml:space="preserve">         PSHU  D</w:t>
-        <w:br/>
-        <w:t xml:space="preserve">         PSHU  X</w:t>
         <w:br/>
         <w:t xml:space="preserve">         JSR   PATCH</w:t>
         <w:br/>
@@ -49928,12 +50387,72 @@
         <w:t xml:space="preserve">         RTS</w:t>
         <w:br/>
         <w:br/>
-        <w:t>SQINTERP: LDY  SPTR</w:t>
+        <w:t>SQINTERP: ; REDESIGN: was a fixed "LDX #SIBUF" here and at SQIEND -</w:t>
+        <w:br/>
+        <w:t xml:space="preserve">                          ; SIBUF was a dedicated, fixed 32-byte buffer,</w:t>
+        <w:br/>
+        <w:t xml:space="preserve">                          ; capping every interpreted S" string at 32</w:t>
+        <w:br/>
+        <w:t xml:space="preserve">                          ; characters and (worse) shared identically</w:t>
+        <w:br/>
+        <w:t xml:space="preserve">                          ; by every S" call, so a second S" call before</w:t>
+        <w:br/>
+        <w:t xml:space="preserve">                          ; the first string was actually used (e.g.</w:t>
+        <w:br/>
+        <w:t xml:space="preserve">                          ; registering two REPLACES strings, or a</w:t>
+        <w:br/>
+        <w:t xml:space="preserve">                          ; SUBSTITUTE template argument) silently</w:t>
+        <w:br/>
+        <w:t xml:space="preserve">                          ; overwrote the first - confirmed via MAME</w:t>
+        <w:br/>
+        <w:t xml:space="preserve">                          ; testing and traced precisely earlier this</w:t>
+        <w:br/>
+        <w:t xml:space="preserve">                          ; session. Retired per user's own follow-up</w:t>
+        <w:br/>
+        <w:t xml:space="preserve">                          ; testing/design decision: rather than give</w:t>
+        <w:br/>
+        <w:t xml:space="preserve">                          ; REPLACES its own dedicated copy-on-register</w:t>
+        <w:br/>
+        <w:t xml:space="preserve">                          ; storage, wrap each string in its own colon</w:t>
+        <w:br/>
+        <w:t xml:space="preserve">                          ; definition for stable storage instead - but</w:t>
+        <w:br/>
+        <w:t xml:space="preserve">                          ; that still leaves interpreted S" itself</w:t>
+        <w:br/>
+        <w:t xml:space="preserve">                          ; capped at SIBUF's 32 characters for any</w:t>
+        <w:br/>
+        <w:t xml:space="preserve">                          ; single string. Now computes PAD's current</w:t>
+        <w:br/>
+        <w:t xml:space="preserve">                          ; address fresh via PADW (dynamic - depends</w:t>
+        <w:br/>
+        <w:t xml:space="preserve">                          ; on CODEHERE, per ANS's own transient-region</w:t>
+        <w:br/>
+        <w:t xml:space="preserve">                          ; semantics) and writes there instead, giving</w:t>
+        <w:br/>
+        <w:t xml:space="preserve">                          ; interpreted S" access to PAD's full</w:t>
+        <w:br/>
+        <w:t xml:space="preserve">                          ; PADMINSIZE-character region (84, comfortably</w:t>
+        <w:br/>
+        <w:t xml:space="preserve">                          ; above the old 32-character SIBUF limit) -</w:t>
+        <w:br/>
+        <w:t xml:space="preserve">                          ; SIBUF itself is now unused and retired (see</w:t>
+        <w:br/>
+        <w:t xml:space="preserve">                          ; the GLOBALS layout notes above).</w:t>
+        <w:br/>
+        <w:t xml:space="preserve">          JSR  PADW</w:t>
+        <w:br/>
+        <w:t xml:space="preserve">          PULU X</w:t>
+        <w:br/>
+        <w:t xml:space="preserve">          STX  MSCR4        ; save PAD's own address - X gets advanced</w:t>
+        <w:br/>
+        <w:t xml:space="preserve">                             ; by the copy loop below, need the</w:t>
+        <w:br/>
+        <w:t xml:space="preserve">                             ; original back for the return value</w:t>
+        <w:br/>
+        <w:t xml:space="preserve">          LDY  SPTR</w:t>
         <w:br/>
         <w:t xml:space="preserve">          LDB  SCNT</w:t>
         <w:br/>
-        <w:t xml:space="preserve">          LDX  #SIBUF</w:t>
-        <w:br/>
         <w:t xml:space="preserve">          BEQ  SQIEND</w:t>
         <w:br/>
         <w:t>SQICPY:   LDA  ,Y+</w:t>
@@ -49944,7 +50463,7 @@
         <w:br/>
         <w:t xml:space="preserve">          BNE  SQICPY</w:t>
         <w:br/>
-        <w:t>SQIEND:   LDX  #SIBUF</w:t>
+        <w:t>SQIEND:   LDX  MSCR4</w:t>
         <w:br/>
         <w:t xml:space="preserve">          PSHU X</w:t>
         <w:br/>
@@ -50664,7 +51183,27 @@
         <w:br/>
         <w:t xml:space="preserve">           STD  UESRCLEN</w:t>
         <w:br/>
-        <w:t xml:space="preserve">           BEQ  UEPLAIN</w:t>
+        <w:t xml:space="preserve">           BEQ  UELASTBS   ; BUG FIX: was BEQ UEPLAIN - lone trailing</w:t>
+        <w:br/>
+        <w:t xml:space="preserve">                            ; backslash. UESRCLEN is already correctly</w:t>
+        <w:br/>
+        <w:t xml:space="preserve">                            ; 0 here (just decremented for the</w:t>
+        <w:br/>
+        <w:t xml:space="preserve">                            ; backslash itself); falling into UEPLAIN's</w:t>
+        <w:br/>
+        <w:t xml:space="preserve">                            ; shared decrement would double-count it,</w:t>
+        <w:br/>
+        <w:t xml:space="preserve">                            ; underflowing to $FFFF (nonzero), so the</w:t>
+        <w:br/>
+        <w:t xml:space="preserve">                            ; next UELOOP pass's BEQ UEDONE would never</w:t>
+        <w:br/>
+        <w:t xml:space="preserve">                            ; fire - the loop would run past the end</w:t>
+        <w:br/>
+        <w:t xml:space="preserve">                            ; of the intended input. Flagged by the</w:t>
+        <w:br/>
+        <w:t xml:space="preserve">                            ; parallel 68000 port, confirmed by</w:t>
+        <w:br/>
+        <w:t xml:space="preserve">                            ; inspection.</w:t>
         <w:br/>
         <w:t xml:space="preserve">           LDA  ,X+</w:t>
         <w:br/>
@@ -50722,6 +51261,16 @@
         <w:br/>
         <w:t xml:space="preserve">           BRA  UELOOP</w:t>
         <w:br/>
+        <w:t>UELASTBS:  STA  ,Y+       ; A already holds the '\' from the earlier</w:t>
+        <w:br/>
+        <w:t xml:space="preserve">           LDD  UEOUTLEN  ; LDA ,X+ - emit it literally (nothing to</w:t>
+        <w:br/>
+        <w:t xml:space="preserve">           ADDD #1        ; interpret it with), without re-decrementing</w:t>
+        <w:br/>
+        <w:t xml:space="preserve">           STD  UEOUTLEN  ; UESRCLEN (already correctly 0 above)</w:t>
+        <w:br/>
+        <w:t xml:space="preserve">           BRA  UELOOP</w:t>
+        <w:br/>
         <w:t>UEPLAIN:   STA  ,Y+</w:t>
         <w:br/>
         <w:t xml:space="preserve">           LDD  UEOUTLEN</w:t>
@@ -50811,7 +51360,53 @@
         <w:t>SUBCPDONE: RTS</w:t>
         <w:br/>
         <w:br/>
-        <w:t>SUBSTITUTEW: PULU D</w:t>
+        <w:t>SUBSTITUTEW: ; REWRITE: was a plain substring search-and-replace on</w:t>
+        <w:br/>
+        <w:t xml:space="preserve">             ; the bare registered name (via SEARCHW), which found</w:t>
+        <w:br/>
+        <w:t xml:space="preserve">             ; "girl" and replaced only that span, leaving surrounding</w:t>
+        <w:br/>
+        <w:t xml:space="preserve">             ; "%...%" delimiters untouched in the output - and never</w:t>
+        <w:br/>
+        <w:t xml:space="preserve">             ; returned the substitution count ANS requires as a</w:t>
+        <w:br/>
+        <w:t xml:space="preserve">             ; third stack item. Per the ANS spec (forth-standard.org/</w:t>
+        <w:br/>
+        <w:t xml:space="preserve">             ; standard/string/SUBSTITUTE), SUBSTITUTE must scan for</w:t>
+        <w:br/>
+        <w:t xml:space="preserve">             ; text between '%' (ASCII $25) delimiter pairs</w:t>
+        <w:br/>
+        <w:t xml:space="preserve">             ; specifically: "%%" collapses to a single '%' (count</w:t>
+        <w:br/>
+        <w:t xml:space="preserve">             ; unchanged); a name matching the REPLACES registration</w:t>
+        <w:br/>
+        <w:t xml:space="preserve">             ; has the ENTIRE "%name%" span - delimiters included -</w:t>
+        <w:br/>
+        <w:t xml:space="preserve">             ; replaced by the substitution text (count incremented);</w:t>
+        <w:br/>
+        <w:t xml:space="preserve">             ; a non-matching name is passed through unchanged,</w:t>
+        <w:br/>
+        <w:t xml:space="preserve">             ; delimiters and all (count unchanged); an unpaired</w:t>
+        <w:br/>
+        <w:t xml:space="preserve">             ; trailing '%' with no closing delimiter passes the</w:t>
+        <w:br/>
+        <w:t xml:space="preserve">             ; residue through unchanged. Confirmed via MAME testing</w:t>
+        <w:br/>
+        <w:t xml:space="preserve">             ; against a real template. GLOBALS is fully packed</w:t>
+        <w:br/>
+        <w:t xml:space="preserve">             ; (256/256), so this reuses MSCR/MSCR2/MSCR3/MSCR4</w:t>
+        <w:br/>
+        <w:t xml:space="preserve">             ; (confirmed untouched by SUBCOPY) rather than adding</w:t>
+        <w:br/>
+        <w:t xml:space="preserve">             ; dedicated cells: MSCR = current read position, MSCR2 =</w:t>
+        <w:br/>
+        <w:t xml:space="preserve">             ; running substitution count, MSCR3/MSCR4 = local scratch</w:t>
+        <w:br/>
+        <w:t xml:space="preserve">             ; per %-pair found. Reuses the existing COMPAREW for name</w:t>
+        <w:br/>
+        <w:t xml:space="preserve">             ; matching rather than a new comparison loop.</w:t>
+        <w:br/>
+        <w:t xml:space="preserve">             PULU D</w:t>
         <w:br/>
         <w:t xml:space="preserve">             STD  SUBDESTCAP</w:t>
         <w:br/>
@@ -50828,117 +51423,219 @@
         <w:t xml:space="preserve">             STD  SUBSRCADR</w:t>
         <w:br/>
         <w:br/>
-        <w:t xml:space="preserve">             LDD  SUBSRCADR</w:t>
+        <w:t xml:space="preserve">             LDY  SUBDESTADR</w:t>
+        <w:br/>
+        <w:t xml:space="preserve">             STY  SUBWPTR</w:t>
+        <w:br/>
+        <w:t xml:space="preserve">             LDD  #0</w:t>
+        <w:br/>
+        <w:t xml:space="preserve">             STD  SUBOUTLEN</w:t>
+        <w:br/>
+        <w:t xml:space="preserve">             STD  MSCR        ; read position, starts at 0</w:t>
+        <w:br/>
+        <w:t xml:space="preserve">             STD  MSCR2       ; substitution count, starts at 0</w:t>
+        <w:br/>
+        <w:br/>
+        <w:t>SUBSCAN:     LDD  MSCR</w:t>
+        <w:br/>
+        <w:t xml:space="preserve">             CMPD SUBSRCLEN</w:t>
+        <w:br/>
+        <w:t xml:space="preserve">             LBHS SUBSDONE</w:t>
+        <w:br/>
+        <w:t xml:space="preserve">             LDX  SUBSRCADR</w:t>
+        <w:br/>
+        <w:t xml:space="preserve">             LEAX D,X</w:t>
+        <w:br/>
+        <w:t xml:space="preserve">             LDA  ,X</w:t>
+        <w:br/>
+        <w:t xml:space="preserve">             CMPA #$25         ; '%' delimiter</w:t>
+        <w:br/>
+        <w:t xml:space="preserve">             BEQ  SUBPCT</w:t>
+        <w:br/>
+        <w:t xml:space="preserve">             LDD  #1</w:t>
+        <w:br/>
+        <w:t xml:space="preserve">             JSR  SUBCOPY</w:t>
+        <w:br/>
+        <w:t xml:space="preserve">             LDD  MSCR</w:t>
+        <w:br/>
+        <w:t xml:space="preserve">             ADDD #1</w:t>
+        <w:br/>
+        <w:t xml:space="preserve">             STD  MSCR</w:t>
+        <w:br/>
+        <w:t xml:space="preserve">             LBRA SUBSCAN</w:t>
+        <w:br/>
+        <w:br/>
+        <w:t>SUBPCT:      LDD  MSCR</w:t>
+        <w:br/>
+        <w:t xml:space="preserve">             ADDD #1</w:t>
+        <w:br/>
+        <w:t xml:space="preserve">             STD  MSCR3        ; scan for the closing '%'</w:t>
+        <w:br/>
+        <w:t>SUBFINDCL:   LDD  MSCR3</w:t>
+        <w:br/>
+        <w:t xml:space="preserve">             CMPD SUBSRCLEN</w:t>
+        <w:br/>
+        <w:t xml:space="preserve">             BLO  SUBFC2</w:t>
+        <w:br/>
+        <w:t xml:space="preserve">             ; no closing delimiter found - residue passed unchanged</w:t>
+        <w:br/>
+        <w:t xml:space="preserve">             LDD  MSCR</w:t>
+        <w:br/>
+        <w:t xml:space="preserve">             LDX  SUBSRCADR</w:t>
+        <w:br/>
+        <w:t xml:space="preserve">             LEAX D,X</w:t>
+        <w:br/>
+        <w:t xml:space="preserve">             LDD  SUBSRCLEN</w:t>
+        <w:br/>
+        <w:t xml:space="preserve">             SUBD MSCR</w:t>
+        <w:br/>
+        <w:t xml:space="preserve">             JSR  SUBCOPY</w:t>
+        <w:br/>
+        <w:t xml:space="preserve">             LDD  SUBSRCLEN</w:t>
+        <w:br/>
+        <w:t xml:space="preserve">             STD  MSCR</w:t>
+        <w:br/>
+        <w:t xml:space="preserve">             LBRA SUBSCAN</w:t>
+        <w:br/>
+        <w:t>SUBFC2:      LDD  MSCR3</w:t>
+        <w:br/>
+        <w:t xml:space="preserve">             LDX  SUBSRCADR</w:t>
+        <w:br/>
+        <w:t xml:space="preserve">             LEAX D,X</w:t>
+        <w:br/>
+        <w:t xml:space="preserve">             LDA  ,X</w:t>
+        <w:br/>
+        <w:t xml:space="preserve">             CMPA #$25</w:t>
+        <w:br/>
+        <w:t xml:space="preserve">             BEQ  SUBFOUNDCL</w:t>
+        <w:br/>
+        <w:t xml:space="preserve">             LDD  MSCR3</w:t>
+        <w:br/>
+        <w:t xml:space="preserve">             ADDD #1</w:t>
+        <w:br/>
+        <w:t xml:space="preserve">             STD  MSCR3</w:t>
+        <w:br/>
+        <w:t xml:space="preserve">             LBRA SUBFINDCL</w:t>
+        <w:br/>
+        <w:br/>
+        <w:t>SUBFOUNDCL:  LDD  MSCR3</w:t>
+        <w:br/>
+        <w:t xml:space="preserve">             SUBD MSCR</w:t>
+        <w:br/>
+        <w:t xml:space="preserve">             SUBD #1</w:t>
+        <w:br/>
+        <w:t xml:space="preserve">             STD  MSCR4         ; enclosed name length</w:t>
+        <w:br/>
+        <w:t xml:space="preserve">             LBNE SUBHASNAME</w:t>
+        <w:br/>
+        <w:t xml:space="preserve">             ; namelen 0: "%%" -&gt; single '%' to output, count unchanged</w:t>
+        <w:br/>
+        <w:t xml:space="preserve">             LDD  MSCR</w:t>
+        <w:br/>
+        <w:t xml:space="preserve">             LDX  SUBSRCADR</w:t>
+        <w:br/>
+        <w:t xml:space="preserve">             LEAX D,X</w:t>
+        <w:br/>
+        <w:t xml:space="preserve">             LDD  #1</w:t>
+        <w:br/>
+        <w:t xml:space="preserve">             JSR  SUBCOPY</w:t>
+        <w:br/>
+        <w:t xml:space="preserve">             LDD  MSCR3</w:t>
+        <w:br/>
+        <w:t xml:space="preserve">             ADDD #1</w:t>
+        <w:br/>
+        <w:t xml:space="preserve">             STD  MSCR</w:t>
+        <w:br/>
+        <w:t xml:space="preserve">             LBRA SUBSCAN</w:t>
+        <w:br/>
+        <w:br/>
+        <w:t>SUBHASNAME:  LDD  MSCR</w:t>
+        <w:br/>
+        <w:t xml:space="preserve">             ADDD #1</w:t>
+        <w:br/>
+        <w:t xml:space="preserve">             LDX  SUBSRCADR</w:t>
+        <w:br/>
+        <w:t xml:space="preserve">             LEAX D,X</w:t>
+        <w:br/>
+        <w:t xml:space="preserve">             PSHU X</w:t>
+        <w:br/>
+        <w:t xml:space="preserve">             LDD  MSCR4</w:t>
         <w:br/>
         <w:t xml:space="preserve">             PSHU D</w:t>
         <w:br/>
-        <w:t xml:space="preserve">             LDD  SUBSRCLEN</w:t>
+        <w:t xml:space="preserve">             LDD  REPLNAME</w:t>
         <w:br/>
         <w:t xml:space="preserve">             PSHU D</w:t>
         <w:br/>
-        <w:t xml:space="preserve">             LDD  REPLNAME</w:t>
+        <w:t xml:space="preserve">             LDD  REPLNLEN</w:t>
         <w:br/>
         <w:t xml:space="preserve">             PSHU D</w:t>
         <w:br/>
-        <w:t xml:space="preserve">             LDD  REPLNLEN</w:t>
+        <w:t xml:space="preserve">             JSR  COMPAREW</w:t>
+        <w:br/>
+        <w:t xml:space="preserve">             PULU D</w:t>
+        <w:br/>
+        <w:t xml:space="preserve">             CMPD #0</w:t>
+        <w:br/>
+        <w:t xml:space="preserve">             BNE  SUBNOMATCH</w:t>
+        <w:br/>
+        <w:t xml:space="preserve">             ; valid name - replace the whole %name% span</w:t>
+        <w:br/>
+        <w:t xml:space="preserve">             LDX  REPLVAL</w:t>
+        <w:br/>
+        <w:t xml:space="preserve">             LDD  REPLVLEN</w:t>
+        <w:br/>
+        <w:t xml:space="preserve">             JSR  SUBCOPY</w:t>
+        <w:br/>
+        <w:t xml:space="preserve">             LDD  MSCR2</w:t>
+        <w:br/>
+        <w:t xml:space="preserve">             ADDD #1</w:t>
+        <w:br/>
+        <w:t xml:space="preserve">             STD  MSCR2</w:t>
+        <w:br/>
+        <w:t xml:space="preserve">             LDD  MSCR3</w:t>
+        <w:br/>
+        <w:t xml:space="preserve">             ADDD #1</w:t>
+        <w:br/>
+        <w:t xml:space="preserve">             STD  MSCR</w:t>
+        <w:br/>
+        <w:t xml:space="preserve">             LBRA SUBSCAN</w:t>
+        <w:br/>
+        <w:br/>
+        <w:t>SUBNOMATCH:  ; not a registered name - pass %name% through unchanged</w:t>
+        <w:br/>
+        <w:t xml:space="preserve">             LDD  MSCR</w:t>
+        <w:br/>
+        <w:t xml:space="preserve">             LDX  SUBSRCADR</w:t>
+        <w:br/>
+        <w:t xml:space="preserve">             LEAX D,X</w:t>
+        <w:br/>
+        <w:t xml:space="preserve">             LDD  MSCR3</w:t>
+        <w:br/>
+        <w:t xml:space="preserve">             SUBD MSCR</w:t>
+        <w:br/>
+        <w:t xml:space="preserve">             ADDD #1</w:t>
+        <w:br/>
+        <w:t xml:space="preserve">             JSR  SUBCOPY</w:t>
+        <w:br/>
+        <w:t xml:space="preserve">             LDD  MSCR3</w:t>
+        <w:br/>
+        <w:t xml:space="preserve">             ADDD #1</w:t>
+        <w:br/>
+        <w:t xml:space="preserve">             STD  MSCR</w:t>
+        <w:br/>
+        <w:t xml:space="preserve">             LBRA SUBSCAN</w:t>
+        <w:br/>
+        <w:br/>
+        <w:t>SUBSDONE:    LDX  SUBDESTADR</w:t>
+        <w:br/>
+        <w:t xml:space="preserve">             PSHU X</w:t>
+        <w:br/>
+        <w:t xml:space="preserve">             LDD  SUBOUTLEN</w:t>
         <w:br/>
         <w:t xml:space="preserve">             PSHU D</w:t>
         <w:br/>
-        <w:t xml:space="preserve">             JSR  SEARCHW</w:t>
-        <w:br/>
-        <w:t xml:space="preserve">             PULU D</w:t>
-        <w:br/>
-        <w:t xml:space="preserve">             CMPD #0</w:t>
-        <w:br/>
-        <w:t xml:space="preserve">             BEQ  SUBNOTFOUND</w:t>
-        <w:br/>
-        <w:t xml:space="preserve">             PULU D</w:t>
-        <w:br/>
-        <w:t xml:space="preserve">             PULU D</w:t>
-        <w:br/>
-        <w:t xml:space="preserve">             STD  MSCR4</w:t>
-        <w:br/>
-        <w:br/>
-        <w:t xml:space="preserve">             LDY  SUBDESTADR</w:t>
-        <w:br/>
-        <w:t xml:space="preserve">             STY  SUBWPTR</w:t>
-        <w:br/>
-        <w:t xml:space="preserve">             LDD  #0</w:t>
-        <w:br/>
-        <w:t xml:space="preserve">             STD  SUBOUTLEN</w:t>
-        <w:br/>
-        <w:br/>
-        <w:t xml:space="preserve">             LDD  MSCR4</w:t>
-        <w:br/>
-        <w:t xml:space="preserve">             SUBD SUBSRCADR</w:t>
-        <w:br/>
-        <w:t xml:space="preserve">             STD  MSCR3</w:t>
-        <w:br/>
-        <w:t xml:space="preserve">             LDX  SUBSRCADR</w:t>
-        <w:br/>
-        <w:t xml:space="preserve">             LDD  MSCR3</w:t>
-        <w:br/>
-        <w:t xml:space="preserve">             JSR  SUBCOPY</w:t>
-        <w:br/>
-        <w:br/>
-        <w:t xml:space="preserve">             LDX  REPLVAL</w:t>
-        <w:br/>
-        <w:t xml:space="preserve">             LDD  REPLVLEN</w:t>
-        <w:br/>
-        <w:t xml:space="preserve">             JSR  SUBCOPY</w:t>
-        <w:br/>
-        <w:br/>
-        <w:t xml:space="preserve">             LDD  MSCR4</w:t>
-        <w:br/>
-        <w:t xml:space="preserve">             ADDD REPLNLEN</w:t>
-        <w:br/>
-        <w:t xml:space="preserve">             STD  MSCR2</w:t>
-        <w:br/>
-        <w:t xml:space="preserve">             LDD  SUBSRCLEN</w:t>
-        <w:br/>
-        <w:t xml:space="preserve">             SUBD MSCR3</w:t>
-        <w:br/>
-        <w:t xml:space="preserve">             SUBD REPLNLEN</w:t>
-        <w:br/>
-        <w:t xml:space="preserve">             STD  MSCR</w:t>
-        <w:br/>
-        <w:t xml:space="preserve">             LDX  MSCR2</w:t>
-        <w:br/>
-        <w:t xml:space="preserve">             LDD  MSCR</w:t>
-        <w:br/>
-        <w:t xml:space="preserve">             JSR  SUBCOPY</w:t>
-        <w:br/>
-        <w:br/>
-        <w:t xml:space="preserve">             LDX  SUBDESTADR</w:t>
-        <w:br/>
-        <w:t xml:space="preserve">             PSHU X</w:t>
-        <w:br/>
-        <w:t xml:space="preserve">             LDD  SUBOUTLEN</w:t>
-        <w:br/>
-        <w:t xml:space="preserve">             PSHU D</w:t>
-        <w:br/>
-        <w:t xml:space="preserve">             RTS</w:t>
-        <w:br/>
-        <w:br/>
-        <w:t>SUBNOTFOUND: LDY SUBDESTADR</w:t>
-        <w:br/>
-        <w:t xml:space="preserve">             STY SUBWPTR</w:t>
-        <w:br/>
-        <w:t xml:space="preserve">             LDD #0</w:t>
-        <w:br/>
-        <w:t xml:space="preserve">             STD SUBOUTLEN</w:t>
-        <w:br/>
-        <w:t xml:space="preserve">             LDX SUBSRCADR</w:t>
-        <w:br/>
-        <w:t xml:space="preserve">             LDD SUBSRCLEN</w:t>
-        <w:br/>
-        <w:t xml:space="preserve">             JSR SUBCOPY</w:t>
-        <w:br/>
-        <w:t xml:space="preserve">             LDX SUBDESTADR</w:t>
-        <w:br/>
-        <w:t xml:space="preserve">             PSHU X</w:t>
-        <w:br/>
-        <w:t xml:space="preserve">             LDD SUBOUTLEN</w:t>
+        <w:t xml:space="preserve">             LDD  MSCR2</w:t>
         <w:br/>
         <w:t xml:space="preserve">             PSHU D</w:t>
         <w:br/>
@@ -55175,7 +55872,7 @@
       </w:r>
       <w:r>
         <w:rPr/>
-        <w:t>26</w:t>
+        <w:t>27</w:t>
       </w:r>
       <w:r>
         <w:rPr/>
@@ -55261,7 +55958,7 @@
       </w:r>
       <w:r>
         <w:rPr/>
-        <w:t>26</w:t>
+        <w:t>27</w:t>
       </w:r>
       <w:r>
         <w:rPr/>
@@ -55476,7 +56173,7 @@
       </w:r>
       <w:r>
         <w:rPr/>
-        <w:t>21</w:t>
+        <w:t>22</w:t>
       </w:r>
       <w:r>
         <w:rPr/>
@@ -55519,7 +56216,7 @@
       </w:r>
       <w:r>
         <w:rPr/>
-        <w:t>24</w:t>
+        <w:t>25</w:t>
       </w:r>
       <w:r>
         <w:rPr/>
@@ -56078,7 +56775,7 @@
       </w:r>
       <w:r>
         <w:rPr/>
-        <w:t>28</w:t>
+        <w:t>29</w:t>
       </w:r>
       <w:r>
         <w:rPr/>
@@ -56508,7 +57205,7 @@
       </w:r>
       <w:r>
         <w:rPr/>
-        <w:t>28</w:t>
+        <w:t>29</w:t>
       </w:r>
       <w:r>
         <w:rPr/>
@@ -56895,7 +57592,7 @@
       </w:r>
       <w:r>
         <w:rPr/>
-        <w:t>22</w:t>
+        <w:t>23</w:t>
       </w:r>
       <w:r>
         <w:rPr/>
@@ -58013,7 +58710,7 @@
       </w:r>
       <w:r>
         <w:rPr/>
-        <w:t>27</w:t>
+        <w:t>28</w:t>
       </w:r>
       <w:r>
         <w:rPr/>
@@ -58314,7 +59011,7 @@
       </w:r>
       <w:r>
         <w:rPr/>
-        <w:t>27</w:t>
+        <w:t>28</w:t>
       </w:r>
       <w:r>
         <w:rPr/>
@@ -58873,7 +59570,7 @@
       </w:r>
       <w:r>
         <w:rPr/>
-        <w:t>19</w:t>
+        <w:t>20</w:t>
       </w:r>
       <w:r>
         <w:rPr/>
@@ -59346,7 +60043,7 @@
       </w:r>
       <w:r>
         <w:rPr/>
-        <w:t>20</w:t>
+        <w:t>21</w:t>
       </w:r>
       <w:r>
         <w:rPr/>
@@ -59647,7 +60344,7 @@
       </w:r>
       <w:r>
         <w:rPr/>
-        <w:t>19</w:t>
+        <w:t>20</w:t>
       </w:r>
       <w:r>
         <w:rPr/>
@@ -60120,7 +60817,7 @@
       </w:r>
       <w:r>
         <w:rPr/>
-        <w:t>28</w:t>
+        <w:t>29</w:t>
       </w:r>
       <w:r>
         <w:rPr/>
@@ -60421,7 +61118,7 @@
       </w:r>
       <w:r>
         <w:rPr/>
-        <w:t>27</w:t>
+        <w:t>28</w:t>
       </w:r>
       <w:r>
         <w:rPr/>
@@ -60507,7 +61204,7 @@
       </w:r>
       <w:r>
         <w:rPr/>
-        <w:t>26</w:t>
+        <w:t>27</w:t>
       </w:r>
       <w:r>
         <w:rPr/>
@@ -60722,7 +61419,7 @@
       </w:r>
       <w:r>
         <w:rPr/>
-        <w:t>20</w:t>
+        <w:t>21</w:t>
       </w:r>
       <w:r>
         <w:rPr/>
@@ -61625,7 +62322,7 @@
       </w:r>
       <w:r>
         <w:rPr/>
-        <w:t>24</w:t>
+        <w:t>25</w:t>
       </w:r>
       <w:r>
         <w:rPr/>
@@ -62399,7 +63096,7 @@
       </w:r>
       <w:r>
         <w:rPr/>
-        <w:t>26</w:t>
+        <w:t>27</w:t>
       </w:r>
       <w:r>
         <w:rPr/>
@@ -62528,7 +63225,7 @@
       </w:r>
       <w:r>
         <w:rPr/>
-        <w:t>25</w:t>
+        <w:t>26</w:t>
       </w:r>
       <w:r>
         <w:rPr/>
@@ -62743,7 +63440,7 @@
       </w:r>
       <w:r>
         <w:rPr/>
-        <w:t>28</w:t>
+        <w:t>29</w:t>
       </w:r>
       <w:r>
         <w:rPr/>
@@ -62829,7 +63526,7 @@
       </w:r>
       <w:r>
         <w:rPr/>
-        <w:t>25</w:t>
+        <w:t>26</w:t>
       </w:r>
       <w:r>
         <w:rPr/>
@@ -62958,7 +63655,7 @@
       </w:r>
       <w:r>
         <w:rPr/>
-        <w:t>27</w:t>
+        <w:t>28</w:t>
       </w:r>
       <w:r>
         <w:rPr/>
@@ -63001,7 +63698,7 @@
       </w:r>
       <w:r>
         <w:rPr/>
-        <w:t>28</w:t>
+        <w:t>29</w:t>
       </w:r>
       <w:r>
         <w:rPr/>
@@ -63173,7 +63870,7 @@
       </w:r>
       <w:r>
         <w:rPr/>
-        <w:t>26</w:t>
+        <w:t>27</w:t>
       </w:r>
       <w:r>
         <w:rPr/>
@@ -63431,7 +64128,7 @@
       </w:r>
       <w:r>
         <w:rPr/>
-        <w:t>25</w:t>
+        <w:t>26</w:t>
       </w:r>
       <w:r>
         <w:rPr/>
@@ -63560,7 +64257,7 @@
       </w:r>
       <w:r>
         <w:rPr/>
-        <w:t>23</w:t>
+        <w:t>24</w:t>
       </w:r>
       <w:r>
         <w:rPr/>
@@ -64120,7 +64817,7 @@
     </w:r>
     <w:r>
       <w:rPr/>
-      <w:t>143</w:t>
+      <w:t>149</w:t>
     </w:r>
     <w:r>
       <w:rPr/>
